--- a/docx/Begaidarov.docx
+++ b/docx/Begaidarov.docx
@@ -246,17 +246,8 @@
           <w:rFonts w:cs="Times New Roman"/>
           <w:szCs w:val="28"/>
         </w:rPr>
-        <w:t xml:space="preserve">__________ А.Е. </w:t>
-      </w:r>
-      <w:proofErr w:type="spellStart"/>
-      <w:r>
-        <w:rPr>
-          <w:rFonts w:cs="Times New Roman"/>
-          <w:szCs w:val="28"/>
-        </w:rPr>
-        <w:t>Бегайдаров</w:t>
-      </w:r>
-      <w:proofErr w:type="spellEnd"/>
+        <w:t>__________ А.Е. Бегайдаров</w:t>
+      </w:r>
     </w:p>
     <w:p>
       <w:pPr>
@@ -397,23 +388,7 @@
           <w:rFonts w:cs="Times New Roman"/>
           <w:szCs w:val="28"/>
         </w:rPr>
-        <w:t xml:space="preserve">                                                                       _______ __________ А.А. </w:t>
-      </w:r>
-      <w:proofErr w:type="spellStart"/>
-      <w:r>
-        <w:rPr>
-          <w:rFonts w:cs="Times New Roman"/>
-          <w:szCs w:val="28"/>
-        </w:rPr>
-        <w:t>Калентьев</w:t>
-      </w:r>
-      <w:proofErr w:type="spellEnd"/>
-      <w:r>
-        <w:rPr>
-          <w:rFonts w:cs="Times New Roman"/>
-          <w:szCs w:val="28"/>
-        </w:rPr>
-        <w:t xml:space="preserve"> </w:t>
+        <w:t xml:space="preserve">                                                                       _______ __________ А.А. Калентьев </w:t>
       </w:r>
     </w:p>
     <w:p>
@@ -2731,15 +2706,7 @@
         <w:jc w:val="both"/>
       </w:pPr>
       <w:r>
-        <w:t xml:space="preserve">Заказчиком работ является: кандидат технических наук, доцент кафедры компьютерных систем в управлении и проектировании (КСУП) </w:t>
-      </w:r>
-      <w:proofErr w:type="spellStart"/>
-      <w:r>
-        <w:t>Калентьев</w:t>
-      </w:r>
-      <w:proofErr w:type="spellEnd"/>
-      <w:r>
-        <w:t xml:space="preserve"> Алексей Анатольевич.</w:t>
+        <w:t>Заказчиком работ является: кандидат технических наук, доцент кафедры компьютерных систем в управлении и проектировании (КСУП) Калентьев Алексей Анатольевич.</w:t>
       </w:r>
     </w:p>
     <w:p>
@@ -3016,13 +2983,21 @@
       <w:r>
         <w:t>“</w:t>
       </w:r>
-      <w:proofErr w:type="spellStart"/>
-      <w:r>
-        <w:t>Кранштейн</w:t>
-      </w:r>
-      <w:proofErr w:type="spellEnd"/>
-      <w:r>
-        <w:t xml:space="preserve"> для гитары</w:t>
+      <w:commentRangeStart w:id="7"/>
+      <w:r>
+        <w:t xml:space="preserve">Кранштейн </w:t>
+      </w:r>
+      <w:commentRangeEnd w:id="7"/>
+      <w:r>
+        <w:rPr>
+          <w:rStyle w:val="af"/>
+          <w:sz w:val="28"/>
+          <w:szCs w:val="22"/>
+        </w:rPr>
+        <w:commentReference w:id="7"/>
+      </w:r>
+      <w:r>
+        <w:t>для гитары</w:t>
       </w:r>
       <w:r>
         <w:t>”</w:t>
@@ -3082,7 +3057,7 @@
           <w:szCs w:val="28"/>
         </w:rPr>
       </w:pPr>
-      <w:bookmarkStart w:id="7" w:name="_Toc240445246"/>
+      <w:bookmarkStart w:id="8" w:name="_Toc240445246"/>
       <w:r>
         <w:rPr>
           <w:rFonts w:ascii="Times New Roman" w:hAnsi="Times New Roman" w:cs="Times New Roman"/>
@@ -3094,7 +3069,7 @@
         </w:rPr>
         <w:t>2.2 Назначение АС</w:t>
       </w:r>
-      <w:bookmarkEnd w:id="7"/>
+      <w:bookmarkEnd w:id="8"/>
     </w:p>
     <w:p>
       <w:pPr>
@@ -3172,7 +3147,7 @@
                     <pic:cNvPicPr/>
                   </pic:nvPicPr>
                   <pic:blipFill rotWithShape="1">
-                    <a:blip r:embed="rId5"/>
+                    <a:blip r:embed="rId9"/>
                     <a:srcRect t="1211"/>
                     <a:stretch>
                       <a:fillRect/>
@@ -3257,7 +3232,7 @@
           <w:szCs w:val="28"/>
         </w:rPr>
       </w:pPr>
-      <w:bookmarkStart w:id="8" w:name="_Toc240445247"/>
+      <w:bookmarkStart w:id="9" w:name="_Toc240445247"/>
       <w:r>
         <w:rPr>
           <w:rFonts w:ascii="Times New Roman" w:hAnsi="Times New Roman" w:cs="Times New Roman"/>
@@ -3270,7 +3245,7 @@
         <w:lastRenderedPageBreak/>
         <w:t>3 ТРЕБОВАНИЯ К АВТОМАТИЗИРОВАННОЙ СИСТЕМЕ</w:t>
       </w:r>
-      <w:bookmarkEnd w:id="8"/>
+      <w:bookmarkEnd w:id="9"/>
     </w:p>
     <w:p>
       <w:pPr>
@@ -3293,7 +3268,7 @@
           <w:szCs w:val="28"/>
         </w:rPr>
       </w:pPr>
-      <w:bookmarkStart w:id="9" w:name="_Toc240445248"/>
+      <w:bookmarkStart w:id="10" w:name="_Toc240445248"/>
       <w:r>
         <w:rPr>
           <w:rFonts w:ascii="Times New Roman" w:hAnsi="Times New Roman" w:cs="Times New Roman"/>
@@ -3305,7 +3280,7 @@
         </w:rPr>
         <w:t>3.1 Требования к структуре АС в целом</w:t>
       </w:r>
-      <w:bookmarkEnd w:id="9"/>
+      <w:bookmarkEnd w:id="10"/>
     </w:p>
     <w:p>
       <w:pPr>
@@ -3607,6 +3582,7 @@
       <w:r>
         <w:t xml:space="preserve"> </w:t>
       </w:r>
+      <w:commentRangeStart w:id="11"/>
       <w:r>
         <w:t>г</w:t>
       </w:r>
@@ -3629,7 +3605,19 @@
         <w:t xml:space="preserve"> </w:t>
       </w:r>
       <w:r>
-        <w:t xml:space="preserve">глубина паза жестко </w:t>
+        <w:t xml:space="preserve">глубина паза </w:t>
+      </w:r>
+      <w:commentRangeEnd w:id="11"/>
+      <w:r>
+        <w:rPr>
+          <w:rStyle w:val="af"/>
+          <w:sz w:val="28"/>
+          <w:szCs w:val="22"/>
+        </w:rPr>
+        <w:commentReference w:id="11"/>
+      </w:r>
+      <w:r>
+        <w:t xml:space="preserve">жестко </w:t>
       </w:r>
       <w:r>
         <w:t>ограничена общей длиной детали. Для обеспечения прочности пристенной зоны и предотвращения излома, толщина задней стенки кронштейна должна составлять не менее 30 мм.</w:t>
@@ -3944,23 +3932,23 @@
         <w:jc w:val="both"/>
       </w:pPr>
       <w:r>
-        <w:t xml:space="preserve">Пользовательские интерфейсы для всех подсистем, разработанных в рамках создания системы должны быть выполнены в виде </w:t>
-      </w:r>
-      <w:proofErr w:type="spellStart"/>
-      <w:r>
-        <w:t>desktopинтерфейсов</w:t>
-      </w:r>
-      <w:proofErr w:type="spellEnd"/>
-      <w:r>
-        <w:t xml:space="preserve"> с помощью фреймворков </w:t>
-      </w:r>
-      <w:proofErr w:type="spellStart"/>
-      <w:r>
-        <w:t>WindowsForms</w:t>
-      </w:r>
-      <w:proofErr w:type="spellEnd"/>
-      <w:r>
-        <w:t>, WPF или аналогичных им, позволяющих создавать пользовательские интерфейсы для ОС Windows 10 и выше.</w:t>
+        <w:t>Пользовательские интерфейсы для всех подсистем, разработанных в рамках создания системы должны быть выполнены в виде desk</w:t>
+      </w:r>
+      <w:commentRangeStart w:id="12"/>
+      <w:r>
+        <w:t>topинтерфей</w:t>
+      </w:r>
+      <w:commentRangeEnd w:id="12"/>
+      <w:r>
+        <w:rPr>
+          <w:rStyle w:val="af"/>
+          <w:sz w:val="28"/>
+          <w:szCs w:val="22"/>
+        </w:rPr>
+        <w:commentReference w:id="12"/>
+      </w:r>
+      <w:r>
+        <w:t>сов с помощью фреймворков WindowsForms, WPF или аналогичных им, позволяющих создавать пользовательские интерфейсы для ОС Windows 10 и выше.</w:t>
       </w:r>
     </w:p>
     <w:p>
@@ -3980,15 +3968,7 @@
         <w:jc w:val="both"/>
       </w:pPr>
       <w:r>
-        <w:t xml:space="preserve">Элементы интерфейса должны отвечать рекомендациям по верстке интерфейсов </w:t>
-      </w:r>
-      <w:proofErr w:type="spellStart"/>
-      <w:r>
-        <w:t>desktop</w:t>
-      </w:r>
-      <w:proofErr w:type="spellEnd"/>
-      <w:r>
-        <w:t>-приложений указанным в источнике [1].</w:t>
+        <w:t>Элементы интерфейса должны отвечать рекомендациям по верстке интерфейсов desktop-приложений указанным в источнике [1].</w:t>
       </w:r>
     </w:p>
     <w:p>
@@ -4133,7 +4113,7 @@
           <w:szCs w:val="28"/>
         </w:rPr>
       </w:pPr>
-      <w:bookmarkStart w:id="10" w:name="_Toc240445249"/>
+      <w:bookmarkStart w:id="13" w:name="_Toc240445249"/>
       <w:r>
         <w:rPr>
           <w:rFonts w:ascii="Times New Roman" w:hAnsi="Times New Roman" w:cs="Times New Roman"/>
@@ -4145,7 +4125,7 @@
         </w:rPr>
         <w:t>3.2 Требования к функциям (задачам), выполняемым АС</w:t>
       </w:r>
-      <w:bookmarkEnd w:id="10"/>
+      <w:bookmarkEnd w:id="13"/>
     </w:p>
     <w:p>
       <w:pPr>
@@ -4227,7 +4207,23 @@
         <w:t>D</w:t>
       </w:r>
       <w:r>
-        <w:t>”, производящая построение секции забора по заданным параметрам</w:t>
+        <w:t xml:space="preserve">”, производящая построение секции </w:t>
+      </w:r>
+      <w:commentRangeStart w:id="14"/>
+      <w:r>
+        <w:t xml:space="preserve">забора </w:t>
+      </w:r>
+      <w:commentRangeEnd w:id="14"/>
+      <w:r>
+        <w:rPr>
+          <w:rStyle w:val="af"/>
+          <w:sz w:val="28"/>
+          <w:szCs w:val="22"/>
+        </w:rPr>
+        <w:commentReference w:id="14"/>
+      </w:r>
+      <w:r>
+        <w:t>по заданным параметрам</w:t>
       </w:r>
       <w:r>
         <w:t>.</w:t>
@@ -4254,7 +4250,7 @@
           <w:szCs w:val="28"/>
         </w:rPr>
       </w:pPr>
-      <w:bookmarkStart w:id="11" w:name="_Toc240445250"/>
+      <w:bookmarkStart w:id="15" w:name="_Toc240445250"/>
       <w:r>
         <w:rPr>
           <w:rFonts w:ascii="Times New Roman" w:hAnsi="Times New Roman" w:cs="Times New Roman"/>
@@ -4266,7 +4262,7 @@
         </w:rPr>
         <w:t>3.3 Требования к видам обеспечения АС</w:t>
       </w:r>
-      <w:bookmarkEnd w:id="11"/>
+      <w:bookmarkEnd w:id="15"/>
     </w:p>
     <w:p>
       <w:pPr>
@@ -4408,6 +4404,7 @@
         <w:ind w:firstLine="709"/>
         <w:jc w:val="both"/>
       </w:pPr>
+      <w:commentRangeStart w:id="16"/>
       <w:r>
         <w:t>ЦП 4 ядра</w:t>
       </w:r>
@@ -4462,6 +4459,15 @@
       </w:r>
       <w:r>
         <w:t>с поддержкой OpenGL 4.5, от 4 ГБ видеопамяти;</w:t>
+      </w:r>
+      <w:commentRangeEnd w:id="16"/>
+      <w:r>
+        <w:rPr>
+          <w:rStyle w:val="af"/>
+          <w:sz w:val="28"/>
+          <w:szCs w:val="22"/>
+        </w:rPr>
+        <w:commentReference w:id="16"/>
       </w:r>
     </w:p>
     <w:p>
@@ -4526,7 +4532,7 @@
           <w:color w:val="auto"/>
         </w:rPr>
       </w:pPr>
-      <w:bookmarkStart w:id="12" w:name="_Toc240445251"/>
+      <w:bookmarkStart w:id="17" w:name="_Toc240445251"/>
       <w:r>
         <w:rPr>
           <w:rFonts w:ascii="Times New Roman" w:hAnsi="Times New Roman" w:cs="Times New Roman"/>
@@ -4538,7 +4544,7 @@
         </w:rPr>
         <w:t>3.4 Общие технические требования к АС</w:t>
       </w:r>
-      <w:bookmarkEnd w:id="12"/>
+      <w:bookmarkEnd w:id="17"/>
     </w:p>
     <w:p>
       <w:pPr>
@@ -4585,7 +4591,7 @@
           <w:szCs w:val="28"/>
         </w:rPr>
       </w:pPr>
-      <w:bookmarkStart w:id="13" w:name="_Toc240445252"/>
+      <w:bookmarkStart w:id="18" w:name="_Toc240445252"/>
       <w:r>
         <w:rPr>
           <w:rFonts w:ascii="Times New Roman" w:hAnsi="Times New Roman" w:cs="Times New Roman"/>
@@ -4598,7 +4604,7 @@
         <w:lastRenderedPageBreak/>
         <w:t>4 СОСТАВ И СОДЕРЖАНИЕ РАБОТ ПО СОЗДАНИЮ АВТОМАТИЗИРОВАННОЙ СИСТЕМЫ</w:t>
       </w:r>
-      <w:bookmarkEnd w:id="13"/>
+      <w:bookmarkEnd w:id="18"/>
     </w:p>
     <w:p>
       <w:pPr>
@@ -4639,16 +4645,16 @@
         <w:spacing w:line="259" w:lineRule="auto"/>
       </w:pPr>
       <w:r>
-        <w:t xml:space="preserve">Таблица 4.1 – Этапы проведения работ по разработке плагина " </w:t>
+        <w:t>Таблица 4.1 – Этапы проведения работ по разработке плагина "</w:t>
       </w:r>
       <w:r>
         <w:t>Кронштейна для гитары</w:t>
       </w:r>
       <w:r>
-        <w:t xml:space="preserve">" </w:t>
-      </w:r>
-      <w:r>
-        <w:t xml:space="preserve">" для САПР </w:t>
+        <w:t>"</w:t>
+      </w:r>
+      <w:r>
+        <w:t xml:space="preserve"> для САПР </w:t>
       </w:r>
       <w:r>
         <w:t xml:space="preserve">Компас </w:t>
@@ -5498,7 +5504,7 @@
           <w:szCs w:val="28"/>
         </w:rPr>
       </w:pPr>
-      <w:bookmarkStart w:id="14" w:name="_Toc240445253"/>
+      <w:bookmarkStart w:id="19" w:name="_Toc240445253"/>
       <w:r>
         <w:rPr>
           <w:rFonts w:ascii="Times New Roman" w:hAnsi="Times New Roman" w:cs="Times New Roman"/>
@@ -5511,7 +5517,7 @@
         <w:lastRenderedPageBreak/>
         <w:t>5 ПОРЯДОК РАЗРАБОТКИ АВТОМАТИЗИРОВАННОЙ СИСТЕМЫ</w:t>
       </w:r>
-      <w:bookmarkEnd w:id="14"/>
+      <w:bookmarkEnd w:id="19"/>
     </w:p>
     <w:p>
       <w:pPr>
@@ -5533,7 +5539,7 @@
           <w:szCs w:val="28"/>
         </w:rPr>
       </w:pPr>
-      <w:bookmarkStart w:id="15" w:name="_Toc240445254"/>
+      <w:bookmarkStart w:id="20" w:name="_Toc240445254"/>
       <w:r>
         <w:rPr>
           <w:rFonts w:ascii="Times New Roman" w:hAnsi="Times New Roman" w:cs="Times New Roman"/>
@@ -5545,7 +5551,7 @@
         </w:rPr>
         <w:t>5.1 Порядок организации разработки АС</w:t>
       </w:r>
-      <w:bookmarkEnd w:id="15"/>
+      <w:bookmarkEnd w:id="20"/>
     </w:p>
     <w:p>
       <w:pPr>
@@ -5584,7 +5590,7 @@
           <w:szCs w:val="28"/>
         </w:rPr>
       </w:pPr>
-      <w:bookmarkStart w:id="16" w:name="_Toc240445255"/>
+      <w:bookmarkStart w:id="21" w:name="_Toc240445255"/>
       <w:r>
         <w:rPr>
           <w:rFonts w:ascii="Times New Roman" w:hAnsi="Times New Roman" w:cs="Times New Roman"/>
@@ -5596,7 +5602,7 @@
         </w:rPr>
         <w:t>5.2 Перечень документов и исходных данных для разработки АС</w:t>
       </w:r>
-      <w:bookmarkEnd w:id="16"/>
+      <w:bookmarkEnd w:id="21"/>
     </w:p>
     <w:p>
       <w:pPr>
@@ -5689,7 +5695,7 @@
           <w:szCs w:val="28"/>
         </w:rPr>
       </w:pPr>
-      <w:bookmarkStart w:id="17" w:name="_Toc240445256"/>
+      <w:bookmarkStart w:id="22" w:name="_Toc240445256"/>
       <w:r>
         <w:rPr>
           <w:rFonts w:ascii="Times New Roman" w:hAnsi="Times New Roman" w:cs="Times New Roman"/>
@@ -5701,7 +5707,7 @@
         </w:rPr>
         <w:t>5.3 Перечень документов, предъявляемых по окончании соответствующих этапов работ</w:t>
       </w:r>
-      <w:bookmarkEnd w:id="17"/>
+      <w:bookmarkEnd w:id="22"/>
     </w:p>
     <w:p>
       <w:pPr>
@@ -5784,7 +5790,7 @@
           <w:szCs w:val="28"/>
         </w:rPr>
       </w:pPr>
-      <w:bookmarkStart w:id="18" w:name="_Toc240445257"/>
+      <w:bookmarkStart w:id="23" w:name="_Toc240445257"/>
       <w:r>
         <w:rPr>
           <w:rFonts w:ascii="Times New Roman" w:hAnsi="Times New Roman" w:cs="Times New Roman"/>
@@ -5797,7 +5803,7 @@
         <w:lastRenderedPageBreak/>
         <w:t>6 ПОРЯДОК КОНТРОЛЯ И ПРИЕМКИ АВТОМАТИЗИРОВАННОЙ СИСТЕМЫ</w:t>
       </w:r>
-      <w:bookmarkEnd w:id="18"/>
+      <w:bookmarkEnd w:id="23"/>
     </w:p>
     <w:p>
       <w:pPr>
@@ -5820,7 +5826,7 @@
           <w:szCs w:val="28"/>
         </w:rPr>
       </w:pPr>
-      <w:bookmarkStart w:id="19" w:name="_Toc240445258"/>
+      <w:bookmarkStart w:id="24" w:name="_Toc240445258"/>
       <w:r>
         <w:rPr>
           <w:rFonts w:ascii="Times New Roman" w:hAnsi="Times New Roman" w:cs="Times New Roman"/>
@@ -5832,7 +5838,7 @@
         </w:rPr>
         <w:t>6.1 Виды, состав и методы испытаний АС и ее составных частей</w:t>
       </w:r>
-      <w:bookmarkEnd w:id="19"/>
+      <w:bookmarkEnd w:id="24"/>
     </w:p>
     <w:p>
       <w:pPr>
@@ -5982,7 +5988,7 @@
           <w:szCs w:val="28"/>
         </w:rPr>
       </w:pPr>
-      <w:bookmarkStart w:id="20" w:name="_Toc240445259"/>
+      <w:bookmarkStart w:id="25" w:name="_Toc240445259"/>
       <w:r>
         <w:rPr>
           <w:rFonts w:ascii="Times New Roman" w:hAnsi="Times New Roman" w:cs="Times New Roman"/>
@@ -5994,7 +6000,7 @@
         </w:rPr>
         <w:t>6.2 Общие требования к приёмке работ по стадиям</w:t>
       </w:r>
-      <w:bookmarkEnd w:id="20"/>
+      <w:bookmarkEnd w:id="25"/>
     </w:p>
     <w:p>
       <w:pPr>
@@ -6030,18 +6036,44 @@
         <w:jc w:val="both"/>
       </w:pPr>
       <w:r>
-        <w:t>Прочие требования и дефекты системы, выявленные на испытаниях и не относящиеся к требованиям, приведённым в разработанных частных технических заданиях, могут документироваться как желательные 63 доработки. Наличие желательных доработок не влияет на приёмку работ и процесс передачи системы в эксплуатацию.</w:t>
-      </w:r>
-    </w:p>
-    <w:p>
-      <w:pPr>
-        <w:spacing w:after="0" w:line="360" w:lineRule="auto"/>
-        <w:ind w:firstLine="709"/>
-        <w:jc w:val="both"/>
-      </w:pPr>
+        <w:t xml:space="preserve">Прочие требования и дефекты системы, выявленные на испытаниях и не относящиеся к требованиям, приведённым в разработанных частных технических заданиях, могут документироваться как желательные </w:t>
+      </w:r>
+      <w:commentRangeStart w:id="26"/>
+      <w:r>
+        <w:t xml:space="preserve">63 </w:t>
+      </w:r>
+      <w:commentRangeEnd w:id="26"/>
+      <w:r>
+        <w:rPr>
+          <w:rStyle w:val="af"/>
+          <w:sz w:val="28"/>
+          <w:szCs w:val="22"/>
+        </w:rPr>
+        <w:commentReference w:id="26"/>
+      </w:r>
+      <w:r>
+        <w:t>доработки. Наличие желательных доработок не влияет на приёмку работ и процесс передачи системы в эксплуатацию.</w:t>
+      </w:r>
+    </w:p>
+    <w:p>
+      <w:pPr>
+        <w:spacing w:after="0" w:line="360" w:lineRule="auto"/>
+        <w:ind w:firstLine="709"/>
+        <w:jc w:val="both"/>
+      </w:pPr>
+      <w:commentRangeStart w:id="27"/>
       <w:r>
         <w:lastRenderedPageBreak/>
         <w:t>Комплектность передаваемой отчётной документации подлежит проверке Заказчиком.</w:t>
+      </w:r>
+      <w:commentRangeEnd w:id="27"/>
+      <w:r>
+        <w:rPr>
+          <w:rStyle w:val="af"/>
+          <w:sz w:val="28"/>
+          <w:szCs w:val="22"/>
+        </w:rPr>
+        <w:commentReference w:id="27"/>
       </w:r>
     </w:p>
     <w:p>
@@ -6066,7 +6098,7 @@
           <w:szCs w:val="28"/>
         </w:rPr>
       </w:pPr>
-      <w:bookmarkStart w:id="21" w:name="_Toc240445260"/>
+      <w:bookmarkStart w:id="28" w:name="_Toc240445260"/>
       <w:r>
         <w:rPr>
           <w:rFonts w:ascii="Times New Roman" w:hAnsi="Times New Roman" w:cs="Times New Roman"/>
@@ -6079,7 +6111,7 @@
         <w:lastRenderedPageBreak/>
         <w:t>7 ТРЕБОВАНИЯ К ДОКУМЕНТИРОВАНИЮ</w:t>
       </w:r>
-      <w:bookmarkEnd w:id="21"/>
+      <w:bookmarkEnd w:id="28"/>
     </w:p>
     <w:p>
       <w:pPr>
@@ -6119,7 +6151,7 @@
           <w:szCs w:val="28"/>
         </w:rPr>
       </w:pPr>
-      <w:bookmarkStart w:id="22" w:name="_Toc240445261"/>
+      <w:bookmarkStart w:id="29" w:name="_Toc240445261"/>
       <w:r>
         <w:rPr>
           <w:rFonts w:ascii="Times New Roman" w:hAnsi="Times New Roman" w:cs="Times New Roman"/>
@@ -6131,7 +6163,7 @@
         </w:rPr>
         <w:t>7.1 Перечень подлежащих разработке документов</w:t>
       </w:r>
-      <w:bookmarkEnd w:id="22"/>
+      <w:bookmarkEnd w:id="29"/>
     </w:p>
     <w:p>
       <w:pPr>
@@ -6171,7 +6203,7 @@
           <w:szCs w:val="28"/>
         </w:rPr>
       </w:pPr>
-      <w:bookmarkStart w:id="23" w:name="_Toc240445262"/>
+      <w:bookmarkStart w:id="30" w:name="_Toc240445262"/>
       <w:r>
         <w:rPr>
           <w:rFonts w:ascii="Times New Roman" w:hAnsi="Times New Roman" w:cs="Times New Roman"/>
@@ -6183,39 +6215,23 @@
         </w:rPr>
         <w:t>7.2 Вид представления и количество документов</w:t>
       </w:r>
-      <w:bookmarkEnd w:id="23"/>
-    </w:p>
-    <w:p>
-      <w:pPr>
-        <w:spacing w:after="0" w:line="360" w:lineRule="auto"/>
-        <w:ind w:firstLine="709"/>
-        <w:jc w:val="both"/>
-      </w:pPr>
-    </w:p>
-    <w:p>
-      <w:pPr>
-        <w:spacing w:after="0" w:line="360" w:lineRule="auto"/>
-        <w:ind w:firstLine="709"/>
-        <w:jc w:val="both"/>
-      </w:pPr>
-      <w:r>
-        <w:t>Нижеперечисленные документы к АС предоставляются в электронном виде в форматах .</w:t>
-      </w:r>
-      <w:proofErr w:type="spellStart"/>
-      <w:r>
-        <w:t>docx</w:t>
-      </w:r>
-      <w:proofErr w:type="spellEnd"/>
-      <w:r>
-        <w:t xml:space="preserve"> и .</w:t>
-      </w:r>
-      <w:proofErr w:type="spellStart"/>
-      <w:r>
-        <w:t>pdf</w:t>
-      </w:r>
-      <w:proofErr w:type="spellEnd"/>
-      <w:r>
-        <w:t xml:space="preserve"> по одному экземпляру каждый:</w:t>
+      <w:bookmarkEnd w:id="30"/>
+    </w:p>
+    <w:p>
+      <w:pPr>
+        <w:spacing w:after="0" w:line="360" w:lineRule="auto"/>
+        <w:ind w:firstLine="709"/>
+        <w:jc w:val="both"/>
+      </w:pPr>
+    </w:p>
+    <w:p>
+      <w:pPr>
+        <w:spacing w:after="0" w:line="360" w:lineRule="auto"/>
+        <w:ind w:firstLine="709"/>
+        <w:jc w:val="both"/>
+      </w:pPr>
+      <w:r>
+        <w:t>Нижеперечисленные документы к АС предоставляются в электронном виде в форматах .docx и .pdf по одному экземпляру каждый:</w:t>
       </w:r>
     </w:p>
     <w:p>
@@ -6279,7 +6295,7 @@
           <w:szCs w:val="28"/>
         </w:rPr>
       </w:pPr>
-      <w:bookmarkStart w:id="24" w:name="_Toc240445263"/>
+      <w:bookmarkStart w:id="31" w:name="_Toc240445263"/>
       <w:r>
         <w:rPr>
           <w:rFonts w:ascii="Times New Roman" w:hAnsi="Times New Roman" w:cs="Times New Roman"/>
@@ -6291,7 +6307,7 @@
         </w:rPr>
         <w:t>7.3 Требования по использованию ЕСКД и ЕСПД при разработке документов</w:t>
       </w:r>
-      <w:bookmarkEnd w:id="24"/>
+      <w:bookmarkEnd w:id="31"/>
     </w:p>
     <w:p>
       <w:pPr>
@@ -6470,7 +6486,7 @@
           <w:szCs w:val="28"/>
         </w:rPr>
       </w:pPr>
-      <w:bookmarkStart w:id="25" w:name="_Toc240445264"/>
+      <w:bookmarkStart w:id="32" w:name="_Toc240445264"/>
       <w:r>
         <w:rPr>
           <w:rFonts w:ascii="Times New Roman" w:hAnsi="Times New Roman" w:cs="Times New Roman"/>
@@ -6483,7 +6499,7 @@
         <w:lastRenderedPageBreak/>
         <w:t>8 ИСТОЧНИКИ РАЗРАБОТКИ</w:t>
       </w:r>
-      <w:bookmarkEnd w:id="25"/>
+      <w:bookmarkEnd w:id="32"/>
     </w:p>
     <w:p>
       <w:pPr>
@@ -6512,23 +6528,7 @@
         <w:jc w:val="both"/>
       </w:pPr>
       <w:r>
-        <w:t xml:space="preserve">1. Новые технологии в программировании: учебное пособие / А. А. </w:t>
-      </w:r>
-      <w:proofErr w:type="spellStart"/>
-      <w:r>
-        <w:t>Калентьев</w:t>
-      </w:r>
-      <w:proofErr w:type="spellEnd"/>
-      <w:r>
-        <w:t xml:space="preserve">, Д. В. </w:t>
-      </w:r>
-      <w:proofErr w:type="spellStart"/>
-      <w:r>
-        <w:t>Гарайс</w:t>
-      </w:r>
-      <w:proofErr w:type="spellEnd"/>
-      <w:r>
-        <w:t>, А. Е. Горяинов — Томск: Эль Контент, 2014. — 176 с.</w:t>
+        <w:t>1. Новые технологии в программировании: учебное пособие / А. А. Калентьев, Д. В. Гарайс, А. Е. Горяинов — Томск: Эль Контент, 2014. — 176 с.</w:t>
       </w:r>
     </w:p>
     <w:p>
@@ -6588,33 +6588,17 @@
         <w:jc w:val="both"/>
       </w:pPr>
       <w:r>
-        <w:t xml:space="preserve">7. Введение в UML от создателей языка [Текст]: руководство пользователя / Г. Буч, Д. Рамбо, И. Якобсон. - 2-е изд. - М.: ДМК Пресс, 2012. - 494 с.: ил. - (Классика программирования). - </w:t>
-      </w:r>
-      <w:proofErr w:type="spellStart"/>
-      <w:r>
-        <w:t>Предм</w:t>
-      </w:r>
-      <w:proofErr w:type="spellEnd"/>
-      <w:r>
-        <w:t>. указ.: с. 483- 493. - ISBN 978-5-94074-644-7;</w:t>
-      </w:r>
-    </w:p>
-    <w:p>
-      <w:pPr>
-        <w:spacing w:after="0" w:line="360" w:lineRule="auto"/>
-        <w:ind w:firstLine="709"/>
-        <w:jc w:val="both"/>
-      </w:pPr>
-      <w:r>
-        <w:t xml:space="preserve">8. Ли. К. Основы САПР (CAD/CAM/CAE). – </w:t>
-      </w:r>
-      <w:proofErr w:type="spellStart"/>
-      <w:r>
-        <w:t>Спб</w:t>
-      </w:r>
-      <w:proofErr w:type="spellEnd"/>
-      <w:r>
-        <w:t>.:«Питер», 2004. – 560с.</w:t>
+        <w:t>7. Введение в UML от создателей языка [Текст]: руководство пользователя / Г. Буч, Д. Рамбо, И. Якобсон. - 2-е изд. - М.: ДМК Пресс, 2012. - 494 с.: ил. - (Классика программирования). - Предм. указ.: с. 483- 493. - ISBN 978-5-94074-644-7;</w:t>
+      </w:r>
+    </w:p>
+    <w:p>
+      <w:pPr>
+        <w:spacing w:after="0" w:line="360" w:lineRule="auto"/>
+        <w:ind w:firstLine="709"/>
+        <w:jc w:val="both"/>
+      </w:pPr>
+      <w:r>
+        <w:t>8. Ли. К. Основы САПР (CAD/CAM/CAE). – Спб.:«Питер», 2004. – 560с.</w:t>
       </w:r>
     </w:p>
     <w:sectPr>
@@ -6625,6 +6609,167 @@
     </w:sectPr>
   </w:body>
 </w:document>
+</file>
+
+<file path=word/comments.xml><?xml version="1.0" encoding="utf-8"?>
+<w:comments xmlns:wpc="http://schemas.microsoft.com/office/word/2010/wordprocessingCanvas" xmlns:cx="http://schemas.microsoft.com/office/drawing/2014/chartex" xmlns:cx1="http://schemas.microsoft.com/office/drawing/2015/9/8/chartex" xmlns:cx2="http://schemas.microsoft.com/office/drawing/2015/10/21/chartex" xmlns:cx3="http://schemas.microsoft.com/office/drawing/2016/5/9/chartex" xmlns:cx4="http://schemas.microsoft.com/office/drawing/2016/5/10/chartex" xmlns:cx5="http://schemas.microsoft.com/office/drawing/2016/5/11/chartex" xmlns:cx6="http://schemas.microsoft.com/office/drawing/2016/5/12/chartex" xmlns:cx7="http://schemas.microsoft.com/office/drawing/2016/5/13/chartex" xmlns:cx8="http://schemas.microsoft.com/office/drawing/2016/5/14/chartex" xmlns:mc="http://schemas.openxmlformats.org/markup-compatibility/2006" xmlns:aink="http://schemas.microsoft.com/office/drawing/2016/ink" xmlns:am3d="http://schemas.microsoft.com/office/drawing/2017/model3d" xmlns:o="urn:schemas-microsoft-com:office:office" xmlns:oel="http://schemas.microsoft.com/office/2019/extlst" xmlns:r="http://schemas.openxmlformats.org/officeDocument/2006/relationships" xmlns:m="http://schemas.openxmlformats.org/officeDocument/2006/math" xmlns:v="urn:schemas-microsoft-com:vml" xmlns:wp14="http://schemas.microsoft.com/office/word/2010/wordprocessingDrawing" xmlns:wp="http://schemas.openxmlformats.org/drawingml/2006/wordprocessingDrawing" xmlns:w10="urn:schemas-microsoft-com:office:word" xmlns:w="http://schemas.openxmlformats.org/wordprocessingml/2006/main" xmlns:w14="http://schemas.microsoft.com/office/word/2010/wordml" xmlns:w15="http://schemas.microsoft.com/office/word/2012/wordml" xmlns:w16cex="http://schemas.microsoft.com/office/word/2018/wordml/cex" xmlns:w16cid="http://schemas.microsoft.com/office/word/2016/wordml/cid" xmlns:w16="http://schemas.microsoft.com/office/word/2018/wordml" xmlns:w16du="http://schemas.microsoft.com/office/word/2023/wordml/word16du" xmlns:w16sdtdh="http://schemas.microsoft.com/office/word/2020/wordml/sdtdatahash" xmlns:w16sdtfl="http://schemas.microsoft.com/office/word/2024/wordml/sdtformatlock" xmlns:w16se="http://schemas.microsoft.com/office/word/2015/wordml/symex" xmlns:wpg="http://schemas.microsoft.com/office/word/2010/wordprocessingGroup" xmlns:wpi="http://schemas.microsoft.com/office/word/2010/wordprocessingInk" xmlns:wne="http://schemas.microsoft.com/office/word/2006/wordml" xmlns:wps="http://schemas.microsoft.com/office/word/2010/wordprocessingShape" mc:Ignorable="w14 w15 w16se w16cid w16 w16cex w16sdtdh w16sdtfl w16du wp14">
+  <w:comment w:id="7" w:author="Kalentyev Alexey" w:date="2026-09-16T11:30:00Z" w:initials="KA">
+    <w:p>
+      <w:pPr>
+        <w:pStyle w:val="af0"/>
+      </w:pPr>
+      <w:r>
+        <w:rPr>
+          <w:rStyle w:val="af"/>
+        </w:rPr>
+        <w:annotationRef/>
+      </w:r>
+      <w:r>
+        <w:t>крОнштейно</w:t>
+      </w:r>
+    </w:p>
+  </w:comment>
+  <w:comment w:id="11" w:author="Kalentyev Alexey" w:date="2026-09-16T11:31:00Z" w:initials="KA">
+    <w:p>
+      <w:pPr>
+        <w:pStyle w:val="af0"/>
+      </w:pPr>
+      <w:r>
+        <w:rPr>
+          <w:rStyle w:val="af"/>
+        </w:rPr>
+        <w:annotationRef/>
+      </w:r>
+      <w:r>
+        <w:t>Знаки препинания</w:t>
+      </w:r>
+    </w:p>
+  </w:comment>
+  <w:comment w:id="12" w:author="Kalentyev Alexey" w:date="2026-09-16T11:31:00Z" w:initials="KA">
+    <w:p>
+      <w:pPr>
+        <w:pStyle w:val="af0"/>
+      </w:pPr>
+      <w:r>
+        <w:rPr>
+          <w:rStyle w:val="af"/>
+        </w:rPr>
+        <w:annotationRef/>
+      </w:r>
+      <w:r>
+        <w:t>?</w:t>
+      </w:r>
+    </w:p>
+  </w:comment>
+  <w:comment w:id="14" w:author="Kalentyev Alexey" w:date="2026-09-16T11:30:00Z" w:initials="KA">
+    <w:p>
+      <w:pPr>
+        <w:pStyle w:val="af0"/>
+      </w:pPr>
+      <w:r>
+        <w:rPr>
+          <w:rStyle w:val="af"/>
+        </w:rPr>
+        <w:annotationRef/>
+      </w:r>
+      <w:r>
+        <w:t>?</w:t>
+      </w:r>
+    </w:p>
+  </w:comment>
+  <w:comment w:id="16" w:author="Kalentyev Alexey" w:date="2026-09-16T11:32:00Z" w:initials="KA">
+    <w:p>
+      <w:pPr>
+        <w:pStyle w:val="af0"/>
+      </w:pPr>
+      <w:r>
+        <w:rPr>
+          <w:rStyle w:val="af"/>
+        </w:rPr>
+        <w:annotationRef/>
+      </w:r>
+      <w:r>
+        <w:t>Маркерный список</w:t>
+      </w:r>
+    </w:p>
+  </w:comment>
+  <w:comment w:id="26" w:author="Kalentyev Alexey" w:date="2026-09-16T11:33:00Z" w:initials="KA">
+    <w:p>
+      <w:pPr>
+        <w:pStyle w:val="af0"/>
+      </w:pPr>
+      <w:r>
+        <w:rPr>
+          <w:rStyle w:val="af"/>
+        </w:rPr>
+        <w:annotationRef/>
+      </w:r>
+      <w:r>
+        <w:t>?</w:t>
+      </w:r>
+    </w:p>
+  </w:comment>
+  <w:comment w:id="27" w:author="Kalentyev Alexey" w:date="2026-09-16T11:33:00Z" w:initials="KA">
+    <w:p>
+      <w:pPr>
+        <w:pStyle w:val="af0"/>
+      </w:pPr>
+      <w:r>
+        <w:rPr>
+          <w:rStyle w:val="af"/>
+        </w:rPr>
+        <w:annotationRef/>
+      </w:r>
+      <w:r>
+        <w:t>Висячая строка</w:t>
+      </w:r>
+    </w:p>
+  </w:comment>
+</w:comments>
+</file>
+
+<file path=word/commentsExtended.xml><?xml version="1.0" encoding="utf-8"?>
+<w15:commentsEx xmlns:wpc="http://schemas.microsoft.com/office/word/2010/wordprocessingCanvas" xmlns:cx="http://schemas.microsoft.com/office/drawing/2014/chartex" xmlns:cx1="http://schemas.microsoft.com/office/drawing/2015/9/8/chartex" xmlns:cx2="http://schemas.microsoft.com/office/drawing/2015/10/21/chartex" xmlns:cx3="http://schemas.microsoft.com/office/drawing/2016/5/9/chartex" xmlns:cx4="http://schemas.microsoft.com/office/drawing/2016/5/10/chartex" xmlns:cx5="http://schemas.microsoft.com/office/drawing/2016/5/11/chartex" xmlns:cx6="http://schemas.microsoft.com/office/drawing/2016/5/12/chartex" xmlns:cx7="http://schemas.microsoft.com/office/drawing/2016/5/13/chartex" xmlns:cx8="http://schemas.microsoft.com/office/drawing/2016/5/14/chartex" xmlns:mc="http://schemas.openxmlformats.org/markup-compatibility/2006" xmlns:aink="http://schemas.microsoft.com/office/drawing/2016/ink" xmlns:am3d="http://schemas.microsoft.com/office/drawing/2017/model3d" xmlns:o="urn:schemas-microsoft-com:office:office" xmlns:oel="http://schemas.microsoft.com/office/2019/extlst" xmlns:r="http://schemas.openxmlformats.org/officeDocument/2006/relationships" xmlns:m="http://schemas.openxmlformats.org/officeDocument/2006/math" xmlns:v="urn:schemas-microsoft-com:vml" xmlns:wp14="http://schemas.microsoft.com/office/word/2010/wordprocessingDrawing" xmlns:wp="http://schemas.openxmlformats.org/drawingml/2006/wordprocessingDrawing" xmlns:w10="urn:schemas-microsoft-com:office:word" xmlns:w="http://schemas.openxmlformats.org/wordprocessingml/2006/main" xmlns:w14="http://schemas.microsoft.com/office/word/2010/wordml" xmlns:w15="http://schemas.microsoft.com/office/word/2012/wordml" xmlns:w16cex="http://schemas.microsoft.com/office/word/2018/wordml/cex" xmlns:w16cid="http://schemas.microsoft.com/office/word/2016/wordml/cid" xmlns:w16="http://schemas.microsoft.com/office/word/2018/wordml" xmlns:w16du="http://schemas.microsoft.com/office/word/2023/wordml/word16du" xmlns:w16sdtdh="http://schemas.microsoft.com/office/word/2020/wordml/sdtdatahash" xmlns:w16sdtfl="http://schemas.microsoft.com/office/word/2024/wordml/sdtformatlock" xmlns:w16se="http://schemas.microsoft.com/office/word/2015/wordml/symex" xmlns:wpg="http://schemas.microsoft.com/office/word/2010/wordprocessingGroup" xmlns:wpi="http://schemas.microsoft.com/office/word/2010/wordprocessingInk" xmlns:wne="http://schemas.microsoft.com/office/word/2006/wordml" xmlns:wps="http://schemas.microsoft.com/office/word/2010/wordprocessingShape" mc:Ignorable="w14 w15 w16se w16cid w16 w16cex w16sdtdh w16sdtfl w16du wp14">
+  <w15:commentEx w15:paraId="4829CDE7" w15:done="0"/>
+  <w15:commentEx w15:paraId="44012A95" w15:done="0"/>
+  <w15:commentEx w15:paraId="24161A6B" w15:done="0"/>
+  <w15:commentEx w15:paraId="3D829AAE" w15:done="0"/>
+  <w15:commentEx w15:paraId="415BB62A" w15:done="0"/>
+  <w15:commentEx w15:paraId="05829B6E" w15:done="0"/>
+  <w15:commentEx w15:paraId="51E741EB" w15:done="0"/>
+</w15:commentsEx>
+</file>
+
+<file path=word/commentsExtensible.xml><?xml version="1.0" encoding="utf-8"?>
+<w16cex:commentsExtensible xmlns:wpc="http://schemas.microsoft.com/office/word/2010/wordprocessingCanvas" xmlns:cx="http://schemas.microsoft.com/office/drawing/2014/chartex" xmlns:cx1="http://schemas.microsoft.com/office/drawing/2015/9/8/chartex" xmlns:cx2="http://schemas.microsoft.com/office/drawing/2015/10/21/chartex" xmlns:cx3="http://schemas.microsoft.com/office/drawing/2016/5/9/chartex" xmlns:cx4="http://schemas.microsoft.com/office/drawing/2016/5/10/chartex" xmlns:cx5="http://schemas.microsoft.com/office/drawing/2016/5/11/chartex" xmlns:cx6="http://schemas.microsoft.com/office/drawing/2016/5/12/chartex" xmlns:cx7="http://schemas.microsoft.com/office/drawing/2016/5/13/chartex" xmlns:cx8="http://schemas.microsoft.com/office/drawing/2016/5/14/chartex" xmlns:cr="http://schemas.microsoft.com/office/comments/2020/reactions" xmlns:mc="http://schemas.openxmlformats.org/markup-compatibility/2006" xmlns:aink="http://schemas.microsoft.com/office/drawing/2016/ink" xmlns:am3d="http://schemas.microsoft.com/office/drawing/2017/model3d" xmlns:o="urn:schemas-microsoft-com:office:office" xmlns:oel="http://schemas.microsoft.com/office/2019/extlst" xmlns:r="http://schemas.openxmlformats.org/officeDocument/2006/relationships" xmlns:m="http://schemas.openxmlformats.org/officeDocument/2006/math" xmlns:v="urn:schemas-microsoft-com:vml" xmlns:wp14="http://schemas.microsoft.com/office/word/2010/wordprocessingDrawing" xmlns:wp="http://schemas.openxmlformats.org/drawingml/2006/wordprocessingDrawing" xmlns:w10="urn:schemas-microsoft-com:office:word" xmlns:w="http://schemas.openxmlformats.org/wordprocessingml/2006/main" xmlns:w14="http://schemas.microsoft.com/office/word/2010/wordml" xmlns:w15="http://schemas.microsoft.com/office/word/2012/wordml" xmlns:w16cex="http://schemas.microsoft.com/office/word/2018/wordml/cex" xmlns:w16cid="http://schemas.microsoft.com/office/word/2016/wordml/cid" xmlns:w16="http://schemas.microsoft.com/office/word/2018/wordml" xmlns:w16du="http://schemas.microsoft.com/office/word/2023/wordml/word16du" xmlns:w16sdtdh="http://schemas.microsoft.com/office/word/2020/wordml/sdtdatahash" xmlns:w16sdtfl="http://schemas.microsoft.com/office/word/2024/wordml/sdtformatlock" xmlns:w16se="http://schemas.microsoft.com/office/word/2015/wordml/symex" xmlns:wpg="http://schemas.microsoft.com/office/word/2010/wordprocessingGroup" xmlns:wpi="http://schemas.microsoft.com/office/word/2010/wordprocessingInk" xmlns:wne="http://schemas.microsoft.com/office/word/2006/wordml" xmlns:wps="http://schemas.microsoft.com/office/word/2010/wordprocessingShape" mc:Ignorable="w14 w15 w16se w16cid w16 w16cex w16sdtdh w16sdtfl cr w16du wp14">
+  <w16cex:commentExtensible w16cex:durableId="4E4612D7" w16cex:dateUtc="2026-09-16T04:30:00Z"/>
+  <w16cex:commentExtensible w16cex:durableId="68483B9E" w16cex:dateUtc="2026-09-16T04:31:00Z"/>
+  <w16cex:commentExtensible w16cex:durableId="7FB9675E" w16cex:dateUtc="2026-09-16T04:31:00Z"/>
+  <w16cex:commentExtensible w16cex:durableId="09D1A329" w16cex:dateUtc="2026-09-16T04:30:00Z"/>
+  <w16cex:commentExtensible w16cex:durableId="2D387B39" w16cex:dateUtc="2026-09-16T04:32:00Z"/>
+  <w16cex:commentExtensible w16cex:durableId="14A084D8" w16cex:dateUtc="2026-09-16T04:33:00Z"/>
+  <w16cex:commentExtensible w16cex:durableId="4BE9DC1F" w16cex:dateUtc="2026-09-16T04:33:00Z"/>
+</w16cex:commentsExtensible>
+</file>
+
+<file path=word/commentsIds.xml><?xml version="1.0" encoding="utf-8"?>
+<w16cid:commentsIds xmlns:wpc="http://schemas.microsoft.com/office/word/2010/wordprocessingCanvas" xmlns:cx="http://schemas.microsoft.com/office/drawing/2014/chartex" xmlns:cx1="http://schemas.microsoft.com/office/drawing/2015/9/8/chartex" xmlns:cx2="http://schemas.microsoft.com/office/drawing/2015/10/21/chartex" xmlns:cx3="http://schemas.microsoft.com/office/drawing/2016/5/9/chartex" xmlns:cx4="http://schemas.microsoft.com/office/drawing/2016/5/10/chartex" xmlns:cx5="http://schemas.microsoft.com/office/drawing/2016/5/11/chartex" xmlns:cx6="http://schemas.microsoft.com/office/drawing/2016/5/12/chartex" xmlns:cx7="http://schemas.microsoft.com/office/drawing/2016/5/13/chartex" xmlns:cx8="http://schemas.microsoft.com/office/drawing/2016/5/14/chartex" xmlns:mc="http://schemas.openxmlformats.org/markup-compatibility/2006" xmlns:aink="http://schemas.microsoft.com/office/drawing/2016/ink" xmlns:am3d="http://schemas.microsoft.com/office/drawing/2017/model3d" xmlns:o="urn:schemas-microsoft-com:office:office" xmlns:oel="http://schemas.microsoft.com/office/2019/extlst" xmlns:r="http://schemas.openxmlformats.org/officeDocument/2006/relationships" xmlns:m="http://schemas.openxmlformats.org/officeDocument/2006/math" xmlns:v="urn:schemas-microsoft-com:vml" xmlns:wp14="http://schemas.microsoft.com/office/word/2010/wordprocessingDrawing" xmlns:wp="http://schemas.openxmlformats.org/drawingml/2006/wordprocessingDrawing" xmlns:w10="urn:schemas-microsoft-com:office:word" xmlns:w="http://schemas.openxmlformats.org/wordprocessingml/2006/main" xmlns:w14="http://schemas.microsoft.com/office/word/2010/wordml" xmlns:w15="http://schemas.microsoft.com/office/word/2012/wordml" xmlns:w16cex="http://schemas.microsoft.com/office/word/2018/wordml/cex" xmlns:w16cid="http://schemas.microsoft.com/office/word/2016/wordml/cid" xmlns:w16="http://schemas.microsoft.com/office/word/2018/wordml" xmlns:w16du="http://schemas.microsoft.com/office/word/2023/wordml/word16du" xmlns:w16sdtdh="http://schemas.microsoft.com/office/word/2020/wordml/sdtdatahash" xmlns:w16sdtfl="http://schemas.microsoft.com/office/word/2024/wordml/sdtformatlock" xmlns:w16se="http://schemas.microsoft.com/office/word/2015/wordml/symex" xmlns:wpg="http://schemas.microsoft.com/office/word/2010/wordprocessingGroup" xmlns:wpi="http://schemas.microsoft.com/office/word/2010/wordprocessingInk" xmlns:wne="http://schemas.microsoft.com/office/word/2006/wordml" xmlns:wps="http://schemas.microsoft.com/office/word/2010/wordprocessingShape" mc:Ignorable="w14 w15 w16se w16cid w16 w16cex w16sdtdh w16sdtfl w16du wp14">
+  <w16cid:commentId w16cid:paraId="4829CDE7" w16cid:durableId="4E4612D7"/>
+  <w16cid:commentId w16cid:paraId="44012A95" w16cid:durableId="68483B9E"/>
+  <w16cid:commentId w16cid:paraId="24161A6B" w16cid:durableId="7FB9675E"/>
+  <w16cid:commentId w16cid:paraId="3D829AAE" w16cid:durableId="09D1A329"/>
+  <w16cid:commentId w16cid:paraId="415BB62A" w16cid:durableId="2D387B39"/>
+  <w16cid:commentId w16cid:paraId="05829B6E" w16cid:durableId="14A084D8"/>
+  <w16cid:commentId w16cid:paraId="51E741EB" w16cid:durableId="4BE9DC1F"/>
+</w16cid:commentsIds>
+</file>
+
+<file path=word/people.xml><?xml version="1.0" encoding="utf-8"?>
+<w15:people xmlns:wpc="http://schemas.microsoft.com/office/word/2010/wordprocessingCanvas" xmlns:cx="http://schemas.microsoft.com/office/drawing/2014/chartex" xmlns:cx1="http://schemas.microsoft.com/office/drawing/2015/9/8/chartex" xmlns:cx2="http://schemas.microsoft.com/office/drawing/2015/10/21/chartex" xmlns:cx3="http://schemas.microsoft.com/office/drawing/2016/5/9/chartex" xmlns:cx4="http://schemas.microsoft.com/office/drawing/2016/5/10/chartex" xmlns:cx5="http://schemas.microsoft.com/office/drawing/2016/5/11/chartex" xmlns:cx6="http://schemas.microsoft.com/office/drawing/2016/5/12/chartex" xmlns:cx7="http://schemas.microsoft.com/office/drawing/2016/5/13/chartex" xmlns:cx8="http://schemas.microsoft.com/office/drawing/2016/5/14/chartex" xmlns:mc="http://schemas.openxmlformats.org/markup-compatibility/2006" xmlns:aink="http://schemas.microsoft.com/office/drawing/2016/ink" xmlns:am3d="http://schemas.microsoft.com/office/drawing/2017/model3d" xmlns:o="urn:schemas-microsoft-com:office:office" xmlns:oel="http://schemas.microsoft.com/office/2019/extlst" xmlns:r="http://schemas.openxmlformats.org/officeDocument/2006/relationships" xmlns:m="http://schemas.openxmlformats.org/officeDocument/2006/math" xmlns:v="urn:schemas-microsoft-com:vml" xmlns:wp14="http://schemas.microsoft.com/office/word/2010/wordprocessingDrawing" xmlns:wp="http://schemas.openxmlformats.org/drawingml/2006/wordprocessingDrawing" xmlns:w10="urn:schemas-microsoft-com:office:word" xmlns:w="http://schemas.openxmlformats.org/wordprocessingml/2006/main" xmlns:w14="http://schemas.microsoft.com/office/word/2010/wordml" xmlns:w15="http://schemas.microsoft.com/office/word/2012/wordml" xmlns:w16cex="http://schemas.microsoft.com/office/word/2018/wordml/cex" xmlns:w16cid="http://schemas.microsoft.com/office/word/2016/wordml/cid" xmlns:w16="http://schemas.microsoft.com/office/word/2018/wordml" xmlns:w16du="http://schemas.microsoft.com/office/word/2023/wordml/word16du" xmlns:w16sdtdh="http://schemas.microsoft.com/office/word/2020/wordml/sdtdatahash" xmlns:w16sdtfl="http://schemas.microsoft.com/office/word/2024/wordml/sdtformatlock" xmlns:w16se="http://schemas.microsoft.com/office/word/2015/wordml/symex" xmlns:wpg="http://schemas.microsoft.com/office/word/2010/wordprocessingGroup" xmlns:wpi="http://schemas.microsoft.com/office/word/2010/wordprocessingInk" xmlns:wne="http://schemas.microsoft.com/office/word/2006/wordml" xmlns:wps="http://schemas.microsoft.com/office/word/2010/wordprocessingShape" mc:Ignorable="w14 w15 w16se w16cid w16 w16cex w16sdtdh w16sdtfl w16du wp14">
+  <w15:person w15:author="Kalentyev Alexey">
+    <w15:presenceInfo w15:providerId="Windows Live" w15:userId="da819b8650d7d997"/>
+  </w15:person>
+</w15:people>
 </file>
 
 <file path=word/styles.xml><?xml version="1.0" encoding="utf-8"?>
@@ -7237,6 +7382,7 @@
   <w:style w:type="character" w:default="1" w:styleId="a0">
     <w:name w:val="Default Paragraph Font"/>
     <w:uiPriority w:val="1"/>
+    <w:semiHidden/>
     <w:unhideWhenUsed/>
   </w:style>
   <w:style w:type="table" w:default="1" w:styleId="a1">
@@ -7664,6 +7810,71 @@
       <w:u w:val="single"/>
     </w:rPr>
   </w:style>
+  <w:style w:type="character" w:styleId="af">
+    <w:name w:val="annotation reference"/>
+    <w:basedOn w:val="a0"/>
+    <w:uiPriority w:val="99"/>
+    <w:semiHidden/>
+    <w:unhideWhenUsed/>
+    <w:rsid w:val="00445637"/>
+    <w:rPr>
+      <w:sz w:val="16"/>
+      <w:szCs w:val="16"/>
+    </w:rPr>
+  </w:style>
+  <w:style w:type="paragraph" w:styleId="af0">
+    <w:name w:val="annotation text"/>
+    <w:basedOn w:val="a"/>
+    <w:link w:val="af1"/>
+    <w:uiPriority w:val="99"/>
+    <w:unhideWhenUsed/>
+    <w:rsid w:val="00445637"/>
+    <w:rPr>
+      <w:sz w:val="20"/>
+      <w:szCs w:val="20"/>
+    </w:rPr>
+  </w:style>
+  <w:style w:type="character" w:customStyle="1" w:styleId="af1">
+    <w:name w:val="Текст примечания Знак"/>
+    <w:basedOn w:val="a0"/>
+    <w:link w:val="af0"/>
+    <w:uiPriority w:val="99"/>
+    <w:rsid w:val="00445637"/>
+    <w:rPr>
+      <w:rFonts w:ascii="Times New Roman" w:hAnsi="Times New Roman"/>
+      <w:sz w:val="20"/>
+      <w:szCs w:val="20"/>
+    </w:rPr>
+  </w:style>
+  <w:style w:type="paragraph" w:styleId="af2">
+    <w:name w:val="annotation subject"/>
+    <w:basedOn w:val="af0"/>
+    <w:next w:val="af0"/>
+    <w:link w:val="af3"/>
+    <w:uiPriority w:val="99"/>
+    <w:semiHidden/>
+    <w:unhideWhenUsed/>
+    <w:rsid w:val="00445637"/>
+    <w:rPr>
+      <w:b/>
+      <w:bCs/>
+    </w:rPr>
+  </w:style>
+  <w:style w:type="character" w:customStyle="1" w:styleId="af3">
+    <w:name w:val="Тема примечания Знак"/>
+    <w:basedOn w:val="af1"/>
+    <w:link w:val="af2"/>
+    <w:uiPriority w:val="99"/>
+    <w:semiHidden/>
+    <w:rsid w:val="00445637"/>
+    <w:rPr>
+      <w:rFonts w:ascii="Times New Roman" w:hAnsi="Times New Roman"/>
+      <w:b/>
+      <w:bCs/>
+      <w:sz w:val="20"/>
+      <w:szCs w:val="20"/>
+    </w:rPr>
+  </w:style>
 </w:styles>
 </file>
 

--- a/docx/Begaidarov.docx
+++ b/docx/Begaidarov.docx
@@ -161,8 +161,16 @@
         <w:spacing w:after="0" w:line="360" w:lineRule="auto"/>
         <w:jc w:val="center"/>
       </w:pPr>
+      <w:commentRangeStart w:id="32"/>
       <w:r>
         <w:t>ПОЯСНИТЕЛЬНАЯ ЗАПИСКА</w:t>
+      </w:r>
+      <w:commentRangeEnd w:id="32"/>
+      <w:r>
+        <w:rPr>
+          <w:rStyle w:val="CommentReference"/>
+        </w:rPr>
+        <w:commentReference w:id="32"/>
       </w:r>
     </w:p>
     <w:p>
@@ -593,6 +601,7 @@
               <w:szCs w:val="28"/>
             </w:rPr>
           </w:pPr>
+          <w:commentRangeStart w:id="31"/>
           <w:r>
             <w:rPr>
               <w:rFonts w:ascii="Times New Roman" w:hAnsi="Times New Roman" w:cs="Times New Roman"/>
@@ -603,6 +612,13 @@
               <w:szCs w:val="28"/>
             </w:rPr>
             <w:t>СОДЕРЖАНИЕ</w:t>
+          </w:r>
+          <w:commentRangeEnd w:id="31"/>
+          <w:r>
+            <w:rPr>
+              <w:rStyle w:val="CommentReference"/>
+            </w:rPr>
+            <w:commentReference w:id="31"/>
           </w:r>
         </w:p>
         <w:p>
@@ -2555,6 +2571,7 @@
         </w:rPr>
       </w:pPr>
       <w:bookmarkStart w:id="0" w:name="_Toc240445239"/>
+      <w:commentRangeStart w:id="35"/>
       <w:r>
         <w:rPr>
           <w:rFonts w:ascii="Times New Roman" w:hAnsi="Times New Roman" w:cs="Times New Roman"/>
@@ -2568,6 +2585,13 @@
         <w:t>1 ОБЩИЕ СВЕДЕНИЯ</w:t>
       </w:r>
       <w:bookmarkEnd w:id="0"/>
+      <w:commentRangeEnd w:id="35"/>
+      <w:r>
+        <w:rPr>
+          <w:rStyle w:val="CommentReference"/>
+        </w:rPr>
+        <w:commentReference w:id="35"/>
+      </w:r>
     </w:p>
     <w:p>
       <w:pPr>
@@ -2793,9 +2817,17 @@
         <w:ind w:firstLine="709"/>
         <w:jc w:val="both"/>
       </w:pPr>
+      <w:commentRangeStart w:id="36"/>
       <w:r>
         <w:lastRenderedPageBreak/>
         <w:t>− ГОСТ 19.103-77 “Единая система конструкторской документации. Обозначения программ и программных документов”.</w:t>
+      </w:r>
+      <w:commentRangeEnd w:id="36"/>
+      <w:r>
+        <w:rPr>
+          <w:rStyle w:val="CommentReference"/>
+        </w:rPr>
+        <w:commentReference w:id="36"/>
       </w:r>
     </w:p>
     <w:p>
@@ -3282,9 +3314,17 @@
         <w:ind w:firstLine="709"/>
         <w:jc w:val="both"/>
       </w:pPr>
+      <w:commentRangeStart w:id="33"/>
       <w:r>
         <w:t>3.1.1 Требования к структуре и функционированию системы</w:t>
       </w:r>
+      <w:commentRangeEnd w:id="33"/>
+      <w:r>
+        <w:rPr>
+          <w:rStyle w:val="CommentReference"/>
+        </w:rPr>
+        <w:commentReference w:id="33"/>
+      </w:r>
     </w:p>
     <w:p>
       <w:pPr>
@@ -3365,6 +3405,8 @@
         <w:ind w:firstLine="709"/>
         <w:jc w:val="both"/>
       </w:pPr>
+      <w:commentRangeStart w:id="26"/>
+      <w:commentRangeStart w:id="27"/>
       <w:r>
         <w:rPr>
           <w:b/>
@@ -3379,6 +3421,20 @@
       </w:r>
       <w:r>
         <w:t>:</w:t>
+      </w:r>
+      <w:commentRangeEnd w:id="27"/>
+      <w:commentRangeEnd w:id="26"/>
+      <w:r>
+        <w:rPr>
+          <w:rStyle w:val="CommentReference"/>
+        </w:rPr>
+        <w:commentReference w:id="26"/>
+      </w:r>
+      <w:r>
+        <w:rPr>
+          <w:rStyle w:val="CommentReference"/>
+        </w:rPr>
+        <w:commentReference w:id="27"/>
       </w:r>
     </w:p>
     <w:p>
@@ -3789,8 +3845,16 @@
         <w:ind w:firstLine="709"/>
         <w:jc w:val="both"/>
       </w:pPr>
+      <w:commentRangeStart w:id="34"/>
       <w:r>
         <w:t>3.1.2 Требования к численности и квалификации персонала системы</w:t>
+      </w:r>
+      <w:commentRangeEnd w:id="34"/>
+      <w:r>
+        <w:rPr>
+          <w:rStyle w:val="CommentReference"/>
+        </w:rPr>
+        <w:commentReference w:id="34"/>
       </w:r>
     </w:p>
     <w:p>
@@ -4340,6 +4404,7 @@
         <w:ind w:firstLine="709"/>
         <w:jc w:val="both"/>
       </w:pPr>
+      <w:commentRangeStart w:id="28"/>
       <w:r>
         <w:t xml:space="preserve">При выборе программного обеспечения необходимо отдавать предпочтение платформам разработки и библиотекам, распространяемым под лицензией MIT или аналогичным ей лицензиям, допускающим свободное использование в любом ПО и освобождающим использующих от любой оплаты. </w:t>
       </w:r>
@@ -4357,6 +4422,13 @@
       </w:r>
       <w:r>
         <w:t>версии 2026.</w:t>
+      </w:r>
+      <w:commentRangeEnd w:id="28"/>
+      <w:r>
+        <w:rPr>
+          <w:rStyle w:val="CommentReference"/>
+        </w:rPr>
+        <w:commentReference w:id="28"/>
       </w:r>
     </w:p>
     <w:p>
@@ -5293,6 +5365,7 @@
             <w:pPr>
               <w:spacing w:line="259" w:lineRule="auto"/>
             </w:pPr>
+            <w:commentRangeStart w:id="29"/>
             <w:r>
               <w:t>Не позднее 29 декабря Модульные тесты 202</w:t>
             </w:r>
@@ -5301,6 +5374,13 @@
             </w:r>
             <w:r>
               <w:t xml:space="preserve"> года</w:t>
+            </w:r>
+            <w:commentRangeEnd w:id="29"/>
+            <w:r>
+              <w:rPr>
+                <w:rStyle w:val="CommentReference"/>
+              </w:rPr>
+              <w:commentReference w:id="29"/>
             </w:r>
           </w:p>
         </w:tc>
@@ -5658,8 +5738,16 @@
         <w:ind w:firstLine="709"/>
         <w:jc w:val="both"/>
       </w:pPr>
+      <w:commentRangeStart w:id="30"/>
       <w:r>
         <w:t>– ГОСТ 16371-2014 «Мебель. Общие технические условия»;</w:t>
+      </w:r>
+      <w:commentRangeEnd w:id="30"/>
+      <w:r>
+        <w:rPr>
+          <w:rStyle w:val="CommentReference"/>
+        </w:rPr>
+        <w:commentReference w:id="30"/>
       </w:r>
     </w:p>
     <w:p>
@@ -6661,6 +6749,155 @@
       </w:r>
     </w:p>
   </w:comment>
+  <w:comment w:id="26" w:author="Kalentyev Alexey" w:initials="KA" w:date="2026-09-23T03:56:38Z">
+    <w:p>
+      <w:pPr>
+        <w:pStyle w:val="CommentText"/>
+      </w:pPr>
+      <w:r>
+        <w:annotationRef/>
+      </w:r>
+      <w:r>
+        <w:t xml:space="preserve">Задайте положительные нижние границы для l1 и b1 и допустимые диапазоны с учетом L и B. Явно опишите обратную проверку: ввод l1 ограничивает L снизу, ввод b1 ограничивает B снизу; неправильные сочетания должны отклоняться при изменении любого параметра.</w:t>
+        <w:br/>
+        <w:t xml:space="preserve">Неравенства l1≤L−20 и b1≤B−40 задают только верхнюю границу, поэтому формально допускают нулевые и отрицательные размеры пазов.</w:t>
+      </w:r>
+    </w:p>
+  </w:comment>
+  <w:comment w:id="27" w:author="Kalentyev Alexey" w:initials="KA" w:date="2026-09-23T03:56:38Z">
+    <w:p>
+      <w:pPr>
+        <w:pStyle w:val="CommentText"/>
+      </w:pPr>
+      <w:r>
+        <w:annotationRef/>
+      </w:r>
+      <w:r>
+        <w:t xml:space="preserve">Укажите толщину кронштейна S, диаметр крепежных отверстий d1 и положения их центров — как константы, вычисляемые или вводимые параметры. Согласуйте обозначения с рисунком 2.1.</w:t>
+        <w:br/>
+        <w:t xml:space="preserve">На свежем рисунке S и d1 показаны, но в перечне параметров и тексте их значения и правила расположения отверстий не заданы.</w:t>
+      </w:r>
+    </w:p>
+  </w:comment>
+  <w:comment w:id="28" w:author="Kalentyev Alexey" w:initials="KA" w:date="2026-09-23T03:56:38Z">
+    <w:p>
+      <w:pPr>
+        <w:pStyle w:val="CommentText"/>
+      </w:pPr>
+      <w:r>
+        <w:annotationRef/>
+      </w:r>
+      <w:r>
+        <w:t xml:space="preserve">Уточните точное обозначение целевой версии КОМПАС-3D и используемого API. Формулировка «версии 2026» не позволяет однозначно выбрать среду разработки и приемки.</w:t>
+      </w:r>
+    </w:p>
+  </w:comment>
+  <w:comment w:id="29" w:author="Kalentyev Alexey" w:initials="KA" w:date="2026-09-23T03:56:38Z">
+    <w:p>
+      <w:pPr>
+        <w:pStyle w:val="CommentText"/>
+      </w:pPr>
+      <w:r>
+        <w:annotationRef/>
+      </w:r>
+      <w:r>
+        <w:t xml:space="preserve">В ячейке срока четвертого этапа оставьте дату завершения работ; удалите случайно вставленное «Модульные тесты».</w:t>
+      </w:r>
+    </w:p>
+  </w:comment>
+  <w:comment w:id="30" w:author="Kalentyev Alexey" w:initials="KA" w:date="2026-09-23T03:56:38Z">
+    <w:p>
+      <w:pPr>
+        <w:pStyle w:val="CommentText"/>
+      </w:pPr>
+      <w:r>
+        <w:annotationRef/>
+      </w:r>
+      <w:r>
+        <w:t xml:space="preserve">Укажите конкретные конструктивные требования из выбранного стандарта или другого исходного документа, которые используются для кронштейна: размеры, минимальные толщины и условия размещения отверстий. Обоснуйте применимость ГОСТ 16371-2014 к выбранной детали.</w:t>
+        <w:br/>
+        <w:t xml:space="preserve">В ТЗ приведено название стандарта на мебель, но не показано, откуда взяты 20 мм задней зоны и 20 мм боковых стенок и как стандарт ограничивает модель. Само название стандарта не доказывает его неприменимость; требуется связь с конструкцией.</w:t>
+      </w:r>
+    </w:p>
+  </w:comment>
+  <w:comment w:id="31" w:author="Kalentyev Alexey" w:initials="KA" w:date="2026-09-23T03:56:38Z">
+    <w:p>
+      <w:pPr>
+        <w:pStyle w:val="CommentText"/>
+      </w:pPr>
+      <w:r>
+        <w:annotationRef/>
+      </w:r>
+      <w:r>
+        <w:t xml:space="preserve">Замените «Содержание» на «Оглавление».</w:t>
+      </w:r>
+    </w:p>
+  </w:comment>
+  <w:comment w:id="32" w:author="Kalentyev Alexey" w:initials="KA" w:date="2026-09-23T03:56:38Z">
+    <w:p>
+      <w:pPr>
+        <w:pStyle w:val="CommentText"/>
+      </w:pPr>
+      <w:r>
+        <w:annotationRef/>
+      </w:r>
+      <w:r>
+        <w:t xml:space="preserve">Укажите на титульном листе «Техническое задание»: представленное содержание является ТЗ, а не пояснительной запиской.</w:t>
+      </w:r>
+    </w:p>
+  </w:comment>
+  <w:comment w:id="33" w:author="Kalentyev Alexey" w:initials="KA" w:date="2026-09-23T03:56:38Z">
+    <w:p>
+      <w:pPr>
+        <w:pStyle w:val="CommentText"/>
+      </w:pPr>
+      <w:r>
+        <w:annotationRef/>
+      </w:r>
+      <w:r>
+        <w:t xml:space="preserve">Приведите заголовки пунктов 3.1.1–3.1.12 и 3.3.1–3.3.7 к единому оформлению: полужирное начертание и расположение по центру.</w:t>
+      </w:r>
+    </w:p>
+  </w:comment>
+  <w:comment w:id="34" w:author="Kalentyev Alexey" w:initials="KA" w:date="2026-09-23T03:56:38Z">
+    <w:p>
+      <w:pPr>
+        <w:pStyle w:val="CommentText"/>
+      </w:pPr>
+      <w:r>
+        <w:annotationRef/>
+      </w:r>
+      <w:r>
+        <w:t xml:space="preserve">Перенесите 3.1.2 вместе с последующим абзацем; аналогично проверьте 3.1.7 на странице 7. Заголовки остаются внизу листа, текст начинается на следующем.</w:t>
+      </w:r>
+    </w:p>
+  </w:comment>
+  <w:comment w:id="35" w:author="Kalentyev Alexey" w:initials="KA" w:date="2026-09-23T03:56:38Z">
+    <w:p>
+      <w:pPr>
+        <w:pStyle w:val="CommentText"/>
+      </w:pPr>
+      <w:r>
+        <w:annotationRef/>
+      </w:r>
+      <w:r>
+        <w:t xml:space="preserve">Добавьте сквозную нумерацию страниц по центру нижнего поля. Титульный лист учитывается, но номер на нем не печатается.</w:t>
+      </w:r>
+    </w:p>
+  </w:comment>
+  <w:comment w:id="36" w:author="Kalentyev Alexey" w:initials="KA" w:date="2026-09-23T03:56:38Z">
+    <w:p>
+      <w:pPr>
+        <w:pStyle w:val="CommentText"/>
+      </w:pPr>
+      <w:r>
+        <w:annotationRef/>
+      </w:r>
+      <w:r>
+        <w:t xml:space="preserve">Исправьте название системы стандартов: ГОСТ 19.103-77 относится к ЕСПД, то есть к программной документации, а не к конструкторской.</w:t>
+      </w:r>
+    </w:p>
+  </w:comment>
 </w:comments>
 </file>
 
@@ -6671,6 +6908,17 @@
   <w15:commentEx w15:paraId="24161A6B" w15:done="0"/>
   <w15:commentEx w15:paraId="415BB62A" w15:done="0"/>
   <w15:commentEx w15:paraId="51E741EB" w15:done="0"/>
+  <w15:commentEx w15:paraId="14C97614" w15:done="0"/>
+  <w15:commentEx w15:paraId="662FE4DC" w15:done="0"/>
+  <w15:commentEx w15:paraId="6077CF3B" w15:done="0"/>
+  <w15:commentEx w15:paraId="41E7A9B4" w15:done="0"/>
+  <w15:commentEx w15:paraId="63FCCC02" w15:done="0"/>
+  <w15:commentEx w15:paraId="6C3D6D3E" w15:done="0"/>
+  <w15:commentEx w15:paraId="4FF5444F" w15:done="0"/>
+  <w15:commentEx w15:paraId="5B657533" w15:done="0"/>
+  <w15:commentEx w15:paraId="30BC8ABD" w15:done="0"/>
+  <w15:commentEx w15:paraId="113A252C" w15:done="0"/>
+  <w15:commentEx w15:paraId="5FA3C9DF" w15:done="0"/>
 </w15:commentsEx>
 </file>
 
@@ -6681,6 +6929,17 @@
   <w16cex:commentExtensible w16cex:durableId="7FB9675E" w16cex:dateUtc="2026-09-16T04:31:00Z"/>
   <w16cex:commentExtensible w16cex:durableId="2D387B39" w16cex:dateUtc="2026-09-16T04:32:00Z"/>
   <w16cex:commentExtensible w16cex:durableId="4BE9DC1F" w16cex:dateUtc="2026-09-16T04:33:00Z"/>
+  <w16cex:commentExtensible w16cex:durableId="217F8712" w16cex:dateUtc="2026-09-23T03:56:38Z"/>
+  <w16cex:commentExtensible w16cex:durableId="29B3131D" w16cex:dateUtc="2026-09-23T03:56:38Z"/>
+  <w16cex:commentExtensible w16cex:durableId="6D669E91" w16cex:dateUtc="2026-09-23T03:56:38Z"/>
+  <w16cex:commentExtensible w16cex:durableId="751B1218" w16cex:dateUtc="2026-09-23T03:56:38Z"/>
+  <w16cex:commentExtensible w16cex:durableId="227E8C9F" w16cex:dateUtc="2026-09-23T03:56:38Z"/>
+  <w16cex:commentExtensible w16cex:durableId="3E56D85C" w16cex:dateUtc="2026-09-23T03:56:38Z"/>
+  <w16cex:commentExtensible w16cex:durableId="7807AD8F" w16cex:dateUtc="2026-09-23T03:56:38Z"/>
+  <w16cex:commentExtensible w16cex:durableId="00CA86E4" w16cex:dateUtc="2026-09-23T03:56:38Z"/>
+  <w16cex:commentExtensible w16cex:durableId="46EA216C" w16cex:dateUtc="2026-09-23T03:56:38Z"/>
+  <w16cex:commentExtensible w16cex:durableId="151B5100" w16cex:dateUtc="2026-09-23T03:56:38Z"/>
+  <w16cex:commentExtensible w16cex:durableId="268F1B40" w16cex:dateUtc="2026-09-23T03:56:38Z"/>
 </w16cex:commentsExtensible>
 </file>
 
@@ -6691,6 +6950,17 @@
   <w16cid:commentId w16cid:paraId="24161A6B" w16cid:durableId="7FB9675E"/>
   <w16cid:commentId w16cid:paraId="415BB62A" w16cid:durableId="2D387B39"/>
   <w16cid:commentId w16cid:paraId="51E741EB" w16cid:durableId="4BE9DC1F"/>
+  <w16cid:commentId w16cid:paraId="14C97614" w16cid:durableId="217F8712"/>
+  <w16cid:commentId w16cid:paraId="662FE4DC" w16cid:durableId="29B3131D"/>
+  <w16cid:commentId w16cid:paraId="6077CF3B" w16cid:durableId="6D669E91"/>
+  <w16cid:commentId w16cid:paraId="41E7A9B4" w16cid:durableId="751B1218"/>
+  <w16cid:commentId w16cid:paraId="63FCCC02" w16cid:durableId="227E8C9F"/>
+  <w16cid:commentId w16cid:paraId="6C3D6D3E" w16cid:durableId="3E56D85C"/>
+  <w16cid:commentId w16cid:paraId="4FF5444F" w16cid:durableId="7807AD8F"/>
+  <w16cid:commentId w16cid:paraId="5B657533" w16cid:durableId="00CA86E4"/>
+  <w16cid:commentId w16cid:paraId="30BC8ABD" w16cid:durableId="46EA216C"/>
+  <w16cid:commentId w16cid:paraId="113A252C" w16cid:durableId="151B5100"/>
+  <w16cid:commentId w16cid:paraId="5FA3C9DF" w16cid:durableId="268F1B40"/>
 </w16cid:commentsIds>
 </file>
 

--- a/docx/Begaidarov.docx
+++ b/docx/Begaidarov.docx
@@ -161,16 +161,8 @@
         <w:spacing w:after="0" w:line="360" w:lineRule="auto"/>
         <w:jc w:val="center"/>
       </w:pPr>
-      <w:commentRangeStart w:id="32"/>
-      <w:r>
-        <w:t>ПОЯСНИТЕЛЬНАЯ ЗАПИСКА</w:t>
-      </w:r>
-      <w:commentRangeEnd w:id="32"/>
-      <w:r>
-        <w:rPr>
-          <w:rStyle w:val="CommentReference"/>
-        </w:rPr>
-        <w:commentReference w:id="32"/>
+      <w:r>
+        <w:t>ТЕХНИЧЕСКОЕ ЗАДАНИЕ</w:t>
       </w:r>
     </w:p>
     <w:p>
@@ -601,7 +593,6 @@
               <w:szCs w:val="28"/>
             </w:rPr>
           </w:pPr>
-          <w:commentRangeStart w:id="31"/>
           <w:r>
             <w:rPr>
               <w:rFonts w:ascii="Times New Roman" w:hAnsi="Times New Roman" w:cs="Times New Roman"/>
@@ -611,14 +602,7 @@
               <w:sz w:val="28"/>
               <w:szCs w:val="28"/>
             </w:rPr>
-            <w:t>СОДЕРЖАНИЕ</w:t>
-          </w:r>
-          <w:commentRangeEnd w:id="31"/>
-          <w:r>
-            <w:rPr>
-              <w:rStyle w:val="CommentReference"/>
-            </w:rPr>
-            <w:commentReference w:id="31"/>
+            <w:t>ОГЛАВНЕНИЕ</w:t>
           </w:r>
         </w:p>
         <w:p>
@@ -2529,6 +2513,12 @@
           </w:hyperlink>
         </w:p>
         <w:p>
+          <w:pPr>
+            <w:rPr>
+              <w:b/>
+              <w:bCs/>
+            </w:rPr>
+          </w:pPr>
           <w:r>
             <w:rPr>
               <w:b/>
@@ -2540,18 +2530,6 @@
       </w:sdtContent>
     </w:sdt>
     <w:p>
-      <w:pPr>
-        <w:jc w:val="center"/>
-        <w:rPr>
-          <w:rFonts w:cs="Times New Roman"/>
-          <w:szCs w:val="28"/>
-        </w:rPr>
-      </w:pPr>
-    </w:p>
-    <w:p>
-      <w:pPr>
-        <w:spacing w:line="259" w:lineRule="auto"/>
-      </w:pPr>
       <w:r>
         <w:br w:type="page"/>
       </w:r>
@@ -2571,7 +2549,8 @@
         </w:rPr>
       </w:pPr>
       <w:bookmarkStart w:id="0" w:name="_Toc240445239"/>
-      <w:commentRangeStart w:id="35"/>
+      <w:commentRangeStart w:id="1"/>
+      <w:commentRangeStart w:id="2"/>
       <w:r>
         <w:rPr>
           <w:rFonts w:ascii="Times New Roman" w:hAnsi="Times New Roman" w:cs="Times New Roman"/>
@@ -2585,32 +2564,10 @@
         <w:t>1 ОБЩИЕ СВЕДЕНИЯ</w:t>
       </w:r>
       <w:bookmarkEnd w:id="0"/>
-      <w:commentRangeEnd w:id="35"/>
-      <w:r>
-        <w:rPr>
-          <w:rStyle w:val="CommentReference"/>
-        </w:rPr>
-        <w:commentReference w:id="35"/>
-      </w:r>
-    </w:p>
-    <w:p>
-      <w:pPr>
-        <w:pStyle w:val="2"/>
-        <w:jc w:val="center"/>
-        <w:rPr>
-          <w:rFonts w:ascii="Times New Roman" w:hAnsi="Times New Roman" w:cs="Times New Roman"/>
-          <w:color w:val="auto"/>
-          <w:sz w:val="28"/>
-          <w:szCs w:val="28"/>
-        </w:rPr>
-      </w:pPr>
-    </w:p>
-    <w:p>
-      <w:pPr>
-        <w:pStyle w:val="2"/>
-        <w:spacing w:before="0" w:after="0" w:line="360" w:lineRule="auto"/>
-        <w:jc w:val="center"/>
-        <w:rPr>
+      <w:commentRangeEnd w:id="1"/>
+      <w:r>
+        <w:rPr>
+          <w:rStyle w:val="af"/>
           <w:rFonts w:ascii="Times New Roman" w:hAnsi="Times New Roman" w:cs="Times New Roman"/>
           <w:b/>
           <w:bCs/>
@@ -2618,10 +2575,12 @@
           <w:sz w:val="28"/>
           <w:szCs w:val="28"/>
         </w:rPr>
-      </w:pPr>
-      <w:bookmarkStart w:id="1" w:name="_Toc240445240"/>
-      <w:r>
-        <w:rPr>
+        <w:commentReference w:id="1"/>
+      </w:r>
+      <w:commentRangeEnd w:id="2"/>
+      <w:r>
+        <w:rPr>
+          <w:rStyle w:val="af"/>
           <w:rFonts w:ascii="Times New Roman" w:hAnsi="Times New Roman" w:cs="Times New Roman"/>
           <w:b/>
           <w:bCs/>
@@ -2629,52 +2588,19 @@
           <w:sz w:val="28"/>
           <w:szCs w:val="28"/>
         </w:rPr>
-        <w:t>1.1 Полное наименование автоматизированной системы и ее условное обозначение</w:t>
-      </w:r>
-      <w:bookmarkEnd w:id="1"/>
-    </w:p>
-    <w:p>
-      <w:pPr>
-        <w:spacing w:after="0" w:line="360" w:lineRule="auto"/>
+        <w:commentReference w:id="2"/>
+      </w:r>
+    </w:p>
+    <w:p>
+      <w:pPr>
+        <w:pStyle w:val="2"/>
         <w:jc w:val="center"/>
-      </w:pPr>
-    </w:p>
-    <w:p>
-      <w:pPr>
-        <w:spacing w:after="0" w:line="360" w:lineRule="auto"/>
-        <w:ind w:firstLine="709"/>
-        <w:jc w:val="both"/>
-      </w:pPr>
-      <w:r>
-        <w:t>Разработка плагина</w:t>
-      </w:r>
-      <w:r>
-        <w:t xml:space="preserve"> </w:t>
-      </w:r>
-      <w:r>
-        <w:t>“Кронштейн для гитары”</w:t>
-      </w:r>
-      <w:r>
-        <w:t xml:space="preserve"> </w:t>
-      </w:r>
-      <w:r>
-        <w:t>для системы автоматизированного проектирования (САПР)</w:t>
-      </w:r>
-      <w:r>
-        <w:t xml:space="preserve"> </w:t>
-      </w:r>
-      <w:r>
-        <w:t>КОМПАС-3D</w:t>
-      </w:r>
-      <w:r>
-        <w:t>.</w:t>
-      </w:r>
-    </w:p>
-    <w:p>
-      <w:pPr>
-        <w:spacing w:after="0" w:line="360" w:lineRule="auto"/>
-        <w:ind w:firstLine="709"/>
-        <w:jc w:val="both"/>
+        <w:rPr>
+          <w:rFonts w:ascii="Times New Roman" w:hAnsi="Times New Roman" w:cs="Times New Roman"/>
+          <w:color w:val="auto"/>
+          <w:sz w:val="28"/>
+          <w:szCs w:val="28"/>
+        </w:rPr>
       </w:pPr>
     </w:p>
     <w:p>
@@ -2691,7 +2617,7 @@
           <w:szCs w:val="28"/>
         </w:rPr>
       </w:pPr>
-      <w:bookmarkStart w:id="2" w:name="_Toc240445241"/>
+      <w:bookmarkStart w:id="3" w:name="_Toc240445240"/>
       <w:r>
         <w:rPr>
           <w:rFonts w:ascii="Times New Roman" w:hAnsi="Times New Roman" w:cs="Times New Roman"/>
@@ -2701,9 +2627,9 @@
           <w:sz w:val="28"/>
           <w:szCs w:val="28"/>
         </w:rPr>
-        <w:t>1.2 Наименование заказчика</w:t>
-      </w:r>
-      <w:bookmarkEnd w:id="2"/>
+        <w:t>1.1 Полное наименование автоматизированной системы и ее условное обозначение</w:t>
+      </w:r>
+      <w:bookmarkEnd w:id="3"/>
     </w:p>
     <w:p>
       <w:pPr>
@@ -2718,22 +2644,34 @@
         <w:jc w:val="both"/>
       </w:pPr>
       <w:r>
-        <w:t>Заказчиком работ является: кандидат технических наук, доцент кафедры компьютерных систем в управлении и проектировании (КСУП) Калентьев Алексей Анатольевич.</w:t>
-      </w:r>
-    </w:p>
-    <w:p>
-      <w:pPr>
-        <w:spacing w:after="0" w:line="360" w:lineRule="auto"/>
-        <w:ind w:firstLine="709"/>
-        <w:jc w:val="both"/>
-      </w:pPr>
-      <w:r>
-        <w:t>Адрес заказчика: 634045 Томская область Томск ул. Красноармейская 147 СБИ, офис 210.</w:t>
-      </w:r>
-    </w:p>
-    <w:p>
-      <w:pPr>
-        <w:spacing w:after="0" w:line="360" w:lineRule="auto"/>
+        <w:t>Разработка плагина</w:t>
+      </w:r>
+      <w:r>
+        <w:t xml:space="preserve"> </w:t>
+      </w:r>
+      <w:r>
+        <w:t>“Кронштейн для гитары”</w:t>
+      </w:r>
+      <w:r>
+        <w:t xml:space="preserve"> </w:t>
+      </w:r>
+      <w:r>
+        <w:t>для системы автоматизированного проектирования (САПР)</w:t>
+      </w:r>
+      <w:r>
+        <w:t xml:space="preserve"> </w:t>
+      </w:r>
+      <w:r>
+        <w:t>КОМПАС-3D</w:t>
+      </w:r>
+      <w:r>
+        <w:t>.</w:t>
+      </w:r>
+    </w:p>
+    <w:p>
+      <w:pPr>
+        <w:spacing w:after="0" w:line="360" w:lineRule="auto"/>
+        <w:ind w:firstLine="709"/>
         <w:jc w:val="both"/>
       </w:pPr>
     </w:p>
@@ -2751,7 +2689,7 @@
           <w:szCs w:val="28"/>
         </w:rPr>
       </w:pPr>
-      <w:bookmarkStart w:id="3" w:name="_Toc240445242"/>
+      <w:bookmarkStart w:id="4" w:name="_Toc240445241"/>
       <w:r>
         <w:rPr>
           <w:rFonts w:ascii="Times New Roman" w:hAnsi="Times New Roman" w:cs="Times New Roman"/>
@@ -2761,9 +2699,9 @@
           <w:sz w:val="28"/>
           <w:szCs w:val="28"/>
         </w:rPr>
-        <w:t>1.3 Перечень документов, на основании которых создается АС</w:t>
-      </w:r>
-      <w:bookmarkEnd w:id="3"/>
+        <w:t>1.2 Наименование заказчика</w:t>
+      </w:r>
+      <w:bookmarkEnd w:id="4"/>
     </w:p>
     <w:p>
       <w:pPr>
@@ -2778,62 +2716,23 @@
         <w:jc w:val="both"/>
       </w:pPr>
       <w:r>
-        <w:t>Выполняемая работа и оформление её результатов должны отвечать требованиям нормативно-правовых актов, а также соответствующих государственных стандартов из числа Комплекса стандартов на автоматизированные системы:</w:t>
-      </w:r>
-    </w:p>
-    <w:p>
-      <w:pPr>
-        <w:spacing w:after="0" w:line="360" w:lineRule="auto"/>
-        <w:ind w:firstLine="709"/>
-        <w:jc w:val="both"/>
-      </w:pPr>
-      <w:r>
-        <w:t>− ГОСТ 34.602-2020 “Информационные технологии. Комплекс стандартов на автоматизированные системы. Техническое задание на создание автоматизированной системы”;</w:t>
-      </w:r>
-    </w:p>
-    <w:p>
-      <w:pPr>
-        <w:spacing w:after="0" w:line="360" w:lineRule="auto"/>
-        <w:ind w:firstLine="709"/>
-        <w:jc w:val="both"/>
-      </w:pPr>
-      <w:r>
-        <w:t>− ОС ТУСУР 01-2021 “Образовательный стандарт ВУЗа. Работы студенческие по направлениям подготовки и специальностям технического профиля. Общие требования и правила оформления”;</w:t>
-      </w:r>
-    </w:p>
-    <w:p>
-      <w:pPr>
-        <w:spacing w:after="0" w:line="360" w:lineRule="auto"/>
-        <w:ind w:firstLine="709"/>
-        <w:jc w:val="both"/>
-      </w:pPr>
-      <w:r>
-        <w:t>− ОК 012-93 “Общероссийский классификатор изделий и конструкторских документов (классификатор ЕСКД)”;</w:t>
-      </w:r>
-    </w:p>
-    <w:p>
-      <w:pPr>
-        <w:spacing w:after="0" w:line="360" w:lineRule="auto"/>
-        <w:ind w:firstLine="709"/>
-        <w:jc w:val="both"/>
-      </w:pPr>
-      <w:commentRangeStart w:id="36"/>
-      <w:r>
-        <w:lastRenderedPageBreak/>
-        <w:t>− ГОСТ 19.103-77 “Единая система конструкторской документации. Обозначения программ и программных документов”.</w:t>
-      </w:r>
-      <w:commentRangeEnd w:id="36"/>
-      <w:r>
-        <w:rPr>
-          <w:rStyle w:val="CommentReference"/>
-        </w:rPr>
-        <w:commentReference w:id="36"/>
-      </w:r>
-    </w:p>
-    <w:p>
-      <w:pPr>
-        <w:spacing w:after="0" w:line="360" w:lineRule="auto"/>
-        <w:jc w:val="center"/>
+        <w:t>Заказчиком работ является: кандидат технических наук, доцент кафедры компьютерных систем в управлении и проектировании (КСУП) Калентьев Алексей Анатольевич.</w:t>
+      </w:r>
+    </w:p>
+    <w:p>
+      <w:pPr>
+        <w:spacing w:after="0" w:line="360" w:lineRule="auto"/>
+        <w:ind w:firstLine="709"/>
+        <w:jc w:val="both"/>
+      </w:pPr>
+      <w:r>
+        <w:t>Адрес заказчика: 634045 Томская область Томск ул. Красноармейская 147 СБИ, офис 210.</w:t>
+      </w:r>
+    </w:p>
+    <w:p>
+      <w:pPr>
+        <w:spacing w:after="0" w:line="360" w:lineRule="auto"/>
+        <w:jc w:val="both"/>
       </w:pPr>
     </w:p>
     <w:p>
@@ -2850,7 +2749,7 @@
           <w:szCs w:val="28"/>
         </w:rPr>
       </w:pPr>
-      <w:bookmarkStart w:id="4" w:name="_Toc240445243"/>
+      <w:bookmarkStart w:id="5" w:name="_Toc240445242"/>
       <w:r>
         <w:rPr>
           <w:rFonts w:ascii="Times New Roman" w:hAnsi="Times New Roman" w:cs="Times New Roman"/>
@@ -2860,9 +2759,9 @@
           <w:sz w:val="28"/>
           <w:szCs w:val="28"/>
         </w:rPr>
-        <w:t>1.4 Плановые сроки начала и окончания работ по созданию АС</w:t>
-      </w:r>
-      <w:bookmarkEnd w:id="4"/>
+        <w:t>1.3 Перечень документов, на основании которых создается АС</w:t>
+      </w:r>
+      <w:bookmarkEnd w:id="5"/>
     </w:p>
     <w:p>
       <w:pPr>
@@ -2877,48 +2776,85 @@
         <w:jc w:val="both"/>
       </w:pPr>
       <w:r>
-        <w:t>П</w:t>
-      </w:r>
-      <w:r>
-        <w:t xml:space="preserve">лановый срок начала работ: с </w:t>
-      </w:r>
-      <w:r>
-        <w:t xml:space="preserve">9 </w:t>
-      </w:r>
-      <w:r>
-        <w:t>сентября 2026 года.</w:t>
-      </w:r>
-    </w:p>
-    <w:p>
-      <w:pPr>
-        <w:spacing w:after="0" w:line="360" w:lineRule="auto"/>
-        <w:ind w:firstLine="709"/>
-        <w:jc w:val="both"/>
-      </w:pPr>
-      <w:r>
-        <w:t>Плановый срок окончания работ: не позднее 29 декабря 202</w:t>
-      </w:r>
-      <w:r>
-        <w:t>6</w:t>
-      </w:r>
-      <w:r>
-        <w:t xml:space="preserve"> год</w:t>
-      </w:r>
-      <w:r>
-        <w:t>а.</w:t>
-      </w:r>
-    </w:p>
-    <w:p>
-      <w:pPr>
-        <w:spacing w:line="259" w:lineRule="auto"/>
-      </w:pPr>
-      <w:r>
-        <w:br w:type="page"/>
-      </w:r>
-    </w:p>
-    <w:p>
-      <w:pPr>
-        <w:pStyle w:val="1"/>
+        <w:t>Выполняемая работа и оформление её результатов должны отвечать требованиям нормативно-правовых актов, а также соответствующих государственных стандартов из числа Комплекса стандартов на автоматизированные системы:</w:t>
+      </w:r>
+    </w:p>
+    <w:p>
+      <w:pPr>
+        <w:spacing w:after="0" w:line="360" w:lineRule="auto"/>
+        <w:ind w:firstLine="709"/>
+        <w:jc w:val="both"/>
+      </w:pPr>
+      <w:r>
+        <w:t>− ГОСТ 34.602-2020 “Информационные технологии. Комплекс стандартов на автоматизированные системы. Техническое задание на создание автоматизированной системы”;</w:t>
+      </w:r>
+    </w:p>
+    <w:p>
+      <w:pPr>
+        <w:spacing w:after="0" w:line="360" w:lineRule="auto"/>
+        <w:ind w:firstLine="709"/>
+        <w:jc w:val="both"/>
+      </w:pPr>
+      <w:r>
+        <w:t>− ОС ТУСУР 01-2021 “Образовательный стандарт ВУЗа. Работы студенческие по направлениям подготовки и специальностям технического профиля. Общие требования и правила оформления”;</w:t>
+      </w:r>
+    </w:p>
+    <w:p>
+      <w:pPr>
+        <w:spacing w:after="0" w:line="360" w:lineRule="auto"/>
+        <w:ind w:firstLine="709"/>
+        <w:jc w:val="both"/>
+      </w:pPr>
+      <w:r>
+        <w:lastRenderedPageBreak/>
+        <w:t>− ОК 012-93 “Общероссийский классификатор изделий и конструкторских документов (классификатор ЕСКД)”;</w:t>
+      </w:r>
+    </w:p>
+    <w:p>
+      <w:pPr>
+        <w:spacing w:after="0" w:line="360" w:lineRule="auto"/>
+        <w:ind w:firstLine="709"/>
+        <w:jc w:val="both"/>
+      </w:pPr>
+      <w:commentRangeStart w:id="6"/>
+      <w:commentRangeStart w:id="7"/>
+      <w:r>
+        <w:t>− ГОСТ 19.103-77 “Единая система</w:t>
+      </w:r>
+      <w:r>
+        <w:t xml:space="preserve"> программной</w:t>
+      </w:r>
+      <w:r>
+        <w:t xml:space="preserve"> документации. Обозначения программ и программных документов”.</w:t>
+      </w:r>
+      <w:commentRangeEnd w:id="6"/>
+      <w:r>
+        <w:rPr>
+          <w:rStyle w:val="af"/>
+          <w:sz w:val="28"/>
+          <w:szCs w:val="22"/>
+        </w:rPr>
+        <w:commentReference w:id="6"/>
+      </w:r>
+      <w:commentRangeEnd w:id="7"/>
+      <w:r>
+        <w:rPr>
+          <w:rStyle w:val="af"/>
+          <w:sz w:val="28"/>
+          <w:szCs w:val="22"/>
+        </w:rPr>
+        <w:commentReference w:id="7"/>
+      </w:r>
+    </w:p>
+    <w:p>
+      <w:pPr>
+        <w:spacing w:after="0" w:line="360" w:lineRule="auto"/>
+        <w:jc w:val="center"/>
+      </w:pPr>
+    </w:p>
+    <w:p>
+      <w:pPr>
+        <w:pStyle w:val="2"/>
         <w:spacing w:before="0" w:after="0" w:line="360" w:lineRule="auto"/>
         <w:jc w:val="center"/>
         <w:rPr>
@@ -2930,7 +2866,7 @@
           <w:szCs w:val="28"/>
         </w:rPr>
       </w:pPr>
-      <w:bookmarkStart w:id="5" w:name="_Toc240445244"/>
+      <w:bookmarkStart w:id="8" w:name="_Toc240445243"/>
       <w:r>
         <w:rPr>
           <w:rFonts w:ascii="Times New Roman" w:hAnsi="Times New Roman" w:cs="Times New Roman"/>
@@ -2940,10 +2876,9 @@
           <w:sz w:val="28"/>
           <w:szCs w:val="28"/>
         </w:rPr>
-        <w:lastRenderedPageBreak/>
-        <w:t>2 ЦЕЛИ И НАЗНАЧЕНИЕ СОЗДАНИЯ АВТОМАТИЗИРОВАННОЙ СИСТЕМЫ</w:t>
-      </w:r>
-      <w:bookmarkEnd w:id="5"/>
+        <w:t>1.4 Плановые сроки начала и окончания работ по созданию АС</w:t>
+      </w:r>
+      <w:bookmarkEnd w:id="8"/>
     </w:p>
     <w:p>
       <w:pPr>
@@ -2953,7 +2888,53 @@
     </w:p>
     <w:p>
       <w:pPr>
-        <w:pStyle w:val="2"/>
+        <w:spacing w:after="0" w:line="360" w:lineRule="auto"/>
+        <w:ind w:firstLine="709"/>
+        <w:jc w:val="both"/>
+      </w:pPr>
+      <w:r>
+        <w:t>П</w:t>
+      </w:r>
+      <w:r>
+        <w:t xml:space="preserve">лановый срок начала работ: с </w:t>
+      </w:r>
+      <w:r>
+        <w:t xml:space="preserve">9 </w:t>
+      </w:r>
+      <w:r>
+        <w:t>сентября 2026 года.</w:t>
+      </w:r>
+    </w:p>
+    <w:p>
+      <w:pPr>
+        <w:spacing w:after="0" w:line="360" w:lineRule="auto"/>
+        <w:ind w:firstLine="709"/>
+        <w:jc w:val="both"/>
+      </w:pPr>
+      <w:r>
+        <w:t>Плановый срок окончания работ: не позднее 29 декабря 202</w:t>
+      </w:r>
+      <w:r>
+        <w:t>6</w:t>
+      </w:r>
+      <w:r>
+        <w:t xml:space="preserve"> год</w:t>
+      </w:r>
+      <w:r>
+        <w:t>а.</w:t>
+      </w:r>
+    </w:p>
+    <w:p>
+      <w:pPr>
+        <w:spacing w:line="259" w:lineRule="auto"/>
+      </w:pPr>
+      <w:r>
+        <w:br w:type="page"/>
+      </w:r>
+    </w:p>
+    <w:p>
+      <w:pPr>
+        <w:pStyle w:val="1"/>
         <w:spacing w:before="0" w:after="0" w:line="360" w:lineRule="auto"/>
         <w:jc w:val="center"/>
         <w:rPr>
@@ -2965,7 +2946,7 @@
           <w:szCs w:val="28"/>
         </w:rPr>
       </w:pPr>
-      <w:bookmarkStart w:id="6" w:name="_Toc240445245"/>
+      <w:bookmarkStart w:id="9" w:name="_Toc240445244"/>
       <w:r>
         <w:rPr>
           <w:rFonts w:ascii="Times New Roman" w:hAnsi="Times New Roman" w:cs="Times New Roman"/>
@@ -2975,9 +2956,10 @@
           <w:sz w:val="28"/>
           <w:szCs w:val="28"/>
         </w:rPr>
-        <w:t>2.1 Цели создания АС</w:t>
-      </w:r>
-      <w:bookmarkEnd w:id="6"/>
+        <w:lastRenderedPageBreak/>
+        <w:t>2 ЦЕЛИ И НАЗНАЧЕНИЕ СОЗДАНИЯ АВТОМАТИЗИРОВАННОЙ СИСТЕМЫ</w:t>
+      </w:r>
+      <w:bookmarkEnd w:id="9"/>
     </w:p>
     <w:p>
       <w:pPr>
@@ -2987,86 +2969,8 @@
     </w:p>
     <w:p>
       <w:pPr>
-        <w:spacing w:after="0" w:line="360" w:lineRule="auto"/>
-        <w:ind w:firstLine="709"/>
-        <w:jc w:val="both"/>
-      </w:pPr>
-      <w:r>
-        <w:t xml:space="preserve">Целями </w:t>
-      </w:r>
-      <w:r>
-        <w:t>выполнения работ по разработке плагина</w:t>
-      </w:r>
-      <w:r>
-        <w:t xml:space="preserve"> </w:t>
-      </w:r>
-      <w:r>
-        <w:t>“</w:t>
-      </w:r>
-      <w:commentRangeStart w:id="7"/>
-      <w:r>
-        <w:t>Кр</w:t>
-      </w:r>
-      <w:r>
-        <w:t>о</w:t>
-      </w:r>
-      <w:r>
-        <w:t xml:space="preserve">нштейн </w:t>
-      </w:r>
-      <w:commentRangeEnd w:id="7"/>
-      <w:r>
-        <w:rPr>
-          <w:rStyle w:val="af"/>
-          <w:sz w:val="28"/>
-          <w:szCs w:val="22"/>
-        </w:rPr>
-        <w:commentReference w:id="7"/>
-      </w:r>
-      <w:r>
-        <w:t>для гитары</w:t>
-      </w:r>
-      <w:r>
-        <w:t>”</w:t>
-      </w:r>
-      <w:r>
-        <w:t xml:space="preserve"> </w:t>
-      </w:r>
-      <w:r>
-        <w:t>для САПР</w:t>
-      </w:r>
-      <w:r>
-        <w:t xml:space="preserve"> </w:t>
-      </w:r>
-      <w:r>
-        <w:t>КОМПАС-3D</w:t>
-      </w:r>
-      <w:r>
-        <w:t xml:space="preserve"> </w:t>
-      </w:r>
-      <w:r>
-        <w:t xml:space="preserve">является </w:t>
-      </w:r>
-      <w:r>
-        <w:t>автоматизация построения</w:t>
-      </w:r>
-      <w:r>
-        <w:t xml:space="preserve"> кронштейнов для гитар</w:t>
-      </w:r>
-      <w:r>
-        <w:t>.</w:t>
-      </w:r>
-    </w:p>
-    <w:p>
-      <w:pPr>
-        <w:spacing w:after="0" w:line="360" w:lineRule="auto"/>
-        <w:ind w:firstLine="709"/>
-        <w:jc w:val="both"/>
-      </w:pPr>
-    </w:p>
-    <w:p>
-      <w:pPr>
         <w:pStyle w:val="2"/>
-        <w:spacing w:before="0" w:after="0"/>
+        <w:spacing w:before="0" w:after="0" w:line="360" w:lineRule="auto"/>
         <w:jc w:val="center"/>
         <w:rPr>
           <w:rFonts w:ascii="Times New Roman" w:hAnsi="Times New Roman" w:cs="Times New Roman"/>
@@ -3077,7 +2981,7 @@
           <w:szCs w:val="28"/>
         </w:rPr>
       </w:pPr>
-      <w:bookmarkStart w:id="8" w:name="_Toc240445246"/>
+      <w:bookmarkStart w:id="10" w:name="_Toc240445245"/>
       <w:r>
         <w:rPr>
           <w:rFonts w:ascii="Times New Roman" w:hAnsi="Times New Roman" w:cs="Times New Roman"/>
@@ -3087,9 +2991,131 @@
           <w:sz w:val="28"/>
           <w:szCs w:val="28"/>
         </w:rPr>
+        <w:t>2.1 Цели создания АС</w:t>
+      </w:r>
+      <w:bookmarkEnd w:id="10"/>
+    </w:p>
+    <w:p>
+      <w:pPr>
+        <w:spacing w:after="0" w:line="360" w:lineRule="auto"/>
+        <w:jc w:val="center"/>
+      </w:pPr>
+    </w:p>
+    <w:p>
+      <w:pPr>
+        <w:spacing w:after="0" w:line="360" w:lineRule="auto"/>
+        <w:ind w:firstLine="709"/>
+        <w:jc w:val="both"/>
+      </w:pPr>
+      <w:r>
+        <w:t xml:space="preserve">Целями </w:t>
+      </w:r>
+      <w:r>
+        <w:t>выполнения работ по разработке плагина</w:t>
+      </w:r>
+      <w:r>
+        <w:t xml:space="preserve"> </w:t>
+      </w:r>
+      <w:r>
+        <w:t>“</w:t>
+      </w:r>
+      <w:commentRangeStart w:id="11"/>
+      <w:commentRangeStart w:id="12"/>
+      <w:r>
+        <w:t>Кр</w:t>
+      </w:r>
+      <w:r>
+        <w:t>о</w:t>
+      </w:r>
+      <w:r>
+        <w:t xml:space="preserve">нштейн </w:t>
+      </w:r>
+      <w:commentRangeEnd w:id="11"/>
+      <w:r>
+        <w:rPr>
+          <w:rStyle w:val="af"/>
+          <w:sz w:val="28"/>
+          <w:szCs w:val="22"/>
+        </w:rPr>
+        <w:commentReference w:id="11"/>
+      </w:r>
+      <w:commentRangeEnd w:id="12"/>
+      <w:r>
+        <w:rPr>
+          <w:rStyle w:val="af"/>
+          <w:sz w:val="28"/>
+          <w:szCs w:val="22"/>
+        </w:rPr>
+        <w:commentReference w:id="12"/>
+      </w:r>
+      <w:r>
+        <w:t>для гитары</w:t>
+      </w:r>
+      <w:r>
+        <w:t>”</w:t>
+      </w:r>
+      <w:r>
+        <w:t xml:space="preserve"> </w:t>
+      </w:r>
+      <w:r>
+        <w:t>для САПР</w:t>
+      </w:r>
+      <w:r>
+        <w:t xml:space="preserve"> </w:t>
+      </w:r>
+      <w:r>
+        <w:t>КОМПАС-3D</w:t>
+      </w:r>
+      <w:r>
+        <w:t xml:space="preserve"> </w:t>
+      </w:r>
+      <w:r>
+        <w:t xml:space="preserve">является </w:t>
+      </w:r>
+      <w:r>
+        <w:t>автоматизация построения</w:t>
+      </w:r>
+      <w:r>
+        <w:t xml:space="preserve"> кронштейнов для гитар</w:t>
+      </w:r>
+      <w:r>
+        <w:t>.</w:t>
+      </w:r>
+    </w:p>
+    <w:p>
+      <w:pPr>
+        <w:spacing w:after="0" w:line="360" w:lineRule="auto"/>
+        <w:ind w:firstLine="709"/>
+        <w:jc w:val="both"/>
+      </w:pPr>
+    </w:p>
+    <w:p>
+      <w:pPr>
+        <w:pStyle w:val="2"/>
+        <w:spacing w:before="0" w:after="0"/>
+        <w:jc w:val="center"/>
+        <w:rPr>
+          <w:rFonts w:ascii="Times New Roman" w:hAnsi="Times New Roman" w:cs="Times New Roman"/>
+          <w:b/>
+          <w:bCs/>
+          <w:color w:val="auto"/>
+          <w:sz w:val="28"/>
+          <w:szCs w:val="28"/>
+        </w:rPr>
+      </w:pPr>
+      <w:bookmarkStart w:id="13" w:name="_Toc240445246"/>
+      <w:r>
+        <w:rPr>
+          <w:rFonts w:ascii="Times New Roman" w:hAnsi="Times New Roman" w:cs="Times New Roman"/>
+          <w:b/>
+          <w:bCs/>
+          <w:color w:val="auto"/>
+          <w:sz w:val="28"/>
+          <w:szCs w:val="28"/>
+        </w:rPr>
         <w:t>2.2 Назначение АС</w:t>
       </w:r>
-      <w:bookmarkEnd w:id="8"/>
+      <w:bookmarkEnd w:id="13"/>
     </w:p>
     <w:p>
       <w:pPr>
@@ -3149,13 +3175,12 @@
       <w:r>
         <w:rPr>
           <w:noProof/>
-          <w:lang w:val="en-US"/>
         </w:rPr>
         <w:drawing>
-          <wp:inline distT="0" distB="0" distL="0" distR="0" wp14:anchorId="0C204AD3" wp14:editId="2AF522C7">
-            <wp:extent cx="3127375" cy="3108903"/>
-            <wp:effectExtent l="19050" t="19050" r="15875" b="15875"/>
-            <wp:docPr id="1759001587" name="Рисунок 1"/>
+          <wp:inline distT="0" distB="0" distL="0" distR="0" wp14:anchorId="7F03C262" wp14:editId="4E4517F8">
+            <wp:extent cx="5935980" cy="2522220"/>
+            <wp:effectExtent l="19050" t="19050" r="26670" b="11430"/>
+            <wp:docPr id="411601759" name="Рисунок 1"/>
             <wp:cNvGraphicFramePr>
               <a:graphicFrameLocks xmlns:a="http://schemas.openxmlformats.org/drawingml/2006/main" noChangeAspect="1"/>
             </wp:cNvGraphicFramePr>
@@ -3163,12 +3188,20 @@
               <a:graphicData uri="http://schemas.openxmlformats.org/drawingml/2006/picture">
                 <pic:pic xmlns:pic="http://schemas.openxmlformats.org/drawingml/2006/picture">
                   <pic:nvPicPr>
-                    <pic:cNvPr id="1759001587" name=""/>
-                    <pic:cNvPicPr/>
+                    <pic:cNvPr id="0" name="Picture 1"/>
+                    <pic:cNvPicPr>
+                      <a:picLocks noChangeAspect="1" noChangeArrowheads="1"/>
+                    </pic:cNvPicPr>
                   </pic:nvPicPr>
-                  <pic:blipFill rotWithShape="1">
-                    <a:blip r:embed="rId10"/>
-                    <a:srcRect t="1211"/>
+                  <pic:blipFill>
+                    <a:blip r:embed="rId12">
+                      <a:extLst>
+                        <a:ext uri="{28A0092B-C50C-407E-A947-70E740481C1C}">
+                          <a14:useLocalDpi xmlns:a14="http://schemas.microsoft.com/office/drawing/2010/main" val="0"/>
+                        </a:ext>
+                      </a:extLst>
+                    </a:blip>
+                    <a:srcRect/>
                     <a:stretch>
                       <a:fillRect/>
                     </a:stretch>
@@ -3176,21 +3209,17 @@
                   <pic:spPr bwMode="auto">
                     <a:xfrm>
                       <a:off x="0" y="0"/>
-                      <a:ext cx="3131879" cy="3113380"/>
+                      <a:ext cx="5935980" cy="2522220"/>
                     </a:xfrm>
                     <a:prstGeom prst="rect">
                       <a:avLst/>
                     </a:prstGeom>
+                    <a:noFill/>
                     <a:ln w="12700">
                       <a:solidFill>
                         <a:schemeClr val="tx1"/>
                       </a:solidFill>
                     </a:ln>
-                    <a:extLst>
-                      <a:ext uri="{53640926-AAD7-44D8-BBD7-CCE9431645EC}">
-                        <a14:shadowObscured xmlns:a14="http://schemas.microsoft.com/office/drawing/2010/main"/>
-                      </a:ext>
-                    </a:extLst>
                   </pic:spPr>
                 </pic:pic>
               </a:graphicData>
@@ -3226,8 +3255,7 @@
     <w:p>
       <w:pPr>
         <w:spacing w:after="0" w:line="360" w:lineRule="auto"/>
-        <w:ind w:firstLine="709"/>
-        <w:jc w:val="both"/>
+        <w:jc w:val="center"/>
       </w:pPr>
     </w:p>
     <w:p>
@@ -3252,7 +3280,7 @@
           <w:szCs w:val="28"/>
         </w:rPr>
       </w:pPr>
-      <w:bookmarkStart w:id="9" w:name="_Toc240445247"/>
+      <w:bookmarkStart w:id="14" w:name="_Toc240445247"/>
       <w:r>
         <w:rPr>
           <w:rFonts w:ascii="Times New Roman" w:hAnsi="Times New Roman" w:cs="Times New Roman"/>
@@ -3265,7 +3293,7 @@
         <w:lastRenderedPageBreak/>
         <w:t>3 ТРЕБОВАНИЯ К АВТОМАТИЗИРОВАННОЙ СИСТЕМЕ</w:t>
       </w:r>
-      <w:bookmarkEnd w:id="9"/>
+      <w:bookmarkEnd w:id="14"/>
     </w:p>
     <w:p>
       <w:pPr>
@@ -3288,7 +3316,7 @@
           <w:szCs w:val="28"/>
         </w:rPr>
       </w:pPr>
-      <w:bookmarkStart w:id="10" w:name="_Toc240445248"/>
+      <w:bookmarkStart w:id="15" w:name="_Toc240445248"/>
       <w:r>
         <w:rPr>
           <w:rFonts w:ascii="Times New Roman" w:hAnsi="Times New Roman" w:cs="Times New Roman"/>
@@ -3300,7 +3328,7 @@
         </w:rPr>
         <w:t>3.1 Требования к структуре АС в целом</w:t>
       </w:r>
-      <w:bookmarkEnd w:id="10"/>
+      <w:bookmarkEnd w:id="15"/>
     </w:p>
     <w:p>
       <w:pPr>
@@ -3312,18 +3340,30 @@
       <w:pPr>
         <w:spacing w:after="0" w:line="360" w:lineRule="auto"/>
         <w:ind w:firstLine="709"/>
-        <w:jc w:val="both"/>
-      </w:pPr>
-      <w:commentRangeStart w:id="33"/>
+        <w:jc w:val="center"/>
+      </w:pPr>
+      <w:commentRangeStart w:id="16"/>
+      <w:commentRangeStart w:id="17"/>
       <w:r>
         <w:t>3.1.1 Требования к структуре и функционированию системы</w:t>
       </w:r>
-      <w:commentRangeEnd w:id="33"/>
-      <w:r>
-        <w:rPr>
-          <w:rStyle w:val="CommentReference"/>
-        </w:rPr>
-        <w:commentReference w:id="33"/>
+      <w:commentRangeEnd w:id="16"/>
+      <w:r>
+        <w:rPr>
+          <w:rStyle w:val="af"/>
+          <w:sz w:val="28"/>
+          <w:szCs w:val="22"/>
+        </w:rPr>
+        <w:commentReference w:id="16"/>
+      </w:r>
+      <w:commentRangeEnd w:id="17"/>
+      <w:r>
+        <w:rPr>
+          <w:rStyle w:val="af"/>
+          <w:sz w:val="28"/>
+          <w:szCs w:val="22"/>
+        </w:rPr>
+        <w:commentReference w:id="17"/>
       </w:r>
     </w:p>
     <w:p>
@@ -3405,8 +3445,10 @@
         <w:ind w:firstLine="709"/>
         <w:jc w:val="both"/>
       </w:pPr>
-      <w:commentRangeStart w:id="26"/>
-      <w:commentRangeStart w:id="27"/>
+      <w:commentRangeStart w:id="18"/>
+      <w:commentRangeStart w:id="19"/>
+      <w:commentRangeStart w:id="20"/>
+      <w:commentRangeStart w:id="21"/>
       <w:r>
         <w:rPr>
           <w:b/>
@@ -3422,237 +3464,290 @@
       <w:r>
         <w:t>:</w:t>
       </w:r>
-      <w:commentRangeEnd w:id="27"/>
-      <w:commentRangeEnd w:id="26"/>
-      <w:r>
-        <w:rPr>
-          <w:rStyle w:val="CommentReference"/>
-        </w:rPr>
-        <w:commentReference w:id="26"/>
-      </w:r>
-      <w:r>
-        <w:rPr>
-          <w:rStyle w:val="CommentReference"/>
-        </w:rPr>
-        <w:commentReference w:id="27"/>
-      </w:r>
-    </w:p>
-    <w:p>
-      <w:pPr>
-        <w:spacing w:after="0" w:line="360" w:lineRule="auto"/>
-        <w:ind w:firstLine="709"/>
-        <w:jc w:val="both"/>
-      </w:pPr>
-      <w:r>
-        <w:t>−</w:t>
-      </w:r>
-      <w:r>
-        <w:t xml:space="preserve"> </w:t>
-      </w:r>
-      <w:r>
-        <w:t>д</w:t>
-      </w:r>
-      <w:r>
-        <w:t xml:space="preserve">лина </w:t>
-      </w:r>
-      <w:r>
-        <w:t>кронштейна</w:t>
-      </w:r>
-      <w:r>
-        <w:t xml:space="preserve"> </w:t>
-      </w:r>
-      <w:r>
-        <w:rPr>
-          <w:lang w:val="en-US"/>
-        </w:rPr>
-        <w:t>L</w:t>
-      </w:r>
-      <w:r>
-        <w:t xml:space="preserve"> </w:t>
-      </w:r>
-      <w:r>
-        <w:t>(</w:t>
-      </w:r>
-      <w:r>
-        <w:t>9</w:t>
-      </w:r>
-      <w:r>
-        <w:t xml:space="preserve">0 </w:t>
-      </w:r>
-      <w:r>
-        <w:t>–</w:t>
-      </w:r>
-      <w:r>
-        <w:t xml:space="preserve"> </w:t>
-      </w:r>
-      <w:r>
-        <w:t>1</w:t>
-      </w:r>
-      <w:r>
-        <w:t>1</w:t>
-      </w:r>
-      <w:r>
-        <w:t>0</w:t>
-      </w:r>
-      <w:r>
-        <w:t>мм</w:t>
-      </w:r>
-      <w:r>
-        <w:t>);</w:t>
-      </w:r>
-    </w:p>
-    <w:p>
-      <w:pPr>
-        <w:spacing w:after="0" w:line="360" w:lineRule="auto"/>
-        <w:ind w:firstLine="709"/>
-        <w:jc w:val="both"/>
-      </w:pPr>
-      <w:r>
-        <w:t>−</w:t>
-      </w:r>
-      <w:r>
-        <w:t xml:space="preserve"> высота</w:t>
-      </w:r>
-      <w:r>
-        <w:t xml:space="preserve"> </w:t>
-      </w:r>
-      <w:r>
-        <w:t>кронштейна</w:t>
-      </w:r>
-      <w:r>
-        <w:t xml:space="preserve"> </w:t>
-      </w:r>
-      <w:r>
-        <w:rPr>
-          <w:lang w:val="en-US"/>
-        </w:rPr>
-        <w:t>H</w:t>
-      </w:r>
-      <w:r>
-        <w:t xml:space="preserve"> (</w:t>
-      </w:r>
-      <w:r>
-        <w:t xml:space="preserve">50 </w:t>
-      </w:r>
-      <w:r>
-        <w:t>–</w:t>
-      </w:r>
-      <w:r>
-        <w:t xml:space="preserve"> </w:t>
-      </w:r>
-      <w:r>
-        <w:t>70мм)</w:t>
-      </w:r>
-      <w:r>
-        <w:t>;</w:t>
-      </w:r>
-    </w:p>
-    <w:p>
-      <w:pPr>
-        <w:spacing w:after="0" w:line="360" w:lineRule="auto"/>
-        <w:ind w:firstLine="709"/>
-        <w:jc w:val="both"/>
-      </w:pPr>
-      <w:r>
-        <w:t>−</w:t>
-      </w:r>
-      <w:r>
-        <w:t xml:space="preserve"> </w:t>
-      </w:r>
-      <w:r>
-        <w:t xml:space="preserve">ширина кронштейна </w:t>
-      </w:r>
-      <w:r>
-        <w:rPr>
-          <w:lang w:val="en-US"/>
-        </w:rPr>
-        <w:t>B</w:t>
-      </w:r>
-      <w:r>
-        <w:t xml:space="preserve"> </w:t>
-      </w:r>
-      <w:r>
-        <w:t>(</w:t>
-      </w:r>
-      <w:r>
-        <w:t>10</w:t>
-      </w:r>
-      <w:r>
-        <w:t xml:space="preserve">0 </w:t>
-      </w:r>
-      <w:r>
-        <w:t>–</w:t>
-      </w:r>
-      <w:r>
-        <w:t xml:space="preserve"> </w:t>
-      </w:r>
-      <w:r>
-        <w:t>120</w:t>
-      </w:r>
-      <w:r>
-        <w:t>мм</w:t>
-      </w:r>
-      <w:r>
-        <w:t>);</w:t>
-      </w:r>
-    </w:p>
-    <w:p>
-      <w:pPr>
-        <w:spacing w:after="0" w:line="360" w:lineRule="auto"/>
-        <w:ind w:firstLine="709"/>
-        <w:jc w:val="both"/>
-      </w:pPr>
-      <w:r>
-        <w:t>−</w:t>
-      </w:r>
-      <w:r>
-        <w:t xml:space="preserve"> </w:t>
-      </w:r>
-      <w:commentRangeStart w:id="11"/>
-      <w:r>
-        <w:t>г</w:t>
-      </w:r>
-      <w:r>
-        <w:t>лубина паза</w:t>
-      </w:r>
-      <w:r>
-        <w:t xml:space="preserve"> </w:t>
-      </w:r>
-      <w:r>
-        <w:rPr>
-          <w:lang w:val="en-US"/>
-        </w:rPr>
-        <w:t>l</w:t>
-      </w:r>
-      <w:r>
-        <w:t>1</w:t>
-      </w:r>
-      <w:r>
-        <w:t>.</w:t>
-      </w:r>
-      <w:r>
-        <w:t xml:space="preserve"> </w:t>
-      </w:r>
-      <w:r>
-        <w:t>Г</w:t>
-      </w:r>
-      <w:r>
-        <w:t xml:space="preserve">лубина паза </w:t>
-      </w:r>
-      <w:commentRangeEnd w:id="11"/>
+      <w:commentRangeEnd w:id="20"/>
       <w:r>
         <w:rPr>
           <w:rStyle w:val="af"/>
           <w:sz w:val="28"/>
           <w:szCs w:val="22"/>
         </w:rPr>
-        <w:commentReference w:id="11"/>
+        <w:commentReference w:id="20"/>
+      </w:r>
+      <w:commentRangeEnd w:id="21"/>
+      <w:r>
+        <w:rPr>
+          <w:rStyle w:val="af"/>
+          <w:sz w:val="28"/>
+          <w:szCs w:val="22"/>
+        </w:rPr>
+        <w:commentReference w:id="21"/>
+      </w:r>
+      <w:commentRangeEnd w:id="18"/>
+      <w:r>
+        <w:rPr>
+          <w:rStyle w:val="af"/>
+          <w:sz w:val="28"/>
+          <w:szCs w:val="22"/>
+        </w:rPr>
+        <w:commentReference w:id="18"/>
+      </w:r>
+      <w:commentRangeEnd w:id="19"/>
+      <w:r>
+        <w:rPr>
+          <w:rStyle w:val="af"/>
+          <w:sz w:val="28"/>
+          <w:szCs w:val="22"/>
+        </w:rPr>
+        <w:commentReference w:id="19"/>
+      </w:r>
+    </w:p>
+    <w:p>
+      <w:pPr>
+        <w:spacing w:after="0" w:line="360" w:lineRule="auto"/>
+        <w:ind w:firstLine="709"/>
+        <w:jc w:val="both"/>
+      </w:pPr>
+      <w:r>
+        <w:t>−</w:t>
+      </w:r>
+      <w:r>
+        <w:t xml:space="preserve"> </w:t>
+      </w:r>
+      <w:r>
+        <w:t>д</w:t>
+      </w:r>
+      <w:r>
+        <w:t xml:space="preserve">лина </w:t>
+      </w:r>
+      <w:r>
+        <w:t>кронштейна</w:t>
+      </w:r>
+      <w:r>
+        <w:t xml:space="preserve"> </w:t>
+      </w:r>
+      <w:r>
+        <w:rPr>
+          <w:lang w:val="en-US"/>
+        </w:rPr>
+        <w:t>L</w:t>
+      </w:r>
+      <w:r>
+        <w:t xml:space="preserve"> </w:t>
+      </w:r>
+      <w:r>
+        <w:t>(</w:t>
+      </w:r>
+      <w:r>
+        <w:t>9</w:t>
+      </w:r>
+      <w:r>
+        <w:t xml:space="preserve">0 </w:t>
+      </w:r>
+      <w:r>
+        <w:t>–</w:t>
+      </w:r>
+      <w:r>
+        <w:t xml:space="preserve"> </w:t>
+      </w:r>
+      <w:r>
+        <w:t>1</w:t>
+      </w:r>
+      <w:r>
+        <w:t>1</w:t>
+      </w:r>
+      <w:r>
+        <w:t>0</w:t>
+      </w:r>
+      <w:r>
+        <w:t>мм</w:t>
+      </w:r>
+      <w:r>
+        <w:t>);</w:t>
+      </w:r>
+    </w:p>
+    <w:p>
+      <w:pPr>
+        <w:spacing w:after="0" w:line="360" w:lineRule="auto"/>
+        <w:ind w:firstLine="709"/>
+        <w:jc w:val="both"/>
+      </w:pPr>
+      <w:r>
+        <w:t>−</w:t>
+      </w:r>
+      <w:r>
+        <w:t xml:space="preserve"> высота</w:t>
+      </w:r>
+      <w:r>
+        <w:t xml:space="preserve"> </w:t>
+      </w:r>
+      <w:r>
+        <w:t>кронштейна</w:t>
+      </w:r>
+      <w:r>
+        <w:t xml:space="preserve"> </w:t>
+      </w:r>
+      <w:r>
+        <w:rPr>
+          <w:lang w:val="en-US"/>
+        </w:rPr>
+        <w:t>H</w:t>
+      </w:r>
+      <w:r>
+        <w:t xml:space="preserve"> (</w:t>
+      </w:r>
+      <w:r>
+        <w:t xml:space="preserve">50 </w:t>
+      </w:r>
+      <w:r>
+        <w:t>–</w:t>
+      </w:r>
+      <w:r>
+        <w:t xml:space="preserve"> </w:t>
+      </w:r>
+      <w:r>
+        <w:t>70мм)</w:t>
+      </w:r>
+      <w:r>
+        <w:t>;</w:t>
+      </w:r>
+    </w:p>
+    <w:p>
+      <w:pPr>
+        <w:spacing w:after="0" w:line="360" w:lineRule="auto"/>
+        <w:ind w:firstLine="709"/>
+        <w:jc w:val="both"/>
+      </w:pPr>
+      <w:r>
+        <w:t>−</w:t>
+      </w:r>
+      <w:r>
+        <w:t xml:space="preserve"> </w:t>
+      </w:r>
+      <w:r>
+        <w:t xml:space="preserve">ширина кронштейна </w:t>
+      </w:r>
+      <w:r>
+        <w:rPr>
+          <w:lang w:val="en-US"/>
+        </w:rPr>
+        <w:t>B</w:t>
+      </w:r>
+      <w:r>
+        <w:t xml:space="preserve"> </w:t>
+      </w:r>
+      <w:r>
+        <w:t>(</w:t>
+      </w:r>
+      <w:r>
+        <w:t>10</w:t>
+      </w:r>
+      <w:r>
+        <w:t xml:space="preserve">0 </w:t>
+      </w:r>
+      <w:r>
+        <w:t>–</w:t>
+      </w:r>
+      <w:r>
+        <w:t xml:space="preserve"> </w:t>
+      </w:r>
+      <w:r>
+        <w:t>120</w:t>
+      </w:r>
+      <w:r>
+        <w:t>мм</w:t>
+      </w:r>
+      <w:r>
+        <w:t>);</w:t>
+      </w:r>
+    </w:p>
+    <w:p>
+      <w:pPr>
+        <w:spacing w:after="0" w:line="360" w:lineRule="auto"/>
+        <w:ind w:firstLine="709"/>
+        <w:jc w:val="both"/>
+      </w:pPr>
+      <w:r>
+        <w:t>−</w:t>
+      </w:r>
+      <w:r>
+        <w:t xml:space="preserve"> </w:t>
+      </w:r>
+      <w:commentRangeStart w:id="22"/>
+      <w:commentRangeStart w:id="23"/>
+      <w:r>
+        <w:t>г</w:t>
+      </w:r>
+      <w:r>
+        <w:t>лубина паза</w:t>
+      </w:r>
+      <w:r>
+        <w:t xml:space="preserve"> </w:t>
+      </w:r>
+      <w:r>
+        <w:rPr>
+          <w:lang w:val="en-US"/>
+        </w:rPr>
+        <w:t>l</w:t>
+      </w:r>
+      <w:r>
+        <w:t>1</w:t>
+      </w:r>
+      <w:r>
+        <w:t>(70</w:t>
+      </w:r>
+      <w:r>
+        <w:t xml:space="preserve"> </w:t>
+      </w:r>
+      <w:r>
+        <w:t>–</w:t>
+      </w:r>
+      <w:r>
+        <w:t xml:space="preserve"> </w:t>
+      </w:r>
+      <w:r>
+        <w:t>9</w:t>
+      </w:r>
+      <w:r>
+        <w:t>0</w:t>
+      </w:r>
+      <w:r>
+        <w:t xml:space="preserve">мм). </w:t>
+      </w:r>
+      <w:r>
+        <w:t>Г</w:t>
+      </w:r>
+      <w:r>
+        <w:t xml:space="preserve">лубина паза </w:t>
+      </w:r>
+      <w:commentRangeEnd w:id="22"/>
+      <w:r>
+        <w:rPr>
+          <w:rStyle w:val="af"/>
+          <w:sz w:val="28"/>
+          <w:szCs w:val="22"/>
+        </w:rPr>
+        <w:commentReference w:id="22"/>
+      </w:r>
+      <w:commentRangeEnd w:id="23"/>
+      <w:r>
+        <w:rPr>
+          <w:rStyle w:val="af"/>
+          <w:sz w:val="28"/>
+          <w:szCs w:val="22"/>
+        </w:rPr>
+        <w:commentReference w:id="23"/>
       </w:r>
       <w:r>
         <w:t xml:space="preserve">жестко </w:t>
       </w:r>
       <w:r>
-        <w:t xml:space="preserve">ограничена общей длиной детали. Для обеспечения прочности пристенной зоны и предотвращения излома, толщина задней стенки кронштейна должна составлять не менее </w:t>
+        <w:t xml:space="preserve">ограничена общей длиной детали. </w:t>
+      </w:r>
+      <w:r>
+        <w:t>Для надежного удержания головки грифа гитары в пазе, толщина задней стенки кронштейна</w:t>
+      </w:r>
+      <w:r>
+        <w:t xml:space="preserve"> должна составлять не менее </w:t>
       </w:r>
       <w:r>
         <w:t>2</w:t>
@@ -3706,17 +3801,17 @@
         <w:t>0 мм)</w:t>
       </w:r>
       <w:r>
-        <w:t>».</w:t>
-      </w:r>
-    </w:p>
-    <w:p>
-      <w:pPr>
-        <w:spacing w:after="0" w:line="360" w:lineRule="auto"/>
-        <w:ind w:firstLine="709"/>
-        <w:jc w:val="both"/>
-        <w:rPr>
-          <w:i/>
-        </w:rPr>
+        <w:t>»</w:t>
+      </w:r>
+      <w:r>
+        <w:t>;</w:t>
+      </w:r>
+    </w:p>
+    <w:p>
+      <w:pPr>
+        <w:spacing w:after="0" w:line="360" w:lineRule="auto"/>
+        <w:ind w:firstLine="709"/>
+        <w:jc w:val="both"/>
       </w:pPr>
       <w:r>
         <w:t>−</w:t>
@@ -3740,7 +3835,37 @@
         <w:t>b</w:t>
       </w:r>
       <w:r>
-        <w:t xml:space="preserve">1. </w:t>
+        <w:t>1</w:t>
+      </w:r>
+      <w:r>
+        <w:t>(</w:t>
+      </w:r>
+      <w:r>
+        <w:t>6</w:t>
+      </w:r>
+      <w:r>
+        <w:t>0</w:t>
+      </w:r>
+      <w:r>
+        <w:t xml:space="preserve"> </w:t>
+      </w:r>
+      <w:r>
+        <w:t>–</w:t>
+      </w:r>
+      <w:r>
+        <w:t xml:space="preserve"> </w:t>
+      </w:r>
+      <w:r>
+        <w:t>8</w:t>
+      </w:r>
+      <w:r>
+        <w:t>0</w:t>
+      </w:r>
+      <w:r>
+        <w:t>мм)</w:t>
+      </w:r>
+      <w:r>
+        <w:t xml:space="preserve">. </w:t>
       </w:r>
       <w:r>
         <w:t>Ш</w:t>
@@ -3761,37 +3886,7 @@
         <w:t xml:space="preserve">b1 не может быть шире самого кронштейна B. </w:t>
       </w:r>
       <w:r>
-        <w:t>Толщина каждо</w:t>
-      </w:r>
-      <w:r>
-        <w:t>й</w:t>
-      </w:r>
-      <w:r>
-        <w:t xml:space="preserve"> удерживающе</w:t>
-      </w:r>
-      <w:r>
-        <w:t xml:space="preserve">й </w:t>
-      </w:r>
-      <w:r>
-        <w:t>боков</w:t>
-      </w:r>
-      <w:r>
-        <w:t>ой</w:t>
-      </w:r>
-      <w:r>
-        <w:t xml:space="preserve"> стенки </w:t>
-      </w:r>
-      <w:r>
-        <w:t xml:space="preserve">должна быть не менее </w:t>
-      </w:r>
-      <w:r>
-        <w:t>20</w:t>
-      </w:r>
-      <w:r>
-        <w:t xml:space="preserve"> мм.</w:t>
-      </w:r>
-      <w:r>
-        <w:t>, чтобы удерживать вес инструмента</w:t>
+        <w:t>Каждая боковая удерживающая стенка должна иметь толщину не менее 20 мм, чтобы надежно удерживать вес инструмента и предотвращать его выпадение</w:t>
       </w:r>
       <w:r>
         <w:t>.</w:t>
@@ -3838,75 +3933,16 @@
       <w:r>
         <w:t>»</w:t>
       </w:r>
-    </w:p>
-    <w:p>
-      <w:pPr>
-        <w:spacing w:after="0" w:line="360" w:lineRule="auto"/>
-        <w:ind w:firstLine="709"/>
-        <w:jc w:val="both"/>
-      </w:pPr>
-      <w:commentRangeStart w:id="34"/>
-      <w:r>
-        <w:t>3.1.2 Требования к численности и квалификации персонала системы</w:t>
-      </w:r>
-      <w:commentRangeEnd w:id="34"/>
-      <w:r>
-        <w:rPr>
-          <w:rStyle w:val="CommentReference"/>
-        </w:rPr>
-        <w:commentReference w:id="34"/>
-      </w:r>
-    </w:p>
-    <w:p>
-      <w:pPr>
-        <w:spacing w:after="0" w:line="360" w:lineRule="auto"/>
-        <w:ind w:firstLine="709"/>
-        <w:jc w:val="both"/>
-      </w:pPr>
-      <w:r>
-        <w:lastRenderedPageBreak/>
-        <w:t>Дополнительные требования к численности и квалификации персонала системы не предъявляются.</w:t>
-      </w:r>
-    </w:p>
-    <w:p>
-      <w:pPr>
-        <w:spacing w:after="0" w:line="360" w:lineRule="auto"/>
-        <w:ind w:firstLine="709"/>
-        <w:jc w:val="both"/>
-      </w:pPr>
-      <w:r>
-        <w:t>3.1.3 Показатели назначения</w:t>
-      </w:r>
-    </w:p>
-    <w:p>
-      <w:pPr>
-        <w:spacing w:after="0" w:line="360" w:lineRule="auto"/>
-        <w:ind w:firstLine="709"/>
-        <w:jc w:val="both"/>
-      </w:pPr>
-      <w:r>
-        <w:t xml:space="preserve">Разработанная система должна обеспечивать следующие показатели назначения: </w:t>
-      </w:r>
-    </w:p>
-    <w:p>
-      <w:pPr>
-        <w:spacing w:after="0" w:line="360" w:lineRule="auto"/>
-        <w:ind w:firstLine="709"/>
-        <w:jc w:val="both"/>
-      </w:pPr>
-      <w:r>
-        <w:t>− Время построения детали при учете уже запущенной программы САПР не должно превышать одной минуты;</w:t>
-      </w:r>
-    </w:p>
-    <w:p>
-      <w:pPr>
-        <w:spacing w:after="0" w:line="360" w:lineRule="auto"/>
-        <w:ind w:firstLine="709"/>
-        <w:jc w:val="both"/>
-      </w:pPr>
-      <w:r>
-        <w:t>− Система не должна позволять создавать детали с некорректно заданными параметрами (см. п. 3.1.1 “</w:t>
-      </w:r>
+      <w:r>
+        <w:t>;</w:t>
+      </w:r>
+    </w:p>
+    <w:p>
+      <w:pPr>
+        <w:spacing w:after="0" w:line="360" w:lineRule="auto"/>
+        <w:ind w:firstLine="709"/>
+        <w:jc w:val="both"/>
+      </w:pPr>
       <w:r>
         <w:rPr>
           <w:b/>
@@ -3914,123 +3950,387 @@
           <w:i/>
           <w:iCs/>
         </w:rPr>
-        <w:t>Изменяемые параметры для плагина</w:t>
-      </w:r>
-      <w:r>
-        <w:t>”).</w:t>
-      </w:r>
-    </w:p>
-    <w:p>
-      <w:pPr>
-        <w:spacing w:after="0" w:line="360" w:lineRule="auto"/>
-        <w:ind w:firstLine="709"/>
-        <w:jc w:val="both"/>
-      </w:pPr>
-      <w:r>
-        <w:t>− Требования к аппаратной части и масштабированию для обеспечения перечисленных показателей должны быть определены на этапе технического проектирования.</w:t>
-      </w:r>
-    </w:p>
-    <w:p>
-      <w:pPr>
-        <w:spacing w:after="0" w:line="360" w:lineRule="auto"/>
-        <w:ind w:firstLine="709"/>
-        <w:jc w:val="both"/>
-      </w:pPr>
-      <w:r>
-        <w:t>3.1.4 Требования к надежности</w:t>
-      </w:r>
-    </w:p>
-    <w:p>
-      <w:pPr>
-        <w:spacing w:after="0" w:line="360" w:lineRule="auto"/>
-        <w:ind w:firstLine="709"/>
-        <w:jc w:val="both"/>
-      </w:pPr>
-      <w:r>
-        <w:t>Дополнительные требования к надежности не предъявляются.</w:t>
-      </w:r>
-    </w:p>
-    <w:p>
-      <w:pPr>
-        <w:spacing w:after="0" w:line="360" w:lineRule="auto"/>
-        <w:ind w:firstLine="709"/>
-        <w:jc w:val="both"/>
-      </w:pPr>
-      <w:r>
-        <w:t>3.1.5</w:t>
-      </w:r>
-      <w:r>
+        <w:lastRenderedPageBreak/>
+        <w:t>Неи</w:t>
+      </w:r>
+      <w:r>
+        <w:rPr>
+          <w:b/>
+          <w:bCs/>
+          <w:i/>
+          <w:iCs/>
+        </w:rPr>
+        <w:t>зменяемые параметры для плагина</w:t>
+      </w:r>
+      <w:r>
+        <w:rPr>
+          <w:b/>
+          <w:bCs/>
+          <w:i/>
+          <w:iCs/>
+        </w:rPr>
         <w:t xml:space="preserve"> </w:t>
       </w:r>
       <w:r>
-        <w:t>Требования к безопасности</w:t>
-      </w:r>
-    </w:p>
-    <w:p>
-      <w:pPr>
-        <w:spacing w:after="0" w:line="360" w:lineRule="auto"/>
-        <w:ind w:firstLine="709"/>
-        <w:jc w:val="both"/>
-      </w:pPr>
-      <w:r>
-        <w:t>Дополнительные требования к безопасности плагина</w:t>
+        <w:t>(также все обозначения показаны на рис. 2.1)</w:t>
+      </w:r>
+      <w:r>
+        <w:t>:</w:t>
+      </w:r>
+    </w:p>
+    <w:p>
+      <w:pPr>
+        <w:spacing w:after="0" w:line="360" w:lineRule="auto"/>
+        <w:ind w:firstLine="709"/>
+        <w:jc w:val="both"/>
+      </w:pPr>
+      <w:r>
+        <w:t>−</w:t>
+      </w:r>
+      <w:r>
+        <w:t xml:space="preserve"> т</w:t>
+      </w:r>
+      <w:r>
+        <w:t>олщина кронштейна S</w:t>
+      </w:r>
+      <w:r>
+        <w:t xml:space="preserve"> (6мм)</w:t>
+      </w:r>
+      <w:r>
+        <w:t xml:space="preserve">. </w:t>
+      </w:r>
+      <w:r>
+        <w:t>Толщина кронштейна</w:t>
       </w:r>
       <w:r>
         <w:t xml:space="preserve"> </w:t>
       </w:r>
       <w:r>
-        <w:t>“</w:t>
-      </w:r>
-      <w:r>
-        <w:t>кронштейн для гитары</w:t>
-      </w:r>
-      <w:r>
-        <w:t>”</w:t>
-      </w:r>
-      <w:r>
-        <w:t>.</w:t>
-      </w:r>
-    </w:p>
-    <w:p>
-      <w:pPr>
-        <w:spacing w:after="0" w:line="360" w:lineRule="auto"/>
-        <w:ind w:firstLine="709"/>
-        <w:jc w:val="both"/>
-      </w:pPr>
-      <w:r>
-        <w:t>3.1.6 Требования к эргономике и технической эстетике</w:t>
-      </w:r>
-    </w:p>
-    <w:p>
-      <w:pPr>
-        <w:spacing w:after="0" w:line="360" w:lineRule="auto"/>
-        <w:ind w:firstLine="709"/>
-        <w:jc w:val="both"/>
-      </w:pPr>
-      <w:r>
-        <w:t>Пользовательские интерфейсы для всех подсистем, разработанных в рамках создания системы должны быть выполнены в виде desk</w:t>
-      </w:r>
-      <w:commentRangeStart w:id="12"/>
-      <w:r>
-        <w:t>top</w:t>
-      </w:r>
-      <w:r>
-        <w:t>-</w:t>
-      </w:r>
-      <w:r>
-        <w:t>интерфей</w:t>
-      </w:r>
-      <w:commentRangeEnd w:id="12"/>
+        <w:t>соответствует номинальному ряду толщин листового оргстекла</w:t>
+      </w:r>
+      <w:r>
+        <w:t>;</w:t>
+      </w:r>
+    </w:p>
+    <w:p>
+      <w:pPr>
+        <w:spacing w:after="0" w:line="360" w:lineRule="auto"/>
+        <w:ind w:firstLine="709"/>
+        <w:jc w:val="both"/>
+      </w:pPr>
+      <w:r>
+        <w:t>−</w:t>
+      </w:r>
+      <w:r>
+        <w:t xml:space="preserve"> </w:t>
+      </w:r>
+      <w:r>
+        <w:t xml:space="preserve">диаметр крепежных отверстий </w:t>
+      </w:r>
+      <w:r>
+        <w:rPr>
+          <w:lang w:val="en-US"/>
+        </w:rPr>
+        <w:t>d</w:t>
+      </w:r>
+      <w:r>
+        <w:t xml:space="preserve"> </w:t>
+      </w:r>
+      <w:r>
+        <w:t>(4мм)</w:t>
+      </w:r>
+      <w:r>
+        <w:t>;</w:t>
+      </w:r>
+    </w:p>
+    <w:p>
+      <w:pPr>
+        <w:spacing w:after="0" w:line="360" w:lineRule="auto"/>
+        <w:ind w:firstLine="709"/>
+        <w:jc w:val="both"/>
+      </w:pPr>
+      <w:r>
+        <w:t>−</w:t>
+      </w:r>
+      <w:r>
+        <w:t xml:space="preserve"> </w:t>
+      </w:r>
+      <w:r>
+        <w:t>вертикальный отступ от верхнего края</w:t>
+      </w:r>
+      <w:r>
+        <w:t xml:space="preserve"> </w:t>
+      </w:r>
+      <w:r>
+        <w:rPr>
+          <w:lang w:val="en-US"/>
+        </w:rPr>
+        <w:t>h</w:t>
+      </w:r>
+      <w:r>
+        <w:t>1 (15</w:t>
+      </w:r>
+      <w:r>
+        <w:t>мм</w:t>
+      </w:r>
+      <w:r>
+        <w:t>);</w:t>
+      </w:r>
+    </w:p>
+    <w:p>
+      <w:pPr>
+        <w:spacing w:after="0" w:line="360" w:lineRule="auto"/>
+        <w:ind w:firstLine="709"/>
+        <w:jc w:val="both"/>
+      </w:pPr>
+      <w:r>
+        <w:t>−</w:t>
+      </w:r>
+      <w:r>
+        <w:t xml:space="preserve"> </w:t>
+      </w:r>
+      <w:r>
+        <w:t xml:space="preserve">горизонтальный отступ от бокового края </w:t>
+      </w:r>
+      <w:r>
+        <w:rPr>
+          <w:lang w:val="en-US"/>
+        </w:rPr>
+        <w:t>b</w:t>
+      </w:r>
+      <w:r>
+        <w:t>2 (</w:t>
+      </w:r>
+      <w:r>
+        <w:t>25</w:t>
+      </w:r>
+      <w:r>
+        <w:t>мм</w:t>
+      </w:r>
+      <w:r>
+        <w:t>)</w:t>
+      </w:r>
+      <w:r>
+        <w:t>;</w:t>
+      </w:r>
+    </w:p>
+    <w:p>
+      <w:pPr>
+        <w:spacing w:after="0" w:line="360" w:lineRule="auto"/>
+        <w:ind w:firstLine="709"/>
+        <w:jc w:val="both"/>
+      </w:pPr>
+      <w:commentRangeStart w:id="24"/>
+      <w:commentRangeStart w:id="25"/>
+      <w:r>
+        <w:t>3.1.2 Требования к численности и квалификации персонала системы</w:t>
+      </w:r>
+      <w:commentRangeEnd w:id="24"/>
       <w:r>
         <w:rPr>
           <w:rStyle w:val="af"/>
           <w:sz w:val="28"/>
           <w:szCs w:val="22"/>
         </w:rPr>
-        <w:commentReference w:id="12"/>
-      </w:r>
-      <w:r>
-        <w:t>сов с помощью фреймворков WindowsForms, WPF или аналогичных им, позволяющих создавать пользовательские интерфейсы для ОС Windows 10 и выше.</w:t>
+        <w:commentReference w:id="24"/>
+      </w:r>
+      <w:commentRangeEnd w:id="25"/>
+      <w:r>
+        <w:rPr>
+          <w:rStyle w:val="af"/>
+          <w:sz w:val="28"/>
+          <w:szCs w:val="22"/>
+        </w:rPr>
+        <w:commentReference w:id="25"/>
+      </w:r>
+    </w:p>
+    <w:p>
+      <w:pPr>
+        <w:spacing w:after="0" w:line="360" w:lineRule="auto"/>
+        <w:ind w:firstLine="709"/>
+        <w:jc w:val="both"/>
+      </w:pPr>
+      <w:r>
+        <w:t>Дополнительные требования к численности и квалификации персонала системы не предъявляются.</w:t>
+      </w:r>
+    </w:p>
+    <w:p>
+      <w:pPr>
+        <w:spacing w:after="0" w:line="360" w:lineRule="auto"/>
+        <w:ind w:firstLine="709"/>
+        <w:jc w:val="both"/>
+      </w:pPr>
+      <w:r>
+        <w:t>3.1.3 Показатели назначения</w:t>
+      </w:r>
+    </w:p>
+    <w:p>
+      <w:pPr>
+        <w:spacing w:after="0" w:line="360" w:lineRule="auto"/>
+        <w:ind w:firstLine="709"/>
+        <w:jc w:val="both"/>
+      </w:pPr>
+      <w:r>
+        <w:t xml:space="preserve">Разработанная система должна обеспечивать следующие показатели назначения: </w:t>
+      </w:r>
+    </w:p>
+    <w:p>
+      <w:pPr>
+        <w:spacing w:after="0" w:line="360" w:lineRule="auto"/>
+        <w:ind w:firstLine="709"/>
+        <w:jc w:val="both"/>
+      </w:pPr>
+      <w:r>
+        <w:t>− Время построения детали при учете уже запущенной программы САПР не должно превышать одной минуты;</w:t>
+      </w:r>
+    </w:p>
+    <w:p>
+      <w:pPr>
+        <w:spacing w:after="0" w:line="360" w:lineRule="auto"/>
+        <w:ind w:firstLine="709"/>
+        <w:jc w:val="both"/>
+      </w:pPr>
+      <w:r>
+        <w:t>− Система не должна позволять создавать детали с некорректно заданными параметрами (см. п. 3.1.1 “</w:t>
+      </w:r>
+      <w:r>
+        <w:rPr>
+          <w:b/>
+          <w:bCs/>
+          <w:i/>
+          <w:iCs/>
+        </w:rPr>
+        <w:t>Изменяемые параметры для плагина</w:t>
+      </w:r>
+      <w:r>
+        <w:t>”).</w:t>
+      </w:r>
+    </w:p>
+    <w:p>
+      <w:pPr>
+        <w:spacing w:after="0" w:line="360" w:lineRule="auto"/>
+        <w:ind w:firstLine="709"/>
+        <w:jc w:val="both"/>
+      </w:pPr>
+      <w:r>
+        <w:t>− Требования к аппаратной части и масштабированию для обеспечения перечисленных показателей должны быть определены на этапе технического проектирования.</w:t>
+      </w:r>
+    </w:p>
+    <w:p>
+      <w:pPr>
+        <w:spacing w:after="0" w:line="360" w:lineRule="auto"/>
+        <w:ind w:firstLine="709"/>
+        <w:jc w:val="both"/>
+      </w:pPr>
+      <w:r>
+        <w:t>3.1.4 Требования к надежности</w:t>
+      </w:r>
+    </w:p>
+    <w:p>
+      <w:pPr>
+        <w:spacing w:after="0" w:line="360" w:lineRule="auto"/>
+        <w:ind w:firstLine="709"/>
+        <w:jc w:val="both"/>
+      </w:pPr>
+      <w:r>
+        <w:t>Дополнительные требования к надежности не предъявляются.</w:t>
+      </w:r>
+    </w:p>
+    <w:p>
+      <w:pPr>
+        <w:spacing w:after="0" w:line="360" w:lineRule="auto"/>
+        <w:ind w:firstLine="709"/>
+        <w:jc w:val="both"/>
+      </w:pPr>
+      <w:r>
+        <w:t>3.1.5</w:t>
+      </w:r>
+      <w:r>
+        <w:t xml:space="preserve"> </w:t>
+      </w:r>
+      <w:r>
+        <w:t>Требования к безопасности</w:t>
+      </w:r>
+    </w:p>
+    <w:p>
+      <w:pPr>
+        <w:spacing w:after="0" w:line="360" w:lineRule="auto"/>
+        <w:ind w:firstLine="709"/>
+        <w:jc w:val="both"/>
+      </w:pPr>
+      <w:r>
+        <w:t>Дополнительные требования к безопасности плагина</w:t>
+      </w:r>
+      <w:r>
+        <w:t xml:space="preserve"> </w:t>
+      </w:r>
+      <w:r>
+        <w:t>“</w:t>
+      </w:r>
+      <w:r>
+        <w:t>кронштейн для гитары</w:t>
+      </w:r>
+      <w:r>
+        <w:t>”</w:t>
+      </w:r>
+      <w:r>
+        <w:t>.</w:t>
+      </w:r>
+    </w:p>
+    <w:p>
+      <w:pPr>
+        <w:spacing w:after="0" w:line="360" w:lineRule="auto"/>
+        <w:ind w:firstLine="709"/>
+        <w:jc w:val="both"/>
+      </w:pPr>
+      <w:r>
+        <w:t>3.1.6 Требования к эргономике и технической эстетике</w:t>
+      </w:r>
+    </w:p>
+    <w:p>
+      <w:pPr>
+        <w:spacing w:after="0" w:line="360" w:lineRule="auto"/>
+        <w:ind w:firstLine="709"/>
+        <w:jc w:val="both"/>
+      </w:pPr>
+      <w:r>
+        <w:t>Пользовательские интерфейсы для всех подсистем, разработанных в рамках создания системы должны быть выполнены в виде desk</w:t>
+      </w:r>
+      <w:commentRangeStart w:id="26"/>
+      <w:commentRangeStart w:id="27"/>
+      <w:r>
+        <w:t>top</w:t>
+      </w:r>
+      <w:r>
+        <w:t>-</w:t>
+      </w:r>
+      <w:r>
+        <w:t>интерфей</w:t>
+      </w:r>
+      <w:commentRangeEnd w:id="26"/>
+      <w:r>
+        <w:rPr>
+          <w:rStyle w:val="af"/>
+          <w:sz w:val="28"/>
+          <w:szCs w:val="22"/>
+        </w:rPr>
+        <w:commentReference w:id="26"/>
+      </w:r>
+      <w:commentRangeEnd w:id="27"/>
+      <w:r>
+        <w:rPr>
+          <w:rStyle w:val="af"/>
+          <w:sz w:val="28"/>
+          <w:szCs w:val="22"/>
+        </w:rPr>
+        <w:commentReference w:id="27"/>
+      </w:r>
+      <w:r>
+        <w:t xml:space="preserve">сов с помощью фреймворков WindowsForms, WPF или аналогичных </w:t>
+      </w:r>
+      <w:r>
+        <w:lastRenderedPageBreak/>
+        <w:t>им, позволяющих создавать пользовательские интерфейсы для ОС Windows 10 и выше.</w:t>
       </w:r>
     </w:p>
     <w:p>
@@ -4070,7 +4370,6 @@
         <w:jc w:val="both"/>
       </w:pPr>
       <w:r>
-        <w:lastRenderedPageBreak/>
         <w:t>Дополнительные требования к эксплуатации, техническому обслуживанию, ремонту и хранению компонентов системы не предъявляются.</w:t>
       </w:r>
     </w:p>
@@ -4195,7 +4494,7 @@
           <w:szCs w:val="28"/>
         </w:rPr>
       </w:pPr>
-      <w:bookmarkStart w:id="13" w:name="_Toc240445249"/>
+      <w:bookmarkStart w:id="28" w:name="_Toc240445249"/>
       <w:r>
         <w:rPr>
           <w:rFonts w:ascii="Times New Roman" w:hAnsi="Times New Roman" w:cs="Times New Roman"/>
@@ -4207,7 +4506,7 @@
         </w:rPr>
         <w:t>3.2 Требования к функциям (задачам), выполняемым АС</w:t>
       </w:r>
-      <w:bookmarkEnd w:id="13"/>
+      <w:bookmarkEnd w:id="28"/>
     </w:p>
     <w:p>
       <w:pPr>
@@ -4233,6 +4532,7 @@
         <w:jc w:val="both"/>
       </w:pPr>
       <w:r>
+        <w:lastRenderedPageBreak/>
         <w:t>Кр</w:t>
       </w:r>
       <w:r>
@@ -4273,7 +4573,6 @@
         <w:jc w:val="both"/>
       </w:pPr>
       <w:r>
-        <w:lastRenderedPageBreak/>
         <w:t>В рамках задачи должен быть спроектирован и реализован механизм задания параметров с проверкой их корректности, а также разработана система взаимодействия с API САПР “</w:t>
       </w:r>
       <w:r>
@@ -4307,7 +4606,7 @@
           <w:szCs w:val="28"/>
         </w:rPr>
       </w:pPr>
-      <w:bookmarkStart w:id="14" w:name="_Toc240445250"/>
+      <w:bookmarkStart w:id="29" w:name="_Toc240445250"/>
       <w:r>
         <w:rPr>
           <w:rFonts w:ascii="Times New Roman" w:hAnsi="Times New Roman" w:cs="Times New Roman"/>
@@ -4319,7 +4618,7 @@
         </w:rPr>
         <w:t>3.3 Требования к видам обеспечения АС</w:t>
       </w:r>
-      <w:bookmarkEnd w:id="14"/>
+      <w:bookmarkEnd w:id="29"/>
     </w:p>
     <w:p>
       <w:pPr>
@@ -4404,9 +4703,14 @@
         <w:ind w:firstLine="709"/>
         <w:jc w:val="both"/>
       </w:pPr>
-      <w:commentRangeStart w:id="28"/>
-      <w:r>
-        <w:t xml:space="preserve">При выборе программного обеспечения необходимо отдавать предпочтение платформам разработки и библиотекам, распространяемым под лицензией MIT или аналогичным ей лицензиям, допускающим свободное использование в любом ПО и освобождающим использующих от любой оплаты. </w:t>
+      <w:commentRangeStart w:id="30"/>
+      <w:commentRangeStart w:id="31"/>
+      <w:r>
+        <w:t xml:space="preserve">При выборе программного обеспечения необходимо отдавать предпочтение платформам разработки и библиотекам, распространяемым под лицензией MIT или аналогичным ей лицензиям, допускающим свободное </w:t>
+      </w:r>
+      <w:r>
+        <w:lastRenderedPageBreak/>
+        <w:t xml:space="preserve">использование в любом ПО и освобождающим использующих от любой оплаты. </w:t>
       </w:r>
       <w:r>
         <w:t>Версия САПР</w:t>
@@ -4421,14 +4725,34 @@
         <w:t xml:space="preserve"> </w:t>
       </w:r>
       <w:r>
-        <w:t>версии 2026.</w:t>
-      </w:r>
-      <w:commentRangeEnd w:id="28"/>
-      <w:r>
-        <w:rPr>
-          <w:rStyle w:val="CommentReference"/>
-        </w:rPr>
-        <w:commentReference w:id="28"/>
+        <w:rPr>
+          <w:lang w:val="en-US"/>
+        </w:rPr>
+        <w:t>v</w:t>
+      </w:r>
+      <w:r>
+        <w:t>25</w:t>
+      </w:r>
+      <w:r>
+        <w:t>.</w:t>
+      </w:r>
+      <w:commentRangeEnd w:id="30"/>
+      <w:r>
+        <w:rPr>
+          <w:rStyle w:val="af"/>
+          <w:sz w:val="28"/>
+          <w:szCs w:val="22"/>
+        </w:rPr>
+        <w:commentReference w:id="30"/>
+      </w:r>
+      <w:commentRangeEnd w:id="31"/>
+      <w:r>
+        <w:rPr>
+          <w:rStyle w:val="af"/>
+          <w:sz w:val="28"/>
+          <w:szCs w:val="22"/>
+        </w:rPr>
+        <w:commentReference w:id="31"/>
       </w:r>
     </w:p>
     <w:p>
@@ -4467,7 +4791,8 @@
         <w:spacing w:after="0" w:line="360" w:lineRule="auto"/>
         <w:jc w:val="both"/>
       </w:pPr>
-      <w:commentRangeStart w:id="15"/>
+      <w:commentRangeStart w:id="32"/>
+      <w:commentRangeStart w:id="33"/>
       <w:r>
         <w:t>ЦП 4 ядра</w:t>
       </w:r>
@@ -4515,7 +4840,6 @@
         <w:jc w:val="both"/>
       </w:pPr>
       <w:r>
-        <w:lastRenderedPageBreak/>
         <w:t>место на диске – 24гб</w:t>
       </w:r>
       <w:r>
@@ -4538,14 +4862,23 @@
       <w:r>
         <w:t>с поддержкой OpenGL 4.5, от 4 ГБ видеопамяти;</w:t>
       </w:r>
-      <w:commentRangeEnd w:id="15"/>
+      <w:commentRangeEnd w:id="32"/>
       <w:r>
         <w:rPr>
           <w:rStyle w:val="af"/>
           <w:sz w:val="28"/>
           <w:szCs w:val="22"/>
         </w:rPr>
-        <w:commentReference w:id="15"/>
+        <w:commentReference w:id="32"/>
+      </w:r>
+      <w:commentRangeEnd w:id="33"/>
+      <w:r>
+        <w:rPr>
+          <w:rStyle w:val="af"/>
+          <w:sz w:val="28"/>
+          <w:szCs w:val="22"/>
+        </w:rPr>
+        <w:commentReference w:id="33"/>
       </w:r>
     </w:p>
     <w:p>
@@ -4610,7 +4943,7 @@
           <w:color w:val="auto"/>
         </w:rPr>
       </w:pPr>
-      <w:bookmarkStart w:id="16" w:name="_Toc240445251"/>
+      <w:bookmarkStart w:id="34" w:name="_Toc240445251"/>
       <w:r>
         <w:rPr>
           <w:rFonts w:ascii="Times New Roman" w:hAnsi="Times New Roman" w:cs="Times New Roman"/>
@@ -4622,7 +4955,7 @@
         </w:rPr>
         <w:t>3.4 Общие технические требования к АС</w:t>
       </w:r>
-      <w:bookmarkEnd w:id="16"/>
+      <w:bookmarkEnd w:id="34"/>
     </w:p>
     <w:p>
       <w:pPr>
@@ -4645,10 +4978,17 @@
       <w:pPr>
         <w:spacing w:line="259" w:lineRule="auto"/>
         <w:sectPr>
+          <w:headerReference w:type="even" r:id="rId13"/>
+          <w:headerReference w:type="default" r:id="rId14"/>
+          <w:footerReference w:type="even" r:id="rId15"/>
+          <w:footerReference w:type="default" r:id="rId16"/>
+          <w:headerReference w:type="first" r:id="rId17"/>
+          <w:footerReference w:type="first" r:id="rId18"/>
           <w:pgSz w:w="11906" w:h="16838" w:code="9"/>
           <w:pgMar w:top="1134" w:right="851" w:bottom="1134" w:left="1701" w:header="709" w:footer="709" w:gutter="0"/>
           <w:cols w:space="708"/>
-          <w:docGrid w:linePitch="360"/>
+          <w:titlePg/>
+          <w:docGrid w:linePitch="381"/>
         </w:sectPr>
       </w:pPr>
       <w:r>
@@ -4669,7 +5009,7 @@
           <w:szCs w:val="28"/>
         </w:rPr>
       </w:pPr>
-      <w:bookmarkStart w:id="17" w:name="_Toc240445252"/>
+      <w:bookmarkStart w:id="35" w:name="_Toc240445252"/>
       <w:r>
         <w:rPr>
           <w:rFonts w:ascii="Times New Roman" w:hAnsi="Times New Roman" w:cs="Times New Roman"/>
@@ -4682,7 +5022,7 @@
         <w:lastRenderedPageBreak/>
         <w:t>4 СОСТАВ И СОДЕРЖАНИЕ РАБОТ ПО СОЗДАНИЮ АВТОМАТИЗИРОВАННОЙ СИСТЕМЫ</w:t>
       </w:r>
-      <w:bookmarkEnd w:id="17"/>
+      <w:bookmarkEnd w:id="35"/>
     </w:p>
     <w:p>
       <w:pPr>
@@ -5365,9 +5705,10 @@
             <w:pPr>
               <w:spacing w:line="259" w:lineRule="auto"/>
             </w:pPr>
-            <w:commentRangeStart w:id="29"/>
-            <w:r>
-              <w:t>Не позднее 29 декабря Модульные тесты 202</w:t>
+            <w:commentRangeStart w:id="36"/>
+            <w:commentRangeStart w:id="37"/>
+            <w:r>
+              <w:t>Не позднее 29 декабря 202</w:t>
             </w:r>
             <w:r>
               <w:t>6</w:t>
@@ -5375,12 +5716,23 @@
             <w:r>
               <w:t xml:space="preserve"> года</w:t>
             </w:r>
-            <w:commentRangeEnd w:id="29"/>
-            <w:r>
-              <w:rPr>
-                <w:rStyle w:val="CommentReference"/>
-              </w:rPr>
-              <w:commentReference w:id="29"/>
+            <w:commentRangeEnd w:id="36"/>
+            <w:r>
+              <w:rPr>
+                <w:rStyle w:val="af"/>
+                <w:sz w:val="28"/>
+                <w:szCs w:val="22"/>
+              </w:rPr>
+              <w:commentReference w:id="36"/>
+            </w:r>
+            <w:commentRangeEnd w:id="37"/>
+            <w:r>
+              <w:rPr>
+                <w:rStyle w:val="af"/>
+                <w:sz w:val="28"/>
+                <w:szCs w:val="22"/>
+              </w:rPr>
+              <w:commentReference w:id="37"/>
             </w:r>
           </w:p>
         </w:tc>
@@ -5540,12 +5892,6 @@
         <w:spacing w:line="259" w:lineRule="auto"/>
         <w:jc w:val="center"/>
       </w:pPr>
-    </w:p>
-    <w:p>
-      <w:pPr>
-        <w:spacing w:line="259" w:lineRule="auto"/>
-        <w:jc w:val="center"/>
-      </w:pPr>
       <w:r>
         <w:t>Томск 2026</w:t>
       </w:r>
@@ -5575,7 +5921,7 @@
           <w:szCs w:val="28"/>
         </w:rPr>
       </w:pPr>
-      <w:bookmarkStart w:id="18" w:name="_Toc240445253"/>
+      <w:bookmarkStart w:id="38" w:name="_Toc240445253"/>
       <w:r>
         <w:rPr>
           <w:rFonts w:ascii="Times New Roman" w:hAnsi="Times New Roman" w:cs="Times New Roman"/>
@@ -5588,7 +5934,7 @@
         <w:lastRenderedPageBreak/>
         <w:t>5 ПОРЯДОК РАЗРАБОТКИ АВТОМАТИЗИРОВАННОЙ СИСТЕМЫ</w:t>
       </w:r>
-      <w:bookmarkEnd w:id="18"/>
+      <w:bookmarkEnd w:id="38"/>
     </w:p>
     <w:p>
       <w:pPr>
@@ -5610,7 +5956,7 @@
           <w:szCs w:val="28"/>
         </w:rPr>
       </w:pPr>
-      <w:bookmarkStart w:id="19" w:name="_Toc240445254"/>
+      <w:bookmarkStart w:id="39" w:name="_Toc240445254"/>
       <w:r>
         <w:rPr>
           <w:rFonts w:ascii="Times New Roman" w:hAnsi="Times New Roman" w:cs="Times New Roman"/>
@@ -5622,7 +5968,7 @@
         </w:rPr>
         <w:t>5.1 Порядок организации разработки АС</w:t>
       </w:r>
-      <w:bookmarkEnd w:id="19"/>
+      <w:bookmarkEnd w:id="39"/>
     </w:p>
     <w:p>
       <w:pPr>
@@ -5661,7 +6007,7 @@
           <w:szCs w:val="28"/>
         </w:rPr>
       </w:pPr>
-      <w:bookmarkStart w:id="20" w:name="_Toc240445255"/>
+      <w:bookmarkStart w:id="40" w:name="_Toc240445255"/>
       <w:r>
         <w:rPr>
           <w:rFonts w:ascii="Times New Roman" w:hAnsi="Times New Roman" w:cs="Times New Roman"/>
@@ -5673,7 +6019,7 @@
         </w:rPr>
         <w:t>5.2 Перечень документов и исходных данных для разработки АС</w:t>
       </w:r>
-      <w:bookmarkEnd w:id="20"/>
+      <w:bookmarkEnd w:id="40"/>
     </w:p>
     <w:p>
       <w:pPr>
@@ -5738,16 +6084,60 @@
         <w:ind w:firstLine="709"/>
         <w:jc w:val="both"/>
       </w:pPr>
-      <w:commentRangeStart w:id="30"/>
+      <w:r>
+        <w:t>–</w:t>
+      </w:r>
+      <w:r>
+        <w:t xml:space="preserve"> </w:t>
+      </w:r>
+      <w:r>
+        <w:t>ГОСТ 17622-72 «Стекло органическое техническое. Технические условия»</w:t>
+      </w:r>
+      <w:r>
+        <w:rPr>
+          <w:lang w:val="en-US"/>
+        </w:rPr>
+        <w:t>;</w:t>
+      </w:r>
+    </w:p>
+    <w:p>
+      <w:pPr>
+        <w:spacing w:after="0" w:line="360" w:lineRule="auto"/>
+        <w:ind w:firstLine="709"/>
+        <w:jc w:val="both"/>
+      </w:pPr>
+      <w:commentRangeStart w:id="41"/>
+      <w:commentRangeStart w:id="42"/>
+      <w:commentRangeStart w:id="43"/>
       <w:r>
         <w:t>– ГОСТ 16371-2014 «Мебель. Общие технические условия»;</w:t>
       </w:r>
-      <w:commentRangeEnd w:id="30"/>
-      <w:r>
-        <w:rPr>
-          <w:rStyle w:val="CommentReference"/>
-        </w:rPr>
-        <w:commentReference w:id="30"/>
+      <w:commentRangeEnd w:id="41"/>
+      <w:r>
+        <w:rPr>
+          <w:rStyle w:val="af"/>
+          <w:sz w:val="28"/>
+          <w:szCs w:val="22"/>
+        </w:rPr>
+        <w:commentReference w:id="41"/>
+      </w:r>
+      <w:commentRangeEnd w:id="42"/>
+      <w:r>
+        <w:rPr>
+          <w:rStyle w:val="af"/>
+          <w:sz w:val="28"/>
+          <w:szCs w:val="22"/>
+        </w:rPr>
+        <w:commentReference w:id="42"/>
+      </w:r>
+      <w:commentRangeEnd w:id="43"/>
+      <w:r>
+        <w:rPr>
+          <w:rStyle w:val="af"/>
+          <w:sz w:val="28"/>
+          <w:szCs w:val="22"/>
+        </w:rPr>
+        <w:commentReference w:id="43"/>
       </w:r>
     </w:p>
     <w:p>
@@ -5771,7 +6161,7 @@
           <w:szCs w:val="28"/>
         </w:rPr>
       </w:pPr>
-      <w:bookmarkStart w:id="21" w:name="_Toc240445256"/>
+      <w:bookmarkStart w:id="44" w:name="_Toc240445256"/>
       <w:r>
         <w:rPr>
           <w:rFonts w:ascii="Times New Roman" w:hAnsi="Times New Roman" w:cs="Times New Roman"/>
@@ -5783,7 +6173,7 @@
         </w:rPr>
         <w:t>5.3 Перечень документов, предъявляемых по окончании соответствующих этапов работ</w:t>
       </w:r>
-      <w:bookmarkEnd w:id="21"/>
+      <w:bookmarkEnd w:id="44"/>
     </w:p>
     <w:p>
       <w:pPr>
@@ -5866,7 +6256,7 @@
           <w:szCs w:val="28"/>
         </w:rPr>
       </w:pPr>
-      <w:bookmarkStart w:id="22" w:name="_Toc240445257"/>
+      <w:bookmarkStart w:id="45" w:name="_Toc240445257"/>
       <w:r>
         <w:rPr>
           <w:rFonts w:ascii="Times New Roman" w:hAnsi="Times New Roman" w:cs="Times New Roman"/>
@@ -5879,7 +6269,7 @@
         <w:lastRenderedPageBreak/>
         <w:t>6 ПОРЯДОК КОНТРОЛЯ И ПРИЕМКИ АВТОМАТИЗИРОВАННОЙ СИСТЕМЫ</w:t>
       </w:r>
-      <w:bookmarkEnd w:id="22"/>
+      <w:bookmarkEnd w:id="45"/>
     </w:p>
     <w:p>
       <w:pPr>
@@ -5902,7 +6292,7 @@
           <w:szCs w:val="28"/>
         </w:rPr>
       </w:pPr>
-      <w:bookmarkStart w:id="23" w:name="_Toc240445258"/>
+      <w:bookmarkStart w:id="46" w:name="_Toc240445258"/>
       <w:r>
         <w:rPr>
           <w:rFonts w:ascii="Times New Roman" w:hAnsi="Times New Roman" w:cs="Times New Roman"/>
@@ -5914,7 +6304,7 @@
         </w:rPr>
         <w:t>6.1 Виды, состав и методы испытаний АС и ее составных частей</w:t>
       </w:r>
-      <w:bookmarkEnd w:id="23"/>
+      <w:bookmarkEnd w:id="46"/>
     </w:p>
     <w:p>
       <w:pPr>
@@ -6057,7 +6447,7 @@
           <w:szCs w:val="28"/>
         </w:rPr>
       </w:pPr>
-      <w:bookmarkStart w:id="24" w:name="_Toc240445259"/>
+      <w:bookmarkStart w:id="47" w:name="_Toc240445259"/>
       <w:r>
         <w:rPr>
           <w:rFonts w:ascii="Times New Roman" w:hAnsi="Times New Roman" w:cs="Times New Roman"/>
@@ -6069,7 +6459,7 @@
         </w:rPr>
         <w:t>6.2 Общие требования к приёмке работ по стадиям</w:t>
       </w:r>
-      <w:bookmarkEnd w:id="24"/>
+      <w:bookmarkEnd w:id="47"/>
     </w:p>
     <w:p>
       <w:pPr>
@@ -6123,18 +6513,28 @@
         <w:ind w:firstLine="709"/>
         <w:jc w:val="both"/>
       </w:pPr>
-      <w:commentRangeStart w:id="25"/>
+      <w:commentRangeStart w:id="48"/>
+      <w:commentRangeStart w:id="49"/>
       <w:r>
         <w:t>Комплектность передаваемой отчётной документации подлежит проверке Заказчиком.</w:t>
       </w:r>
-      <w:commentRangeEnd w:id="25"/>
+      <w:commentRangeEnd w:id="48"/>
       <w:r>
         <w:rPr>
           <w:rStyle w:val="af"/>
           <w:sz w:val="28"/>
           <w:szCs w:val="22"/>
         </w:rPr>
-        <w:commentReference w:id="25"/>
+        <w:commentReference w:id="48"/>
+      </w:r>
+      <w:commentRangeEnd w:id="49"/>
+      <w:r>
+        <w:rPr>
+          <w:rStyle w:val="af"/>
+          <w:sz w:val="28"/>
+          <w:szCs w:val="22"/>
+        </w:rPr>
+        <w:commentReference w:id="49"/>
       </w:r>
       <w:r>
         <w:br w:type="page"/>
@@ -6154,7 +6554,7 @@
           <w:szCs w:val="28"/>
         </w:rPr>
       </w:pPr>
-      <w:bookmarkStart w:id="26" w:name="_Toc240445260"/>
+      <w:bookmarkStart w:id="50" w:name="_Toc240445260"/>
       <w:r>
         <w:rPr>
           <w:rFonts w:ascii="Times New Roman" w:hAnsi="Times New Roman" w:cs="Times New Roman"/>
@@ -6167,7 +6567,7 @@
         <w:lastRenderedPageBreak/>
         <w:t>7 ТРЕБОВАНИЯ К ДОКУМЕНТИРОВАНИЮ</w:t>
       </w:r>
-      <w:bookmarkEnd w:id="26"/>
+      <w:bookmarkEnd w:id="50"/>
     </w:p>
     <w:p>
       <w:pPr>
@@ -6207,7 +6607,7 @@
           <w:szCs w:val="28"/>
         </w:rPr>
       </w:pPr>
-      <w:bookmarkStart w:id="27" w:name="_Toc240445261"/>
+      <w:bookmarkStart w:id="51" w:name="_Toc240445261"/>
       <w:r>
         <w:rPr>
           <w:rFonts w:ascii="Times New Roman" w:hAnsi="Times New Roman" w:cs="Times New Roman"/>
@@ -6219,7 +6619,7 @@
         </w:rPr>
         <w:t>7.1 Перечень подлежащих разработке документов</w:t>
       </w:r>
-      <w:bookmarkEnd w:id="27"/>
+      <w:bookmarkEnd w:id="51"/>
     </w:p>
     <w:p>
       <w:pPr>
@@ -6259,7 +6659,7 @@
           <w:szCs w:val="28"/>
         </w:rPr>
       </w:pPr>
-      <w:bookmarkStart w:id="28" w:name="_Toc240445262"/>
+      <w:bookmarkStart w:id="52" w:name="_Toc240445262"/>
       <w:r>
         <w:rPr>
           <w:rFonts w:ascii="Times New Roman" w:hAnsi="Times New Roman" w:cs="Times New Roman"/>
@@ -6271,7 +6671,7 @@
         </w:rPr>
         <w:t>7.2 Вид представления и количество документов</w:t>
       </w:r>
-      <w:bookmarkEnd w:id="28"/>
+      <w:bookmarkEnd w:id="52"/>
     </w:p>
     <w:p>
       <w:pPr>
@@ -6351,7 +6751,7 @@
           <w:szCs w:val="28"/>
         </w:rPr>
       </w:pPr>
-      <w:bookmarkStart w:id="29" w:name="_Toc240445263"/>
+      <w:bookmarkStart w:id="53" w:name="_Toc240445263"/>
       <w:r>
         <w:rPr>
           <w:rFonts w:ascii="Times New Roman" w:hAnsi="Times New Roman" w:cs="Times New Roman"/>
@@ -6363,7 +6763,7 @@
         </w:rPr>
         <w:t>7.3 Требования по использованию ЕСКД и ЕСПД при разработке документов</w:t>
       </w:r>
-      <w:bookmarkEnd w:id="29"/>
+      <w:bookmarkEnd w:id="53"/>
     </w:p>
     <w:p>
       <w:pPr>
@@ -6542,7 +6942,7 @@
           <w:szCs w:val="28"/>
         </w:rPr>
       </w:pPr>
-      <w:bookmarkStart w:id="30" w:name="_Toc240445264"/>
+      <w:bookmarkStart w:id="54" w:name="_Toc240445264"/>
       <w:r>
         <w:rPr>
           <w:rFonts w:ascii="Times New Roman" w:hAnsi="Times New Roman" w:cs="Times New Roman"/>
@@ -6555,7 +6955,7 @@
         <w:lastRenderedPageBreak/>
         <w:t>8 ИСТОЧНИКИ РАЗРАБОТКИ</w:t>
       </w:r>
-      <w:bookmarkEnd w:id="30"/>
+      <w:bookmarkEnd w:id="54"/>
     </w:p>
     <w:p>
       <w:pPr>
@@ -6669,7 +7069,17 @@
 
 <file path=word/comments.xml><?xml version="1.0" encoding="utf-8"?>
 <w:comments xmlns:wpc="http://schemas.microsoft.com/office/word/2010/wordprocessingCanvas" xmlns:cx="http://schemas.microsoft.com/office/drawing/2014/chartex" xmlns:cx1="http://schemas.microsoft.com/office/drawing/2015/9/8/chartex" xmlns:cx2="http://schemas.microsoft.com/office/drawing/2015/10/21/chartex" xmlns:cx3="http://schemas.microsoft.com/office/drawing/2016/5/9/chartex" xmlns:cx4="http://schemas.microsoft.com/office/drawing/2016/5/10/chartex" xmlns:cx5="http://schemas.microsoft.com/office/drawing/2016/5/11/chartex" xmlns:cx6="http://schemas.microsoft.com/office/drawing/2016/5/12/chartex" xmlns:cx7="http://schemas.microsoft.com/office/drawing/2016/5/13/chartex" xmlns:cx8="http://schemas.microsoft.com/office/drawing/2016/5/14/chartex" xmlns:mc="http://schemas.openxmlformats.org/markup-compatibility/2006" xmlns:aink="http://schemas.microsoft.com/office/drawing/2016/ink" xmlns:am3d="http://schemas.microsoft.com/office/drawing/2017/model3d" xmlns:o="urn:schemas-microsoft-com:office:office" xmlns:oel="http://schemas.microsoft.com/office/2019/extlst" xmlns:r="http://schemas.openxmlformats.org/officeDocument/2006/relationships" xmlns:m="http://schemas.openxmlformats.org/officeDocument/2006/math" xmlns:v="urn:schemas-microsoft-com:vml" xmlns:wp14="http://schemas.microsoft.com/office/word/2010/wordprocessingDrawing" xmlns:wp="http://schemas.openxmlformats.org/drawingml/2006/wordprocessingDrawing" xmlns:w10="urn:schemas-microsoft-com:office:word" xmlns:w="http://schemas.openxmlformats.org/wordprocessingml/2006/main" xmlns:w14="http://schemas.microsoft.com/office/word/2010/wordml" xmlns:w15="http://schemas.microsoft.com/office/word/2012/wordml" xmlns:w16cex="http://schemas.microsoft.com/office/word/2018/wordml/cex" xmlns:w16cid="http://schemas.microsoft.com/office/word/2016/wordml/cid" xmlns:w16="http://schemas.microsoft.com/office/word/2018/wordml" xmlns:w16du="http://schemas.microsoft.com/office/word/2023/wordml/word16du" xmlns:w16sdtdh="http://schemas.microsoft.com/office/word/2020/wordml/sdtdatahash" xmlns:w16sdtfl="http://schemas.microsoft.com/office/word/2024/wordml/sdtformatlock" xmlns:w16se="http://schemas.microsoft.com/office/word/2015/wordml/symex" xmlns:wpg="http://schemas.microsoft.com/office/word/2010/wordprocessingGroup" xmlns:wpi="http://schemas.microsoft.com/office/word/2010/wordprocessingInk" xmlns:wne="http://schemas.microsoft.com/office/word/2006/wordml" xmlns:wps="http://schemas.microsoft.com/office/word/2010/wordprocessingShape" mc:Ignorable="w14 w15 w16se w16cid w16 w16cex w16sdtdh w16sdtfl w16du wp14">
-  <w:comment w:id="7" w:author="Kalentyev Alexey" w:date="2026-09-16T11:30:00Z" w:initials="KA">
+  <w:comment w:id="1" w:author="Kalentyev Alexey" w:date="2026-09-23T03:56:00Z" w:initials="KA">
+    <w:p>
+      <w:r>
+        <w:annotationRef/>
+      </w:r>
+      <w:r>
+        <w:t>Добавьте сквозную нумерацию страниц по центру нижнего поля. Титульный лист учитывается, но номер на нем не печатается.</w:t>
+      </w:r>
+    </w:p>
+  </w:comment>
+  <w:comment w:id="2" w:author="Ануар" w:date="2026-10-06T19:31:00Z" w:initials="А">
     <w:p>
       <w:pPr>
         <w:pStyle w:val="af0"/>
@@ -6681,11 +7091,53 @@
         <w:annotationRef/>
       </w:r>
       <w:r>
+        <w:t>+</w:t>
+      </w:r>
+    </w:p>
+  </w:comment>
+  <w:comment w:id="6" w:author="Kalentyev Alexey" w:date="2026-09-23T03:56:00Z" w:initials="KA">
+    <w:p>
+      <w:r>
+        <w:annotationRef/>
+      </w:r>
+      <w:r>
+        <w:t>Исправьте название системы стандартов: ГОСТ 19.103-77 относится к ЕСПД, то есть к программной документации, а не к конструкторской.</w:t>
+      </w:r>
+    </w:p>
+  </w:comment>
+  <w:comment w:id="7" w:author="Ануар" w:date="2026-10-06T17:38:00Z" w:initials="А">
+    <w:p>
+      <w:pPr>
+        <w:pStyle w:val="af0"/>
+      </w:pPr>
+      <w:r>
+        <w:rPr>
+          <w:rStyle w:val="af"/>
+        </w:rPr>
+        <w:annotationRef/>
+      </w:r>
+      <w:r>
+        <w:t>+</w:t>
+      </w:r>
+    </w:p>
+  </w:comment>
+  <w:comment w:id="11" w:author="Kalentyev Alexey" w:date="2026-09-16T11:30:00Z" w:initials="KA">
+    <w:p>
+      <w:pPr>
+        <w:pStyle w:val="af0"/>
+      </w:pPr>
+      <w:r>
+        <w:rPr>
+          <w:rStyle w:val="af"/>
+        </w:rPr>
+        <w:annotationRef/>
+      </w:r>
+      <w:r>
         <w:t>крОнштейно</w:t>
       </w:r>
     </w:p>
   </w:comment>
-  <w:comment w:id="11" w:author="Kalentyev Alexey" w:date="2026-09-16T11:31:00Z" w:initials="KA">
+  <w:comment w:id="12" w:author="Ануар" w:date="2026-10-06T19:31:00Z" w:initials="А">
     <w:p>
       <w:pPr>
         <w:pStyle w:val="af0"/>
@@ -6697,11 +7149,113 @@
         <w:annotationRef/>
       </w:r>
       <w:r>
+        <w:t>+</w:t>
+      </w:r>
+    </w:p>
+  </w:comment>
+  <w:comment w:id="16" w:author="Kalentyev Alexey" w:date="2026-09-23T03:56:00Z" w:initials="KA">
+    <w:p>
+      <w:r>
+        <w:annotationRef/>
+      </w:r>
+      <w:r>
+        <w:t>Приведите заголовки пунктов 3.1.1–3.1.12 и 3.3.1–3.3.7 к единому оформлению: полужирное начертание и расположение по центру.</w:t>
+      </w:r>
+    </w:p>
+  </w:comment>
+  <w:comment w:id="17" w:author="Ануар" w:date="2026-10-07T01:16:00Z" w:initials="А">
+    <w:p>
+      <w:pPr>
+        <w:pStyle w:val="af0"/>
+      </w:pPr>
+      <w:r>
+        <w:rPr>
+          <w:rStyle w:val="af"/>
+        </w:rPr>
+        <w:annotationRef/>
+      </w:r>
+      <w:r>
+        <w:t>Правильнее будет так по ОС ТУСУР</w:t>
+      </w:r>
+    </w:p>
+  </w:comment>
+  <w:comment w:id="20" w:author="Kalentyev Alexey" w:date="2026-09-23T03:56:00Z" w:initials="KA">
+    <w:p>
+      <w:r>
+        <w:annotationRef/>
+      </w:r>
+      <w:r>
+        <w:t>Задайте положительные нижние границы для l1 и b1 и допустимые диапазоны с учетом L и B. Явно опишите обратную проверку: ввод l1 ограничивает L снизу, ввод b1 ограничивает B снизу; неправильные сочетания должны отклоняться при изменении любого параметра.</w:t>
+      </w:r>
+      <w:r>
+        <w:br/>
+        <w:t>Неравенства l1≤L−20 и b1≤B−40 задают только верхнюю границу, поэтому формально допускают нулевые и отрицательные размеры пазов.</w:t>
+      </w:r>
+    </w:p>
+  </w:comment>
+  <w:comment w:id="21" w:author="Ануар" w:date="2026-10-06T10:39:00Z" w:initials="А">
+    <w:p>
+      <w:pPr>
+        <w:pStyle w:val="af0"/>
+      </w:pPr>
+      <w:r>
+        <w:rPr>
+          <w:rStyle w:val="af"/>
+        </w:rPr>
+        <w:annotationRef/>
+      </w:r>
+      <w:r>
+        <w:t>+</w:t>
+      </w:r>
+    </w:p>
+  </w:comment>
+  <w:comment w:id="18" w:author="Kalentyev Alexey" w:date="2026-09-23T03:56:00Z" w:initials="KA">
+    <w:p>
+      <w:r>
+        <w:annotationRef/>
+      </w:r>
+      <w:r>
+        <w:t>Укажите толщину кронштейна S, диаметр крепежных отверстий d1 и положения их центров — как константы, вычисляемые или вводимые параметры. Согласуйте обозначения с рисунком 2.1.</w:t>
+      </w:r>
+      <w:r>
+        <w:br/>
+        <w:t>На свежем рисунке S и d1 показаны, но в перечне параметров и тексте их значения и правила расположения отверстий не заданы.</w:t>
+      </w:r>
+    </w:p>
+  </w:comment>
+  <w:comment w:id="19" w:author="Ануар" w:date="2026-10-06T19:30:00Z" w:initials="А">
+    <w:p>
+      <w:pPr>
+        <w:pStyle w:val="af0"/>
+      </w:pPr>
+      <w:r>
+        <w:rPr>
+          <w:rStyle w:val="af"/>
+        </w:rPr>
+        <w:annotationRef/>
+      </w:r>
+      <w:r>
+        <w:t>+</w:t>
+      </w:r>
+    </w:p>
+  </w:comment>
+  <w:comment w:id="22" w:author="Kalentyev Alexey" w:date="2026-09-16T11:31:00Z" w:initials="KA">
+    <w:p>
+      <w:pPr>
+        <w:pStyle w:val="af0"/>
+      </w:pPr>
+      <w:r>
+        <w:rPr>
+          <w:rStyle w:val="af"/>
+        </w:rPr>
+        <w:annotationRef/>
+      </w:r>
+      <w:r>
         <w:t>Знаки препинания</w:t>
       </w:r>
     </w:p>
   </w:comment>
-  <w:comment w:id="12" w:author="Kalentyev Alexey" w:date="2026-09-16T11:31:00Z" w:initials="KA">
+  <w:comment w:id="23" w:author="Ануар" w:date="2026-10-06T19:55:00Z" w:initials="А">
     <w:p>
       <w:pPr>
         <w:pStyle w:val="af0"/>
@@ -6713,11 +7267,53 @@
         <w:annotationRef/>
       </w:r>
       <w:r>
+        <w:t>+</w:t>
+      </w:r>
+    </w:p>
+  </w:comment>
+  <w:comment w:id="24" w:author="Kalentyev Alexey" w:date="2026-09-23T03:56:00Z" w:initials="KA">
+    <w:p>
+      <w:r>
+        <w:annotationRef/>
+      </w:r>
+      <w:r>
+        <w:t>Перенесите 3.1.2 вместе с последующим абзацем; аналогично проверьте 3.1.7 на странице 7. Заголовки остаются внизу листа, текст начинается на следующем.</w:t>
+      </w:r>
+    </w:p>
+  </w:comment>
+  <w:comment w:id="25" w:author="Ануар" w:date="2026-10-06T10:46:00Z" w:initials="А">
+    <w:p>
+      <w:pPr>
+        <w:pStyle w:val="af0"/>
+      </w:pPr>
+      <w:r>
+        <w:rPr>
+          <w:rStyle w:val="af"/>
+        </w:rPr>
+        <w:annotationRef/>
+      </w:r>
+      <w:r>
+        <w:t>+</w:t>
+      </w:r>
+    </w:p>
+  </w:comment>
+  <w:comment w:id="26" w:author="Kalentyev Alexey" w:date="2026-09-16T11:31:00Z" w:initials="KA">
+    <w:p>
+      <w:pPr>
+        <w:pStyle w:val="af0"/>
+      </w:pPr>
+      <w:r>
+        <w:rPr>
+          <w:rStyle w:val="af"/>
+        </w:rPr>
+        <w:annotationRef/>
+      </w:r>
+      <w:r>
         <w:t>?</w:t>
       </w:r>
     </w:p>
   </w:comment>
-  <w:comment w:id="15" w:author="Kalentyev Alexey" w:date="2026-09-16T11:32:00Z" w:initials="KA">
+  <w:comment w:id="27" w:author="Ануар" w:date="2026-09-23T11:24:00Z" w:initials="А">
     <w:p>
       <w:pPr>
         <w:pStyle w:val="af0"/>
@@ -6729,11 +7325,53 @@
         <w:annotationRef/>
       </w:r>
       <w:r>
+        <w:t>+</w:t>
+      </w:r>
+    </w:p>
+  </w:comment>
+  <w:comment w:id="30" w:author="Kalentyev Alexey" w:date="2026-09-23T03:56:00Z" w:initials="KA">
+    <w:p>
+      <w:r>
+        <w:annotationRef/>
+      </w:r>
+      <w:r>
+        <w:t>Уточните точное обозначение целевой версии КОМПАС-3D и используемого API. Формулировка «версии 2026» не позволяет однозначно выбрать среду разработки и приемки.</w:t>
+      </w:r>
+    </w:p>
+  </w:comment>
+  <w:comment w:id="31" w:author="Ануар" w:date="2026-10-06T19:49:00Z" w:initials="А">
+    <w:p>
+      <w:pPr>
+        <w:pStyle w:val="af0"/>
+      </w:pPr>
+      <w:r>
+        <w:rPr>
+          <w:rStyle w:val="af"/>
+        </w:rPr>
+        <w:annotationRef/>
+      </w:r>
+      <w:r>
+        <w:t>+</w:t>
+      </w:r>
+    </w:p>
+  </w:comment>
+  <w:comment w:id="32" w:author="Kalentyev Alexey" w:date="2026-09-16T11:32:00Z" w:initials="KA">
+    <w:p>
+      <w:pPr>
+        <w:pStyle w:val="af0"/>
+      </w:pPr>
+      <w:r>
+        <w:rPr>
+          <w:rStyle w:val="af"/>
+        </w:rPr>
+        <w:annotationRef/>
+      </w:r>
+      <w:r>
         <w:t>Маркерный список</w:t>
       </w:r>
     </w:p>
   </w:comment>
-  <w:comment w:id="25" w:author="Kalentyev Alexey" w:date="2026-09-16T11:33:00Z" w:initials="KA">
+  <w:comment w:id="33" w:author="Ануар" w:date="2026-09-23T11:24:00Z" w:initials="А">
     <w:p>
       <w:pPr>
         <w:pStyle w:val="af0"/>
@@ -6745,156 +7383,111 @@
         <w:annotationRef/>
       </w:r>
       <w:r>
+        <w:t>+</w:t>
+      </w:r>
+    </w:p>
+  </w:comment>
+  <w:comment w:id="36" w:author="Kalentyev Alexey" w:date="2026-09-23T03:56:00Z" w:initials="KA">
+    <w:p>
+      <w:r>
+        <w:annotationRef/>
+      </w:r>
+      <w:r>
+        <w:t>В ячейке срока четвертого этапа оставьте дату завершения работ; удалите случайно вставленное «Модульные тесты».</w:t>
+      </w:r>
+    </w:p>
+  </w:comment>
+  <w:comment w:id="37" w:author="Ануар" w:date="2026-09-23T11:25:00Z" w:initials="А">
+    <w:p>
+      <w:pPr>
+        <w:pStyle w:val="af0"/>
+      </w:pPr>
+      <w:r>
+        <w:rPr>
+          <w:rStyle w:val="af"/>
+        </w:rPr>
+        <w:annotationRef/>
+      </w:r>
+      <w:r>
+        <w:t>+</w:t>
+      </w:r>
+    </w:p>
+  </w:comment>
+  <w:comment w:id="41" w:author="Kalentyev Alexey" w:date="2026-09-23T03:56:00Z" w:initials="KA">
+    <w:p>
+      <w:r>
+        <w:annotationRef/>
+      </w:r>
+      <w:r>
+        <w:t>Укажите конкретные конструктивные требования из выбранного стандарта или другого исходного документа, которые используются для кронштейна: размеры, минимальные толщины и условия размещения отверстий. Обоснуйте применимость ГОСТ 16371-2014 к выбранной детали.</w:t>
+      </w:r>
+      <w:r>
+        <w:br/>
+        <w:t>В ТЗ приведено название стандарта на мебель, но не показано, откуда взяты 20 мм задней зоны и 20 мм боковых стенок и как стандарт ограничивает модель. Само название стандарта не доказывает его неприменимость; требуется связь с конструкцией.</w:t>
+      </w:r>
+    </w:p>
+  </w:comment>
+  <w:comment w:id="42" w:author="Ануар" w:date="2026-10-07T01:37:00Z" w:initials="А">
+    <w:p>
+      <w:pPr>
+        <w:pStyle w:val="af0"/>
+      </w:pPr>
+      <w:r>
+        <w:rPr>
+          <w:rStyle w:val="af"/>
+        </w:rPr>
+        <w:annotationRef/>
+      </w:r>
+      <w:r>
+        <w:t>Получается мне стоит его убрать</w:t>
+      </w:r>
+      <w:r>
+        <w:t>?</w:t>
+      </w:r>
+    </w:p>
+  </w:comment>
+  <w:comment w:id="43" w:author="Ануар" w:date="2026-10-07T01:37:00Z" w:initials="А">
+    <w:p>
+      <w:pPr>
+        <w:pStyle w:val="af0"/>
+      </w:pPr>
+      <w:r>
+        <w:rPr>
+          <w:rStyle w:val="af"/>
+        </w:rPr>
+        <w:annotationRef/>
+      </w:r>
+    </w:p>
+  </w:comment>
+  <w:comment w:id="48" w:author="Kalentyev Alexey" w:date="2026-09-16T11:33:00Z" w:initials="KA">
+    <w:p>
+      <w:pPr>
+        <w:pStyle w:val="af0"/>
+      </w:pPr>
+      <w:r>
+        <w:rPr>
+          <w:rStyle w:val="af"/>
+        </w:rPr>
+        <w:annotationRef/>
+      </w:r>
+      <w:r>
         <w:t>Висячая строка</w:t>
       </w:r>
     </w:p>
   </w:comment>
-  <w:comment w:id="26" w:author="Kalentyev Alexey" w:initials="KA" w:date="2026-09-23T03:56:38Z">
-    <w:p>
-      <w:pPr>
-        <w:pStyle w:val="CommentText"/>
-      </w:pPr>
-      <w:r>
+  <w:comment w:id="49" w:author="Ануар" w:date="2026-09-23T11:25:00Z" w:initials="А">
+    <w:p>
+      <w:pPr>
+        <w:pStyle w:val="af0"/>
+      </w:pPr>
+      <w:r>
+        <w:rPr>
+          <w:rStyle w:val="af"/>
+        </w:rPr>
         <w:annotationRef/>
       </w:r>
       <w:r>
-        <w:t xml:space="preserve">Задайте положительные нижние границы для l1 и b1 и допустимые диапазоны с учетом L и B. Явно опишите обратную проверку: ввод l1 ограничивает L снизу, ввод b1 ограничивает B снизу; неправильные сочетания должны отклоняться при изменении любого параметра.</w:t>
-        <w:br/>
-        <w:t xml:space="preserve">Неравенства l1≤L−20 и b1≤B−40 задают только верхнюю границу, поэтому формально допускают нулевые и отрицательные размеры пазов.</w:t>
-      </w:r>
-    </w:p>
-  </w:comment>
-  <w:comment w:id="27" w:author="Kalentyev Alexey" w:initials="KA" w:date="2026-09-23T03:56:38Z">
-    <w:p>
-      <w:pPr>
-        <w:pStyle w:val="CommentText"/>
-      </w:pPr>
-      <w:r>
-        <w:annotationRef/>
-      </w:r>
-      <w:r>
-        <w:t xml:space="preserve">Укажите толщину кронштейна S, диаметр крепежных отверстий d1 и положения их центров — как константы, вычисляемые или вводимые параметры. Согласуйте обозначения с рисунком 2.1.</w:t>
-        <w:br/>
-        <w:t xml:space="preserve">На свежем рисунке S и d1 показаны, но в перечне параметров и тексте их значения и правила расположения отверстий не заданы.</w:t>
-      </w:r>
-    </w:p>
-  </w:comment>
-  <w:comment w:id="28" w:author="Kalentyev Alexey" w:initials="KA" w:date="2026-09-23T03:56:38Z">
-    <w:p>
-      <w:pPr>
-        <w:pStyle w:val="CommentText"/>
-      </w:pPr>
-      <w:r>
-        <w:annotationRef/>
-      </w:r>
-      <w:r>
-        <w:t xml:space="preserve">Уточните точное обозначение целевой версии КОМПАС-3D и используемого API. Формулировка «версии 2026» не позволяет однозначно выбрать среду разработки и приемки.</w:t>
-      </w:r>
-    </w:p>
-  </w:comment>
-  <w:comment w:id="29" w:author="Kalentyev Alexey" w:initials="KA" w:date="2026-09-23T03:56:38Z">
-    <w:p>
-      <w:pPr>
-        <w:pStyle w:val="CommentText"/>
-      </w:pPr>
-      <w:r>
-        <w:annotationRef/>
-      </w:r>
-      <w:r>
-        <w:t xml:space="preserve">В ячейке срока четвертого этапа оставьте дату завершения работ; удалите случайно вставленное «Модульные тесты».</w:t>
-      </w:r>
-    </w:p>
-  </w:comment>
-  <w:comment w:id="30" w:author="Kalentyev Alexey" w:initials="KA" w:date="2026-09-23T03:56:38Z">
-    <w:p>
-      <w:pPr>
-        <w:pStyle w:val="CommentText"/>
-      </w:pPr>
-      <w:r>
-        <w:annotationRef/>
-      </w:r>
-      <w:r>
-        <w:t xml:space="preserve">Укажите конкретные конструктивные требования из выбранного стандарта или другого исходного документа, которые используются для кронштейна: размеры, минимальные толщины и условия размещения отверстий. Обоснуйте применимость ГОСТ 16371-2014 к выбранной детали.</w:t>
-        <w:br/>
-        <w:t xml:space="preserve">В ТЗ приведено название стандарта на мебель, но не показано, откуда взяты 20 мм задней зоны и 20 мм боковых стенок и как стандарт ограничивает модель. Само название стандарта не доказывает его неприменимость; требуется связь с конструкцией.</w:t>
-      </w:r>
-    </w:p>
-  </w:comment>
-  <w:comment w:id="31" w:author="Kalentyev Alexey" w:initials="KA" w:date="2026-09-23T03:56:38Z">
-    <w:p>
-      <w:pPr>
-        <w:pStyle w:val="CommentText"/>
-      </w:pPr>
-      <w:r>
-        <w:annotationRef/>
-      </w:r>
-      <w:r>
-        <w:t xml:space="preserve">Замените «Содержание» на «Оглавление».</w:t>
-      </w:r>
-    </w:p>
-  </w:comment>
-  <w:comment w:id="32" w:author="Kalentyev Alexey" w:initials="KA" w:date="2026-09-23T03:56:38Z">
-    <w:p>
-      <w:pPr>
-        <w:pStyle w:val="CommentText"/>
-      </w:pPr>
-      <w:r>
-        <w:annotationRef/>
-      </w:r>
-      <w:r>
-        <w:t xml:space="preserve">Укажите на титульном листе «Техническое задание»: представленное содержание является ТЗ, а не пояснительной запиской.</w:t>
-      </w:r>
-    </w:p>
-  </w:comment>
-  <w:comment w:id="33" w:author="Kalentyev Alexey" w:initials="KA" w:date="2026-09-23T03:56:38Z">
-    <w:p>
-      <w:pPr>
-        <w:pStyle w:val="CommentText"/>
-      </w:pPr>
-      <w:r>
-        <w:annotationRef/>
-      </w:r>
-      <w:r>
-        <w:t xml:space="preserve">Приведите заголовки пунктов 3.1.1–3.1.12 и 3.3.1–3.3.7 к единому оформлению: полужирное начертание и расположение по центру.</w:t>
-      </w:r>
-    </w:p>
-  </w:comment>
-  <w:comment w:id="34" w:author="Kalentyev Alexey" w:initials="KA" w:date="2026-09-23T03:56:38Z">
-    <w:p>
-      <w:pPr>
-        <w:pStyle w:val="CommentText"/>
-      </w:pPr>
-      <w:r>
-        <w:annotationRef/>
-      </w:r>
-      <w:r>
-        <w:t xml:space="preserve">Перенесите 3.1.2 вместе с последующим абзацем; аналогично проверьте 3.1.7 на странице 7. Заголовки остаются внизу листа, текст начинается на следующем.</w:t>
-      </w:r>
-    </w:p>
-  </w:comment>
-  <w:comment w:id="35" w:author="Kalentyev Alexey" w:initials="KA" w:date="2026-09-23T03:56:38Z">
-    <w:p>
-      <w:pPr>
-        <w:pStyle w:val="CommentText"/>
-      </w:pPr>
-      <w:r>
-        <w:annotationRef/>
-      </w:r>
-      <w:r>
-        <w:t xml:space="preserve">Добавьте сквозную нумерацию страниц по центру нижнего поля. Титульный лист учитывается, но номер на нем не печатается.</w:t>
-      </w:r>
-    </w:p>
-  </w:comment>
-  <w:comment w:id="36" w:author="Kalentyev Alexey" w:initials="KA" w:date="2026-09-23T03:56:38Z">
-    <w:p>
-      <w:pPr>
-        <w:pStyle w:val="CommentText"/>
-      </w:pPr>
-      <w:r>
-        <w:annotationRef/>
-      </w:r>
-      <w:r>
-        <w:t xml:space="preserve">Исправьте название системы стандартов: ГОСТ 19.103-77 относится к ЕСПД, то есть к программной документации, а не к конструкторской.</w:t>
+        <w:t>+</w:t>
       </w:r>
     </w:p>
   </w:comment>
@@ -6903,65 +7496,246 @@
 
 <file path=word/commentsExtended.xml><?xml version="1.0" encoding="utf-8"?>
 <w15:commentsEx xmlns:wpc="http://schemas.microsoft.com/office/word/2010/wordprocessingCanvas" xmlns:cx="http://schemas.microsoft.com/office/drawing/2014/chartex" xmlns:cx1="http://schemas.microsoft.com/office/drawing/2015/9/8/chartex" xmlns:cx2="http://schemas.microsoft.com/office/drawing/2015/10/21/chartex" xmlns:cx3="http://schemas.microsoft.com/office/drawing/2016/5/9/chartex" xmlns:cx4="http://schemas.microsoft.com/office/drawing/2016/5/10/chartex" xmlns:cx5="http://schemas.microsoft.com/office/drawing/2016/5/11/chartex" xmlns:cx6="http://schemas.microsoft.com/office/drawing/2016/5/12/chartex" xmlns:cx7="http://schemas.microsoft.com/office/drawing/2016/5/13/chartex" xmlns:cx8="http://schemas.microsoft.com/office/drawing/2016/5/14/chartex" xmlns:mc="http://schemas.openxmlformats.org/markup-compatibility/2006" xmlns:aink="http://schemas.microsoft.com/office/drawing/2016/ink" xmlns:am3d="http://schemas.microsoft.com/office/drawing/2017/model3d" xmlns:o="urn:schemas-microsoft-com:office:office" xmlns:oel="http://schemas.microsoft.com/office/2019/extlst" xmlns:r="http://schemas.openxmlformats.org/officeDocument/2006/relationships" xmlns:m="http://schemas.openxmlformats.org/officeDocument/2006/math" xmlns:v="urn:schemas-microsoft-com:vml" xmlns:wp14="http://schemas.microsoft.com/office/word/2010/wordprocessingDrawing" xmlns:wp="http://schemas.openxmlformats.org/drawingml/2006/wordprocessingDrawing" xmlns:w10="urn:schemas-microsoft-com:office:word" xmlns:w="http://schemas.openxmlformats.org/wordprocessingml/2006/main" xmlns:w14="http://schemas.microsoft.com/office/word/2010/wordml" xmlns:w15="http://schemas.microsoft.com/office/word/2012/wordml" xmlns:w16cex="http://schemas.microsoft.com/office/word/2018/wordml/cex" xmlns:w16cid="http://schemas.microsoft.com/office/word/2016/wordml/cid" xmlns:w16="http://schemas.microsoft.com/office/word/2018/wordml" xmlns:w16du="http://schemas.microsoft.com/office/word/2023/wordml/word16du" xmlns:w16sdtdh="http://schemas.microsoft.com/office/word/2020/wordml/sdtdatahash" xmlns:w16sdtfl="http://schemas.microsoft.com/office/word/2024/wordml/sdtformatlock" xmlns:w16se="http://schemas.microsoft.com/office/word/2015/wordml/symex" xmlns:wpg="http://schemas.microsoft.com/office/word/2010/wordprocessingGroup" xmlns:wpi="http://schemas.microsoft.com/office/word/2010/wordprocessingInk" xmlns:wne="http://schemas.microsoft.com/office/word/2006/wordml" xmlns:wps="http://schemas.microsoft.com/office/word/2010/wordprocessingShape" mc:Ignorable="w14 w15 w16se w16cid w16 w16cex w16sdtdh w16sdtfl w16du wp14">
+  <w15:commentEx w15:paraId="113A252C" w15:done="0"/>
+  <w15:commentEx w15:paraId="24D9C8E0" w15:paraIdParent="113A252C" w15:done="0"/>
+  <w15:commentEx w15:paraId="5FA3C9DF" w15:done="0"/>
+  <w15:commentEx w15:paraId="5E4A5FF9" w15:paraIdParent="5FA3C9DF" w15:done="0"/>
   <w15:commentEx w15:paraId="4829CDE7" w15:done="0"/>
+  <w15:commentEx w15:paraId="6B0669AE" w15:paraIdParent="4829CDE7" w15:done="0"/>
+  <w15:commentEx w15:paraId="5B657533" w15:done="0"/>
+  <w15:commentEx w15:paraId="77FEB8E2" w15:paraIdParent="5B657533" w15:done="0"/>
+  <w15:commentEx w15:paraId="14C97614" w15:done="0"/>
+  <w15:commentEx w15:paraId="1B4BF29D" w15:paraIdParent="14C97614" w15:done="0"/>
+  <w15:commentEx w15:paraId="662FE4DC" w15:done="0"/>
+  <w15:commentEx w15:paraId="10F27876" w15:paraIdParent="662FE4DC" w15:done="0"/>
   <w15:commentEx w15:paraId="44012A95" w15:done="0"/>
+  <w15:commentEx w15:paraId="2FD9065C" w15:paraIdParent="44012A95" w15:done="0"/>
+  <w15:commentEx w15:paraId="30BC8ABD" w15:done="0"/>
+  <w15:commentEx w15:paraId="23703479" w15:paraIdParent="30BC8ABD" w15:done="0"/>
   <w15:commentEx w15:paraId="24161A6B" w15:done="0"/>
+  <w15:commentEx w15:paraId="2A7A656D" w15:paraIdParent="24161A6B" w15:done="0"/>
+  <w15:commentEx w15:paraId="6077CF3B" w15:done="0"/>
+  <w15:commentEx w15:paraId="70FB7EB6" w15:paraIdParent="6077CF3B" w15:done="0"/>
   <w15:commentEx w15:paraId="415BB62A" w15:done="0"/>
+  <w15:commentEx w15:paraId="453CB89B" w15:paraIdParent="415BB62A" w15:done="0"/>
+  <w15:commentEx w15:paraId="41E7A9B4" w15:done="0"/>
+  <w15:commentEx w15:paraId="4D2789DD" w15:paraIdParent="41E7A9B4" w15:done="0"/>
+  <w15:commentEx w15:paraId="63FCCC02" w15:done="0"/>
+  <w15:commentEx w15:paraId="2B880F95" w15:paraIdParent="63FCCC02" w15:done="0"/>
+  <w15:commentEx w15:paraId="79726BAE" w15:paraIdParent="63FCCC02" w15:done="0"/>
   <w15:commentEx w15:paraId="51E741EB" w15:done="0"/>
-  <w15:commentEx w15:paraId="14C97614" w15:done="0"/>
-  <w15:commentEx w15:paraId="662FE4DC" w15:done="0"/>
-  <w15:commentEx w15:paraId="6077CF3B" w15:done="0"/>
-  <w15:commentEx w15:paraId="41E7A9B4" w15:done="0"/>
-  <w15:commentEx w15:paraId="63FCCC02" w15:done="0"/>
-  <w15:commentEx w15:paraId="6C3D6D3E" w15:done="0"/>
-  <w15:commentEx w15:paraId="4FF5444F" w15:done="0"/>
-  <w15:commentEx w15:paraId="5B657533" w15:done="0"/>
-  <w15:commentEx w15:paraId="30BC8ABD" w15:done="0"/>
-  <w15:commentEx w15:paraId="113A252C" w15:done="0"/>
-  <w15:commentEx w15:paraId="5FA3C9DF" w15:done="0"/>
+  <w15:commentEx w15:paraId="73116B38" w15:paraIdParent="51E741EB" w15:done="0"/>
 </w15:commentsEx>
 </file>
 
 <file path=word/commentsExtensible.xml><?xml version="1.0" encoding="utf-8"?>
 <w16cex:commentsExtensible xmlns:wpc="http://schemas.microsoft.com/office/word/2010/wordprocessingCanvas" xmlns:cx="http://schemas.microsoft.com/office/drawing/2014/chartex" xmlns:cx1="http://schemas.microsoft.com/office/drawing/2015/9/8/chartex" xmlns:cx2="http://schemas.microsoft.com/office/drawing/2015/10/21/chartex" xmlns:cx3="http://schemas.microsoft.com/office/drawing/2016/5/9/chartex" xmlns:cx4="http://schemas.microsoft.com/office/drawing/2016/5/10/chartex" xmlns:cx5="http://schemas.microsoft.com/office/drawing/2016/5/11/chartex" xmlns:cx6="http://schemas.microsoft.com/office/drawing/2016/5/12/chartex" xmlns:cx7="http://schemas.microsoft.com/office/drawing/2016/5/13/chartex" xmlns:cx8="http://schemas.microsoft.com/office/drawing/2016/5/14/chartex" xmlns:cr="http://schemas.microsoft.com/office/comments/2020/reactions" xmlns:mc="http://schemas.openxmlformats.org/markup-compatibility/2006" xmlns:aink="http://schemas.microsoft.com/office/drawing/2016/ink" xmlns:am3d="http://schemas.microsoft.com/office/drawing/2017/model3d" xmlns:o="urn:schemas-microsoft-com:office:office" xmlns:oel="http://schemas.microsoft.com/office/2019/extlst" xmlns:r="http://schemas.openxmlformats.org/officeDocument/2006/relationships" xmlns:m="http://schemas.openxmlformats.org/officeDocument/2006/math" xmlns:v="urn:schemas-microsoft-com:vml" xmlns:wp14="http://schemas.microsoft.com/office/word/2010/wordprocessingDrawing" xmlns:wp="http://schemas.openxmlformats.org/drawingml/2006/wordprocessingDrawing" xmlns:w10="urn:schemas-microsoft-com:office:word" xmlns:w="http://schemas.openxmlformats.org/wordprocessingml/2006/main" xmlns:w14="http://schemas.microsoft.com/office/word/2010/wordml" xmlns:w15="http://schemas.microsoft.com/office/word/2012/wordml" xmlns:w16cex="http://schemas.microsoft.com/office/word/2018/wordml/cex" xmlns:w16cid="http://schemas.microsoft.com/office/word/2016/wordml/cid" xmlns:w16="http://schemas.microsoft.com/office/word/2018/wordml" xmlns:w16du="http://schemas.microsoft.com/office/word/2023/wordml/word16du" xmlns:w16sdtdh="http://schemas.microsoft.com/office/word/2020/wordml/sdtdatahash" xmlns:w16sdtfl="http://schemas.microsoft.com/office/word/2024/wordml/sdtformatlock" xmlns:w16se="http://schemas.microsoft.com/office/word/2015/wordml/symex" xmlns:wpg="http://schemas.microsoft.com/office/word/2010/wordprocessingGroup" xmlns:wpi="http://schemas.microsoft.com/office/word/2010/wordprocessingInk" xmlns:wne="http://schemas.microsoft.com/office/word/2006/wordml" xmlns:wps="http://schemas.microsoft.com/office/word/2010/wordprocessingShape" mc:Ignorable="w14 w15 w16se w16cid w16 w16cex w16sdtdh w16sdtfl cr w16du wp14">
+  <w16cex:commentExtensible w16cex:durableId="151B5100" w16cex:dateUtc="2026-09-23T03:56:00Z"/>
+  <w16cex:commentExtensible w16cex:durableId="46156C2D" w16cex:dateUtc="2026-10-06T12:31:00Z"/>
+  <w16cex:commentExtensible w16cex:durableId="268F1B40" w16cex:dateUtc="2026-09-23T03:56:00Z"/>
+  <w16cex:commentExtensible w16cex:durableId="6DB1E84A" w16cex:dateUtc="2026-10-06T10:38:00Z"/>
   <w16cex:commentExtensible w16cex:durableId="4E4612D7" w16cex:dateUtc="2026-09-16T04:30:00Z"/>
+  <w16cex:commentExtensible w16cex:durableId="0342C3C9" w16cex:dateUtc="2026-10-06T12:31:00Z"/>
+  <w16cex:commentExtensible w16cex:durableId="00CA86E4" w16cex:dateUtc="2026-09-23T03:56:00Z"/>
+  <w16cex:commentExtensible w16cex:durableId="08D62AFA" w16cex:dateUtc="2026-10-06T18:16:00Z"/>
+  <w16cex:commentExtensible w16cex:durableId="217F8712" w16cex:dateUtc="2026-09-23T03:56:00Z"/>
+  <w16cex:commentExtensible w16cex:durableId="15FDE724" w16cex:dateUtc="2026-10-06T03:39:00Z"/>
+  <w16cex:commentExtensible w16cex:durableId="29B3131D" w16cex:dateUtc="2026-09-23T03:56:00Z"/>
+  <w16cex:commentExtensible w16cex:durableId="32C84E6F" w16cex:dateUtc="2026-10-06T12:30:00Z"/>
   <w16cex:commentExtensible w16cex:durableId="68483B9E" w16cex:dateUtc="2026-09-16T04:31:00Z"/>
+  <w16cex:commentExtensible w16cex:durableId="416D1DB7" w16cex:dateUtc="2026-10-06T12:55:00Z"/>
+  <w16cex:commentExtensible w16cex:durableId="46EA216C" w16cex:dateUtc="2026-09-23T03:56:00Z"/>
+  <w16cex:commentExtensible w16cex:durableId="2E01B84D" w16cex:dateUtc="2026-10-06T03:46:00Z"/>
   <w16cex:commentExtensible w16cex:durableId="7FB9675E" w16cex:dateUtc="2026-09-16T04:31:00Z"/>
+  <w16cex:commentExtensible w16cex:durableId="082AEB55" w16cex:dateUtc="2026-09-23T04:24:00Z"/>
+  <w16cex:commentExtensible w16cex:durableId="6D669E91" w16cex:dateUtc="2026-09-23T03:56:00Z"/>
+  <w16cex:commentExtensible w16cex:durableId="528FD0F1" w16cex:dateUtc="2026-10-06T12:49:00Z"/>
   <w16cex:commentExtensible w16cex:durableId="2D387B39" w16cex:dateUtc="2026-09-16T04:32:00Z"/>
+  <w16cex:commentExtensible w16cex:durableId="75B66C36" w16cex:dateUtc="2026-09-23T04:24:00Z"/>
+  <w16cex:commentExtensible w16cex:durableId="751B1218" w16cex:dateUtc="2026-09-23T03:56:00Z"/>
+  <w16cex:commentExtensible w16cex:durableId="6037D2CE" w16cex:dateUtc="2026-09-23T04:25:00Z"/>
+  <w16cex:commentExtensible w16cex:durableId="227E8C9F" w16cex:dateUtc="2026-09-23T03:56:00Z"/>
+  <w16cex:commentExtensible w16cex:durableId="26DCB5BB" w16cex:dateUtc="2026-10-06T18:37:00Z"/>
+  <w16cex:commentExtensible w16cex:durableId="1C95B092" w16cex:dateUtc="2026-10-06T18:37:00Z"/>
   <w16cex:commentExtensible w16cex:durableId="4BE9DC1F" w16cex:dateUtc="2026-09-16T04:33:00Z"/>
-  <w16cex:commentExtensible w16cex:durableId="217F8712" w16cex:dateUtc="2026-09-23T03:56:38Z"/>
-  <w16cex:commentExtensible w16cex:durableId="29B3131D" w16cex:dateUtc="2026-09-23T03:56:38Z"/>
-  <w16cex:commentExtensible w16cex:durableId="6D669E91" w16cex:dateUtc="2026-09-23T03:56:38Z"/>
-  <w16cex:commentExtensible w16cex:durableId="751B1218" w16cex:dateUtc="2026-09-23T03:56:38Z"/>
-  <w16cex:commentExtensible w16cex:durableId="227E8C9F" w16cex:dateUtc="2026-09-23T03:56:38Z"/>
-  <w16cex:commentExtensible w16cex:durableId="3E56D85C" w16cex:dateUtc="2026-09-23T03:56:38Z"/>
-  <w16cex:commentExtensible w16cex:durableId="7807AD8F" w16cex:dateUtc="2026-09-23T03:56:38Z"/>
-  <w16cex:commentExtensible w16cex:durableId="00CA86E4" w16cex:dateUtc="2026-09-23T03:56:38Z"/>
-  <w16cex:commentExtensible w16cex:durableId="46EA216C" w16cex:dateUtc="2026-09-23T03:56:38Z"/>
-  <w16cex:commentExtensible w16cex:durableId="151B5100" w16cex:dateUtc="2026-09-23T03:56:38Z"/>
-  <w16cex:commentExtensible w16cex:durableId="268F1B40" w16cex:dateUtc="2026-09-23T03:56:38Z"/>
+  <w16cex:commentExtensible w16cex:durableId="0D849F7B" w16cex:dateUtc="2026-09-23T04:25:00Z"/>
 </w16cex:commentsExtensible>
 </file>
 
 <file path=word/commentsIds.xml><?xml version="1.0" encoding="utf-8"?>
 <w16cid:commentsIds xmlns:wpc="http://schemas.microsoft.com/office/word/2010/wordprocessingCanvas" xmlns:cx="http://schemas.microsoft.com/office/drawing/2014/chartex" xmlns:cx1="http://schemas.microsoft.com/office/drawing/2015/9/8/chartex" xmlns:cx2="http://schemas.microsoft.com/office/drawing/2015/10/21/chartex" xmlns:cx3="http://schemas.microsoft.com/office/drawing/2016/5/9/chartex" xmlns:cx4="http://schemas.microsoft.com/office/drawing/2016/5/10/chartex" xmlns:cx5="http://schemas.microsoft.com/office/drawing/2016/5/11/chartex" xmlns:cx6="http://schemas.microsoft.com/office/drawing/2016/5/12/chartex" xmlns:cx7="http://schemas.microsoft.com/office/drawing/2016/5/13/chartex" xmlns:cx8="http://schemas.microsoft.com/office/drawing/2016/5/14/chartex" xmlns:mc="http://schemas.openxmlformats.org/markup-compatibility/2006" xmlns:aink="http://schemas.microsoft.com/office/drawing/2016/ink" xmlns:am3d="http://schemas.microsoft.com/office/drawing/2017/model3d" xmlns:o="urn:schemas-microsoft-com:office:office" xmlns:oel="http://schemas.microsoft.com/office/2019/extlst" xmlns:r="http://schemas.openxmlformats.org/officeDocument/2006/relationships" xmlns:m="http://schemas.openxmlformats.org/officeDocument/2006/math" xmlns:v="urn:schemas-microsoft-com:vml" xmlns:wp14="http://schemas.microsoft.com/office/word/2010/wordprocessingDrawing" xmlns:wp="http://schemas.openxmlformats.org/drawingml/2006/wordprocessingDrawing" xmlns:w10="urn:schemas-microsoft-com:office:word" xmlns:w="http://schemas.openxmlformats.org/wordprocessingml/2006/main" xmlns:w14="http://schemas.microsoft.com/office/word/2010/wordml" xmlns:w15="http://schemas.microsoft.com/office/word/2012/wordml" xmlns:w16cex="http://schemas.microsoft.com/office/word/2018/wordml/cex" xmlns:w16cid="http://schemas.microsoft.com/office/word/2016/wordml/cid" xmlns:w16="http://schemas.microsoft.com/office/word/2018/wordml" xmlns:w16du="http://schemas.microsoft.com/office/word/2023/wordml/word16du" xmlns:w16sdtdh="http://schemas.microsoft.com/office/word/2020/wordml/sdtdatahash" xmlns:w16sdtfl="http://schemas.microsoft.com/office/word/2024/wordml/sdtformatlock" xmlns:w16se="http://schemas.microsoft.com/office/word/2015/wordml/symex" xmlns:wpg="http://schemas.microsoft.com/office/word/2010/wordprocessingGroup" xmlns:wpi="http://schemas.microsoft.com/office/word/2010/wordprocessingInk" xmlns:wne="http://schemas.microsoft.com/office/word/2006/wordml" xmlns:wps="http://schemas.microsoft.com/office/word/2010/wordprocessingShape" mc:Ignorable="w14 w15 w16se w16cid w16 w16cex w16sdtdh w16sdtfl w16du wp14">
+  <w16cid:commentId w16cid:paraId="113A252C" w16cid:durableId="151B5100"/>
+  <w16cid:commentId w16cid:paraId="24D9C8E0" w16cid:durableId="46156C2D"/>
+  <w16cid:commentId w16cid:paraId="5FA3C9DF" w16cid:durableId="268F1B40"/>
+  <w16cid:commentId w16cid:paraId="5E4A5FF9" w16cid:durableId="6DB1E84A"/>
   <w16cid:commentId w16cid:paraId="4829CDE7" w16cid:durableId="4E4612D7"/>
+  <w16cid:commentId w16cid:paraId="6B0669AE" w16cid:durableId="0342C3C9"/>
+  <w16cid:commentId w16cid:paraId="5B657533" w16cid:durableId="00CA86E4"/>
+  <w16cid:commentId w16cid:paraId="77FEB8E2" w16cid:durableId="08D62AFA"/>
+  <w16cid:commentId w16cid:paraId="14C97614" w16cid:durableId="217F8712"/>
+  <w16cid:commentId w16cid:paraId="1B4BF29D" w16cid:durableId="15FDE724"/>
+  <w16cid:commentId w16cid:paraId="662FE4DC" w16cid:durableId="29B3131D"/>
+  <w16cid:commentId w16cid:paraId="10F27876" w16cid:durableId="32C84E6F"/>
   <w16cid:commentId w16cid:paraId="44012A95" w16cid:durableId="68483B9E"/>
+  <w16cid:commentId w16cid:paraId="2FD9065C" w16cid:durableId="416D1DB7"/>
+  <w16cid:commentId w16cid:paraId="30BC8ABD" w16cid:durableId="46EA216C"/>
+  <w16cid:commentId w16cid:paraId="23703479" w16cid:durableId="2E01B84D"/>
   <w16cid:commentId w16cid:paraId="24161A6B" w16cid:durableId="7FB9675E"/>
+  <w16cid:commentId w16cid:paraId="2A7A656D" w16cid:durableId="082AEB55"/>
+  <w16cid:commentId w16cid:paraId="6077CF3B" w16cid:durableId="6D669E91"/>
+  <w16cid:commentId w16cid:paraId="70FB7EB6" w16cid:durableId="528FD0F1"/>
   <w16cid:commentId w16cid:paraId="415BB62A" w16cid:durableId="2D387B39"/>
+  <w16cid:commentId w16cid:paraId="453CB89B" w16cid:durableId="75B66C36"/>
+  <w16cid:commentId w16cid:paraId="41E7A9B4" w16cid:durableId="751B1218"/>
+  <w16cid:commentId w16cid:paraId="4D2789DD" w16cid:durableId="6037D2CE"/>
+  <w16cid:commentId w16cid:paraId="63FCCC02" w16cid:durableId="227E8C9F"/>
+  <w16cid:commentId w16cid:paraId="2B880F95" w16cid:durableId="26DCB5BB"/>
+  <w16cid:commentId w16cid:paraId="79726BAE" w16cid:durableId="1C95B092"/>
   <w16cid:commentId w16cid:paraId="51E741EB" w16cid:durableId="4BE9DC1F"/>
-  <w16cid:commentId w16cid:paraId="14C97614" w16cid:durableId="217F8712"/>
-  <w16cid:commentId w16cid:paraId="662FE4DC" w16cid:durableId="29B3131D"/>
-  <w16cid:commentId w16cid:paraId="6077CF3B" w16cid:durableId="6D669E91"/>
-  <w16cid:commentId w16cid:paraId="41E7A9B4" w16cid:durableId="751B1218"/>
-  <w16cid:commentId w16cid:paraId="63FCCC02" w16cid:durableId="227E8C9F"/>
-  <w16cid:commentId w16cid:paraId="6C3D6D3E" w16cid:durableId="3E56D85C"/>
-  <w16cid:commentId w16cid:paraId="4FF5444F" w16cid:durableId="7807AD8F"/>
-  <w16cid:commentId w16cid:paraId="5B657533" w16cid:durableId="00CA86E4"/>
-  <w16cid:commentId w16cid:paraId="30BC8ABD" w16cid:durableId="46EA216C"/>
-  <w16cid:commentId w16cid:paraId="113A252C" w16cid:durableId="151B5100"/>
-  <w16cid:commentId w16cid:paraId="5FA3C9DF" w16cid:durableId="268F1B40"/>
+  <w16cid:commentId w16cid:paraId="73116B38" w16cid:durableId="0D849F7B"/>
 </w16cid:commentsIds>
+</file>
+
+<file path=word/endnotes.xml><?xml version="1.0" encoding="utf-8"?>
+<w:endnotes xmlns:wpc="http://schemas.microsoft.com/office/word/2010/wordprocessingCanvas" xmlns:cx="http://schemas.microsoft.com/office/drawing/2014/chartex" xmlns:cx1="http://schemas.microsoft.com/office/drawing/2015/9/8/chartex" xmlns:cx2="http://schemas.microsoft.com/office/drawing/2015/10/21/chartex" xmlns:cx3="http://schemas.microsoft.com/office/drawing/2016/5/9/chartex" xmlns:cx4="http://schemas.microsoft.com/office/drawing/2016/5/10/chartex" xmlns:cx5="http://schemas.microsoft.com/office/drawing/2016/5/11/chartex" xmlns:cx6="http://schemas.microsoft.com/office/drawing/2016/5/12/chartex" xmlns:cx7="http://schemas.microsoft.com/office/drawing/2016/5/13/chartex" xmlns:cx8="http://schemas.microsoft.com/office/drawing/2016/5/14/chartex" xmlns:mc="http://schemas.openxmlformats.org/markup-compatibility/2006" xmlns:aink="http://schemas.microsoft.com/office/drawing/2016/ink" xmlns:am3d="http://schemas.microsoft.com/office/drawing/2017/model3d" xmlns:o="urn:schemas-microsoft-com:office:office" xmlns:oel="http://schemas.microsoft.com/office/2019/extlst" xmlns:r="http://schemas.openxmlformats.org/officeDocument/2006/relationships" xmlns:m="http://schemas.openxmlformats.org/officeDocument/2006/math" xmlns:v="urn:schemas-microsoft-com:vml" xmlns:wp14="http://schemas.microsoft.com/office/word/2010/wordprocessingDrawing" xmlns:wp="http://schemas.openxmlformats.org/drawingml/2006/wordprocessingDrawing" xmlns:w10="urn:schemas-microsoft-com:office:word" xmlns:w="http://schemas.openxmlformats.org/wordprocessingml/2006/main" xmlns:w14="http://schemas.microsoft.com/office/word/2010/wordml" xmlns:w15="http://schemas.microsoft.com/office/word/2012/wordml" xmlns:w16cex="http://schemas.microsoft.com/office/word/2018/wordml/cex" xmlns:w16cid="http://schemas.microsoft.com/office/word/2016/wordml/cid" xmlns:w16="http://schemas.microsoft.com/office/word/2018/wordml" xmlns:w16du="http://schemas.microsoft.com/office/word/2023/wordml/word16du" xmlns:w16sdtdh="http://schemas.microsoft.com/office/word/2020/wordml/sdtdatahash" xmlns:w16sdtfl="http://schemas.microsoft.com/office/word/2024/wordml/sdtformatlock" xmlns:w16se="http://schemas.microsoft.com/office/word/2015/wordml/symex" xmlns:wpg="http://schemas.microsoft.com/office/word/2010/wordprocessingGroup" xmlns:wpi="http://schemas.microsoft.com/office/word/2010/wordprocessingInk" xmlns:wne="http://schemas.microsoft.com/office/word/2006/wordml" xmlns:wps="http://schemas.microsoft.com/office/word/2010/wordprocessingShape" mc:Ignorable="w14 w15 w16se w16cid w16 w16cex w16sdtdh w16sdtfl w16du wp14">
+  <w:endnote w:type="separator" w:id="-1">
+    <w:p>
+      <w:pPr>
+        <w:spacing w:after="0"/>
+      </w:pPr>
+      <w:r>
+        <w:separator/>
+      </w:r>
+    </w:p>
+  </w:endnote>
+  <w:endnote w:type="continuationSeparator" w:id="0">
+    <w:p>
+      <w:pPr>
+        <w:spacing w:after="0"/>
+      </w:pPr>
+      <w:r>
+        <w:continuationSeparator/>
+      </w:r>
+    </w:p>
+  </w:endnote>
+</w:endnotes>
+</file>
+
+<file path=word/footer1.xml><?xml version="1.0" encoding="utf-8"?>
+<w:ftr xmlns:wpc="http://schemas.microsoft.com/office/word/2010/wordprocessingCanvas" xmlns:cx="http://schemas.microsoft.com/office/drawing/2014/chartex" xmlns:cx1="http://schemas.microsoft.com/office/drawing/2015/9/8/chartex" xmlns:cx2="http://schemas.microsoft.com/office/drawing/2015/10/21/chartex" xmlns:cx3="http://schemas.microsoft.com/office/drawing/2016/5/9/chartex" xmlns:cx4="http://schemas.microsoft.com/office/drawing/2016/5/10/chartex" xmlns:cx5="http://schemas.microsoft.com/office/drawing/2016/5/11/chartex" xmlns:cx6="http://schemas.microsoft.com/office/drawing/2016/5/12/chartex" xmlns:cx7="http://schemas.microsoft.com/office/drawing/2016/5/13/chartex" xmlns:cx8="http://schemas.microsoft.com/office/drawing/2016/5/14/chartex" xmlns:mc="http://schemas.openxmlformats.org/markup-compatibility/2006" xmlns:aink="http://schemas.microsoft.com/office/drawing/2016/ink" xmlns:am3d="http://schemas.microsoft.com/office/drawing/2017/model3d" xmlns:o="urn:schemas-microsoft-com:office:office" xmlns:oel="http://schemas.microsoft.com/office/2019/extlst" xmlns:r="http://schemas.openxmlformats.org/officeDocument/2006/relationships" xmlns:m="http://schemas.openxmlformats.org/officeDocument/2006/math" xmlns:v="urn:schemas-microsoft-com:vml" xmlns:wp14="http://schemas.microsoft.com/office/word/2010/wordprocessingDrawing" xmlns:wp="http://schemas.openxmlformats.org/drawingml/2006/wordprocessingDrawing" xmlns:w10="urn:schemas-microsoft-com:office:word" xmlns:w="http://schemas.openxmlformats.org/wordprocessingml/2006/main" xmlns:w14="http://schemas.microsoft.com/office/word/2010/wordml" xmlns:w15="http://schemas.microsoft.com/office/word/2012/wordml" xmlns:w16cex="http://schemas.microsoft.com/office/word/2018/wordml/cex" xmlns:w16cid="http://schemas.microsoft.com/office/word/2016/wordml/cid" xmlns:w16="http://schemas.microsoft.com/office/word/2018/wordml" xmlns:w16du="http://schemas.microsoft.com/office/word/2023/wordml/word16du" xmlns:w16sdtdh="http://schemas.microsoft.com/office/word/2020/wordml/sdtdatahash" xmlns:w16sdtfl="http://schemas.microsoft.com/office/word/2024/wordml/sdtformatlock" xmlns:w16se="http://schemas.microsoft.com/office/word/2015/wordml/symex" xmlns:wpg="http://schemas.microsoft.com/office/word/2010/wordprocessingGroup" xmlns:wpi="http://schemas.microsoft.com/office/word/2010/wordprocessingInk" xmlns:wne="http://schemas.microsoft.com/office/word/2006/wordml" xmlns:wps="http://schemas.microsoft.com/office/word/2010/wordprocessingShape" mc:Ignorable="w14 w15 w16se w16cid w16 w16cex w16sdtdh w16sdtfl w16du wp14">
+  <w:p>
+    <w:pPr>
+      <w:pStyle w:val="af6"/>
+    </w:pPr>
+  </w:p>
+</w:ftr>
+</file>
+
+<file path=word/footer2.xml><?xml version="1.0" encoding="utf-8"?>
+<w:ftr xmlns:wpc="http://schemas.microsoft.com/office/word/2010/wordprocessingCanvas" xmlns:cx="http://schemas.microsoft.com/office/drawing/2014/chartex" xmlns:cx1="http://schemas.microsoft.com/office/drawing/2015/9/8/chartex" xmlns:cx2="http://schemas.microsoft.com/office/drawing/2015/10/21/chartex" xmlns:cx3="http://schemas.microsoft.com/office/drawing/2016/5/9/chartex" xmlns:cx4="http://schemas.microsoft.com/office/drawing/2016/5/10/chartex" xmlns:cx5="http://schemas.microsoft.com/office/drawing/2016/5/11/chartex" xmlns:cx6="http://schemas.microsoft.com/office/drawing/2016/5/12/chartex" xmlns:cx7="http://schemas.microsoft.com/office/drawing/2016/5/13/chartex" xmlns:cx8="http://schemas.microsoft.com/office/drawing/2016/5/14/chartex" xmlns:mc="http://schemas.openxmlformats.org/markup-compatibility/2006" xmlns:aink="http://schemas.microsoft.com/office/drawing/2016/ink" xmlns:am3d="http://schemas.microsoft.com/office/drawing/2017/model3d" xmlns:o="urn:schemas-microsoft-com:office:office" xmlns:oel="http://schemas.microsoft.com/office/2019/extlst" xmlns:r="http://schemas.openxmlformats.org/officeDocument/2006/relationships" xmlns:m="http://schemas.openxmlformats.org/officeDocument/2006/math" xmlns:v="urn:schemas-microsoft-com:vml" xmlns:wp14="http://schemas.microsoft.com/office/word/2010/wordprocessingDrawing" xmlns:wp="http://schemas.openxmlformats.org/drawingml/2006/wordprocessingDrawing" xmlns:w10="urn:schemas-microsoft-com:office:word" xmlns:w="http://schemas.openxmlformats.org/wordprocessingml/2006/main" xmlns:w14="http://schemas.microsoft.com/office/word/2010/wordml" xmlns:w15="http://schemas.microsoft.com/office/word/2012/wordml" xmlns:w16cex="http://schemas.microsoft.com/office/word/2018/wordml/cex" xmlns:w16cid="http://schemas.microsoft.com/office/word/2016/wordml/cid" xmlns:w16="http://schemas.microsoft.com/office/word/2018/wordml" xmlns:w16du="http://schemas.microsoft.com/office/word/2023/wordml/word16du" xmlns:w16sdtdh="http://schemas.microsoft.com/office/word/2020/wordml/sdtdatahash" xmlns:w16sdtfl="http://schemas.microsoft.com/office/word/2024/wordml/sdtformatlock" xmlns:w16se="http://schemas.microsoft.com/office/word/2015/wordml/symex" xmlns:wpg="http://schemas.microsoft.com/office/word/2010/wordprocessingGroup" xmlns:wpi="http://schemas.microsoft.com/office/word/2010/wordprocessingInk" xmlns:wne="http://schemas.microsoft.com/office/word/2006/wordml" xmlns:wps="http://schemas.microsoft.com/office/word/2010/wordprocessingShape" mc:Ignorable="w14 w15 w16se w16cid w16 w16cex w16sdtdh w16sdtfl w16du wp14">
+  <w:sdt>
+    <w:sdtPr>
+      <w:id w:val="-1705249566"/>
+      <w:docPartObj>
+        <w:docPartGallery w:val="Page Numbers (Bottom of Page)"/>
+        <w:docPartUnique/>
+      </w:docPartObj>
+    </w:sdtPr>
+    <w:sdtContent>
+      <w:p>
+        <w:pPr>
+          <w:pStyle w:val="af6"/>
+          <w:jc w:val="center"/>
+        </w:pPr>
+        <w:r>
+          <w:fldChar w:fldCharType="begin"/>
+        </w:r>
+        <w:r>
+          <w:instrText>PAGE   \* MERGEFORMAT</w:instrText>
+        </w:r>
+        <w:r>
+          <w:fldChar w:fldCharType="separate"/>
+        </w:r>
+        <w:r>
+          <w:t>2</w:t>
+        </w:r>
+        <w:r>
+          <w:fldChar w:fldCharType="end"/>
+        </w:r>
+      </w:p>
+    </w:sdtContent>
+  </w:sdt>
+  <w:p>
+    <w:pPr>
+      <w:pStyle w:val="af6"/>
+    </w:pPr>
+  </w:p>
+</w:ftr>
+</file>
+
+<file path=word/footer3.xml><?xml version="1.0" encoding="utf-8"?>
+<w:ftr xmlns:wpc="http://schemas.microsoft.com/office/word/2010/wordprocessingCanvas" xmlns:cx="http://schemas.microsoft.com/office/drawing/2014/chartex" xmlns:cx1="http://schemas.microsoft.com/office/drawing/2015/9/8/chartex" xmlns:cx2="http://schemas.microsoft.com/office/drawing/2015/10/21/chartex" xmlns:cx3="http://schemas.microsoft.com/office/drawing/2016/5/9/chartex" xmlns:cx4="http://schemas.microsoft.com/office/drawing/2016/5/10/chartex" xmlns:cx5="http://schemas.microsoft.com/office/drawing/2016/5/11/chartex" xmlns:cx6="http://schemas.microsoft.com/office/drawing/2016/5/12/chartex" xmlns:cx7="http://schemas.microsoft.com/office/drawing/2016/5/13/chartex" xmlns:cx8="http://schemas.microsoft.com/office/drawing/2016/5/14/chartex" xmlns:mc="http://schemas.openxmlformats.org/markup-compatibility/2006" xmlns:aink="http://schemas.microsoft.com/office/drawing/2016/ink" xmlns:am3d="http://schemas.microsoft.com/office/drawing/2017/model3d" xmlns:o="urn:schemas-microsoft-com:office:office" xmlns:oel="http://schemas.microsoft.com/office/2019/extlst" xmlns:r="http://schemas.openxmlformats.org/officeDocument/2006/relationships" xmlns:m="http://schemas.openxmlformats.org/officeDocument/2006/math" xmlns:v="urn:schemas-microsoft-com:vml" xmlns:wp14="http://schemas.microsoft.com/office/word/2010/wordprocessingDrawing" xmlns:wp="http://schemas.openxmlformats.org/drawingml/2006/wordprocessingDrawing" xmlns:w10="urn:schemas-microsoft-com:office:word" xmlns:w="http://schemas.openxmlformats.org/wordprocessingml/2006/main" xmlns:w14="http://schemas.microsoft.com/office/word/2010/wordml" xmlns:w15="http://schemas.microsoft.com/office/word/2012/wordml" xmlns:w16cex="http://schemas.microsoft.com/office/word/2018/wordml/cex" xmlns:w16cid="http://schemas.microsoft.com/office/word/2016/wordml/cid" xmlns:w16="http://schemas.microsoft.com/office/word/2018/wordml" xmlns:w16du="http://schemas.microsoft.com/office/word/2023/wordml/word16du" xmlns:w16sdtdh="http://schemas.microsoft.com/office/word/2020/wordml/sdtdatahash" xmlns:w16sdtfl="http://schemas.microsoft.com/office/word/2024/wordml/sdtformatlock" xmlns:w16se="http://schemas.microsoft.com/office/word/2015/wordml/symex" xmlns:wpg="http://schemas.microsoft.com/office/word/2010/wordprocessingGroup" xmlns:wpi="http://schemas.microsoft.com/office/word/2010/wordprocessingInk" xmlns:wne="http://schemas.microsoft.com/office/word/2006/wordml" xmlns:wps="http://schemas.microsoft.com/office/word/2010/wordprocessingShape" mc:Ignorable="w14 w15 w16se w16cid w16 w16cex w16sdtdh w16sdtfl w16du wp14">
+  <w:p>
+    <w:pPr>
+      <w:pStyle w:val="af6"/>
+    </w:pPr>
+  </w:p>
+</w:ftr>
+</file>
+
+<file path=word/footnotes.xml><?xml version="1.0" encoding="utf-8"?>
+<w:footnotes xmlns:wpc="http://schemas.microsoft.com/office/word/2010/wordprocessingCanvas" xmlns:cx="http://schemas.microsoft.com/office/drawing/2014/chartex" xmlns:cx1="http://schemas.microsoft.com/office/drawing/2015/9/8/chartex" xmlns:cx2="http://schemas.microsoft.com/office/drawing/2015/10/21/chartex" xmlns:cx3="http://schemas.microsoft.com/office/drawing/2016/5/9/chartex" xmlns:cx4="http://schemas.microsoft.com/office/drawing/2016/5/10/chartex" xmlns:cx5="http://schemas.microsoft.com/office/drawing/2016/5/11/chartex" xmlns:cx6="http://schemas.microsoft.com/office/drawing/2016/5/12/chartex" xmlns:cx7="http://schemas.microsoft.com/office/drawing/2016/5/13/chartex" xmlns:cx8="http://schemas.microsoft.com/office/drawing/2016/5/14/chartex" xmlns:mc="http://schemas.openxmlformats.org/markup-compatibility/2006" xmlns:aink="http://schemas.microsoft.com/office/drawing/2016/ink" xmlns:am3d="http://schemas.microsoft.com/office/drawing/2017/model3d" xmlns:o="urn:schemas-microsoft-com:office:office" xmlns:oel="http://schemas.microsoft.com/office/2019/extlst" xmlns:r="http://schemas.openxmlformats.org/officeDocument/2006/relationships" xmlns:m="http://schemas.openxmlformats.org/officeDocument/2006/math" xmlns:v="urn:schemas-microsoft-com:vml" xmlns:wp14="http://schemas.microsoft.com/office/word/2010/wordprocessingDrawing" xmlns:wp="http://schemas.openxmlformats.org/drawingml/2006/wordprocessingDrawing" xmlns:w10="urn:schemas-microsoft-com:office:word" xmlns:w="http://schemas.openxmlformats.org/wordprocessingml/2006/main" xmlns:w14="http://schemas.microsoft.com/office/word/2010/wordml" xmlns:w15="http://schemas.microsoft.com/office/word/2012/wordml" xmlns:w16cex="http://schemas.microsoft.com/office/word/2018/wordml/cex" xmlns:w16cid="http://schemas.microsoft.com/office/word/2016/wordml/cid" xmlns:w16="http://schemas.microsoft.com/office/word/2018/wordml" xmlns:w16du="http://schemas.microsoft.com/office/word/2023/wordml/word16du" xmlns:w16sdtdh="http://schemas.microsoft.com/office/word/2020/wordml/sdtdatahash" xmlns:w16sdtfl="http://schemas.microsoft.com/office/word/2024/wordml/sdtformatlock" xmlns:w16se="http://schemas.microsoft.com/office/word/2015/wordml/symex" xmlns:wpg="http://schemas.microsoft.com/office/word/2010/wordprocessingGroup" xmlns:wpi="http://schemas.microsoft.com/office/word/2010/wordprocessingInk" xmlns:wne="http://schemas.microsoft.com/office/word/2006/wordml" xmlns:wps="http://schemas.microsoft.com/office/word/2010/wordprocessingShape" mc:Ignorable="w14 w15 w16se w16cid w16 w16cex w16sdtdh w16sdtfl w16du wp14">
+  <w:footnote w:type="separator" w:id="-1">
+    <w:p>
+      <w:pPr>
+        <w:spacing w:after="0"/>
+      </w:pPr>
+      <w:r>
+        <w:separator/>
+      </w:r>
+    </w:p>
+  </w:footnote>
+  <w:footnote w:type="continuationSeparator" w:id="0">
+    <w:p>
+      <w:pPr>
+        <w:spacing w:after="0"/>
+      </w:pPr>
+      <w:r>
+        <w:continuationSeparator/>
+      </w:r>
+    </w:p>
+  </w:footnote>
+</w:footnotes>
+</file>
+
+<file path=word/header1.xml><?xml version="1.0" encoding="utf-8"?>
+<w:hdr xmlns:wpc="http://schemas.microsoft.com/office/word/2010/wordprocessingCanvas" xmlns:cx="http://schemas.microsoft.com/office/drawing/2014/chartex" xmlns:cx1="http://schemas.microsoft.com/office/drawing/2015/9/8/chartex" xmlns:cx2="http://schemas.microsoft.com/office/drawing/2015/10/21/chartex" xmlns:cx3="http://schemas.microsoft.com/office/drawing/2016/5/9/chartex" xmlns:cx4="http://schemas.microsoft.com/office/drawing/2016/5/10/chartex" xmlns:cx5="http://schemas.microsoft.com/office/drawing/2016/5/11/chartex" xmlns:cx6="http://schemas.microsoft.com/office/drawing/2016/5/12/chartex" xmlns:cx7="http://schemas.microsoft.com/office/drawing/2016/5/13/chartex" xmlns:cx8="http://schemas.microsoft.com/office/drawing/2016/5/14/chartex" xmlns:mc="http://schemas.openxmlformats.org/markup-compatibility/2006" xmlns:aink="http://schemas.microsoft.com/office/drawing/2016/ink" xmlns:am3d="http://schemas.microsoft.com/office/drawing/2017/model3d" xmlns:o="urn:schemas-microsoft-com:office:office" xmlns:oel="http://schemas.microsoft.com/office/2019/extlst" xmlns:r="http://schemas.openxmlformats.org/officeDocument/2006/relationships" xmlns:m="http://schemas.openxmlformats.org/officeDocument/2006/math" xmlns:v="urn:schemas-microsoft-com:vml" xmlns:wp14="http://schemas.microsoft.com/office/word/2010/wordprocessingDrawing" xmlns:wp="http://schemas.openxmlformats.org/drawingml/2006/wordprocessingDrawing" xmlns:w10="urn:schemas-microsoft-com:office:word" xmlns:w="http://schemas.openxmlformats.org/wordprocessingml/2006/main" xmlns:w14="http://schemas.microsoft.com/office/word/2010/wordml" xmlns:w15="http://schemas.microsoft.com/office/word/2012/wordml" xmlns:w16cex="http://schemas.microsoft.com/office/word/2018/wordml/cex" xmlns:w16cid="http://schemas.microsoft.com/office/word/2016/wordml/cid" xmlns:w16="http://schemas.microsoft.com/office/word/2018/wordml" xmlns:w16du="http://schemas.microsoft.com/office/word/2023/wordml/word16du" xmlns:w16sdtdh="http://schemas.microsoft.com/office/word/2020/wordml/sdtdatahash" xmlns:w16sdtfl="http://schemas.microsoft.com/office/word/2024/wordml/sdtformatlock" xmlns:w16se="http://schemas.microsoft.com/office/word/2015/wordml/symex" xmlns:wpg="http://schemas.microsoft.com/office/word/2010/wordprocessingGroup" xmlns:wpi="http://schemas.microsoft.com/office/word/2010/wordprocessingInk" xmlns:wne="http://schemas.microsoft.com/office/word/2006/wordml" xmlns:wps="http://schemas.microsoft.com/office/word/2010/wordprocessingShape" mc:Ignorable="w14 w15 w16se w16cid w16 w16cex w16sdtdh w16sdtfl w16du wp14">
+  <w:p>
+    <w:pPr>
+      <w:pStyle w:val="af4"/>
+    </w:pPr>
+  </w:p>
+</w:hdr>
+</file>
+
+<file path=word/header2.xml><?xml version="1.0" encoding="utf-8"?>
+<w:hdr xmlns:wpc="http://schemas.microsoft.com/office/word/2010/wordprocessingCanvas" xmlns:cx="http://schemas.microsoft.com/office/drawing/2014/chartex" xmlns:cx1="http://schemas.microsoft.com/office/drawing/2015/9/8/chartex" xmlns:cx2="http://schemas.microsoft.com/office/drawing/2015/10/21/chartex" xmlns:cx3="http://schemas.microsoft.com/office/drawing/2016/5/9/chartex" xmlns:cx4="http://schemas.microsoft.com/office/drawing/2016/5/10/chartex" xmlns:cx5="http://schemas.microsoft.com/office/drawing/2016/5/11/chartex" xmlns:cx6="http://schemas.microsoft.com/office/drawing/2016/5/12/chartex" xmlns:cx7="http://schemas.microsoft.com/office/drawing/2016/5/13/chartex" xmlns:cx8="http://schemas.microsoft.com/office/drawing/2016/5/14/chartex" xmlns:mc="http://schemas.openxmlformats.org/markup-compatibility/2006" xmlns:aink="http://schemas.microsoft.com/office/drawing/2016/ink" xmlns:am3d="http://schemas.microsoft.com/office/drawing/2017/model3d" xmlns:o="urn:schemas-microsoft-com:office:office" xmlns:oel="http://schemas.microsoft.com/office/2019/extlst" xmlns:r="http://schemas.openxmlformats.org/officeDocument/2006/relationships" xmlns:m="http://schemas.openxmlformats.org/officeDocument/2006/math" xmlns:v="urn:schemas-microsoft-com:vml" xmlns:wp14="http://schemas.microsoft.com/office/word/2010/wordprocessingDrawing" xmlns:wp="http://schemas.openxmlformats.org/drawingml/2006/wordprocessingDrawing" xmlns:w10="urn:schemas-microsoft-com:office:word" xmlns:w="http://schemas.openxmlformats.org/wordprocessingml/2006/main" xmlns:w14="http://schemas.microsoft.com/office/word/2010/wordml" xmlns:w15="http://schemas.microsoft.com/office/word/2012/wordml" xmlns:w16cex="http://schemas.microsoft.com/office/word/2018/wordml/cex" xmlns:w16cid="http://schemas.microsoft.com/office/word/2016/wordml/cid" xmlns:w16="http://schemas.microsoft.com/office/word/2018/wordml" xmlns:w16du="http://schemas.microsoft.com/office/word/2023/wordml/word16du" xmlns:w16sdtdh="http://schemas.microsoft.com/office/word/2020/wordml/sdtdatahash" xmlns:w16sdtfl="http://schemas.microsoft.com/office/word/2024/wordml/sdtformatlock" xmlns:w16se="http://schemas.microsoft.com/office/word/2015/wordml/symex" xmlns:wpg="http://schemas.microsoft.com/office/word/2010/wordprocessingGroup" xmlns:wpi="http://schemas.microsoft.com/office/word/2010/wordprocessingInk" xmlns:wne="http://schemas.microsoft.com/office/word/2006/wordml" xmlns:wps="http://schemas.microsoft.com/office/word/2010/wordprocessingShape" mc:Ignorable="w14 w15 w16se w16cid w16 w16cex w16sdtdh w16sdtfl w16du wp14">
+  <w:p>
+    <w:pPr>
+      <w:pStyle w:val="af4"/>
+    </w:pPr>
+  </w:p>
+</w:hdr>
+</file>
+
+<file path=word/header3.xml><?xml version="1.0" encoding="utf-8"?>
+<w:hdr xmlns:wpc="http://schemas.microsoft.com/office/word/2010/wordprocessingCanvas" xmlns:cx="http://schemas.microsoft.com/office/drawing/2014/chartex" xmlns:cx1="http://schemas.microsoft.com/office/drawing/2015/9/8/chartex" xmlns:cx2="http://schemas.microsoft.com/office/drawing/2015/10/21/chartex" xmlns:cx3="http://schemas.microsoft.com/office/drawing/2016/5/9/chartex" xmlns:cx4="http://schemas.microsoft.com/office/drawing/2016/5/10/chartex" xmlns:cx5="http://schemas.microsoft.com/office/drawing/2016/5/11/chartex" xmlns:cx6="http://schemas.microsoft.com/office/drawing/2016/5/12/chartex" xmlns:cx7="http://schemas.microsoft.com/office/drawing/2016/5/13/chartex" xmlns:cx8="http://schemas.microsoft.com/office/drawing/2016/5/14/chartex" xmlns:mc="http://schemas.openxmlformats.org/markup-compatibility/2006" xmlns:aink="http://schemas.microsoft.com/office/drawing/2016/ink" xmlns:am3d="http://schemas.microsoft.com/office/drawing/2017/model3d" xmlns:o="urn:schemas-microsoft-com:office:office" xmlns:oel="http://schemas.microsoft.com/office/2019/extlst" xmlns:r="http://schemas.openxmlformats.org/officeDocument/2006/relationships" xmlns:m="http://schemas.openxmlformats.org/officeDocument/2006/math" xmlns:v="urn:schemas-microsoft-com:vml" xmlns:wp14="http://schemas.microsoft.com/office/word/2010/wordprocessingDrawing" xmlns:wp="http://schemas.openxmlformats.org/drawingml/2006/wordprocessingDrawing" xmlns:w10="urn:schemas-microsoft-com:office:word" xmlns:w="http://schemas.openxmlformats.org/wordprocessingml/2006/main" xmlns:w14="http://schemas.microsoft.com/office/word/2010/wordml" xmlns:w15="http://schemas.microsoft.com/office/word/2012/wordml" xmlns:w16cex="http://schemas.microsoft.com/office/word/2018/wordml/cex" xmlns:w16cid="http://schemas.microsoft.com/office/word/2016/wordml/cid" xmlns:w16="http://schemas.microsoft.com/office/word/2018/wordml" xmlns:w16du="http://schemas.microsoft.com/office/word/2023/wordml/word16du" xmlns:w16sdtdh="http://schemas.microsoft.com/office/word/2020/wordml/sdtdatahash" xmlns:w16sdtfl="http://schemas.microsoft.com/office/word/2024/wordml/sdtformatlock" xmlns:w16se="http://schemas.microsoft.com/office/word/2015/wordml/symex" xmlns:wpg="http://schemas.microsoft.com/office/word/2010/wordprocessingGroup" xmlns:wpi="http://schemas.microsoft.com/office/word/2010/wordprocessingInk" xmlns:wne="http://schemas.microsoft.com/office/word/2006/wordml" xmlns:wps="http://schemas.microsoft.com/office/word/2010/wordprocessingShape" mc:Ignorable="w14 w15 w16se w16cid w16 w16cex w16sdtdh w16sdtfl w16du wp14">
+  <w:p>
+    <w:pPr>
+      <w:pStyle w:val="af4"/>
+    </w:pPr>
+  </w:p>
+</w:hdr>
 </file>
 
 <file path=word/numbering.xml><?xml version="1.0" encoding="utf-8"?>
@@ -7089,6 +7863,9 @@
 <w15:people xmlns:wpc="http://schemas.microsoft.com/office/word/2010/wordprocessingCanvas" xmlns:cx="http://schemas.microsoft.com/office/drawing/2014/chartex" xmlns:cx1="http://schemas.microsoft.com/office/drawing/2015/9/8/chartex" xmlns:cx2="http://schemas.microsoft.com/office/drawing/2015/10/21/chartex" xmlns:cx3="http://schemas.microsoft.com/office/drawing/2016/5/9/chartex" xmlns:cx4="http://schemas.microsoft.com/office/drawing/2016/5/10/chartex" xmlns:cx5="http://schemas.microsoft.com/office/drawing/2016/5/11/chartex" xmlns:cx6="http://schemas.microsoft.com/office/drawing/2016/5/12/chartex" xmlns:cx7="http://schemas.microsoft.com/office/drawing/2016/5/13/chartex" xmlns:cx8="http://schemas.microsoft.com/office/drawing/2016/5/14/chartex" xmlns:mc="http://schemas.openxmlformats.org/markup-compatibility/2006" xmlns:aink="http://schemas.microsoft.com/office/drawing/2016/ink" xmlns:am3d="http://schemas.microsoft.com/office/drawing/2017/model3d" xmlns:o="urn:schemas-microsoft-com:office:office" xmlns:oel="http://schemas.microsoft.com/office/2019/extlst" xmlns:r="http://schemas.openxmlformats.org/officeDocument/2006/relationships" xmlns:m="http://schemas.openxmlformats.org/officeDocument/2006/math" xmlns:v="urn:schemas-microsoft-com:vml" xmlns:wp14="http://schemas.microsoft.com/office/word/2010/wordprocessingDrawing" xmlns:wp="http://schemas.openxmlformats.org/drawingml/2006/wordprocessingDrawing" xmlns:w10="urn:schemas-microsoft-com:office:word" xmlns:w="http://schemas.openxmlformats.org/wordprocessingml/2006/main" xmlns:w14="http://schemas.microsoft.com/office/word/2010/wordml" xmlns:w15="http://schemas.microsoft.com/office/word/2012/wordml" xmlns:w16cex="http://schemas.microsoft.com/office/word/2018/wordml/cex" xmlns:w16cid="http://schemas.microsoft.com/office/word/2016/wordml/cid" xmlns:w16="http://schemas.microsoft.com/office/word/2018/wordml" xmlns:w16du="http://schemas.microsoft.com/office/word/2023/wordml/word16du" xmlns:w16sdtdh="http://schemas.microsoft.com/office/word/2020/wordml/sdtdatahash" xmlns:w16sdtfl="http://schemas.microsoft.com/office/word/2024/wordml/sdtformatlock" xmlns:w16se="http://schemas.microsoft.com/office/word/2015/wordml/symex" xmlns:wpg="http://schemas.microsoft.com/office/word/2010/wordprocessingGroup" xmlns:wpi="http://schemas.microsoft.com/office/word/2010/wordprocessingInk" xmlns:wne="http://schemas.microsoft.com/office/word/2006/wordml" xmlns:wps="http://schemas.microsoft.com/office/word/2010/wordprocessingShape" mc:Ignorable="w14 w15 w16se w16cid w16 w16cex w16sdtdh w16sdtfl w16du wp14">
   <w15:person w15:author="Kalentyev Alexey">
     <w15:presenceInfo w15:providerId="Windows Live" w15:userId="da819b8650d7d997"/>
+  </w15:person>
+  <w15:person w15:author="Ануар">
+    <w15:presenceInfo w15:providerId="None" w15:userId="Ануар"/>
   </w15:person>
 </w15:people>
 </file>
@@ -7703,7 +8480,6 @@
   <w:style w:type="character" w:default="1" w:styleId="a0">
     <w:name w:val="Default Paragraph Font"/>
     <w:uiPriority w:val="1"/>
-    <w:semiHidden/>
     <w:unhideWhenUsed/>
   </w:style>
   <w:style w:type="table" w:default="1" w:styleId="a1">
@@ -8196,6 +8972,70 @@
       <w:szCs w:val="20"/>
     </w:rPr>
   </w:style>
+  <w:style w:type="paragraph" w:styleId="af4">
+    <w:name w:val="header"/>
+    <w:basedOn w:val="a"/>
+    <w:link w:val="af5"/>
+    <w:uiPriority w:val="99"/>
+    <w:unhideWhenUsed/>
+    <w:rsid w:val="00F53B09"/>
+    <w:pPr>
+      <w:tabs>
+        <w:tab w:val="center" w:pos="4677"/>
+        <w:tab w:val="right" w:pos="9355"/>
+      </w:tabs>
+      <w:spacing w:after="0"/>
+    </w:pPr>
+  </w:style>
+  <w:style w:type="character" w:customStyle="1" w:styleId="af5">
+    <w:name w:val="Верхний колонтитул Знак"/>
+    <w:basedOn w:val="a0"/>
+    <w:link w:val="af4"/>
+    <w:uiPriority w:val="99"/>
+    <w:rsid w:val="00F53B09"/>
+    <w:rPr>
+      <w:rFonts w:ascii="Times New Roman" w:hAnsi="Times New Roman"/>
+      <w:sz w:val="28"/>
+    </w:rPr>
+  </w:style>
+  <w:style w:type="paragraph" w:styleId="af6">
+    <w:name w:val="footer"/>
+    <w:basedOn w:val="a"/>
+    <w:link w:val="af7"/>
+    <w:uiPriority w:val="99"/>
+    <w:unhideWhenUsed/>
+    <w:rsid w:val="00F53B09"/>
+    <w:pPr>
+      <w:tabs>
+        <w:tab w:val="center" w:pos="4677"/>
+        <w:tab w:val="right" w:pos="9355"/>
+      </w:tabs>
+      <w:spacing w:after="0"/>
+    </w:pPr>
+  </w:style>
+  <w:style w:type="character" w:customStyle="1" w:styleId="af7">
+    <w:name w:val="Нижний колонтитул Знак"/>
+    <w:basedOn w:val="a0"/>
+    <w:link w:val="af6"/>
+    <w:uiPriority w:val="99"/>
+    <w:rsid w:val="00F53B09"/>
+    <w:rPr>
+      <w:rFonts w:ascii="Times New Roman" w:hAnsi="Times New Roman"/>
+      <w:sz w:val="28"/>
+    </w:rPr>
+  </w:style>
+  <w:style w:type="character" w:styleId="af8">
+    <w:name w:val="Unresolved Mention"/>
+    <w:basedOn w:val="a0"/>
+    <w:uiPriority w:val="99"/>
+    <w:semiHidden/>
+    <w:unhideWhenUsed/>
+    <w:rsid w:val="00E20D7E"/>
+    <w:rPr>
+      <w:color w:val="605E5C"/>
+      <w:shd w:val="clear" w:color="auto" w:fill="E1DFDD"/>
+    </w:rPr>
+  </w:style>
 </w:styles>
 </file>
 

--- a/docx/Begaidarov.docx
+++ b/docx/Begaidarov.docx
@@ -2530,8 +2530,17 @@
       </w:sdtContent>
     </w:sdt>
     <w:p>
+      <w:pPr>
+        <w:tabs>
+          <w:tab w:val="center" w:pos="4677"/>
+        </w:tabs>
+      </w:pPr>
       <w:r>
         <w:br w:type="page"/>
+      </w:r>
+      <w:r>
+        <w:lastRenderedPageBreak/>
+        <w:tab/>
       </w:r>
     </w:p>
     <w:p>
@@ -2560,7 +2569,6 @@
           <w:sz w:val="28"/>
           <w:szCs w:val="28"/>
         </w:rPr>
-        <w:lastRenderedPageBreak/>
         <w:t>1 ОБЩИЕ СВЕДЕНИЯ</w:t>
       </w:r>
       <w:bookmarkEnd w:id="0"/>
@@ -3339,18 +3347,27 @@
     <w:p>
       <w:pPr>
         <w:spacing w:after="0" w:line="360" w:lineRule="auto"/>
-        <w:ind w:firstLine="709"/>
         <w:jc w:val="center"/>
+        <w:rPr>
+          <w:b/>
+          <w:bCs/>
+        </w:rPr>
       </w:pPr>
       <w:commentRangeStart w:id="16"/>
       <w:commentRangeStart w:id="17"/>
       <w:r>
+        <w:rPr>
+          <w:b/>
+          <w:bCs/>
+        </w:rPr>
         <w:t>3.1.1 Требования к структуре и функционированию системы</w:t>
       </w:r>
       <w:commentRangeEnd w:id="16"/>
       <w:r>
         <w:rPr>
           <w:rStyle w:val="af"/>
+          <w:b/>
+          <w:bCs/>
           <w:sz w:val="28"/>
           <w:szCs w:val="22"/>
         </w:rPr>
@@ -3360,6 +3377,8 @@
       <w:r>
         <w:rPr>
           <w:rStyle w:val="af"/>
+          <w:b/>
+          <w:bCs/>
           <w:sz w:val="28"/>
           <w:szCs w:val="22"/>
         </w:rPr>
@@ -3951,7 +3970,7 @@
           <w:iCs/>
         </w:rPr>
         <w:lastRenderedPageBreak/>
-        <w:t>Неи</w:t>
+        <w:t>Константы, использующиеся в</w:t>
       </w:r>
       <w:r>
         <w:rPr>
@@ -3960,7 +3979,7 @@
           <w:i/>
           <w:iCs/>
         </w:rPr>
-        <w:t>зменяемые параметры для плагина</w:t>
+        <w:t xml:space="preserve"> плагин</w:t>
       </w:r>
       <w:r>
         <w:rPr>
@@ -3969,6 +3988,15 @@
           <w:i/>
           <w:iCs/>
         </w:rPr>
+        <w:t>е</w:t>
+      </w:r>
+      <w:r>
+        <w:rPr>
+          <w:b/>
+          <w:bCs/>
+          <w:i/>
+          <w:iCs/>
+        </w:rPr>
         <w:t xml:space="preserve"> </w:t>
       </w:r>
       <w:r>
@@ -4119,666 +4147,790 @@
         <w:spacing w:after="0" w:line="360" w:lineRule="auto"/>
         <w:ind w:firstLine="709"/>
         <w:jc w:val="both"/>
+      </w:pPr>
+      <w:r>
+        <w:t xml:space="preserve">- </w:t>
+      </w:r>
+    </w:p>
+    <w:p>
+      <w:pPr>
+        <w:spacing w:after="0" w:line="360" w:lineRule="auto"/>
+        <w:jc w:val="center"/>
+        <w:rPr>
+          <w:b/>
+          <w:bCs/>
+        </w:rPr>
       </w:pPr>
       <w:commentRangeStart w:id="24"/>
       <w:commentRangeStart w:id="25"/>
       <w:r>
+        <w:rPr>
+          <w:b/>
+          <w:bCs/>
+        </w:rPr>
         <w:t>3.1.2 Требования к численности и квалификации персонала системы</w:t>
       </w:r>
       <w:commentRangeEnd w:id="24"/>
+      <w:r>
+        <w:rPr>
+          <w:rStyle w:val="af"/>
+          <w:b/>
+          <w:bCs/>
+          <w:sz w:val="28"/>
+          <w:szCs w:val="22"/>
+        </w:rPr>
+        <w:commentReference w:id="24"/>
+      </w:r>
+      <w:commentRangeEnd w:id="25"/>
+      <w:r>
+        <w:rPr>
+          <w:rStyle w:val="af"/>
+          <w:b/>
+          <w:bCs/>
+          <w:sz w:val="28"/>
+          <w:szCs w:val="22"/>
+        </w:rPr>
+        <w:commentReference w:id="25"/>
+      </w:r>
+    </w:p>
+    <w:p>
+      <w:pPr>
+        <w:spacing w:after="0" w:line="360" w:lineRule="auto"/>
+        <w:ind w:firstLine="709"/>
+        <w:jc w:val="both"/>
+      </w:pPr>
+      <w:r>
+        <w:t>Дополнительные требования к численности и квалификации персонала системы не предъявляются.</w:t>
+      </w:r>
+    </w:p>
+    <w:p>
+      <w:pPr>
+        <w:spacing w:after="0" w:line="360" w:lineRule="auto"/>
+        <w:jc w:val="center"/>
+        <w:rPr>
+          <w:b/>
+          <w:bCs/>
+        </w:rPr>
+      </w:pPr>
+      <w:r>
+        <w:rPr>
+          <w:b/>
+          <w:bCs/>
+        </w:rPr>
+        <w:t>3.1.3 Показатели назначения</w:t>
+      </w:r>
+    </w:p>
+    <w:p>
+      <w:pPr>
+        <w:spacing w:after="0" w:line="360" w:lineRule="auto"/>
+        <w:ind w:firstLine="709"/>
+        <w:jc w:val="both"/>
+      </w:pPr>
+      <w:r>
+        <w:t xml:space="preserve">Разработанная система должна обеспечивать следующие показатели назначения: </w:t>
+      </w:r>
+    </w:p>
+    <w:p>
+      <w:pPr>
+        <w:spacing w:after="0" w:line="360" w:lineRule="auto"/>
+        <w:ind w:firstLine="709"/>
+        <w:jc w:val="both"/>
+      </w:pPr>
+      <w:r>
+        <w:t>− Время построения детали при учете уже запущенной программы САПР не должно превышать одной минуты;</w:t>
+      </w:r>
+    </w:p>
+    <w:p>
+      <w:pPr>
+        <w:spacing w:after="0" w:line="360" w:lineRule="auto"/>
+        <w:ind w:firstLine="709"/>
+        <w:jc w:val="both"/>
+      </w:pPr>
+      <w:r>
+        <w:t>− Система не должна позволять создавать детали с некорректно заданными параметрами (см. п. 3.1.1 “</w:t>
+      </w:r>
+      <w:r>
+        <w:rPr>
+          <w:b/>
+          <w:bCs/>
+          <w:i/>
+          <w:iCs/>
+        </w:rPr>
+        <w:t>Изменяемые параметры для плагина</w:t>
+      </w:r>
+      <w:r>
+        <w:t>”).</w:t>
+      </w:r>
+    </w:p>
+    <w:p>
+      <w:pPr>
+        <w:spacing w:after="0" w:line="360" w:lineRule="auto"/>
+        <w:ind w:firstLine="709"/>
+        <w:jc w:val="both"/>
+      </w:pPr>
+      <w:r>
+        <w:t>− Требования к аппаратной части и масштабированию для обеспечения перечисленных показателей должны быть определены на этапе технического проектирования.</w:t>
+      </w:r>
+    </w:p>
+    <w:p>
+      <w:pPr>
+        <w:spacing w:after="0" w:line="360" w:lineRule="auto"/>
+        <w:jc w:val="center"/>
+        <w:rPr>
+          <w:b/>
+          <w:bCs/>
+        </w:rPr>
+      </w:pPr>
+      <w:r>
+        <w:rPr>
+          <w:b/>
+          <w:bCs/>
+        </w:rPr>
+        <w:t>3.1.4 Требования к надежности</w:t>
+      </w:r>
+    </w:p>
+    <w:p>
+      <w:pPr>
+        <w:spacing w:after="0" w:line="360" w:lineRule="auto"/>
+        <w:ind w:firstLine="709"/>
+        <w:jc w:val="both"/>
+      </w:pPr>
+      <w:r>
+        <w:t>Дополнительные требования к надежности не предъявляются.</w:t>
+      </w:r>
+    </w:p>
+    <w:p>
+      <w:pPr>
+        <w:spacing w:after="0" w:line="360" w:lineRule="auto"/>
+        <w:jc w:val="center"/>
+        <w:rPr>
+          <w:b/>
+          <w:bCs/>
+        </w:rPr>
+      </w:pPr>
+      <w:r>
+        <w:rPr>
+          <w:b/>
+          <w:bCs/>
+        </w:rPr>
+        <w:t>3.1.5 Требования к безопасности</w:t>
+      </w:r>
+    </w:p>
+    <w:p>
+      <w:pPr>
+        <w:spacing w:after="0" w:line="360" w:lineRule="auto"/>
+        <w:ind w:firstLine="709"/>
+        <w:jc w:val="both"/>
+      </w:pPr>
+      <w:r>
+        <w:t>Дополнительные требования к безопасности плагина</w:t>
+      </w:r>
+      <w:r>
+        <w:t xml:space="preserve"> </w:t>
+      </w:r>
+      <w:r>
+        <w:t>“</w:t>
+      </w:r>
+      <w:r>
+        <w:t>кронштейн для гитары</w:t>
+      </w:r>
+      <w:r>
+        <w:t>”</w:t>
+      </w:r>
+      <w:r>
+        <w:t>.</w:t>
+      </w:r>
+    </w:p>
+    <w:p>
+      <w:pPr>
+        <w:spacing w:after="0" w:line="360" w:lineRule="auto"/>
+        <w:jc w:val="center"/>
+        <w:rPr>
+          <w:b/>
+          <w:bCs/>
+        </w:rPr>
+      </w:pPr>
+      <w:r>
+        <w:rPr>
+          <w:b/>
+          <w:bCs/>
+        </w:rPr>
+        <w:t>3.1.6 Требования к эргономике и технической эстетике</w:t>
+      </w:r>
+    </w:p>
+    <w:p>
+      <w:pPr>
+        <w:spacing w:after="0" w:line="360" w:lineRule="auto"/>
+        <w:ind w:firstLine="709"/>
+        <w:jc w:val="both"/>
+      </w:pPr>
+      <w:r>
+        <w:t>Пользовательские интерфейсы для всех подсистем, разработанных в рамках создания системы должны быть выполнены в виде desk</w:t>
+      </w:r>
+      <w:commentRangeStart w:id="26"/>
+      <w:commentRangeStart w:id="27"/>
+      <w:r>
+        <w:t>top</w:t>
+      </w:r>
+      <w:r>
+        <w:t>-</w:t>
+      </w:r>
+      <w:r>
+        <w:lastRenderedPageBreak/>
+        <w:t>интерфей</w:t>
+      </w:r>
+      <w:commentRangeEnd w:id="26"/>
       <w:r>
         <w:rPr>
           <w:rStyle w:val="af"/>
           <w:sz w:val="28"/>
           <w:szCs w:val="22"/>
         </w:rPr>
-        <w:commentReference w:id="24"/>
-      </w:r>
-      <w:commentRangeEnd w:id="25"/>
+        <w:commentReference w:id="26"/>
+      </w:r>
+      <w:commentRangeEnd w:id="27"/>
       <w:r>
         <w:rPr>
           <w:rStyle w:val="af"/>
           <w:sz w:val="28"/>
           <w:szCs w:val="22"/>
         </w:rPr>
-        <w:commentReference w:id="25"/>
-      </w:r>
-    </w:p>
-    <w:p>
-      <w:pPr>
-        <w:spacing w:after="0" w:line="360" w:lineRule="auto"/>
-        <w:ind w:firstLine="709"/>
-        <w:jc w:val="both"/>
-      </w:pPr>
-      <w:r>
-        <w:t>Дополнительные требования к численности и квалификации персонала системы не предъявляются.</w:t>
-      </w:r>
-    </w:p>
-    <w:p>
-      <w:pPr>
-        <w:spacing w:after="0" w:line="360" w:lineRule="auto"/>
-        <w:ind w:firstLine="709"/>
-        <w:jc w:val="both"/>
-      </w:pPr>
-      <w:r>
-        <w:t>3.1.3 Показатели назначения</w:t>
-      </w:r>
-    </w:p>
-    <w:p>
-      <w:pPr>
-        <w:spacing w:after="0" w:line="360" w:lineRule="auto"/>
-        <w:ind w:firstLine="709"/>
-        <w:jc w:val="both"/>
-      </w:pPr>
-      <w:r>
-        <w:t xml:space="preserve">Разработанная система должна обеспечивать следующие показатели назначения: </w:t>
-      </w:r>
-    </w:p>
-    <w:p>
-      <w:pPr>
-        <w:spacing w:after="0" w:line="360" w:lineRule="auto"/>
-        <w:ind w:firstLine="709"/>
-        <w:jc w:val="both"/>
-      </w:pPr>
-      <w:r>
-        <w:t>− Время построения детали при учете уже запущенной программы САПР не должно превышать одной минуты;</w:t>
-      </w:r>
-    </w:p>
-    <w:p>
-      <w:pPr>
-        <w:spacing w:after="0" w:line="360" w:lineRule="auto"/>
-        <w:ind w:firstLine="709"/>
-        <w:jc w:val="both"/>
-      </w:pPr>
-      <w:r>
-        <w:t>− Система не должна позволять создавать детали с некорректно заданными параметрами (см. п. 3.1.1 “</w:t>
-      </w:r>
-      <w:r>
-        <w:rPr>
-          <w:b/>
-          <w:bCs/>
-          <w:i/>
-          <w:iCs/>
-        </w:rPr>
-        <w:t>Изменяемые параметры для плагина</w:t>
-      </w:r>
-      <w:r>
-        <w:t>”).</w:t>
-      </w:r>
-    </w:p>
-    <w:p>
-      <w:pPr>
-        <w:spacing w:after="0" w:line="360" w:lineRule="auto"/>
-        <w:ind w:firstLine="709"/>
-        <w:jc w:val="both"/>
-      </w:pPr>
-      <w:r>
-        <w:t>− Требования к аппаратной части и масштабированию для обеспечения перечисленных показателей должны быть определены на этапе технического проектирования.</w:t>
-      </w:r>
-    </w:p>
-    <w:p>
-      <w:pPr>
-        <w:spacing w:after="0" w:line="360" w:lineRule="auto"/>
-        <w:ind w:firstLine="709"/>
-        <w:jc w:val="both"/>
-      </w:pPr>
-      <w:r>
-        <w:t>3.1.4 Требования к надежности</w:t>
-      </w:r>
-    </w:p>
-    <w:p>
-      <w:pPr>
-        <w:spacing w:after="0" w:line="360" w:lineRule="auto"/>
-        <w:ind w:firstLine="709"/>
-        <w:jc w:val="both"/>
-      </w:pPr>
-      <w:r>
-        <w:t>Дополнительные требования к надежности не предъявляются.</w:t>
-      </w:r>
-    </w:p>
-    <w:p>
-      <w:pPr>
-        <w:spacing w:after="0" w:line="360" w:lineRule="auto"/>
-        <w:ind w:firstLine="709"/>
-        <w:jc w:val="both"/>
-      </w:pPr>
-      <w:r>
-        <w:t>3.1.5</w:t>
+        <w:commentReference w:id="27"/>
+      </w:r>
+      <w:r>
+        <w:t>сов с помощью фреймворков WindowsForms, WPF или аналогичных им, позволяющих создавать пользовательские интерфейсы для ОС Windows 10 и выше.</w:t>
+      </w:r>
+    </w:p>
+    <w:p>
+      <w:pPr>
+        <w:spacing w:after="0" w:line="360" w:lineRule="auto"/>
+        <w:ind w:firstLine="709"/>
+        <w:jc w:val="both"/>
+      </w:pPr>
+      <w:r>
+        <w:t>Интерфейсы должны быть адаптированы под минимальную высоту экрана 1080 пикселя и ширину экрана 1920.</w:t>
+      </w:r>
+    </w:p>
+    <w:p>
+      <w:pPr>
+        <w:spacing w:after="0" w:line="360" w:lineRule="auto"/>
+        <w:ind w:firstLine="709"/>
+        <w:jc w:val="both"/>
+      </w:pPr>
+      <w:r>
+        <w:t>Элементы интерфейса должны отвечать рекомендациям по верстке интерфейсов desktop-приложений указанным в источнике [1].</w:t>
+      </w:r>
+    </w:p>
+    <w:p>
+      <w:pPr>
+        <w:spacing w:after="0" w:line="360" w:lineRule="auto"/>
+        <w:jc w:val="center"/>
+        <w:rPr>
+          <w:b/>
+          <w:bCs/>
+        </w:rPr>
+      </w:pPr>
+      <w:r>
+        <w:rPr>
+          <w:b/>
+          <w:bCs/>
+        </w:rPr>
+        <w:t>3.1.7 Требования к эксплуатации, техническому обслуживанию, ремонту и хранению компонентов системы</w:t>
+      </w:r>
+    </w:p>
+    <w:p>
+      <w:pPr>
+        <w:spacing w:after="0" w:line="360" w:lineRule="auto"/>
+        <w:ind w:firstLine="709"/>
+        <w:jc w:val="both"/>
+      </w:pPr>
+      <w:r>
+        <w:t>Дополнительные требования к эксплуатации, техническому обслуживанию, ремонту и хранению компонентов системы не предъявляются.</w:t>
+      </w:r>
+    </w:p>
+    <w:p>
+      <w:pPr>
+        <w:spacing w:after="0" w:line="360" w:lineRule="auto"/>
+        <w:jc w:val="center"/>
+        <w:rPr>
+          <w:b/>
+          <w:bCs/>
+        </w:rPr>
+      </w:pPr>
+      <w:r>
+        <w:rPr>
+          <w:b/>
+          <w:bCs/>
+        </w:rPr>
+        <w:t>3.1.8 Требования к защите информации от несанкционированного доступа</w:t>
+      </w:r>
+    </w:p>
+    <w:p>
+      <w:pPr>
+        <w:spacing w:after="0" w:line="360" w:lineRule="auto"/>
+        <w:ind w:firstLine="709"/>
+        <w:jc w:val="both"/>
+      </w:pPr>
+      <w:r>
+        <w:t>Дополнительные требования к защите информации от несанкционированного доступа не предъявляются.</w:t>
+      </w:r>
+    </w:p>
+    <w:p>
+      <w:pPr>
+        <w:spacing w:after="0" w:line="360" w:lineRule="auto"/>
+        <w:jc w:val="center"/>
+        <w:rPr>
+          <w:b/>
+          <w:bCs/>
+        </w:rPr>
+      </w:pPr>
+      <w:r>
+        <w:rPr>
+          <w:b/>
+          <w:bCs/>
+        </w:rPr>
+        <w:t>3.1.9 Требования по сохранности информации при авариях</w:t>
+      </w:r>
+    </w:p>
+    <w:p>
+      <w:pPr>
+        <w:spacing w:after="0" w:line="360" w:lineRule="auto"/>
+        <w:ind w:firstLine="709"/>
+        <w:jc w:val="both"/>
+      </w:pPr>
+      <w:r>
+        <w:t>Дополнительные требования по сохранности информации при авариях не предъявляются.</w:t>
+      </w:r>
+    </w:p>
+    <w:p>
+      <w:pPr>
+        <w:spacing w:after="0" w:line="360" w:lineRule="auto"/>
+        <w:jc w:val="center"/>
+        <w:rPr>
+          <w:b/>
+          <w:bCs/>
+        </w:rPr>
+      </w:pPr>
+      <w:r>
+        <w:rPr>
+          <w:b/>
+          <w:bCs/>
+        </w:rPr>
+        <w:t>3.1.10 Требования к защите от влияния внешних воздействий</w:t>
+      </w:r>
+    </w:p>
+    <w:p>
+      <w:pPr>
+        <w:spacing w:after="0" w:line="360" w:lineRule="auto"/>
+        <w:ind w:firstLine="709"/>
+        <w:jc w:val="both"/>
+      </w:pPr>
+      <w:r>
+        <w:t>Дополнительные требования к защите от влияния внешних воздействий не предъявляются.</w:t>
+      </w:r>
+    </w:p>
+    <w:p>
+      <w:pPr>
+        <w:spacing w:after="0" w:line="360" w:lineRule="auto"/>
+        <w:jc w:val="center"/>
+        <w:rPr>
+          <w:b/>
+          <w:bCs/>
+        </w:rPr>
+      </w:pPr>
+      <w:r>
+        <w:rPr>
+          <w:b/>
+          <w:bCs/>
+        </w:rPr>
+        <w:t>3.1.11 Требования к патентной чистоте</w:t>
+      </w:r>
+    </w:p>
+    <w:p>
+      <w:pPr>
+        <w:spacing w:after="0" w:line="360" w:lineRule="auto"/>
+        <w:ind w:firstLine="709"/>
+        <w:jc w:val="both"/>
+      </w:pPr>
+      <w:r>
+        <w:t>Дополнительные требования к патентной чистоте не предъявляются.</w:t>
+      </w:r>
+    </w:p>
+    <w:p>
+      <w:pPr>
+        <w:spacing w:after="0" w:line="360" w:lineRule="auto"/>
+        <w:jc w:val="center"/>
+        <w:rPr>
+          <w:b/>
+          <w:bCs/>
+        </w:rPr>
+      </w:pPr>
+      <w:r>
+        <w:rPr>
+          <w:b/>
+          <w:bCs/>
+        </w:rPr>
+        <w:t>3.1.12 Требования по стандартизации и унификации</w:t>
+      </w:r>
+    </w:p>
+    <w:p>
+      <w:pPr>
+        <w:spacing w:after="0" w:line="360" w:lineRule="auto"/>
+        <w:ind w:firstLine="709"/>
+        <w:jc w:val="both"/>
+      </w:pPr>
+      <w:r>
+        <w:t>Разработка системы должна осуществляться в рамках рекомендаций по стандартизации Р 50-54-38-88 “Общесистемное ядро САПР машиностроительного применения. Общие требования”.</w:t>
+      </w:r>
+    </w:p>
+    <w:p>
+      <w:pPr>
+        <w:spacing w:after="0" w:line="360" w:lineRule="auto"/>
+        <w:ind w:firstLine="709"/>
+        <w:jc w:val="both"/>
+      </w:pPr>
+    </w:p>
+    <w:p>
+      <w:pPr>
+        <w:pStyle w:val="2"/>
+        <w:spacing w:before="0" w:after="0" w:line="360" w:lineRule="auto"/>
+        <w:jc w:val="center"/>
+        <w:rPr>
+          <w:rFonts w:ascii="Times New Roman" w:hAnsi="Times New Roman" w:cs="Times New Roman"/>
+          <w:b/>
+          <w:bCs/>
+          <w:color w:val="auto"/>
+          <w:sz w:val="28"/>
+          <w:szCs w:val="28"/>
+        </w:rPr>
+      </w:pPr>
+      <w:bookmarkStart w:id="28" w:name="_Toc240445249"/>
+      <w:r>
+        <w:rPr>
+          <w:rFonts w:ascii="Times New Roman" w:hAnsi="Times New Roman" w:cs="Times New Roman"/>
+          <w:b/>
+          <w:bCs/>
+          <w:color w:val="auto"/>
+          <w:sz w:val="28"/>
+          <w:szCs w:val="28"/>
+        </w:rPr>
+        <w:t>3.2 Требования к функциям (задачам), выполняемым АС</w:t>
+      </w:r>
+      <w:bookmarkEnd w:id="28"/>
+    </w:p>
+    <w:p>
+      <w:pPr>
+        <w:spacing w:after="0" w:line="360" w:lineRule="auto"/>
+        <w:ind w:firstLine="709"/>
+        <w:jc w:val="both"/>
+      </w:pPr>
+    </w:p>
+    <w:p>
+      <w:pPr>
+        <w:spacing w:after="0" w:line="360" w:lineRule="auto"/>
+        <w:jc w:val="center"/>
+        <w:rPr>
+          <w:b/>
+          <w:bCs/>
+        </w:rPr>
+      </w:pPr>
+      <w:r>
+        <w:rPr>
+          <w:b/>
+          <w:bCs/>
+        </w:rPr>
+        <w:lastRenderedPageBreak/>
+        <w:t>3.2.1 Перечень функций, задач или их комплексов</w:t>
+      </w:r>
+    </w:p>
+    <w:p>
+      <w:pPr>
+        <w:spacing w:after="0" w:line="360" w:lineRule="auto"/>
+        <w:ind w:firstLine="709"/>
+        <w:jc w:val="both"/>
+      </w:pPr>
+      <w:r>
+        <w:t>Кр</w:t>
+      </w:r>
+      <w:r>
+        <w:t>о</w:t>
+      </w:r>
+      <w:r>
+        <w:t>нштейн для гитары</w:t>
       </w:r>
       <w:r>
         <w:t xml:space="preserve"> </w:t>
       </w:r>
       <w:r>
-        <w:t>Требования к безопасности</w:t>
-      </w:r>
-    </w:p>
-    <w:p>
-      <w:pPr>
-        <w:spacing w:after="0" w:line="360" w:lineRule="auto"/>
-        <w:ind w:firstLine="709"/>
-        <w:jc w:val="both"/>
-      </w:pPr>
-      <w:r>
-        <w:t>Дополнительные требования к безопасности плагина</w:t>
+        <w:t>— это</w:t>
       </w:r>
       <w:r>
         <w:t xml:space="preserve"> </w:t>
       </w:r>
       <w:r>
-        <w:t>“</w:t>
-      </w:r>
-      <w:r>
-        <w:t>кронштейн для гитары</w:t>
-      </w:r>
-      <w:r>
-        <w:t>”</w:t>
+        <w:t>специальное настенное крепление, которое удерживает музыкальный инструмент в подвешенном состоянии за грифовую часть</w:t>
       </w:r>
       <w:r>
         <w:t>.</w:t>
       </w:r>
-    </w:p>
-    <w:p>
-      <w:pPr>
-        <w:spacing w:after="0" w:line="360" w:lineRule="auto"/>
-        <w:ind w:firstLine="709"/>
-        <w:jc w:val="both"/>
-      </w:pPr>
-      <w:r>
-        <w:t>3.1.6 Требования к эргономике и технической эстетике</w:t>
-      </w:r>
-    </w:p>
-    <w:p>
-      <w:pPr>
-        <w:spacing w:after="0" w:line="360" w:lineRule="auto"/>
-        <w:ind w:firstLine="709"/>
-        <w:jc w:val="both"/>
-      </w:pPr>
-      <w:r>
-        <w:t>Пользовательские интерфейсы для всех подсистем, разработанных в рамках создания системы должны быть выполнены в виде desk</w:t>
-      </w:r>
-      <w:commentRangeStart w:id="26"/>
-      <w:commentRangeStart w:id="27"/>
-      <w:r>
-        <w:t>top</w:t>
-      </w:r>
-      <w:r>
-        <w:t>-</w:t>
-      </w:r>
-      <w:r>
-        <w:t>интерфей</w:t>
-      </w:r>
-      <w:commentRangeEnd w:id="26"/>
+      <w:r>
+        <w:t xml:space="preserve"> </w:t>
+      </w:r>
+      <w:r>
+        <w:t>Поскольку большинство гитар имеют схожую радиальную или трапециевидную форму верхней части грифа, для автоматизации проектирования достаточно создать одну универсальную параметрическую модель секции держателя с возможностью точной подгонки размеров под конкретный тип инструмента</w:t>
+      </w:r>
+      <w:r>
+        <w:t>.</w:t>
+      </w:r>
+    </w:p>
+    <w:p>
+      <w:pPr>
+        <w:spacing w:after="0" w:line="360" w:lineRule="auto"/>
+        <w:ind w:firstLine="709"/>
+        <w:jc w:val="both"/>
+      </w:pPr>
+      <w:r>
+        <w:t>В рамках задачи должен быть спроектирован и реализован механизм задания параметров с проверкой их корректности, а также разработана система взаимодействия с API САПР “</w:t>
+      </w:r>
+      <w:r>
+        <w:t>КОМПАС-3D</w:t>
+      </w:r>
+      <w:r>
+        <w:t>”,</w:t>
+      </w:r>
+      <w:r>
+        <w:t xml:space="preserve"> производящая автоматическое построение трехмерной модели кронштейна для гитары по заданным пользователем параметрам. </w:t>
+      </w:r>
+    </w:p>
+    <w:p>
+      <w:pPr>
+        <w:spacing w:after="0" w:line="360" w:lineRule="auto"/>
+        <w:ind w:firstLine="709"/>
+        <w:jc w:val="both"/>
+      </w:pPr>
+    </w:p>
+    <w:p>
+      <w:pPr>
+        <w:pStyle w:val="2"/>
+        <w:spacing w:before="0" w:after="0" w:line="360" w:lineRule="auto"/>
+        <w:jc w:val="center"/>
+        <w:rPr>
+          <w:rFonts w:ascii="Times New Roman" w:hAnsi="Times New Roman" w:cs="Times New Roman"/>
+          <w:b/>
+          <w:bCs/>
+          <w:color w:val="auto"/>
+          <w:sz w:val="28"/>
+          <w:szCs w:val="28"/>
+        </w:rPr>
+      </w:pPr>
+      <w:bookmarkStart w:id="29" w:name="_Toc240445250"/>
+      <w:r>
+        <w:rPr>
+          <w:rFonts w:ascii="Times New Roman" w:hAnsi="Times New Roman" w:cs="Times New Roman"/>
+          <w:b/>
+          <w:bCs/>
+          <w:color w:val="auto"/>
+          <w:sz w:val="28"/>
+          <w:szCs w:val="28"/>
+        </w:rPr>
+        <w:t>3.3 Требования к видам обеспечения АС</w:t>
+      </w:r>
+      <w:bookmarkEnd w:id="29"/>
+    </w:p>
+    <w:p>
+      <w:pPr>
+        <w:spacing w:after="0" w:line="360" w:lineRule="auto"/>
+        <w:ind w:firstLine="709"/>
+        <w:jc w:val="both"/>
+      </w:pPr>
+    </w:p>
+    <w:p>
+      <w:pPr>
+        <w:spacing w:after="0" w:line="360" w:lineRule="auto"/>
+        <w:jc w:val="center"/>
+        <w:rPr>
+          <w:b/>
+          <w:bCs/>
+        </w:rPr>
+      </w:pPr>
+      <w:r>
+        <w:rPr>
+          <w:b/>
+          <w:bCs/>
+        </w:rPr>
+        <w:t>3.3.1 Требования к математическому обеспечению системы</w:t>
+      </w:r>
+    </w:p>
+    <w:p>
+      <w:pPr>
+        <w:spacing w:after="0" w:line="360" w:lineRule="auto"/>
+        <w:ind w:firstLine="709"/>
+        <w:jc w:val="both"/>
+      </w:pPr>
+      <w:r>
+        <w:t>Дополнительные требования к математическому обеспечению системы не предъявляются.</w:t>
+      </w:r>
+    </w:p>
+    <w:p>
+      <w:pPr>
+        <w:spacing w:after="0" w:line="360" w:lineRule="auto"/>
+        <w:jc w:val="center"/>
+        <w:rPr>
+          <w:b/>
+          <w:bCs/>
+        </w:rPr>
+      </w:pPr>
+      <w:r>
+        <w:rPr>
+          <w:b/>
+          <w:bCs/>
+        </w:rPr>
+        <w:t>3.3.2 Требования к информационному обеспечению системы</w:t>
+      </w:r>
+    </w:p>
+    <w:p>
+      <w:pPr>
+        <w:spacing w:after="0" w:line="360" w:lineRule="auto"/>
+        <w:ind w:firstLine="709"/>
+        <w:jc w:val="both"/>
+      </w:pPr>
+      <w:r>
+        <w:t>Дополнительные требования по информационному обеспечению системы не предъявляются.</w:t>
+      </w:r>
+    </w:p>
+    <w:p>
+      <w:pPr>
+        <w:spacing w:after="0" w:line="360" w:lineRule="auto"/>
+        <w:jc w:val="center"/>
+        <w:rPr>
+          <w:b/>
+          <w:bCs/>
+        </w:rPr>
+      </w:pPr>
+      <w:r>
+        <w:rPr>
+          <w:b/>
+          <w:bCs/>
+        </w:rPr>
+        <w:t>3.3.3 Требования к лингвистическому обеспечению системы</w:t>
+      </w:r>
+    </w:p>
+    <w:p>
+      <w:pPr>
+        <w:spacing w:after="0" w:line="360" w:lineRule="auto"/>
+        <w:ind w:firstLine="709"/>
+        <w:jc w:val="both"/>
+      </w:pPr>
+      <w:r>
+        <w:t>При разработке программы допускается использовать русский и английский языки, при этом не допускается использование обоих одновременно. При реализации сразу двух языков должна быть предусмотрена возможность переключения между ними.</w:t>
+      </w:r>
+    </w:p>
+    <w:p>
+      <w:pPr>
+        <w:spacing w:after="0" w:line="360" w:lineRule="auto"/>
+        <w:jc w:val="center"/>
+        <w:rPr>
+          <w:b/>
+          <w:bCs/>
+        </w:rPr>
+      </w:pPr>
+      <w:r>
+        <w:rPr>
+          <w:b/>
+          <w:bCs/>
+        </w:rPr>
+        <w:t>3.3.4 Требования к программному обеспечению системы</w:t>
+      </w:r>
+    </w:p>
+    <w:p>
+      <w:pPr>
+        <w:spacing w:after="0" w:line="360" w:lineRule="auto"/>
+        <w:ind w:firstLine="709"/>
+        <w:jc w:val="both"/>
+      </w:pPr>
+      <w:commentRangeStart w:id="30"/>
+      <w:commentRangeStart w:id="31"/>
+      <w:r>
+        <w:t xml:space="preserve">При выборе программного обеспечения необходимо отдавать предпочтение платформам разработки и библиотекам, распространяемым под </w:t>
+      </w:r>
+      <w:r>
+        <w:lastRenderedPageBreak/>
+        <w:t xml:space="preserve">лицензией MIT или аналогичным ей лицензиям, допускающим свободное использование в любом ПО и освобождающим использующих от любой оплаты. </w:t>
+      </w:r>
+      <w:r>
+        <w:t>Версия САПР</w:t>
+      </w:r>
+      <w:r>
+        <w:t xml:space="preserve"> </w:t>
+      </w:r>
+      <w:r>
+        <w:t>КОМПАС-3D</w:t>
+      </w:r>
+      <w:r>
+        <w:t xml:space="preserve"> </w:t>
+      </w:r>
+      <w:r>
+        <w:rPr>
+          <w:lang w:val="en-US"/>
+        </w:rPr>
+        <w:t>v</w:t>
+      </w:r>
+      <w:r>
+        <w:t>25</w:t>
+      </w:r>
+      <w:r>
+        <w:t>.</w:t>
+      </w:r>
+      <w:commentRangeEnd w:id="30"/>
       <w:r>
         <w:rPr>
           <w:rStyle w:val="af"/>
           <w:sz w:val="28"/>
           <w:szCs w:val="22"/>
         </w:rPr>
-        <w:commentReference w:id="26"/>
-      </w:r>
-      <w:commentRangeEnd w:id="27"/>
+        <w:commentReference w:id="30"/>
+      </w:r>
+      <w:commentRangeEnd w:id="31"/>
       <w:r>
         <w:rPr>
           <w:rStyle w:val="af"/>
           <w:sz w:val="28"/>
           <w:szCs w:val="22"/>
         </w:rPr>
-        <w:commentReference w:id="27"/>
-      </w:r>
-      <w:r>
-        <w:t xml:space="preserve">сов с помощью фреймворков WindowsForms, WPF или аналогичных </w:t>
-      </w:r>
-      <w:r>
-        <w:lastRenderedPageBreak/>
-        <w:t>им, позволяющих создавать пользовательские интерфейсы для ОС Windows 10 и выше.</w:t>
-      </w:r>
-    </w:p>
-    <w:p>
-      <w:pPr>
-        <w:spacing w:after="0" w:line="360" w:lineRule="auto"/>
-        <w:ind w:firstLine="709"/>
-        <w:jc w:val="both"/>
-      </w:pPr>
-      <w:r>
-        <w:t>Интерфейсы должны быть адаптированы под минимальную высоту экрана 1080 пикселя и ширину экрана 1920.</w:t>
-      </w:r>
-    </w:p>
-    <w:p>
-      <w:pPr>
-        <w:spacing w:after="0" w:line="360" w:lineRule="auto"/>
-        <w:ind w:firstLine="709"/>
-        <w:jc w:val="both"/>
-      </w:pPr>
-      <w:r>
-        <w:t>Элементы интерфейса должны отвечать рекомендациям по верстке интерфейсов desktop-приложений указанным в источнике [1].</w:t>
-      </w:r>
-    </w:p>
-    <w:p>
-      <w:pPr>
-        <w:spacing w:after="0" w:line="360" w:lineRule="auto"/>
-        <w:ind w:firstLine="709"/>
-        <w:jc w:val="both"/>
-      </w:pPr>
-      <w:r>
-        <w:t xml:space="preserve">3.1.7 Требования к эксплуатации, техническому обслуживанию, ремонту и хранению компонентов системы </w:t>
-      </w:r>
-    </w:p>
-    <w:p>
-      <w:pPr>
-        <w:spacing w:after="0" w:line="360" w:lineRule="auto"/>
-        <w:ind w:firstLine="709"/>
-        <w:jc w:val="both"/>
-      </w:pPr>
-      <w:r>
-        <w:t>Дополнительные требования к эксплуатации, техническому обслуживанию, ремонту и хранению компонентов системы не предъявляются.</w:t>
-      </w:r>
-    </w:p>
-    <w:p>
-      <w:pPr>
-        <w:spacing w:after="0" w:line="360" w:lineRule="auto"/>
-        <w:ind w:firstLine="709"/>
-        <w:jc w:val="both"/>
-      </w:pPr>
-      <w:r>
-        <w:t>3.1.8 Требования к защите информации от несанкционированного доступа</w:t>
-      </w:r>
-    </w:p>
-    <w:p>
-      <w:pPr>
-        <w:spacing w:after="0" w:line="360" w:lineRule="auto"/>
-        <w:ind w:firstLine="709"/>
-        <w:jc w:val="both"/>
-      </w:pPr>
-      <w:r>
-        <w:t>Дополнительные требования к защите информации от несанкционированного доступа не предъявляются.</w:t>
-      </w:r>
-    </w:p>
-    <w:p>
-      <w:pPr>
-        <w:spacing w:after="0" w:line="360" w:lineRule="auto"/>
-        <w:ind w:firstLine="709"/>
-        <w:jc w:val="both"/>
-      </w:pPr>
-      <w:r>
-        <w:t>3.1.9 Требования по сохранности информации при авариях</w:t>
-      </w:r>
-    </w:p>
-    <w:p>
-      <w:pPr>
-        <w:spacing w:after="0" w:line="360" w:lineRule="auto"/>
-        <w:ind w:firstLine="709"/>
-        <w:jc w:val="both"/>
-      </w:pPr>
-      <w:r>
-        <w:t>Дополнительные требования по сохранности информации при авариях не предъявляются.</w:t>
-      </w:r>
-    </w:p>
-    <w:p>
-      <w:pPr>
-        <w:spacing w:after="0" w:line="360" w:lineRule="auto"/>
-        <w:ind w:firstLine="709"/>
-        <w:jc w:val="both"/>
-      </w:pPr>
-      <w:r>
-        <w:t>3.1.10 Требования к защите от влияния внешних воздействий</w:t>
-      </w:r>
-    </w:p>
-    <w:p>
-      <w:pPr>
-        <w:spacing w:after="0" w:line="360" w:lineRule="auto"/>
-        <w:ind w:firstLine="709"/>
-        <w:jc w:val="both"/>
-      </w:pPr>
-      <w:r>
-        <w:t>Дополнительные требования к защите от влияния внешних воздействий не предъявляются.</w:t>
-      </w:r>
-    </w:p>
-    <w:p>
-      <w:pPr>
-        <w:spacing w:after="0" w:line="360" w:lineRule="auto"/>
-        <w:ind w:firstLine="709"/>
-        <w:jc w:val="both"/>
-      </w:pPr>
-      <w:r>
-        <w:t>3.1.11 Требования к патентной чистоте</w:t>
-      </w:r>
-    </w:p>
-    <w:p>
-      <w:pPr>
-        <w:spacing w:after="0" w:line="360" w:lineRule="auto"/>
-        <w:ind w:firstLine="709"/>
-        <w:jc w:val="both"/>
-      </w:pPr>
-      <w:r>
-        <w:t>Дополнительные требования к патентной чистоте не предъявляются.</w:t>
-      </w:r>
-    </w:p>
-    <w:p>
-      <w:pPr>
-        <w:spacing w:after="0" w:line="360" w:lineRule="auto"/>
-        <w:ind w:firstLine="709"/>
-        <w:jc w:val="both"/>
-      </w:pPr>
-      <w:r>
-        <w:t>3.1.12 Требования по стандартизации и унификации</w:t>
-      </w:r>
-    </w:p>
-    <w:p>
-      <w:pPr>
-        <w:spacing w:after="0" w:line="360" w:lineRule="auto"/>
-        <w:ind w:firstLine="709"/>
-        <w:jc w:val="both"/>
-      </w:pPr>
-      <w:r>
-        <w:t>Разработка системы должна осуществляться в рамках рекомендаций по стандартизации Р 50-54-38-88 “Общесистемное ядро САПР машиностроительного применения. Общие требования”.</w:t>
-      </w:r>
-    </w:p>
-    <w:p>
-      <w:pPr>
-        <w:spacing w:after="0" w:line="360" w:lineRule="auto"/>
-        <w:ind w:firstLine="709"/>
-        <w:jc w:val="both"/>
-      </w:pPr>
-    </w:p>
-    <w:p>
-      <w:pPr>
-        <w:pStyle w:val="2"/>
-        <w:spacing w:before="0" w:after="0" w:line="360" w:lineRule="auto"/>
+        <w:commentReference w:id="31"/>
+      </w:r>
+    </w:p>
+    <w:p>
+      <w:pPr>
+        <w:spacing w:after="0" w:line="360" w:lineRule="auto"/>
+        <w:ind w:firstLine="709"/>
+        <w:jc w:val="both"/>
+      </w:pPr>
+      <w:r>
+        <w:t>Помимо этого, разработанная система должна работать на ПК с ОС Windows версии 10 и старше и разрядностью х64 с NET Framework 4.</w:t>
+      </w:r>
+      <w:r>
+        <w:t>8</w:t>
+      </w:r>
+      <w:r>
+        <w:t>.</w:t>
+      </w:r>
+    </w:p>
+    <w:p>
+      <w:pPr>
+        <w:spacing w:after="0" w:line="360" w:lineRule="auto"/>
         <w:jc w:val="center"/>
         <w:rPr>
-          <w:rFonts w:ascii="Times New Roman" w:hAnsi="Times New Roman" w:cs="Times New Roman"/>
-          <w:b/>
-          <w:bCs/>
-          <w:color w:val="auto"/>
-          <w:sz w:val="28"/>
-          <w:szCs w:val="28"/>
-        </w:rPr>
-      </w:pPr>
-      <w:bookmarkStart w:id="28" w:name="_Toc240445249"/>
-      <w:r>
-        <w:rPr>
-          <w:rFonts w:ascii="Times New Roman" w:hAnsi="Times New Roman" w:cs="Times New Roman"/>
-          <w:b/>
-          <w:bCs/>
-          <w:color w:val="auto"/>
-          <w:sz w:val="28"/>
-          <w:szCs w:val="28"/>
-        </w:rPr>
-        <w:t>3.2 Требования к функциям (задачам), выполняемым АС</w:t>
-      </w:r>
-      <w:bookmarkEnd w:id="28"/>
-    </w:p>
-    <w:p>
-      <w:pPr>
-        <w:spacing w:after="0" w:line="360" w:lineRule="auto"/>
-        <w:ind w:firstLine="709"/>
-        <w:jc w:val="both"/>
-      </w:pPr>
-    </w:p>
-    <w:p>
-      <w:pPr>
-        <w:spacing w:after="0" w:line="360" w:lineRule="auto"/>
-        <w:ind w:firstLine="709"/>
-        <w:jc w:val="both"/>
-      </w:pPr>
-      <w:r>
-        <w:t>3.2.1 Перечень функций, задач или их комплексов</w:t>
-      </w:r>
-    </w:p>
-    <w:p>
-      <w:pPr>
-        <w:spacing w:after="0" w:line="360" w:lineRule="auto"/>
-        <w:ind w:firstLine="709"/>
-        <w:jc w:val="both"/>
-      </w:pPr>
-      <w:r>
-        <w:lastRenderedPageBreak/>
-        <w:t>Кр</w:t>
-      </w:r>
-      <w:r>
-        <w:t>о</w:t>
-      </w:r>
-      <w:r>
-        <w:t>нштейн для гитары</w:t>
-      </w:r>
-      <w:r>
-        <w:t xml:space="preserve"> </w:t>
-      </w:r>
-      <w:r>
-        <w:t>— это</w:t>
-      </w:r>
-      <w:r>
-        <w:t xml:space="preserve"> </w:t>
-      </w:r>
-      <w:r>
-        <w:t>специальное настенное крепление, которое удерживает музыкальный инструмент в подвешенном состоянии за грифовую часть</w:t>
-      </w:r>
-      <w:r>
-        <w:t>.</w:t>
-      </w:r>
-      <w:r>
-        <w:t xml:space="preserve"> </w:t>
-      </w:r>
-      <w:r>
-        <w:t>Поскольку большинство гитар имеют схожую радиальную или трапециевидную форму верхней части грифа, для автоматизации проектирования достаточно создать одну универсальную параметрическую модель секции держателя с возможностью точной подгонки размеров под конкретный тип инструмента</w:t>
-      </w:r>
-      <w:r>
-        <w:t>.</w:t>
-      </w:r>
-    </w:p>
-    <w:p>
-      <w:pPr>
-        <w:spacing w:after="0" w:line="360" w:lineRule="auto"/>
-        <w:ind w:firstLine="709"/>
-        <w:jc w:val="both"/>
-      </w:pPr>
-      <w:r>
-        <w:t>В рамках задачи должен быть спроектирован и реализован механизм задания параметров с проверкой их корректности, а также разработана система взаимодействия с API САПР “</w:t>
-      </w:r>
-      <w:r>
-        <w:t>КОМПАС-3D</w:t>
-      </w:r>
-      <w:r>
-        <w:t>”,</w:t>
-      </w:r>
-      <w:r>
-        <w:t xml:space="preserve"> производящая автоматическое построение трехмерной модели кронштейна для гитары по заданным пользователем параметрам. </w:t>
-      </w:r>
-    </w:p>
-    <w:p>
-      <w:pPr>
-        <w:spacing w:after="0" w:line="360" w:lineRule="auto"/>
-        <w:ind w:firstLine="709"/>
-        <w:jc w:val="both"/>
-      </w:pPr>
-    </w:p>
-    <w:p>
-      <w:pPr>
-        <w:pStyle w:val="2"/>
-        <w:spacing w:before="0" w:after="0" w:line="360" w:lineRule="auto"/>
-        <w:jc w:val="center"/>
-        <w:rPr>
-          <w:rFonts w:ascii="Times New Roman" w:hAnsi="Times New Roman" w:cs="Times New Roman"/>
-          <w:b/>
-          <w:bCs/>
-          <w:color w:val="auto"/>
-          <w:sz w:val="28"/>
-          <w:szCs w:val="28"/>
-        </w:rPr>
-      </w:pPr>
-      <w:bookmarkStart w:id="29" w:name="_Toc240445250"/>
-      <w:r>
-        <w:rPr>
-          <w:rFonts w:ascii="Times New Roman" w:hAnsi="Times New Roman" w:cs="Times New Roman"/>
-          <w:b/>
-          <w:bCs/>
-          <w:color w:val="auto"/>
-          <w:sz w:val="28"/>
-          <w:szCs w:val="28"/>
-        </w:rPr>
-        <w:t>3.3 Требования к видам обеспечения АС</w:t>
-      </w:r>
-      <w:bookmarkEnd w:id="29"/>
-    </w:p>
-    <w:p>
-      <w:pPr>
-        <w:spacing w:after="0" w:line="360" w:lineRule="auto"/>
-        <w:ind w:firstLine="709"/>
-        <w:jc w:val="both"/>
-      </w:pPr>
-    </w:p>
-    <w:p>
-      <w:pPr>
-        <w:spacing w:after="0" w:line="360" w:lineRule="auto"/>
-        <w:ind w:firstLine="709"/>
-        <w:jc w:val="both"/>
-      </w:pPr>
-      <w:r>
-        <w:t>3.3.1 Требования к математическому обеспечению системы</w:t>
-      </w:r>
-    </w:p>
-    <w:p>
-      <w:pPr>
-        <w:spacing w:after="0" w:line="360" w:lineRule="auto"/>
-        <w:ind w:firstLine="709"/>
-        <w:jc w:val="both"/>
-      </w:pPr>
-      <w:r>
-        <w:t>Дополнительные требования к математическому обеспечению системы не предъявляются.</w:t>
-      </w:r>
-    </w:p>
-    <w:p>
-      <w:pPr>
-        <w:spacing w:after="0" w:line="360" w:lineRule="auto"/>
-        <w:ind w:firstLine="709"/>
-        <w:jc w:val="both"/>
-      </w:pPr>
-      <w:r>
-        <w:t xml:space="preserve">3.3.2 Требования к информационному обеспечению системы </w:t>
-      </w:r>
-    </w:p>
-    <w:p>
-      <w:pPr>
-        <w:spacing w:after="0" w:line="360" w:lineRule="auto"/>
-        <w:ind w:firstLine="709"/>
-        <w:jc w:val="both"/>
-      </w:pPr>
-      <w:r>
-        <w:t>Дополнительные требования по информационному обеспечению системы не предъявляются.</w:t>
-      </w:r>
-    </w:p>
-    <w:p>
-      <w:pPr>
-        <w:spacing w:after="0" w:line="360" w:lineRule="auto"/>
-        <w:ind w:firstLine="709"/>
-        <w:jc w:val="both"/>
-      </w:pPr>
-      <w:r>
-        <w:t>3.3.3 Требования к лингвистическому обеспечению системы</w:t>
-      </w:r>
-    </w:p>
-    <w:p>
-      <w:pPr>
-        <w:spacing w:after="0" w:line="360" w:lineRule="auto"/>
-        <w:ind w:firstLine="709"/>
-        <w:jc w:val="both"/>
-      </w:pPr>
-      <w:r>
-        <w:t>При разработке программы допускается использовать русский и английский языки, при этом не допускается использование обоих одновременно. При реализации сразу двух языков должна быть предусмотрена возможность переключения между ними.</w:t>
-      </w:r>
-    </w:p>
-    <w:p>
-      <w:pPr>
-        <w:spacing w:after="0" w:line="360" w:lineRule="auto"/>
-        <w:ind w:firstLine="709"/>
-        <w:jc w:val="both"/>
-      </w:pPr>
-      <w:r>
-        <w:t>3.3.4 Требования к программному обеспечению системы</w:t>
-      </w:r>
-    </w:p>
-    <w:p>
-      <w:pPr>
-        <w:spacing w:after="0" w:line="360" w:lineRule="auto"/>
-        <w:ind w:firstLine="709"/>
-        <w:jc w:val="both"/>
-      </w:pPr>
-      <w:commentRangeStart w:id="30"/>
-      <w:commentRangeStart w:id="31"/>
-      <w:r>
-        <w:t xml:space="preserve">При выборе программного обеспечения необходимо отдавать предпочтение платформам разработки и библиотекам, распространяемым под лицензией MIT или аналогичным ей лицензиям, допускающим свободное </w:t>
-      </w:r>
-      <w:r>
-        <w:lastRenderedPageBreak/>
-        <w:t xml:space="preserve">использование в любом ПО и освобождающим использующих от любой оплаты. </w:t>
-      </w:r>
-      <w:r>
-        <w:t>Версия САПР</w:t>
-      </w:r>
-      <w:r>
-        <w:t xml:space="preserve"> </w:t>
-      </w:r>
-      <w:r>
-        <w:t>КОМПАС-3D</w:t>
-      </w:r>
-      <w:r>
-        <w:t xml:space="preserve"> </w:t>
-      </w:r>
-      <w:r>
-        <w:rPr>
-          <w:lang w:val="en-US"/>
-        </w:rPr>
-        <w:t>v</w:t>
-      </w:r>
-      <w:r>
-        <w:t>25</w:t>
-      </w:r>
-      <w:r>
-        <w:t>.</w:t>
-      </w:r>
-      <w:commentRangeEnd w:id="30"/>
-      <w:r>
-        <w:rPr>
-          <w:rStyle w:val="af"/>
-          <w:sz w:val="28"/>
-          <w:szCs w:val="22"/>
-        </w:rPr>
-        <w:commentReference w:id="30"/>
-      </w:r>
-      <w:commentRangeEnd w:id="31"/>
-      <w:r>
-        <w:rPr>
-          <w:rStyle w:val="af"/>
-          <w:sz w:val="28"/>
-          <w:szCs w:val="22"/>
-        </w:rPr>
-        <w:commentReference w:id="31"/>
-      </w:r>
-    </w:p>
-    <w:p>
-      <w:pPr>
-        <w:spacing w:after="0" w:line="360" w:lineRule="auto"/>
-        <w:ind w:firstLine="709"/>
-        <w:jc w:val="both"/>
-      </w:pPr>
-      <w:r>
-        <w:t>Помимо этого, разработанная система должна работать на ПК с ОС Windows версии 10 и старше и разрядностью х64 с NET Framework 4.</w:t>
-      </w:r>
-      <w:r>
-        <w:t>8</w:t>
-      </w:r>
-      <w:r>
-        <w:t>.</w:t>
-      </w:r>
-    </w:p>
-    <w:p>
-      <w:pPr>
-        <w:spacing w:after="0" w:line="360" w:lineRule="auto"/>
-        <w:ind w:firstLine="709"/>
-        <w:jc w:val="both"/>
-      </w:pPr>
-      <w:r>
-        <w:t xml:space="preserve">3.3.5 Требования к техническому обеспечению системы </w:t>
+          <w:b/>
+          <w:bCs/>
+        </w:rPr>
+      </w:pPr>
+      <w:r>
+        <w:rPr>
+          <w:b/>
+          <w:bCs/>
+        </w:rPr>
+        <w:t>3.3.5 Требования к техническому обеспечению системы</w:t>
       </w:r>
     </w:p>
     <w:p>
@@ -4884,10 +5036,17 @@
     <w:p>
       <w:pPr>
         <w:spacing w:after="0" w:line="360" w:lineRule="auto"/>
-        <w:ind w:firstLine="709"/>
-        <w:jc w:val="both"/>
-      </w:pPr>
-      <w:r>
+        <w:jc w:val="center"/>
+        <w:rPr>
+          <w:b/>
+          <w:bCs/>
+        </w:rPr>
+      </w:pPr>
+      <w:r>
+        <w:rPr>
+          <w:b/>
+          <w:bCs/>
+        </w:rPr>
         <w:t>3.3.6 Требования к метрологическому обеспечению</w:t>
       </w:r>
     </w:p>
@@ -4904,10 +5063,17 @@
     <w:p>
       <w:pPr>
         <w:spacing w:after="0" w:line="360" w:lineRule="auto"/>
-        <w:ind w:firstLine="709"/>
-        <w:jc w:val="both"/>
-      </w:pPr>
-      <w:r>
+        <w:jc w:val="center"/>
+        <w:rPr>
+          <w:b/>
+          <w:bCs/>
+        </w:rPr>
+      </w:pPr>
+      <w:r>
+        <w:rPr>
+          <w:b/>
+          <w:bCs/>
+        </w:rPr>
         <w:t>3.3.7 Требования к организационному обеспечению</w:t>
       </w:r>
     </w:p>
@@ -6094,9 +6260,6 @@
         <w:t>ГОСТ 17622-72 «Стекло органическое техническое. Технические условия»</w:t>
       </w:r>
       <w:r>
-        <w:rPr>
-          <w:lang w:val="en-US"/>
-        </w:rPr>
         <w:t>;</w:t>
       </w:r>
     </w:p>
@@ -6109,6 +6272,7 @@
       <w:commentRangeStart w:id="41"/>
       <w:commentRangeStart w:id="42"/>
       <w:commentRangeStart w:id="43"/>
+      <w:commentRangeStart w:id="44"/>
       <w:r>
         <w:t>– ГОСТ 16371-2014 «Мебель. Общие технические условия»;</w:t>
       </w:r>
@@ -6139,6 +6303,15 @@
         </w:rPr>
         <w:commentReference w:id="43"/>
       </w:r>
+      <w:commentRangeEnd w:id="44"/>
+      <w:r>
+        <w:rPr>
+          <w:rStyle w:val="af"/>
+          <w:sz w:val="28"/>
+          <w:szCs w:val="22"/>
+        </w:rPr>
+        <w:commentReference w:id="44"/>
+      </w:r>
     </w:p>
     <w:p>
       <w:pPr>
@@ -6161,7 +6334,7 @@
           <w:szCs w:val="28"/>
         </w:rPr>
       </w:pPr>
-      <w:bookmarkStart w:id="44" w:name="_Toc240445256"/>
+      <w:bookmarkStart w:id="45" w:name="_Toc240445256"/>
       <w:r>
         <w:rPr>
           <w:rFonts w:ascii="Times New Roman" w:hAnsi="Times New Roman" w:cs="Times New Roman"/>
@@ -6173,7 +6346,7 @@
         </w:rPr>
         <w:t>5.3 Перечень документов, предъявляемых по окончании соответствующих этапов работ</w:t>
       </w:r>
-      <w:bookmarkEnd w:id="44"/>
+      <w:bookmarkEnd w:id="45"/>
     </w:p>
     <w:p>
       <w:pPr>
@@ -6256,7 +6429,7 @@
           <w:szCs w:val="28"/>
         </w:rPr>
       </w:pPr>
-      <w:bookmarkStart w:id="45" w:name="_Toc240445257"/>
+      <w:bookmarkStart w:id="46" w:name="_Toc240445257"/>
       <w:r>
         <w:rPr>
           <w:rFonts w:ascii="Times New Roman" w:hAnsi="Times New Roman" w:cs="Times New Roman"/>
@@ -6269,7 +6442,7 @@
         <w:lastRenderedPageBreak/>
         <w:t>6 ПОРЯДОК КОНТРОЛЯ И ПРИЕМКИ АВТОМАТИЗИРОВАННОЙ СИСТЕМЫ</w:t>
       </w:r>
-      <w:bookmarkEnd w:id="45"/>
+      <w:bookmarkEnd w:id="46"/>
     </w:p>
     <w:p>
       <w:pPr>
@@ -6292,7 +6465,7 @@
           <w:szCs w:val="28"/>
         </w:rPr>
       </w:pPr>
-      <w:bookmarkStart w:id="46" w:name="_Toc240445258"/>
+      <w:bookmarkStart w:id="47" w:name="_Toc240445258"/>
       <w:r>
         <w:rPr>
           <w:rFonts w:ascii="Times New Roman" w:hAnsi="Times New Roman" w:cs="Times New Roman"/>
@@ -6304,7 +6477,7 @@
         </w:rPr>
         <w:t>6.1 Виды, состав и методы испытаний АС и ее составных частей</w:t>
       </w:r>
-      <w:bookmarkEnd w:id="46"/>
+      <w:bookmarkEnd w:id="47"/>
     </w:p>
     <w:p>
       <w:pPr>
@@ -6447,7 +6620,7 @@
           <w:szCs w:val="28"/>
         </w:rPr>
       </w:pPr>
-      <w:bookmarkStart w:id="47" w:name="_Toc240445259"/>
+      <w:bookmarkStart w:id="48" w:name="_Toc240445259"/>
       <w:r>
         <w:rPr>
           <w:rFonts w:ascii="Times New Roman" w:hAnsi="Times New Roman" w:cs="Times New Roman"/>
@@ -6459,7 +6632,7 @@
         </w:rPr>
         <w:t>6.2 Общие требования к приёмке работ по стадиям</w:t>
       </w:r>
-      <w:bookmarkEnd w:id="47"/>
+      <w:bookmarkEnd w:id="48"/>
     </w:p>
     <w:p>
       <w:pPr>
@@ -6513,28 +6686,28 @@
         <w:ind w:firstLine="709"/>
         <w:jc w:val="both"/>
       </w:pPr>
-      <w:commentRangeStart w:id="48"/>
       <w:commentRangeStart w:id="49"/>
+      <w:commentRangeStart w:id="50"/>
       <w:r>
         <w:t>Комплектность передаваемой отчётной документации подлежит проверке Заказчиком.</w:t>
       </w:r>
-      <w:commentRangeEnd w:id="48"/>
+      <w:commentRangeEnd w:id="49"/>
       <w:r>
         <w:rPr>
           <w:rStyle w:val="af"/>
           <w:sz w:val="28"/>
           <w:szCs w:val="22"/>
         </w:rPr>
-        <w:commentReference w:id="48"/>
-      </w:r>
-      <w:commentRangeEnd w:id="49"/>
+        <w:commentReference w:id="49"/>
+      </w:r>
+      <w:commentRangeEnd w:id="50"/>
       <w:r>
         <w:rPr>
           <w:rStyle w:val="af"/>
           <w:sz w:val="28"/>
           <w:szCs w:val="22"/>
         </w:rPr>
-        <w:commentReference w:id="49"/>
+        <w:commentReference w:id="50"/>
       </w:r>
       <w:r>
         <w:br w:type="page"/>
@@ -6554,7 +6727,7 @@
           <w:szCs w:val="28"/>
         </w:rPr>
       </w:pPr>
-      <w:bookmarkStart w:id="50" w:name="_Toc240445260"/>
+      <w:bookmarkStart w:id="51" w:name="_Toc240445260"/>
       <w:r>
         <w:rPr>
           <w:rFonts w:ascii="Times New Roman" w:hAnsi="Times New Roman" w:cs="Times New Roman"/>
@@ -6567,7 +6740,7 @@
         <w:lastRenderedPageBreak/>
         <w:t>7 ТРЕБОВАНИЯ К ДОКУМЕНТИРОВАНИЮ</w:t>
       </w:r>
-      <w:bookmarkEnd w:id="50"/>
+      <w:bookmarkEnd w:id="51"/>
     </w:p>
     <w:p>
       <w:pPr>
@@ -6607,7 +6780,7 @@
           <w:szCs w:val="28"/>
         </w:rPr>
       </w:pPr>
-      <w:bookmarkStart w:id="51" w:name="_Toc240445261"/>
+      <w:bookmarkStart w:id="52" w:name="_Toc240445261"/>
       <w:r>
         <w:rPr>
           <w:rFonts w:ascii="Times New Roman" w:hAnsi="Times New Roman" w:cs="Times New Roman"/>
@@ -6619,7 +6792,7 @@
         </w:rPr>
         <w:t>7.1 Перечень подлежащих разработке документов</w:t>
       </w:r>
-      <w:bookmarkEnd w:id="51"/>
+      <w:bookmarkEnd w:id="52"/>
     </w:p>
     <w:p>
       <w:pPr>
@@ -6659,7 +6832,7 @@
           <w:szCs w:val="28"/>
         </w:rPr>
       </w:pPr>
-      <w:bookmarkStart w:id="52" w:name="_Toc240445262"/>
+      <w:bookmarkStart w:id="53" w:name="_Toc240445262"/>
       <w:r>
         <w:rPr>
           <w:rFonts w:ascii="Times New Roman" w:hAnsi="Times New Roman" w:cs="Times New Roman"/>
@@ -6671,7 +6844,7 @@
         </w:rPr>
         <w:t>7.2 Вид представления и количество документов</w:t>
       </w:r>
-      <w:bookmarkEnd w:id="52"/>
+      <w:bookmarkEnd w:id="53"/>
     </w:p>
     <w:p>
       <w:pPr>
@@ -6751,7 +6924,7 @@
           <w:szCs w:val="28"/>
         </w:rPr>
       </w:pPr>
-      <w:bookmarkStart w:id="53" w:name="_Toc240445263"/>
+      <w:bookmarkStart w:id="54" w:name="_Toc240445263"/>
       <w:r>
         <w:rPr>
           <w:rFonts w:ascii="Times New Roman" w:hAnsi="Times New Roman" w:cs="Times New Roman"/>
@@ -6763,7 +6936,7 @@
         </w:rPr>
         <w:t>7.3 Требования по использованию ЕСКД и ЕСПД при разработке документов</w:t>
       </w:r>
-      <w:bookmarkEnd w:id="53"/>
+      <w:bookmarkEnd w:id="54"/>
     </w:p>
     <w:p>
       <w:pPr>
@@ -6942,7 +7115,7 @@
           <w:szCs w:val="28"/>
         </w:rPr>
       </w:pPr>
-      <w:bookmarkStart w:id="54" w:name="_Toc240445264"/>
+      <w:bookmarkStart w:id="55" w:name="_Toc240445264"/>
       <w:r>
         <w:rPr>
           <w:rFonts w:ascii="Times New Roman" w:hAnsi="Times New Roman" w:cs="Times New Roman"/>
@@ -6955,7 +7128,7 @@
         <w:lastRenderedPageBreak/>
         <w:t>8 ИСТОЧНИКИ РАЗРАБОТКИ</w:t>
       </w:r>
-      <w:bookmarkEnd w:id="54"/>
+      <w:bookmarkEnd w:id="55"/>
     </w:p>
     <w:p>
       <w:pPr>
@@ -7175,7 +7348,7 @@
         <w:annotationRef/>
       </w:r>
       <w:r>
-        <w:t>Правильнее будет так по ОС ТУСУР</w:t>
+        <w:t>+</w:t>
       </w:r>
     </w:p>
   </w:comment>
@@ -7439,10 +7612,7 @@
         <w:annotationRef/>
       </w:r>
       <w:r>
-        <w:t>Получается мне стоит его убрать</w:t>
-      </w:r>
-      <w:r>
-        <w:t>?</w:t>
+        <w:t>Я думаю его убрать</w:t>
       </w:r>
     </w:p>
   </w:comment>
@@ -7459,7 +7629,7 @@
       </w:r>
     </w:p>
   </w:comment>
-  <w:comment w:id="48" w:author="Kalentyev Alexey" w:date="2026-09-16T11:33:00Z" w:initials="KA">
+  <w:comment w:id="44" w:author="Ануар" w:date="2026-10-07T09:19:00Z" w:initials="А">
     <w:p>
       <w:pPr>
         <w:pStyle w:val="af0"/>
@@ -7470,12 +7640,25 @@
         </w:rPr>
         <w:annotationRef/>
       </w:r>
+    </w:p>
+  </w:comment>
+  <w:comment w:id="49" w:author="Kalentyev Alexey" w:date="2026-09-16T11:33:00Z" w:initials="KA">
+    <w:p>
+      <w:pPr>
+        <w:pStyle w:val="af0"/>
+      </w:pPr>
+      <w:r>
+        <w:rPr>
+          <w:rStyle w:val="af"/>
+        </w:rPr>
+        <w:annotationRef/>
+      </w:r>
       <w:r>
         <w:t>Висячая строка</w:t>
       </w:r>
     </w:p>
   </w:comment>
-  <w:comment w:id="49" w:author="Ануар" w:date="2026-09-23T11:25:00Z" w:initials="А">
+  <w:comment w:id="50" w:author="Ануар" w:date="2026-09-23T11:25:00Z" w:initials="А">
     <w:p>
       <w:pPr>
         <w:pStyle w:val="af0"/>
@@ -7523,6 +7706,7 @@
   <w15:commentEx w15:paraId="63FCCC02" w15:done="0"/>
   <w15:commentEx w15:paraId="2B880F95" w15:paraIdParent="63FCCC02" w15:done="0"/>
   <w15:commentEx w15:paraId="79726BAE" w15:paraIdParent="63FCCC02" w15:done="0"/>
+  <w15:commentEx w15:paraId="7E97C75E" w15:paraIdParent="63FCCC02" w15:done="0"/>
   <w15:commentEx w15:paraId="51E741EB" w15:done="0"/>
   <w15:commentEx w15:paraId="73116B38" w15:paraIdParent="51E741EB" w15:done="0"/>
 </w15:commentsEx>
@@ -7557,6 +7741,7 @@
   <w16cex:commentExtensible w16cex:durableId="227E8C9F" w16cex:dateUtc="2026-09-23T03:56:00Z"/>
   <w16cex:commentExtensible w16cex:durableId="26DCB5BB" w16cex:dateUtc="2026-10-06T18:37:00Z"/>
   <w16cex:commentExtensible w16cex:durableId="1C95B092" w16cex:dateUtc="2026-10-06T18:37:00Z"/>
+  <w16cex:commentExtensible w16cex:durableId="7CA6941C" w16cex:dateUtc="2026-10-07T02:19:00Z"/>
   <w16cex:commentExtensible w16cex:durableId="4BE9DC1F" w16cex:dateUtc="2026-09-16T04:33:00Z"/>
   <w16cex:commentExtensible w16cex:durableId="0D849F7B" w16cex:dateUtc="2026-09-23T04:25:00Z"/>
 </w16cex:commentsExtensible>
@@ -7591,6 +7776,7 @@
   <w16cid:commentId w16cid:paraId="63FCCC02" w16cid:durableId="227E8C9F"/>
   <w16cid:commentId w16cid:paraId="2B880F95" w16cid:durableId="26DCB5BB"/>
   <w16cid:commentId w16cid:paraId="79726BAE" w16cid:durableId="1C95B092"/>
+  <w16cid:commentId w16cid:paraId="7E97C75E" w16cid:durableId="7CA6941C"/>
   <w16cid:commentId w16cid:paraId="51E741EB" w16cid:durableId="4BE9DC1F"/>
   <w16cid:commentId w16cid:paraId="73116B38" w16cid:durableId="0D849F7B"/>
 </w16cid:commentsIds>
@@ -8480,6 +8666,7 @@
   <w:style w:type="character" w:default="1" w:styleId="a0">
     <w:name w:val="Default Paragraph Font"/>
     <w:uiPriority w:val="1"/>
+    <w:semiHidden/>
     <w:unhideWhenUsed/>
   </w:style>
   <w:style w:type="table" w:default="1" w:styleId="a1">

--- a/docx/Begaidarov.docx
+++ b/docx/Begaidarov.docx
@@ -2558,8 +2558,6 @@
         </w:rPr>
       </w:pPr>
       <w:bookmarkStart w:id="0" w:name="_Toc240445239"/>
-      <w:commentRangeStart w:id="1"/>
-      <w:commentRangeStart w:id="2"/>
       <w:r>
         <w:rPr>
           <w:rFonts w:ascii="Times New Roman" w:hAnsi="Times New Roman" w:cs="Times New Roman"/>
@@ -2572,32 +2570,6 @@
         <w:t>1 ОБЩИЕ СВЕДЕНИЯ</w:t>
       </w:r>
       <w:bookmarkEnd w:id="0"/>
-      <w:commentRangeEnd w:id="1"/>
-      <w:r>
-        <w:rPr>
-          <w:rStyle w:val="af"/>
-          <w:rFonts w:ascii="Times New Roman" w:hAnsi="Times New Roman" w:cs="Times New Roman"/>
-          <w:b/>
-          <w:bCs/>
-          <w:color w:val="auto"/>
-          <w:sz w:val="28"/>
-          <w:szCs w:val="28"/>
-        </w:rPr>
-        <w:commentReference w:id="1"/>
-      </w:r>
-      <w:commentRangeEnd w:id="2"/>
-      <w:r>
-        <w:rPr>
-          <w:rStyle w:val="af"/>
-          <w:rFonts w:ascii="Times New Roman" w:hAnsi="Times New Roman" w:cs="Times New Roman"/>
-          <w:b/>
-          <w:bCs/>
-          <w:color w:val="auto"/>
-          <w:sz w:val="28"/>
-          <w:szCs w:val="28"/>
-        </w:rPr>
-        <w:commentReference w:id="2"/>
-      </w:r>
     </w:p>
     <w:p>
       <w:pPr>
@@ -2625,7 +2597,7 @@
           <w:szCs w:val="28"/>
         </w:rPr>
       </w:pPr>
-      <w:bookmarkStart w:id="3" w:name="_Toc240445240"/>
+      <w:bookmarkStart w:id="1" w:name="_Toc240445240"/>
       <w:r>
         <w:rPr>
           <w:rFonts w:ascii="Times New Roman" w:hAnsi="Times New Roman" w:cs="Times New Roman"/>
@@ -2637,7 +2609,7 @@
         </w:rPr>
         <w:t>1.1 Полное наименование автоматизированной системы и ее условное обозначение</w:t>
       </w:r>
-      <w:bookmarkEnd w:id="3"/>
+      <w:bookmarkEnd w:id="1"/>
     </w:p>
     <w:p>
       <w:pPr>
@@ -2697,7 +2669,7 @@
           <w:szCs w:val="28"/>
         </w:rPr>
       </w:pPr>
-      <w:bookmarkStart w:id="4" w:name="_Toc240445241"/>
+      <w:bookmarkStart w:id="2" w:name="_Toc240445241"/>
       <w:r>
         <w:rPr>
           <w:rFonts w:ascii="Times New Roman" w:hAnsi="Times New Roman" w:cs="Times New Roman"/>
@@ -2709,155 +2681,48 @@
         </w:rPr>
         <w:t>1.2 Наименование заказчика</w:t>
       </w:r>
-      <w:bookmarkEnd w:id="4"/>
-    </w:p>
-    <w:p>
-      <w:pPr>
-        <w:spacing w:after="0" w:line="360" w:lineRule="auto"/>
-        <w:jc w:val="center"/>
-      </w:pPr>
-    </w:p>
-    <w:p>
-      <w:pPr>
-        <w:spacing w:after="0" w:line="360" w:lineRule="auto"/>
-        <w:ind w:firstLine="709"/>
-        <w:jc w:val="both"/>
-      </w:pPr>
+      <w:bookmarkEnd w:id="2"/>
+    </w:p>
+    <w:p>
+      <w:pPr>
+        <w:spacing w:after="0" w:line="360" w:lineRule="auto"/>
+        <w:jc w:val="center"/>
+      </w:pPr>
+    </w:p>
+    <w:p>
+      <w:pPr>
+        <w:spacing w:after="0" w:line="360" w:lineRule="auto"/>
+        <w:ind w:firstLine="709"/>
+        <w:jc w:val="both"/>
+      </w:pPr>
+      <w:commentRangeStart w:id="3"/>
       <w:r>
         <w:t>Заказчиком работ является: кандидат технических наук, доцент кафедры компьютерных систем в управлении и проектировании (КСУП) Калентьев Алексей Анатольевич.</w:t>
       </w:r>
-    </w:p>
-    <w:p>
-      <w:pPr>
-        <w:spacing w:after="0" w:line="360" w:lineRule="auto"/>
-        <w:ind w:firstLine="709"/>
-        <w:jc w:val="both"/>
-      </w:pPr>
-      <w:r>
-        <w:t>Адрес заказчика: 634045 Томская область Томск ул. Красноармейская 147 СБИ, офис 210.</w:t>
-      </w:r>
-    </w:p>
-    <w:p>
-      <w:pPr>
-        <w:spacing w:after="0" w:line="360" w:lineRule="auto"/>
-        <w:jc w:val="both"/>
-      </w:pPr>
-    </w:p>
-    <w:p>
-      <w:pPr>
-        <w:pStyle w:val="2"/>
-        <w:spacing w:before="0" w:after="0" w:line="360" w:lineRule="auto"/>
-        <w:jc w:val="center"/>
-        <w:rPr>
-          <w:rFonts w:ascii="Times New Roman" w:hAnsi="Times New Roman" w:cs="Times New Roman"/>
-          <w:b/>
-          <w:bCs/>
-          <w:color w:val="auto"/>
-          <w:sz w:val="28"/>
-          <w:szCs w:val="28"/>
-        </w:rPr>
-      </w:pPr>
-      <w:bookmarkStart w:id="5" w:name="_Toc240445242"/>
-      <w:r>
-        <w:rPr>
-          <w:rFonts w:ascii="Times New Roman" w:hAnsi="Times New Roman" w:cs="Times New Roman"/>
-          <w:b/>
-          <w:bCs/>
-          <w:color w:val="auto"/>
-          <w:sz w:val="28"/>
-          <w:szCs w:val="28"/>
-        </w:rPr>
-        <w:t>1.3 Перечень документов, на основании которых создается АС</w:t>
-      </w:r>
-      <w:bookmarkEnd w:id="5"/>
-    </w:p>
-    <w:p>
-      <w:pPr>
-        <w:spacing w:after="0" w:line="360" w:lineRule="auto"/>
-        <w:jc w:val="center"/>
-      </w:pPr>
-    </w:p>
-    <w:p>
-      <w:pPr>
-        <w:spacing w:after="0" w:line="360" w:lineRule="auto"/>
-        <w:ind w:firstLine="709"/>
-        <w:jc w:val="both"/>
-      </w:pPr>
-      <w:r>
-        <w:t>Выполняемая работа и оформление её результатов должны отвечать требованиям нормативно-правовых актов, а также соответствующих государственных стандартов из числа Комплекса стандартов на автоматизированные системы:</w:t>
-      </w:r>
-    </w:p>
-    <w:p>
-      <w:pPr>
-        <w:spacing w:after="0" w:line="360" w:lineRule="auto"/>
-        <w:ind w:firstLine="709"/>
-        <w:jc w:val="both"/>
-      </w:pPr>
-      <w:r>
-        <w:t>− ГОСТ 34.602-2020 “Информационные технологии. Комплекс стандартов на автоматизированные системы. Техническое задание на создание автоматизированной системы”;</w:t>
-      </w:r>
-    </w:p>
-    <w:p>
-      <w:pPr>
-        <w:spacing w:after="0" w:line="360" w:lineRule="auto"/>
-        <w:ind w:firstLine="709"/>
-        <w:jc w:val="both"/>
-      </w:pPr>
-      <w:r>
-        <w:t>− ОС ТУСУР 01-2021 “Образовательный стандарт ВУЗа. Работы студенческие по направлениям подготовки и специальностям технического профиля. Общие требования и правила оформления”;</w:t>
-      </w:r>
-    </w:p>
-    <w:p>
-      <w:pPr>
-        <w:spacing w:after="0" w:line="360" w:lineRule="auto"/>
-        <w:ind w:firstLine="709"/>
-        <w:jc w:val="both"/>
-      </w:pPr>
-      <w:r>
-        <w:lastRenderedPageBreak/>
-        <w:t>− ОК 012-93 “Общероссийский классификатор изделий и конструкторских документов (классификатор ЕСКД)”;</w:t>
-      </w:r>
-    </w:p>
-    <w:p>
-      <w:pPr>
-        <w:spacing w:after="0" w:line="360" w:lineRule="auto"/>
-        <w:ind w:firstLine="709"/>
-        <w:jc w:val="both"/>
-      </w:pPr>
-      <w:commentRangeStart w:id="6"/>
-      <w:commentRangeStart w:id="7"/>
-      <w:r>
-        <w:t>− ГОСТ 19.103-77 “Единая система</w:t>
-      </w:r>
-      <w:r>
-        <w:t xml:space="preserve"> программной</w:t>
-      </w:r>
-      <w:r>
-        <w:t xml:space="preserve"> документации. Обозначения программ и программных документов”.</w:t>
-      </w:r>
-      <w:commentRangeEnd w:id="6"/>
+      <w:commentRangeEnd w:id="3"/>
       <w:r>
         <w:rPr>
           <w:rStyle w:val="af"/>
           <w:sz w:val="28"/>
           <w:szCs w:val="22"/>
         </w:rPr>
-        <w:commentReference w:id="6"/>
-      </w:r>
-      <w:commentRangeEnd w:id="7"/>
-      <w:r>
-        <w:rPr>
-          <w:rStyle w:val="af"/>
-          <w:sz w:val="28"/>
-          <w:szCs w:val="22"/>
-        </w:rPr>
-        <w:commentReference w:id="7"/>
-      </w:r>
-    </w:p>
-    <w:p>
-      <w:pPr>
-        <w:spacing w:after="0" w:line="360" w:lineRule="auto"/>
-        <w:jc w:val="center"/>
+        <w:commentReference w:id="3"/>
+      </w:r>
+    </w:p>
+    <w:p>
+      <w:pPr>
+        <w:spacing w:after="0" w:line="360" w:lineRule="auto"/>
+        <w:ind w:firstLine="709"/>
+        <w:jc w:val="both"/>
+      </w:pPr>
+      <w:r>
+        <w:t>Адрес заказчика: 634045 Томская область Томск ул. Красноармейская 147 СБИ, офис 210.</w:t>
+      </w:r>
+    </w:p>
+    <w:p>
+      <w:pPr>
+        <w:spacing w:after="0" w:line="360" w:lineRule="auto"/>
+        <w:jc w:val="both"/>
       </w:pPr>
     </w:p>
     <w:p>
@@ -2874,7 +2739,7 @@
           <w:szCs w:val="28"/>
         </w:rPr>
       </w:pPr>
-      <w:bookmarkStart w:id="8" w:name="_Toc240445243"/>
+      <w:bookmarkStart w:id="4" w:name="_Toc240445242"/>
       <w:r>
         <w:rPr>
           <w:rFonts w:ascii="Times New Roman" w:hAnsi="Times New Roman" w:cs="Times New Roman"/>
@@ -2884,9 +2749,106 @@
           <w:sz w:val="28"/>
           <w:szCs w:val="28"/>
         </w:rPr>
+        <w:t>1.3 Перечень документов, на основании которых создается АС</w:t>
+      </w:r>
+      <w:bookmarkEnd w:id="4"/>
+    </w:p>
+    <w:p>
+      <w:pPr>
+        <w:spacing w:after="0" w:line="360" w:lineRule="auto"/>
+        <w:jc w:val="center"/>
+      </w:pPr>
+    </w:p>
+    <w:p>
+      <w:pPr>
+        <w:spacing w:after="0" w:line="360" w:lineRule="auto"/>
+        <w:ind w:firstLine="709"/>
+        <w:jc w:val="both"/>
+      </w:pPr>
+      <w:r>
+        <w:t>Выполняемая работа и оформление её результатов должны отвечать требованиям нормативно-правовых актов, а также соответствующих государственных стандартов из числа Комплекса стандартов на автоматизированные системы:</w:t>
+      </w:r>
+    </w:p>
+    <w:p>
+      <w:pPr>
+        <w:spacing w:after="0" w:line="360" w:lineRule="auto"/>
+        <w:ind w:firstLine="709"/>
+        <w:jc w:val="both"/>
+      </w:pPr>
+      <w:r>
+        <w:t>− ГОСТ 34.602-2020 “Информационные технологии. Комплекс стандартов на автоматизированные системы. Техническое задание на создание автоматизированной системы”;</w:t>
+      </w:r>
+    </w:p>
+    <w:p>
+      <w:pPr>
+        <w:spacing w:after="0" w:line="360" w:lineRule="auto"/>
+        <w:ind w:firstLine="709"/>
+        <w:jc w:val="both"/>
+      </w:pPr>
+      <w:r>
+        <w:t>− ОС ТУСУР 01-2021 “Образовательный стандарт ВУЗа. Работы студенческие по направлениям подготовки и специальностям технического профиля. Общие требования и правила оформления”;</w:t>
+      </w:r>
+    </w:p>
+    <w:p>
+      <w:pPr>
+        <w:spacing w:after="0" w:line="360" w:lineRule="auto"/>
+        <w:ind w:firstLine="709"/>
+        <w:jc w:val="both"/>
+      </w:pPr>
+      <w:r>
+        <w:lastRenderedPageBreak/>
+        <w:t>− ОК 012-93 “Общероссийский классификатор изделий и конструкторских документов (классификатор ЕСКД)”;</w:t>
+      </w:r>
+    </w:p>
+    <w:p>
+      <w:pPr>
+        <w:spacing w:after="0" w:line="360" w:lineRule="auto"/>
+        <w:ind w:firstLine="709"/>
+        <w:jc w:val="both"/>
+      </w:pPr>
+      <w:r>
+        <w:t>− ГОСТ 19.103-77 “Единая система</w:t>
+      </w:r>
+      <w:r>
+        <w:t xml:space="preserve"> программной</w:t>
+      </w:r>
+      <w:r>
+        <w:t xml:space="preserve"> документации. Обозначения программ и программных документов”.</w:t>
+      </w:r>
+    </w:p>
+    <w:p>
+      <w:pPr>
+        <w:spacing w:after="0" w:line="360" w:lineRule="auto"/>
+        <w:jc w:val="center"/>
+      </w:pPr>
+    </w:p>
+    <w:p>
+      <w:pPr>
+        <w:pStyle w:val="2"/>
+        <w:spacing w:before="0" w:after="0" w:line="360" w:lineRule="auto"/>
+        <w:jc w:val="center"/>
+        <w:rPr>
+          <w:rFonts w:ascii="Times New Roman" w:hAnsi="Times New Roman" w:cs="Times New Roman"/>
+          <w:b/>
+          <w:bCs/>
+          <w:color w:val="auto"/>
+          <w:sz w:val="28"/>
+          <w:szCs w:val="28"/>
+        </w:rPr>
+      </w:pPr>
+      <w:bookmarkStart w:id="5" w:name="_Toc240445243"/>
+      <w:r>
+        <w:rPr>
+          <w:rFonts w:ascii="Times New Roman" w:hAnsi="Times New Roman" w:cs="Times New Roman"/>
+          <w:b/>
+          <w:bCs/>
+          <w:color w:val="auto"/>
+          <w:sz w:val="28"/>
+          <w:szCs w:val="28"/>
+        </w:rPr>
         <w:t>1.4 Плановые сроки начала и окончания работ по созданию АС</w:t>
       </w:r>
-      <w:bookmarkEnd w:id="8"/>
+      <w:bookmarkEnd w:id="5"/>
     </w:p>
     <w:p>
       <w:pPr>
@@ -2954,7 +2916,7 @@
           <w:szCs w:val="28"/>
         </w:rPr>
       </w:pPr>
-      <w:bookmarkStart w:id="9" w:name="_Toc240445244"/>
+      <w:bookmarkStart w:id="6" w:name="_Toc240445244"/>
       <w:r>
         <w:rPr>
           <w:rFonts w:ascii="Times New Roman" w:hAnsi="Times New Roman" w:cs="Times New Roman"/>
@@ -2967,7 +2929,7 @@
         <w:lastRenderedPageBreak/>
         <w:t>2 ЦЕЛИ И НАЗНАЧЕНИЕ СОЗДАНИЯ АВТОМАТИЗИРОВАННОЙ СИСТЕМЫ</w:t>
       </w:r>
-      <w:bookmarkEnd w:id="9"/>
+      <w:bookmarkEnd w:id="6"/>
     </w:p>
     <w:p>
       <w:pPr>
@@ -2989,7 +2951,7 @@
           <w:szCs w:val="28"/>
         </w:rPr>
       </w:pPr>
-      <w:bookmarkStart w:id="10" w:name="_Toc240445245"/>
+      <w:bookmarkStart w:id="7" w:name="_Toc240445245"/>
       <w:r>
         <w:rPr>
           <w:rFonts w:ascii="Times New Roman" w:hAnsi="Times New Roman" w:cs="Times New Roman"/>
@@ -3001,7 +2963,7 @@
         </w:rPr>
         <w:t>2.1 Цели создания АС</w:t>
       </w:r>
-      <w:bookmarkEnd w:id="10"/>
+      <w:bookmarkEnd w:id="7"/>
     </w:p>
     <w:p>
       <w:pPr>
@@ -3027,8 +2989,6 @@
       <w:r>
         <w:t>“</w:t>
       </w:r>
-      <w:commentRangeStart w:id="11"/>
-      <w:commentRangeStart w:id="12"/>
       <w:r>
         <w:t>Кр</w:t>
       </w:r>
@@ -3036,28 +2996,7 @@
         <w:t>о</w:t>
       </w:r>
       <w:r>
-        <w:t xml:space="preserve">нштейн </w:t>
-      </w:r>
-      <w:commentRangeEnd w:id="11"/>
-      <w:r>
-        <w:rPr>
-          <w:rStyle w:val="af"/>
-          <w:sz w:val="28"/>
-          <w:szCs w:val="22"/>
-        </w:rPr>
-        <w:commentReference w:id="11"/>
-      </w:r>
-      <w:commentRangeEnd w:id="12"/>
-      <w:r>
-        <w:rPr>
-          <w:rStyle w:val="af"/>
-          <w:sz w:val="28"/>
-          <w:szCs w:val="22"/>
-        </w:rPr>
-        <w:commentReference w:id="12"/>
-      </w:r>
-      <w:r>
-        <w:t>для гитары</w:t>
+        <w:t>нштейн для гитары</w:t>
       </w:r>
       <w:r>
         <w:t>”</w:t>
@@ -3111,7 +3050,7 @@
           <w:szCs w:val="28"/>
         </w:rPr>
       </w:pPr>
-      <w:bookmarkStart w:id="13" w:name="_Toc240445246"/>
+      <w:bookmarkStart w:id="8" w:name="_Toc240445246"/>
       <w:r>
         <w:rPr>
           <w:rFonts w:ascii="Times New Roman" w:hAnsi="Times New Roman" w:cs="Times New Roman"/>
@@ -3123,7 +3062,7 @@
         </w:rPr>
         <w:t>2.2 Назначение АС</w:t>
       </w:r>
-      <w:bookmarkEnd w:id="13"/>
+      <w:bookmarkEnd w:id="8"/>
     </w:p>
     <w:p>
       <w:pPr>
@@ -3288,7 +3227,7 @@
           <w:szCs w:val="28"/>
         </w:rPr>
       </w:pPr>
-      <w:bookmarkStart w:id="14" w:name="_Toc240445247"/>
+      <w:bookmarkStart w:id="9" w:name="_Toc240445247"/>
       <w:r>
         <w:rPr>
           <w:rFonts w:ascii="Times New Roman" w:hAnsi="Times New Roman" w:cs="Times New Roman"/>
@@ -3301,7 +3240,7 @@
         <w:lastRenderedPageBreak/>
         <w:t>3 ТРЕБОВАНИЯ К АВТОМАТИЗИРОВАННОЙ СИСТЕМЕ</w:t>
       </w:r>
-      <w:bookmarkEnd w:id="14"/>
+      <w:bookmarkEnd w:id="9"/>
     </w:p>
     <w:p>
       <w:pPr>
@@ -3324,7 +3263,7 @@
           <w:szCs w:val="28"/>
         </w:rPr>
       </w:pPr>
-      <w:bookmarkStart w:id="15" w:name="_Toc240445248"/>
+      <w:bookmarkStart w:id="10" w:name="_Toc240445248"/>
       <w:r>
         <w:rPr>
           <w:rFonts w:ascii="Times New Roman" w:hAnsi="Times New Roman" w:cs="Times New Roman"/>
@@ -3336,25 +3275,23 @@
         </w:rPr>
         <w:t>3.1 Требования к структуре АС в целом</w:t>
       </w:r>
-      <w:bookmarkEnd w:id="15"/>
-    </w:p>
-    <w:p>
-      <w:pPr>
-        <w:spacing w:after="0" w:line="360" w:lineRule="auto"/>
-        <w:jc w:val="center"/>
-      </w:pPr>
-    </w:p>
-    <w:p>
-      <w:pPr>
-        <w:spacing w:after="0" w:line="360" w:lineRule="auto"/>
-        <w:jc w:val="center"/>
-        <w:rPr>
-          <w:b/>
-          <w:bCs/>
-        </w:rPr>
-      </w:pPr>
-      <w:commentRangeStart w:id="16"/>
-      <w:commentRangeStart w:id="17"/>
+      <w:bookmarkEnd w:id="10"/>
+    </w:p>
+    <w:p>
+      <w:pPr>
+        <w:spacing w:after="0" w:line="360" w:lineRule="auto"/>
+        <w:jc w:val="center"/>
+      </w:pPr>
+    </w:p>
+    <w:p>
+      <w:pPr>
+        <w:spacing w:after="0" w:line="360" w:lineRule="auto"/>
+        <w:jc w:val="center"/>
+        <w:rPr>
+          <w:b/>
+          <w:bCs/>
+        </w:rPr>
+      </w:pPr>
       <w:r>
         <w:rPr>
           <w:b/>
@@ -3362,28 +3299,6 @@
         </w:rPr>
         <w:t>3.1.1 Требования к структуре и функционированию системы</w:t>
       </w:r>
-      <w:commentRangeEnd w:id="16"/>
-      <w:r>
-        <w:rPr>
-          <w:rStyle w:val="af"/>
-          <w:b/>
-          <w:bCs/>
-          <w:sz w:val="28"/>
-          <w:szCs w:val="22"/>
-        </w:rPr>
-        <w:commentReference w:id="16"/>
-      </w:r>
-      <w:commentRangeEnd w:id="17"/>
-      <w:r>
-        <w:rPr>
-          <w:rStyle w:val="af"/>
-          <w:b/>
-          <w:bCs/>
-          <w:sz w:val="28"/>
-          <w:szCs w:val="22"/>
-        </w:rPr>
-        <w:commentReference w:id="17"/>
-      </w:r>
     </w:p>
     <w:p>
       <w:pPr>
@@ -3464,10 +3379,9 @@
         <w:ind w:firstLine="709"/>
         <w:jc w:val="both"/>
       </w:pPr>
-      <w:commentRangeStart w:id="18"/>
-      <w:commentRangeStart w:id="19"/>
-      <w:commentRangeStart w:id="20"/>
-      <w:commentRangeStart w:id="21"/>
+      <w:commentRangeStart w:id="11"/>
+      <w:commentRangeStart w:id="12"/>
+      <w:commentRangeStart w:id="13"/>
       <w:r>
         <w:rPr>
           <w:b/>
@@ -3483,41 +3397,106 @@
       <w:r>
         <w:t>:</w:t>
       </w:r>
-      <w:commentRangeEnd w:id="20"/>
+      <w:commentRangeEnd w:id="11"/>
       <w:r>
         <w:rPr>
           <w:rStyle w:val="af"/>
           <w:sz w:val="28"/>
           <w:szCs w:val="22"/>
         </w:rPr>
-        <w:commentReference w:id="20"/>
-      </w:r>
-      <w:commentRangeEnd w:id="21"/>
+        <w:commentReference w:id="11"/>
+      </w:r>
+      <w:commentRangeEnd w:id="12"/>
       <w:r>
         <w:rPr>
           <w:rStyle w:val="af"/>
           <w:sz w:val="28"/>
           <w:szCs w:val="22"/>
         </w:rPr>
-        <w:commentReference w:id="21"/>
-      </w:r>
-      <w:commentRangeEnd w:id="18"/>
+        <w:commentReference w:id="12"/>
+      </w:r>
+      <w:commentRangeEnd w:id="13"/>
       <w:r>
         <w:rPr>
           <w:rStyle w:val="af"/>
           <w:sz w:val="28"/>
           <w:szCs w:val="22"/>
         </w:rPr>
-        <w:commentReference w:id="18"/>
-      </w:r>
-      <w:commentRangeEnd w:id="19"/>
+        <w:commentReference w:id="13"/>
+      </w:r>
+    </w:p>
+    <w:p>
+      <w:pPr>
+        <w:spacing w:after="0" w:line="360" w:lineRule="auto"/>
+        <w:ind w:firstLine="709"/>
+        <w:jc w:val="both"/>
+      </w:pPr>
+      <w:r>
+        <w:t>−</w:t>
+      </w:r>
+      <w:r>
+        <w:t xml:space="preserve"> </w:t>
+      </w:r>
+      <w:commentRangeStart w:id="14"/>
+      <w:r>
+        <w:t>д</w:t>
+      </w:r>
+      <w:r>
+        <w:t xml:space="preserve">лина </w:t>
+      </w:r>
+      <w:r>
+        <w:t>кронштейна</w:t>
+      </w:r>
+      <w:r>
+        <w:t xml:space="preserve"> </w:t>
+      </w:r>
+      <w:r>
+        <w:rPr>
+          <w:lang w:val="en-US"/>
+        </w:rPr>
+        <w:t>L</w:t>
+      </w:r>
+      <w:r>
+        <w:t xml:space="preserve"> </w:t>
+      </w:r>
+      <w:r>
+        <w:t>(</w:t>
+      </w:r>
+      <w:r>
+        <w:t>9</w:t>
+      </w:r>
+      <w:r>
+        <w:t xml:space="preserve">0 </w:t>
+      </w:r>
+      <w:r>
+        <w:t>–</w:t>
+      </w:r>
+      <w:r>
+        <w:t xml:space="preserve"> </w:t>
+      </w:r>
+      <w:r>
+        <w:t>1</w:t>
+      </w:r>
+      <w:r>
+        <w:t>1</w:t>
+      </w:r>
+      <w:r>
+        <w:t>0</w:t>
+      </w:r>
+      <w:r>
+        <w:t>мм</w:t>
+      </w:r>
+      <w:r>
+        <w:t>);</w:t>
+      </w:r>
+      <w:commentRangeEnd w:id="14"/>
       <w:r>
         <w:rPr>
           <w:rStyle w:val="af"/>
           <w:sz w:val="28"/>
           <w:szCs w:val="22"/>
         </w:rPr>
-        <w:commentReference w:id="19"/>
+        <w:commentReference w:id="14"/>
       </w:r>
     </w:p>
     <w:p>
@@ -3530,15 +3509,12 @@
         <w:t>−</w:t>
       </w:r>
       <w:r>
+        <w:t xml:space="preserve"> высота</w:t>
+      </w:r>
+      <w:r>
         <w:t xml:space="preserve"> </w:t>
       </w:r>
       <w:r>
-        <w:t>д</w:t>
-      </w:r>
-      <w:r>
-        <w:t xml:space="preserve">лина </w:t>
-      </w:r>
-      <w:r>
         <w:t>кронштейна</w:t>
       </w:r>
       <w:r>
@@ -3548,216 +3524,132 @@
         <w:rPr>
           <w:lang w:val="en-US"/>
         </w:rPr>
-        <w:t>L</w:t>
+        <w:t>H</w:t>
+      </w:r>
+      <w:r>
+        <w:t xml:space="preserve"> (</w:t>
+      </w:r>
+      <w:r>
+        <w:t xml:space="preserve">50 </w:t>
+      </w:r>
+      <w:r>
+        <w:t>–</w:t>
       </w:r>
       <w:r>
         <w:t xml:space="preserve"> </w:t>
       </w:r>
       <w:r>
+        <w:t>70мм)</w:t>
+      </w:r>
+      <w:r>
+        <w:t>;</w:t>
+      </w:r>
+    </w:p>
+    <w:p>
+      <w:pPr>
+        <w:spacing w:after="0" w:line="360" w:lineRule="auto"/>
+        <w:ind w:firstLine="709"/>
+        <w:jc w:val="both"/>
+      </w:pPr>
+      <w:r>
+        <w:t>−</w:t>
+      </w:r>
+      <w:r>
+        <w:t xml:space="preserve"> </w:t>
+      </w:r>
+      <w:r>
+        <w:t xml:space="preserve">ширина кронштейна </w:t>
+      </w:r>
+      <w:r>
+        <w:rPr>
+          <w:lang w:val="en-US"/>
+        </w:rPr>
+        <w:t>B</w:t>
+      </w:r>
+      <w:r>
+        <w:t xml:space="preserve"> </w:t>
+      </w:r>
+      <w:r>
         <w:t>(</w:t>
       </w:r>
       <w:r>
+        <w:t>10</w:t>
+      </w:r>
+      <w:r>
+        <w:t xml:space="preserve">0 </w:t>
+      </w:r>
+      <w:r>
+        <w:t>–</w:t>
+      </w:r>
+      <w:r>
+        <w:t xml:space="preserve"> </w:t>
+      </w:r>
+      <w:r>
+        <w:t>120</w:t>
+      </w:r>
+      <w:r>
+        <w:t>мм</w:t>
+      </w:r>
+      <w:r>
+        <w:t>);</w:t>
+      </w:r>
+    </w:p>
+    <w:p>
+      <w:pPr>
+        <w:spacing w:after="0" w:line="360" w:lineRule="auto"/>
+        <w:ind w:firstLine="709"/>
+        <w:jc w:val="both"/>
+      </w:pPr>
+      <w:r>
+        <w:t>−</w:t>
+      </w:r>
+      <w:r>
+        <w:t xml:space="preserve"> </w:t>
+      </w:r>
+      <w:r>
+        <w:t>г</w:t>
+      </w:r>
+      <w:r>
+        <w:t>лубина паза</w:t>
+      </w:r>
+      <w:r>
+        <w:t xml:space="preserve"> </w:t>
+      </w:r>
+      <w:r>
+        <w:rPr>
+          <w:lang w:val="en-US"/>
+        </w:rPr>
+        <w:t>l</w:t>
+      </w:r>
+      <w:r>
+        <w:t>1</w:t>
+      </w:r>
+      <w:r>
+        <w:t>(70</w:t>
+      </w:r>
+      <w:r>
+        <w:t xml:space="preserve"> </w:t>
+      </w:r>
+      <w:r>
+        <w:t>–</w:t>
+      </w:r>
+      <w:r>
+        <w:t xml:space="preserve"> </w:t>
+      </w:r>
+      <w:r>
         <w:t>9</w:t>
       </w:r>
       <w:r>
-        <w:t xml:space="preserve">0 </w:t>
-      </w:r>
-      <w:r>
-        <w:t>–</w:t>
-      </w:r>
-      <w:r>
-        <w:t xml:space="preserve"> </w:t>
-      </w:r>
-      <w:r>
-        <w:t>1</w:t>
-      </w:r>
-      <w:r>
-        <w:t>1</w:t>
-      </w:r>
-      <w:r>
         <w:t>0</w:t>
       </w:r>
       <w:r>
-        <w:t>мм</w:t>
-      </w:r>
-      <w:r>
-        <w:t>);</w:t>
-      </w:r>
-    </w:p>
-    <w:p>
-      <w:pPr>
-        <w:spacing w:after="0" w:line="360" w:lineRule="auto"/>
-        <w:ind w:firstLine="709"/>
-        <w:jc w:val="both"/>
-      </w:pPr>
-      <w:r>
-        <w:t>−</w:t>
-      </w:r>
-      <w:r>
-        <w:t xml:space="preserve"> высота</w:t>
-      </w:r>
-      <w:r>
-        <w:t xml:space="preserve"> </w:t>
-      </w:r>
-      <w:r>
-        <w:t>кронштейна</w:t>
-      </w:r>
-      <w:r>
-        <w:t xml:space="preserve"> </w:t>
-      </w:r>
-      <w:r>
-        <w:rPr>
-          <w:lang w:val="en-US"/>
-        </w:rPr>
-        <w:t>H</w:t>
-      </w:r>
-      <w:r>
-        <w:t xml:space="preserve"> (</w:t>
-      </w:r>
-      <w:r>
-        <w:t xml:space="preserve">50 </w:t>
-      </w:r>
-      <w:r>
-        <w:t>–</w:t>
-      </w:r>
-      <w:r>
-        <w:t xml:space="preserve"> </w:t>
-      </w:r>
-      <w:r>
-        <w:t>70мм)</w:t>
-      </w:r>
-      <w:r>
-        <w:t>;</w:t>
-      </w:r>
-    </w:p>
-    <w:p>
-      <w:pPr>
-        <w:spacing w:after="0" w:line="360" w:lineRule="auto"/>
-        <w:ind w:firstLine="709"/>
-        <w:jc w:val="both"/>
-      </w:pPr>
-      <w:r>
-        <w:t>−</w:t>
-      </w:r>
-      <w:r>
-        <w:t xml:space="preserve"> </w:t>
-      </w:r>
-      <w:r>
-        <w:t xml:space="preserve">ширина кронштейна </w:t>
-      </w:r>
-      <w:r>
-        <w:rPr>
-          <w:lang w:val="en-US"/>
-        </w:rPr>
-        <w:t>B</w:t>
-      </w:r>
-      <w:r>
-        <w:t xml:space="preserve"> </w:t>
-      </w:r>
-      <w:r>
-        <w:t>(</w:t>
-      </w:r>
-      <w:r>
-        <w:t>10</w:t>
-      </w:r>
-      <w:r>
-        <w:t xml:space="preserve">0 </w:t>
-      </w:r>
-      <w:r>
-        <w:t>–</w:t>
-      </w:r>
-      <w:r>
-        <w:t xml:space="preserve"> </w:t>
-      </w:r>
-      <w:r>
-        <w:t>120</w:t>
-      </w:r>
-      <w:r>
-        <w:t>мм</w:t>
-      </w:r>
-      <w:r>
-        <w:t>);</w:t>
-      </w:r>
-    </w:p>
-    <w:p>
-      <w:pPr>
-        <w:spacing w:after="0" w:line="360" w:lineRule="auto"/>
-        <w:ind w:firstLine="709"/>
-        <w:jc w:val="both"/>
-      </w:pPr>
-      <w:r>
-        <w:t>−</w:t>
-      </w:r>
-      <w:r>
-        <w:t xml:space="preserve"> </w:t>
-      </w:r>
-      <w:commentRangeStart w:id="22"/>
-      <w:commentRangeStart w:id="23"/>
-      <w:r>
-        <w:t>г</w:t>
-      </w:r>
-      <w:r>
-        <w:t>лубина паза</w:t>
-      </w:r>
-      <w:r>
-        <w:t xml:space="preserve"> </w:t>
-      </w:r>
-      <w:r>
-        <w:rPr>
-          <w:lang w:val="en-US"/>
-        </w:rPr>
-        <w:t>l</w:t>
-      </w:r>
-      <w:r>
-        <w:t>1</w:t>
-      </w:r>
-      <w:r>
-        <w:t>(70</w:t>
-      </w:r>
-      <w:r>
-        <w:t xml:space="preserve"> </w:t>
-      </w:r>
-      <w:r>
-        <w:t>–</w:t>
-      </w:r>
-      <w:r>
-        <w:t xml:space="preserve"> </w:t>
-      </w:r>
-      <w:r>
-        <w:t>9</w:t>
-      </w:r>
-      <w:r>
-        <w:t>0</w:t>
-      </w:r>
-      <w:r>
         <w:t xml:space="preserve">мм). </w:t>
       </w:r>
       <w:r>
         <w:t>Г</w:t>
       </w:r>
       <w:r>
-        <w:t xml:space="preserve">лубина паза </w:t>
-      </w:r>
-      <w:commentRangeEnd w:id="22"/>
-      <w:r>
-        <w:rPr>
-          <w:rStyle w:val="af"/>
-          <w:sz w:val="28"/>
-          <w:szCs w:val="22"/>
-        </w:rPr>
-        <w:commentReference w:id="22"/>
-      </w:r>
-      <w:commentRangeEnd w:id="23"/>
-      <w:r>
-        <w:rPr>
-          <w:rStyle w:val="af"/>
-          <w:sz w:val="28"/>
-          <w:szCs w:val="22"/>
-        </w:rPr>
-        <w:commentReference w:id="23"/>
-      </w:r>
-      <w:r>
-        <w:t xml:space="preserve">жестко </w:t>
+        <w:t xml:space="preserve">лубина паза жестко </w:t>
       </w:r>
       <w:r>
         <w:t xml:space="preserve">ограничена общей длиной детали. </w:t>
@@ -4129,276 +4021,258 @@
       <w:r>
         <w:t>2 (</w:t>
       </w:r>
+      <w:commentRangeStart w:id="15"/>
       <w:r>
         <w:t>25</w:t>
       </w:r>
       <w:r>
         <w:t>мм</w:t>
       </w:r>
-      <w:r>
-        <w:t>)</w:t>
-      </w:r>
-      <w:r>
-        <w:t>;</w:t>
-      </w:r>
-    </w:p>
-    <w:p>
-      <w:pPr>
-        <w:spacing w:after="0" w:line="360" w:lineRule="auto"/>
-        <w:ind w:firstLine="709"/>
-        <w:jc w:val="both"/>
-      </w:pPr>
-      <w:r>
-        <w:t xml:space="preserve">- </w:t>
-      </w:r>
-    </w:p>
-    <w:p>
-      <w:pPr>
-        <w:spacing w:after="0" w:line="360" w:lineRule="auto"/>
-        <w:jc w:val="center"/>
-        <w:rPr>
-          <w:b/>
-          <w:bCs/>
-        </w:rPr>
-      </w:pPr>
-      <w:commentRangeStart w:id="24"/>
-      <w:commentRangeStart w:id="25"/>
-      <w:r>
-        <w:rPr>
-          <w:b/>
-          <w:bCs/>
-        </w:rPr>
-        <w:t>3.1.2 Требования к численности и квалификации персонала системы</w:t>
-      </w:r>
-      <w:commentRangeEnd w:id="24"/>
-      <w:r>
-        <w:rPr>
-          <w:rStyle w:val="af"/>
-          <w:b/>
-          <w:bCs/>
-          <w:sz w:val="28"/>
-          <w:szCs w:val="22"/>
-        </w:rPr>
-        <w:commentReference w:id="24"/>
-      </w:r>
-      <w:commentRangeEnd w:id="25"/>
-      <w:r>
-        <w:rPr>
-          <w:rStyle w:val="af"/>
-          <w:b/>
-          <w:bCs/>
-          <w:sz w:val="28"/>
-          <w:szCs w:val="22"/>
-        </w:rPr>
-        <w:commentReference w:id="25"/>
-      </w:r>
-    </w:p>
-    <w:p>
-      <w:pPr>
-        <w:spacing w:after="0" w:line="360" w:lineRule="auto"/>
-        <w:ind w:firstLine="709"/>
-        <w:jc w:val="both"/>
-      </w:pPr>
-      <w:r>
-        <w:t>Дополнительные требования к численности и квалификации персонала системы не предъявляются.</w:t>
-      </w:r>
-    </w:p>
-    <w:p>
-      <w:pPr>
-        <w:spacing w:after="0" w:line="360" w:lineRule="auto"/>
-        <w:jc w:val="center"/>
-        <w:rPr>
-          <w:b/>
-          <w:bCs/>
-        </w:rPr>
-      </w:pPr>
-      <w:r>
-        <w:rPr>
-          <w:b/>
-          <w:bCs/>
-        </w:rPr>
-        <w:t>3.1.3 Показатели назначения</w:t>
-      </w:r>
-    </w:p>
-    <w:p>
-      <w:pPr>
-        <w:spacing w:after="0" w:line="360" w:lineRule="auto"/>
-        <w:ind w:firstLine="709"/>
-        <w:jc w:val="both"/>
-      </w:pPr>
-      <w:r>
-        <w:t xml:space="preserve">Разработанная система должна обеспечивать следующие показатели назначения: </w:t>
-      </w:r>
-    </w:p>
-    <w:p>
-      <w:pPr>
-        <w:spacing w:after="0" w:line="360" w:lineRule="auto"/>
-        <w:ind w:firstLine="709"/>
-        <w:jc w:val="both"/>
-      </w:pPr>
-      <w:r>
-        <w:t>− Время построения детали при учете уже запущенной программы САПР не должно превышать одной минуты;</w:t>
-      </w:r>
-    </w:p>
-    <w:p>
-      <w:pPr>
-        <w:spacing w:after="0" w:line="360" w:lineRule="auto"/>
-        <w:ind w:firstLine="709"/>
-        <w:jc w:val="both"/>
-      </w:pPr>
-      <w:r>
-        <w:t>− Система не должна позволять создавать детали с некорректно заданными параметрами (см. п. 3.1.1 “</w:t>
-      </w:r>
-      <w:r>
-        <w:rPr>
-          <w:b/>
-          <w:bCs/>
-          <w:i/>
-          <w:iCs/>
-        </w:rPr>
-        <w:t>Изменяемые параметры для плагина</w:t>
-      </w:r>
-      <w:r>
-        <w:t>”).</w:t>
-      </w:r>
-    </w:p>
-    <w:p>
-      <w:pPr>
-        <w:spacing w:after="0" w:line="360" w:lineRule="auto"/>
-        <w:ind w:firstLine="709"/>
-        <w:jc w:val="both"/>
-      </w:pPr>
-      <w:r>
-        <w:t>− Требования к аппаратной части и масштабированию для обеспечения перечисленных показателей должны быть определены на этапе технического проектирования.</w:t>
-      </w:r>
-    </w:p>
-    <w:p>
-      <w:pPr>
-        <w:spacing w:after="0" w:line="360" w:lineRule="auto"/>
-        <w:jc w:val="center"/>
-        <w:rPr>
-          <w:b/>
-          <w:bCs/>
-        </w:rPr>
-      </w:pPr>
-      <w:r>
-        <w:rPr>
-          <w:b/>
-          <w:bCs/>
-        </w:rPr>
-        <w:t>3.1.4 Требования к надежности</w:t>
-      </w:r>
-    </w:p>
-    <w:p>
-      <w:pPr>
-        <w:spacing w:after="0" w:line="360" w:lineRule="auto"/>
-        <w:ind w:firstLine="709"/>
-        <w:jc w:val="both"/>
-      </w:pPr>
-      <w:r>
-        <w:t>Дополнительные требования к надежности не предъявляются.</w:t>
-      </w:r>
-    </w:p>
-    <w:p>
-      <w:pPr>
-        <w:spacing w:after="0" w:line="360" w:lineRule="auto"/>
-        <w:jc w:val="center"/>
-        <w:rPr>
-          <w:b/>
-          <w:bCs/>
-        </w:rPr>
-      </w:pPr>
-      <w:r>
-        <w:rPr>
-          <w:b/>
-          <w:bCs/>
-        </w:rPr>
-        <w:t>3.1.5 Требования к безопасности</w:t>
-      </w:r>
-    </w:p>
-    <w:p>
-      <w:pPr>
-        <w:spacing w:after="0" w:line="360" w:lineRule="auto"/>
-        <w:ind w:firstLine="709"/>
-        <w:jc w:val="both"/>
-      </w:pPr>
-      <w:r>
-        <w:t>Дополнительные требования к безопасности плагина</w:t>
-      </w:r>
-      <w:r>
-        <w:t xml:space="preserve"> </w:t>
-      </w:r>
-      <w:r>
-        <w:t>“</w:t>
-      </w:r>
-      <w:r>
-        <w:t>кронштейн для гитары</w:t>
-      </w:r>
-      <w:r>
-        <w:t>”</w:t>
-      </w:r>
-      <w:r>
-        <w:t>.</w:t>
-      </w:r>
-    </w:p>
-    <w:p>
-      <w:pPr>
-        <w:spacing w:after="0" w:line="360" w:lineRule="auto"/>
-        <w:jc w:val="center"/>
-        <w:rPr>
-          <w:b/>
-          <w:bCs/>
-        </w:rPr>
-      </w:pPr>
-      <w:r>
-        <w:rPr>
-          <w:b/>
-          <w:bCs/>
-        </w:rPr>
-        <w:t>3.1.6 Требования к эргономике и технической эстетике</w:t>
-      </w:r>
-    </w:p>
-    <w:p>
-      <w:pPr>
-        <w:spacing w:after="0" w:line="360" w:lineRule="auto"/>
-        <w:ind w:firstLine="709"/>
-        <w:jc w:val="both"/>
-      </w:pPr>
-      <w:r>
-        <w:t>Пользовательские интерфейсы для всех подсистем, разработанных в рамках создания системы должны быть выполнены в виде desk</w:t>
-      </w:r>
-      <w:commentRangeStart w:id="26"/>
-      <w:commentRangeStart w:id="27"/>
-      <w:r>
-        <w:t>top</w:t>
-      </w:r>
-      <w:r>
-        <w:t>-</w:t>
-      </w:r>
-      <w:r>
-        <w:lastRenderedPageBreak/>
-        <w:t>интерфей</w:t>
-      </w:r>
-      <w:commentRangeEnd w:id="26"/>
+      <w:commentRangeEnd w:id="15"/>
       <w:r>
         <w:rPr>
           <w:rStyle w:val="af"/>
           <w:sz w:val="28"/>
           <w:szCs w:val="22"/>
         </w:rPr>
-        <w:commentReference w:id="26"/>
-      </w:r>
-      <w:commentRangeEnd w:id="27"/>
+        <w:commentReference w:id="15"/>
+      </w:r>
+      <w:r>
+        <w:t>)</w:t>
+      </w:r>
+      <w:r>
+        <w:t>;</w:t>
+      </w:r>
+    </w:p>
+    <w:p>
+      <w:pPr>
+        <w:spacing w:after="0" w:line="360" w:lineRule="auto"/>
+        <w:ind w:firstLine="709"/>
+        <w:jc w:val="both"/>
+      </w:pPr>
+      <w:r>
+        <w:t xml:space="preserve">- </w:t>
+      </w:r>
+    </w:p>
+    <w:p>
+      <w:pPr>
+        <w:spacing w:after="0" w:line="360" w:lineRule="auto"/>
+        <w:jc w:val="center"/>
+        <w:rPr>
+          <w:b/>
+          <w:bCs/>
+        </w:rPr>
+      </w:pPr>
+      <w:r>
+        <w:rPr>
+          <w:b/>
+          <w:bCs/>
+        </w:rPr>
+        <w:t>3.1.2 Требования к численности и квалификации персонала системы</w:t>
+      </w:r>
+    </w:p>
+    <w:p>
+      <w:pPr>
+        <w:spacing w:after="0" w:line="360" w:lineRule="auto"/>
+        <w:ind w:firstLine="709"/>
+        <w:jc w:val="both"/>
+      </w:pPr>
+      <w:r>
+        <w:t>Дополнительные требования к численности и квалификации персонала системы не предъявляются.</w:t>
+      </w:r>
+    </w:p>
+    <w:p>
+      <w:pPr>
+        <w:spacing w:after="0" w:line="360" w:lineRule="auto"/>
+        <w:jc w:val="center"/>
+        <w:rPr>
+          <w:b/>
+          <w:bCs/>
+        </w:rPr>
+      </w:pPr>
+      <w:commentRangeStart w:id="16"/>
+      <w:r>
+        <w:rPr>
+          <w:b/>
+          <w:bCs/>
+        </w:rPr>
+        <w:t>3.1.3 Показатели назначения</w:t>
+      </w:r>
+      <w:commentRangeEnd w:id="16"/>
+      <w:r>
+        <w:rPr>
+          <w:rStyle w:val="af"/>
+          <w:b/>
+          <w:bCs/>
+          <w:sz w:val="28"/>
+          <w:szCs w:val="22"/>
+        </w:rPr>
+        <w:commentReference w:id="16"/>
+      </w:r>
+    </w:p>
+    <w:p>
+      <w:pPr>
+        <w:spacing w:after="0" w:line="360" w:lineRule="auto"/>
+        <w:ind w:firstLine="709"/>
+        <w:jc w:val="both"/>
+      </w:pPr>
+      <w:r>
+        <w:t xml:space="preserve">Разработанная система должна обеспечивать следующие показатели назначения: </w:t>
+      </w:r>
+    </w:p>
+    <w:p>
+      <w:pPr>
+        <w:spacing w:after="0" w:line="360" w:lineRule="auto"/>
+        <w:ind w:firstLine="709"/>
+        <w:jc w:val="both"/>
+      </w:pPr>
+      <w:r>
+        <w:t>− Время построения детали при учете уже запущенной программы САПР не должно превышать одной минуты;</w:t>
+      </w:r>
+    </w:p>
+    <w:p>
+      <w:pPr>
+        <w:spacing w:after="0" w:line="360" w:lineRule="auto"/>
+        <w:ind w:firstLine="709"/>
+        <w:jc w:val="both"/>
+      </w:pPr>
+      <w:r>
+        <w:t>− Система не должна позволять создавать детали с некорректно заданными параметрами (см. п. 3.1.1 “</w:t>
+      </w:r>
+      <w:r>
+        <w:rPr>
+          <w:b/>
+          <w:bCs/>
+          <w:i/>
+          <w:iCs/>
+        </w:rPr>
+        <w:t>Изменяемые параметры для плагина</w:t>
+      </w:r>
+      <w:r>
+        <w:t>”).</w:t>
+      </w:r>
+    </w:p>
+    <w:p>
+      <w:pPr>
+        <w:spacing w:after="0" w:line="360" w:lineRule="auto"/>
+        <w:ind w:firstLine="709"/>
+        <w:jc w:val="both"/>
+      </w:pPr>
+      <w:r>
+        <w:t>− Требования к аппаратной части и масштабированию для обеспечения перечисленных показателей должны быть определены на этапе технического проектирования.</w:t>
+      </w:r>
+    </w:p>
+    <w:p>
+      <w:pPr>
+        <w:spacing w:after="0" w:line="360" w:lineRule="auto"/>
+        <w:jc w:val="center"/>
+        <w:rPr>
+          <w:b/>
+          <w:bCs/>
+        </w:rPr>
+      </w:pPr>
+      <w:r>
+        <w:rPr>
+          <w:b/>
+          <w:bCs/>
+        </w:rPr>
+        <w:t>3.1.4 Требования к надежности</w:t>
+      </w:r>
+    </w:p>
+    <w:p>
+      <w:pPr>
+        <w:spacing w:after="0" w:line="360" w:lineRule="auto"/>
+        <w:ind w:firstLine="709"/>
+        <w:jc w:val="both"/>
+      </w:pPr>
+      <w:r>
+        <w:t>Дополнительные требования к надежности не предъявляются.</w:t>
+      </w:r>
+    </w:p>
+    <w:p>
+      <w:pPr>
+        <w:spacing w:after="0" w:line="360" w:lineRule="auto"/>
+        <w:jc w:val="center"/>
+        <w:rPr>
+          <w:b/>
+          <w:bCs/>
+        </w:rPr>
+      </w:pPr>
+      <w:r>
+        <w:rPr>
+          <w:b/>
+          <w:bCs/>
+        </w:rPr>
+        <w:t>3.1.5 Требования к безопасности</w:t>
+      </w:r>
+    </w:p>
+    <w:p>
+      <w:pPr>
+        <w:spacing w:after="0" w:line="360" w:lineRule="auto"/>
+        <w:ind w:firstLine="709"/>
+        <w:jc w:val="both"/>
+      </w:pPr>
+      <w:commentRangeStart w:id="17"/>
+      <w:r>
+        <w:t>Дополнительные требования к безопасности плагина</w:t>
+      </w:r>
+      <w:r>
+        <w:t xml:space="preserve"> </w:t>
+      </w:r>
+      <w:r>
+        <w:t>“</w:t>
+      </w:r>
+      <w:r>
+        <w:t>кронштейн для гитары</w:t>
+      </w:r>
+      <w:r>
+        <w:t>”</w:t>
+      </w:r>
+      <w:r>
+        <w:t>.</w:t>
+      </w:r>
+      <w:commentRangeEnd w:id="17"/>
       <w:r>
         <w:rPr>
           <w:rStyle w:val="af"/>
           <w:sz w:val="28"/>
           <w:szCs w:val="22"/>
         </w:rPr>
-        <w:commentReference w:id="27"/>
-      </w:r>
-      <w:r>
-        <w:t>сов с помощью фреймворков WindowsForms, WPF или аналогичных им, позволяющих создавать пользовательские интерфейсы для ОС Windows 10 и выше.</w:t>
+        <w:commentReference w:id="17"/>
+      </w:r>
+    </w:p>
+    <w:p>
+      <w:pPr>
+        <w:spacing w:after="0" w:line="360" w:lineRule="auto"/>
+        <w:jc w:val="center"/>
+        <w:rPr>
+          <w:b/>
+          <w:bCs/>
+        </w:rPr>
+      </w:pPr>
+      <w:r>
+        <w:rPr>
+          <w:b/>
+          <w:bCs/>
+        </w:rPr>
+        <w:t>3.1.6 Требования к эргономике и технической эстетике</w:t>
+      </w:r>
+    </w:p>
+    <w:p>
+      <w:pPr>
+        <w:spacing w:after="0" w:line="360" w:lineRule="auto"/>
+        <w:ind w:firstLine="709"/>
+        <w:jc w:val="both"/>
+      </w:pPr>
+      <w:r>
+        <w:t>Пользовательские интерфейсы для всех подсистем, разработанных в рамках создания системы должны быть выполнены в виде desktop</w:t>
+      </w:r>
+      <w:r>
+        <w:t>-</w:t>
+      </w:r>
+      <w:r>
+        <w:lastRenderedPageBreak/>
+        <w:t>интерфейсов с помощью фреймворков WindowsForms, WPF или аналогичных им, позволяющих создавать пользовательские интерфейсы для ОС Windows 10 и выше.</w:t>
       </w:r>
     </w:p>
     <w:p>
@@ -4604,7 +4478,8 @@
           <w:szCs w:val="28"/>
         </w:rPr>
       </w:pPr>
-      <w:bookmarkStart w:id="28" w:name="_Toc240445249"/>
+      <w:bookmarkStart w:id="18" w:name="_Toc240445249"/>
+      <w:commentRangeStart w:id="19"/>
       <w:r>
         <w:rPr>
           <w:rFonts w:ascii="Times New Roman" w:hAnsi="Times New Roman" w:cs="Times New Roman"/>
@@ -4616,7 +4491,20 @@
         </w:rPr>
         <w:t>3.2 Требования к функциям (задачам), выполняемым АС</w:t>
       </w:r>
-      <w:bookmarkEnd w:id="28"/>
+      <w:bookmarkEnd w:id="18"/>
+      <w:commentRangeEnd w:id="19"/>
+      <w:r>
+        <w:rPr>
+          <w:rStyle w:val="af"/>
+          <w:rFonts w:ascii="Times New Roman" w:hAnsi="Times New Roman" w:cs="Times New Roman"/>
+          <w:b/>
+          <w:bCs/>
+          <w:color w:val="auto"/>
+          <w:sz w:val="28"/>
+          <w:szCs w:val="28"/>
+        </w:rPr>
+        <w:commentReference w:id="19"/>
+      </w:r>
     </w:p>
     <w:p>
       <w:pPr>
@@ -4723,7 +4611,7 @@
           <w:szCs w:val="28"/>
         </w:rPr>
       </w:pPr>
-      <w:bookmarkStart w:id="29" w:name="_Toc240445250"/>
+      <w:bookmarkStart w:id="20" w:name="_Toc240445250"/>
       <w:r>
         <w:rPr>
           <w:rFonts w:ascii="Times New Roman" w:hAnsi="Times New Roman" w:cs="Times New Roman"/>
@@ -4735,7 +4623,7 @@
         </w:rPr>
         <w:t>3.3 Требования к видам обеспечения АС</w:t>
       </w:r>
-      <w:bookmarkEnd w:id="29"/>
+      <w:bookmarkEnd w:id="20"/>
     </w:p>
     <w:p>
       <w:pPr>
@@ -4848,8 +4736,6 @@
         <w:ind w:firstLine="709"/>
         <w:jc w:val="both"/>
       </w:pPr>
-      <w:commentRangeStart w:id="30"/>
-      <w:commentRangeStart w:id="31"/>
       <w:r>
         <w:t xml:space="preserve">При выборе программного обеспечения необходимо отдавать предпочтение платформам разработки и библиотекам, распространяемым под </w:t>
       </w:r>
@@ -4880,24 +4766,6 @@
       </w:r>
       <w:r>
         <w:t>.</w:t>
-      </w:r>
-      <w:commentRangeEnd w:id="30"/>
-      <w:r>
-        <w:rPr>
-          <w:rStyle w:val="af"/>
-          <w:sz w:val="28"/>
-          <w:szCs w:val="22"/>
-        </w:rPr>
-        <w:commentReference w:id="30"/>
-      </w:r>
-      <w:commentRangeEnd w:id="31"/>
-      <w:r>
-        <w:rPr>
-          <w:rStyle w:val="af"/>
-          <w:sz w:val="28"/>
-          <w:szCs w:val="22"/>
-        </w:rPr>
-        <w:commentReference w:id="31"/>
       </w:r>
     </w:p>
     <w:p>
@@ -4943,8 +4811,6 @@
         <w:spacing w:after="0" w:line="360" w:lineRule="auto"/>
         <w:jc w:val="both"/>
       </w:pPr>
-      <w:commentRangeStart w:id="32"/>
-      <w:commentRangeStart w:id="33"/>
       <w:r>
         <w:t>ЦП 4 ядра</w:t>
       </w:r>
@@ -5014,24 +4880,6 @@
       <w:r>
         <w:t>с поддержкой OpenGL 4.5, от 4 ГБ видеопамяти;</w:t>
       </w:r>
-      <w:commentRangeEnd w:id="32"/>
-      <w:r>
-        <w:rPr>
-          <w:rStyle w:val="af"/>
-          <w:sz w:val="28"/>
-          <w:szCs w:val="22"/>
-        </w:rPr>
-        <w:commentReference w:id="32"/>
-      </w:r>
-      <w:commentRangeEnd w:id="33"/>
-      <w:r>
-        <w:rPr>
-          <w:rStyle w:val="af"/>
-          <w:sz w:val="28"/>
-          <w:szCs w:val="22"/>
-        </w:rPr>
-        <w:commentReference w:id="33"/>
-      </w:r>
     </w:p>
     <w:p>
       <w:pPr>
@@ -5109,7 +4957,7 @@
           <w:color w:val="auto"/>
         </w:rPr>
       </w:pPr>
-      <w:bookmarkStart w:id="34" w:name="_Toc240445251"/>
+      <w:bookmarkStart w:id="21" w:name="_Toc240445251"/>
       <w:r>
         <w:rPr>
           <w:rFonts w:ascii="Times New Roman" w:hAnsi="Times New Roman" w:cs="Times New Roman"/>
@@ -5121,7 +4969,7 @@
         </w:rPr>
         <w:t>3.4 Общие технические требования к АС</w:t>
       </w:r>
-      <w:bookmarkEnd w:id="34"/>
+      <w:bookmarkEnd w:id="21"/>
     </w:p>
     <w:p>
       <w:pPr>
@@ -5175,7 +5023,7 @@
           <w:szCs w:val="28"/>
         </w:rPr>
       </w:pPr>
-      <w:bookmarkStart w:id="35" w:name="_Toc240445252"/>
+      <w:bookmarkStart w:id="22" w:name="_Toc240445252"/>
       <w:r>
         <w:rPr>
           <w:rFonts w:ascii="Times New Roman" w:hAnsi="Times New Roman" w:cs="Times New Roman"/>
@@ -5188,7 +5036,7 @@
         <w:lastRenderedPageBreak/>
         <w:t>4 СОСТАВ И СОДЕРЖАНИЕ РАБОТ ПО СОЗДАНИЮ АВТОМАТИЗИРОВАННОЙ СИСТЕМЫ</w:t>
       </w:r>
-      <w:bookmarkEnd w:id="35"/>
+      <w:bookmarkEnd w:id="22"/>
     </w:p>
     <w:p>
       <w:pPr>
@@ -5262,8 +5110,18 @@
             <w:pPr>
               <w:spacing w:line="259" w:lineRule="auto"/>
             </w:pPr>
+            <w:commentRangeStart w:id="23"/>
             <w:r>
               <w:t>Этап</w:t>
+            </w:r>
+            <w:commentRangeEnd w:id="23"/>
+            <w:r>
+              <w:rPr>
+                <w:rStyle w:val="af"/>
+                <w:sz w:val="28"/>
+                <w:szCs w:val="22"/>
+              </w:rPr>
+              <w:commentReference w:id="23"/>
             </w:r>
           </w:p>
         </w:tc>
@@ -5871,8 +5729,6 @@
             <w:pPr>
               <w:spacing w:line="259" w:lineRule="auto"/>
             </w:pPr>
-            <w:commentRangeStart w:id="36"/>
-            <w:commentRangeStart w:id="37"/>
             <w:r>
               <w:t>Не позднее 29 декабря 202</w:t>
             </w:r>
@@ -5881,24 +5737,6 @@
             </w:r>
             <w:r>
               <w:t xml:space="preserve"> года</w:t>
-            </w:r>
-            <w:commentRangeEnd w:id="36"/>
-            <w:r>
-              <w:rPr>
-                <w:rStyle w:val="af"/>
-                <w:sz w:val="28"/>
-                <w:szCs w:val="22"/>
-              </w:rPr>
-              <w:commentReference w:id="36"/>
-            </w:r>
-            <w:commentRangeEnd w:id="37"/>
-            <w:r>
-              <w:rPr>
-                <w:rStyle w:val="af"/>
-                <w:sz w:val="28"/>
-                <w:szCs w:val="22"/>
-              </w:rPr>
-              <w:commentReference w:id="37"/>
             </w:r>
           </w:p>
         </w:tc>
@@ -6058,8 +5896,18 @@
         <w:spacing w:line="259" w:lineRule="auto"/>
         <w:jc w:val="center"/>
       </w:pPr>
+      <w:commentRangeStart w:id="24"/>
       <w:r>
         <w:t>Томск 2026</w:t>
+      </w:r>
+      <w:commentRangeEnd w:id="24"/>
+      <w:r>
+        <w:rPr>
+          <w:rStyle w:val="af"/>
+          <w:sz w:val="28"/>
+          <w:szCs w:val="22"/>
+        </w:rPr>
+        <w:commentReference w:id="24"/>
       </w:r>
     </w:p>
     <w:p>
@@ -6087,7 +5935,7 @@
           <w:szCs w:val="28"/>
         </w:rPr>
       </w:pPr>
-      <w:bookmarkStart w:id="38" w:name="_Toc240445253"/>
+      <w:bookmarkStart w:id="25" w:name="_Toc240445253"/>
       <w:r>
         <w:rPr>
           <w:rFonts w:ascii="Times New Roman" w:hAnsi="Times New Roman" w:cs="Times New Roman"/>
@@ -6100,7 +5948,7 @@
         <w:lastRenderedPageBreak/>
         <w:t>5 ПОРЯДОК РАЗРАБОТКИ АВТОМАТИЗИРОВАННОЙ СИСТЕМЫ</w:t>
       </w:r>
-      <w:bookmarkEnd w:id="38"/>
+      <w:bookmarkEnd w:id="25"/>
     </w:p>
     <w:p>
       <w:pPr>
@@ -6122,7 +5970,7 @@
           <w:szCs w:val="28"/>
         </w:rPr>
       </w:pPr>
-      <w:bookmarkStart w:id="39" w:name="_Toc240445254"/>
+      <w:bookmarkStart w:id="26" w:name="_Toc240445254"/>
       <w:r>
         <w:rPr>
           <w:rFonts w:ascii="Times New Roman" w:hAnsi="Times New Roman" w:cs="Times New Roman"/>
@@ -6134,7 +5982,7 @@
         </w:rPr>
         <w:t>5.1 Порядок организации разработки АС</w:t>
       </w:r>
-      <w:bookmarkEnd w:id="39"/>
+      <w:bookmarkEnd w:id="26"/>
     </w:p>
     <w:p>
       <w:pPr>
@@ -6173,7 +6021,7 @@
           <w:szCs w:val="28"/>
         </w:rPr>
       </w:pPr>
-      <w:bookmarkStart w:id="40" w:name="_Toc240445255"/>
+      <w:bookmarkStart w:id="27" w:name="_Toc240445255"/>
       <w:r>
         <w:rPr>
           <w:rFonts w:ascii="Times New Roman" w:hAnsi="Times New Roman" w:cs="Times New Roman"/>
@@ -6185,7 +6033,7 @@
         </w:rPr>
         <w:t>5.2 Перечень документов и исходных данных для разработки АС</w:t>
       </w:r>
-      <w:bookmarkEnd w:id="40"/>
+      <w:bookmarkEnd w:id="27"/>
     </w:p>
     <w:p>
       <w:pPr>
@@ -6269,48 +6117,8 @@
         <w:ind w:firstLine="709"/>
         <w:jc w:val="both"/>
       </w:pPr>
-      <w:commentRangeStart w:id="41"/>
-      <w:commentRangeStart w:id="42"/>
-      <w:commentRangeStart w:id="43"/>
-      <w:commentRangeStart w:id="44"/>
       <w:r>
         <w:t>– ГОСТ 16371-2014 «Мебель. Общие технические условия»;</w:t>
-      </w:r>
-      <w:commentRangeEnd w:id="41"/>
-      <w:r>
-        <w:rPr>
-          <w:rStyle w:val="af"/>
-          <w:sz w:val="28"/>
-          <w:szCs w:val="22"/>
-        </w:rPr>
-        <w:commentReference w:id="41"/>
-      </w:r>
-      <w:commentRangeEnd w:id="42"/>
-      <w:r>
-        <w:rPr>
-          <w:rStyle w:val="af"/>
-          <w:sz w:val="28"/>
-          <w:szCs w:val="22"/>
-        </w:rPr>
-        <w:commentReference w:id="42"/>
-      </w:r>
-      <w:commentRangeEnd w:id="43"/>
-      <w:r>
-        <w:rPr>
-          <w:rStyle w:val="af"/>
-          <w:sz w:val="28"/>
-          <w:szCs w:val="22"/>
-        </w:rPr>
-        <w:commentReference w:id="43"/>
-      </w:r>
-      <w:commentRangeEnd w:id="44"/>
-      <w:r>
-        <w:rPr>
-          <w:rStyle w:val="af"/>
-          <w:sz w:val="28"/>
-          <w:szCs w:val="22"/>
-        </w:rPr>
-        <w:commentReference w:id="44"/>
       </w:r>
     </w:p>
     <w:p>
@@ -6334,7 +6142,7 @@
           <w:szCs w:val="28"/>
         </w:rPr>
       </w:pPr>
-      <w:bookmarkStart w:id="45" w:name="_Toc240445256"/>
+      <w:bookmarkStart w:id="28" w:name="_Toc240445256"/>
       <w:r>
         <w:rPr>
           <w:rFonts w:ascii="Times New Roman" w:hAnsi="Times New Roman" w:cs="Times New Roman"/>
@@ -6346,7 +6154,7 @@
         </w:rPr>
         <w:t>5.3 Перечень документов, предъявляемых по окончании соответствующих этапов работ</w:t>
       </w:r>
-      <w:bookmarkEnd w:id="45"/>
+      <w:bookmarkEnd w:id="28"/>
     </w:p>
     <w:p>
       <w:pPr>
@@ -6429,7 +6237,7 @@
           <w:szCs w:val="28"/>
         </w:rPr>
       </w:pPr>
-      <w:bookmarkStart w:id="46" w:name="_Toc240445257"/>
+      <w:bookmarkStart w:id="29" w:name="_Toc240445257"/>
       <w:r>
         <w:rPr>
           <w:rFonts w:ascii="Times New Roman" w:hAnsi="Times New Roman" w:cs="Times New Roman"/>
@@ -6442,7 +6250,7 @@
         <w:lastRenderedPageBreak/>
         <w:t>6 ПОРЯДОК КОНТРОЛЯ И ПРИЕМКИ АВТОМАТИЗИРОВАННОЙ СИСТЕМЫ</w:t>
       </w:r>
-      <w:bookmarkEnd w:id="46"/>
+      <w:bookmarkEnd w:id="29"/>
     </w:p>
     <w:p>
       <w:pPr>
@@ -6465,7 +6273,7 @@
           <w:szCs w:val="28"/>
         </w:rPr>
       </w:pPr>
-      <w:bookmarkStart w:id="47" w:name="_Toc240445258"/>
+      <w:bookmarkStart w:id="30" w:name="_Toc240445258"/>
       <w:r>
         <w:rPr>
           <w:rFonts w:ascii="Times New Roman" w:hAnsi="Times New Roman" w:cs="Times New Roman"/>
@@ -6477,7 +6285,7 @@
         </w:rPr>
         <w:t>6.1 Виды, состав и методы испытаний АС и ее составных частей</w:t>
       </w:r>
-      <w:bookmarkEnd w:id="47"/>
+      <w:bookmarkEnd w:id="30"/>
     </w:p>
     <w:p>
       <w:pPr>
@@ -6620,7 +6428,7 @@
           <w:szCs w:val="28"/>
         </w:rPr>
       </w:pPr>
-      <w:bookmarkStart w:id="48" w:name="_Toc240445259"/>
+      <w:bookmarkStart w:id="31" w:name="_Toc240445259"/>
       <w:r>
         <w:rPr>
           <w:rFonts w:ascii="Times New Roman" w:hAnsi="Times New Roman" w:cs="Times New Roman"/>
@@ -6632,7 +6440,7 @@
         </w:rPr>
         <w:t>6.2 Общие требования к приёмке работ по стадиям</w:t>
       </w:r>
-      <w:bookmarkEnd w:id="48"/>
+      <w:bookmarkEnd w:id="31"/>
     </w:p>
     <w:p>
       <w:pPr>
@@ -6686,28 +6494,8 @@
         <w:ind w:firstLine="709"/>
         <w:jc w:val="both"/>
       </w:pPr>
-      <w:commentRangeStart w:id="49"/>
-      <w:commentRangeStart w:id="50"/>
       <w:r>
         <w:t>Комплектность передаваемой отчётной документации подлежит проверке Заказчиком.</w:t>
-      </w:r>
-      <w:commentRangeEnd w:id="49"/>
-      <w:r>
-        <w:rPr>
-          <w:rStyle w:val="af"/>
-          <w:sz w:val="28"/>
-          <w:szCs w:val="22"/>
-        </w:rPr>
-        <w:commentReference w:id="49"/>
-      </w:r>
-      <w:commentRangeEnd w:id="50"/>
-      <w:r>
-        <w:rPr>
-          <w:rStyle w:val="af"/>
-          <w:sz w:val="28"/>
-          <w:szCs w:val="22"/>
-        </w:rPr>
-        <w:commentReference w:id="50"/>
       </w:r>
       <w:r>
         <w:br w:type="page"/>
@@ -6727,7 +6515,7 @@
           <w:szCs w:val="28"/>
         </w:rPr>
       </w:pPr>
-      <w:bookmarkStart w:id="51" w:name="_Toc240445260"/>
+      <w:bookmarkStart w:id="32" w:name="_Toc240445260"/>
       <w:r>
         <w:rPr>
           <w:rFonts w:ascii="Times New Roman" w:hAnsi="Times New Roman" w:cs="Times New Roman"/>
@@ -6740,7 +6528,7 @@
         <w:lastRenderedPageBreak/>
         <w:t>7 ТРЕБОВАНИЯ К ДОКУМЕНТИРОВАНИЮ</w:t>
       </w:r>
-      <w:bookmarkEnd w:id="51"/>
+      <w:bookmarkEnd w:id="32"/>
     </w:p>
     <w:p>
       <w:pPr>
@@ -6780,7 +6568,7 @@
           <w:szCs w:val="28"/>
         </w:rPr>
       </w:pPr>
-      <w:bookmarkStart w:id="52" w:name="_Toc240445261"/>
+      <w:bookmarkStart w:id="33" w:name="_Toc240445261"/>
       <w:r>
         <w:rPr>
           <w:rFonts w:ascii="Times New Roman" w:hAnsi="Times New Roman" w:cs="Times New Roman"/>
@@ -6792,7 +6580,7 @@
         </w:rPr>
         <w:t>7.1 Перечень подлежащих разработке документов</w:t>
       </w:r>
-      <w:bookmarkEnd w:id="52"/>
+      <w:bookmarkEnd w:id="33"/>
     </w:p>
     <w:p>
       <w:pPr>
@@ -6832,7 +6620,7 @@
           <w:szCs w:val="28"/>
         </w:rPr>
       </w:pPr>
-      <w:bookmarkStart w:id="53" w:name="_Toc240445262"/>
+      <w:bookmarkStart w:id="34" w:name="_Toc240445262"/>
       <w:r>
         <w:rPr>
           <w:rFonts w:ascii="Times New Roman" w:hAnsi="Times New Roman" w:cs="Times New Roman"/>
@@ -6844,7 +6632,7 @@
         </w:rPr>
         <w:t>7.2 Вид представления и количество документов</w:t>
       </w:r>
-      <w:bookmarkEnd w:id="53"/>
+      <w:bookmarkEnd w:id="34"/>
     </w:p>
     <w:p>
       <w:pPr>
@@ -6924,7 +6712,7 @@
           <w:szCs w:val="28"/>
         </w:rPr>
       </w:pPr>
-      <w:bookmarkStart w:id="54" w:name="_Toc240445263"/>
+      <w:bookmarkStart w:id="35" w:name="_Toc240445263"/>
       <w:r>
         <w:rPr>
           <w:rFonts w:ascii="Times New Roman" w:hAnsi="Times New Roman" w:cs="Times New Roman"/>
@@ -6936,7 +6724,7 @@
         </w:rPr>
         <w:t>7.3 Требования по использованию ЕСКД и ЕСПД при разработке документов</w:t>
       </w:r>
-      <w:bookmarkEnd w:id="54"/>
+      <w:bookmarkEnd w:id="35"/>
     </w:p>
     <w:p>
       <w:pPr>
@@ -7115,7 +6903,7 @@
           <w:szCs w:val="28"/>
         </w:rPr>
       </w:pPr>
-      <w:bookmarkStart w:id="55" w:name="_Toc240445264"/>
+      <w:bookmarkStart w:id="36" w:name="_Toc240445264"/>
       <w:r>
         <w:rPr>
           <w:rFonts w:ascii="Times New Roman" w:hAnsi="Times New Roman" w:cs="Times New Roman"/>
@@ -7128,7 +6916,7 @@
         <w:lastRenderedPageBreak/>
         <w:t>8 ИСТОЧНИКИ РАЗРАБОТКИ</w:t>
       </w:r>
-      <w:bookmarkEnd w:id="55"/>
+      <w:bookmarkEnd w:id="36"/>
     </w:p>
     <w:p>
       <w:pPr>
@@ -7242,117 +7030,23 @@
 
 <file path=word/comments.xml><?xml version="1.0" encoding="utf-8"?>
 <w:comments xmlns:wpc="http://schemas.microsoft.com/office/word/2010/wordprocessingCanvas" xmlns:cx="http://schemas.microsoft.com/office/drawing/2014/chartex" xmlns:cx1="http://schemas.microsoft.com/office/drawing/2015/9/8/chartex" xmlns:cx2="http://schemas.microsoft.com/office/drawing/2015/10/21/chartex" xmlns:cx3="http://schemas.microsoft.com/office/drawing/2016/5/9/chartex" xmlns:cx4="http://schemas.microsoft.com/office/drawing/2016/5/10/chartex" xmlns:cx5="http://schemas.microsoft.com/office/drawing/2016/5/11/chartex" xmlns:cx6="http://schemas.microsoft.com/office/drawing/2016/5/12/chartex" xmlns:cx7="http://schemas.microsoft.com/office/drawing/2016/5/13/chartex" xmlns:cx8="http://schemas.microsoft.com/office/drawing/2016/5/14/chartex" xmlns:mc="http://schemas.openxmlformats.org/markup-compatibility/2006" xmlns:aink="http://schemas.microsoft.com/office/drawing/2016/ink" xmlns:am3d="http://schemas.microsoft.com/office/drawing/2017/model3d" xmlns:o="urn:schemas-microsoft-com:office:office" xmlns:oel="http://schemas.microsoft.com/office/2019/extlst" xmlns:r="http://schemas.openxmlformats.org/officeDocument/2006/relationships" xmlns:m="http://schemas.openxmlformats.org/officeDocument/2006/math" xmlns:v="urn:schemas-microsoft-com:vml" xmlns:wp14="http://schemas.microsoft.com/office/word/2010/wordprocessingDrawing" xmlns:wp="http://schemas.openxmlformats.org/drawingml/2006/wordprocessingDrawing" xmlns:w10="urn:schemas-microsoft-com:office:word" xmlns:w="http://schemas.openxmlformats.org/wordprocessingml/2006/main" xmlns:w14="http://schemas.microsoft.com/office/word/2010/wordml" xmlns:w15="http://schemas.microsoft.com/office/word/2012/wordml" xmlns:w16cex="http://schemas.microsoft.com/office/word/2018/wordml/cex" xmlns:w16cid="http://schemas.microsoft.com/office/word/2016/wordml/cid" xmlns:w16="http://schemas.microsoft.com/office/word/2018/wordml" xmlns:w16du="http://schemas.microsoft.com/office/word/2023/wordml/word16du" xmlns:w16sdtdh="http://schemas.microsoft.com/office/word/2020/wordml/sdtdatahash" xmlns:w16sdtfl="http://schemas.microsoft.com/office/word/2024/wordml/sdtformatlock" xmlns:w16se="http://schemas.microsoft.com/office/word/2015/wordml/symex" xmlns:wpg="http://schemas.microsoft.com/office/word/2010/wordprocessingGroup" xmlns:wpi="http://schemas.microsoft.com/office/word/2010/wordprocessingInk" xmlns:wne="http://schemas.microsoft.com/office/word/2006/wordml" xmlns:wps="http://schemas.microsoft.com/office/word/2010/wordprocessingShape" mc:Ignorable="w14 w15 w16se w16cid w16 w16cex w16sdtdh w16sdtfl w16du wp14">
-  <w:comment w:id="1" w:author="Kalentyev Alexey" w:date="2026-09-23T03:56:00Z" w:initials="KA">
-    <w:p>
-      <w:r>
+  <w:comment w:id="3" w:author="Kalentyev Alexey" w:date="2026-10-07T11:30:00Z" w:initials="KA">
+    <w:p>
+      <w:pPr>
+        <w:pStyle w:val="af0"/>
+      </w:pPr>
+      <w:r>
+        <w:rPr>
+          <w:rStyle w:val="af"/>
+        </w:rPr>
         <w:annotationRef/>
       </w:r>
       <w:r>
-        <w:t>Добавьте сквозную нумерацию страниц по центру нижнего поля. Титульный лист учитывается, но номер на нем не печатается.</w:t>
+        <w:t>Укажите наименование организации-заказчика и отдельно её представителя. ФИО преподавателя, должность и адрес можно сохранить.</w:t>
       </w:r>
     </w:p>
   </w:comment>
-  <w:comment w:id="2" w:author="Ануар" w:date="2026-10-06T19:31:00Z" w:initials="А">
-    <w:p>
-      <w:pPr>
-        <w:pStyle w:val="af0"/>
-      </w:pPr>
-      <w:r>
-        <w:rPr>
-          <w:rStyle w:val="af"/>
-        </w:rPr>
-        <w:annotationRef/>
-      </w:r>
-      <w:r>
-        <w:t>+</w:t>
-      </w:r>
-    </w:p>
-  </w:comment>
-  <w:comment w:id="6" w:author="Kalentyev Alexey" w:date="2026-09-23T03:56:00Z" w:initials="KA">
-    <w:p>
-      <w:r>
-        <w:annotationRef/>
-      </w:r>
-      <w:r>
-        <w:t>Исправьте название системы стандартов: ГОСТ 19.103-77 относится к ЕСПД, то есть к программной документации, а не к конструкторской.</w:t>
-      </w:r>
-    </w:p>
-  </w:comment>
-  <w:comment w:id="7" w:author="Ануар" w:date="2026-10-06T17:38:00Z" w:initials="А">
-    <w:p>
-      <w:pPr>
-        <w:pStyle w:val="af0"/>
-      </w:pPr>
-      <w:r>
-        <w:rPr>
-          <w:rStyle w:val="af"/>
-        </w:rPr>
-        <w:annotationRef/>
-      </w:r>
-      <w:r>
-        <w:t>+</w:t>
-      </w:r>
-    </w:p>
-  </w:comment>
-  <w:comment w:id="11" w:author="Kalentyev Alexey" w:date="2026-09-16T11:30:00Z" w:initials="KA">
-    <w:p>
-      <w:pPr>
-        <w:pStyle w:val="af0"/>
-      </w:pPr>
-      <w:r>
-        <w:rPr>
-          <w:rStyle w:val="af"/>
-        </w:rPr>
-        <w:annotationRef/>
-      </w:r>
-      <w:r>
-        <w:t>крОнштейно</w:t>
-      </w:r>
-    </w:p>
-  </w:comment>
-  <w:comment w:id="12" w:author="Ануар" w:date="2026-10-06T19:31:00Z" w:initials="А">
-    <w:p>
-      <w:pPr>
-        <w:pStyle w:val="af0"/>
-      </w:pPr>
-      <w:r>
-        <w:rPr>
-          <w:rStyle w:val="af"/>
-        </w:rPr>
-        <w:annotationRef/>
-      </w:r>
-      <w:r>
-        <w:t>+</w:t>
-      </w:r>
-    </w:p>
-  </w:comment>
-  <w:comment w:id="16" w:author="Kalentyev Alexey" w:date="2026-09-23T03:56:00Z" w:initials="KA">
-    <w:p>
-      <w:r>
-        <w:annotationRef/>
-      </w:r>
-      <w:r>
-        <w:t>Приведите заголовки пунктов 3.1.1–3.1.12 и 3.3.1–3.3.7 к единому оформлению: полужирное начертание и расположение по центру.</w:t>
-      </w:r>
-    </w:p>
-  </w:comment>
-  <w:comment w:id="17" w:author="Ануар" w:date="2026-10-07T01:16:00Z" w:initials="А">
-    <w:p>
-      <w:pPr>
-        <w:pStyle w:val="af0"/>
-      </w:pPr>
-      <w:r>
-        <w:rPr>
-          <w:rStyle w:val="af"/>
-        </w:rPr>
-        <w:annotationRef/>
-      </w:r>
-      <w:r>
-        <w:t>+</w:t>
-      </w:r>
-    </w:p>
-  </w:comment>
-  <w:comment w:id="20" w:author="Kalentyev Alexey" w:date="2026-09-23T03:56:00Z" w:initials="KA">
+  <w:comment w:id="11" w:author="Kalentyev Alexey" w:date="2026-09-23T03:56:00Z" w:initials="KA">
     <w:p>
       <w:r>
         <w:annotationRef/>
@@ -7366,7 +7060,7 @@
       </w:r>
     </w:p>
   </w:comment>
-  <w:comment w:id="21" w:author="Ануар" w:date="2026-10-06T10:39:00Z" w:initials="А">
+  <w:comment w:id="12" w:author="Ануар" w:date="2026-10-06T10:39:00Z" w:initials="А">
     <w:p>
       <w:pPr>
         <w:pStyle w:val="af0"/>
@@ -7382,21 +7076,59 @@
       </w:r>
     </w:p>
   </w:comment>
-  <w:comment w:id="18" w:author="Kalentyev Alexey" w:date="2026-09-23T03:56:00Z" w:initials="KA">
-    <w:p>
-      <w:r>
+  <w:comment w:id="13" w:author="Kalentyev Alexey" w:date="2026-10-07T11:34:00Z" w:initials="KA">
+    <w:p>
+      <w:pPr>
+        <w:pStyle w:val="af0"/>
+      </w:pPr>
+      <w:r>
+        <w:rPr>
+          <w:rStyle w:val="af"/>
+        </w:rPr>
         <w:annotationRef/>
       </w:r>
       <w:r>
-        <w:t>Укажите толщину кронштейна S, диаметр крепежных отверстий d1 и положения их центров — как константы, вычисляемые или вводимые параметры. Согласуйте обозначения с рисунком 2.1.</w:t>
-      </w:r>
-      <w:r>
-        <w:br/>
-        <w:t>На свежем рисунке S и d1 показаны, но в перечне параметров и тексте их значения и правила расположения отверстий не заданы.</w:t>
+        <w:t>На странице 6 добавлены положительные диапазоны l1=70–90 мм и b1=60–80 мм, сохранены ограничения l1≤L−20 и b1≤B−40 и сообщения об ошибках. Однако не описано изменение допустимых диапазонов в обе стороны и отклонение неверного сочетания при изменении L или B. Следует явно задать l1</w:t>
+      </w:r>
+      <w:r>
+        <w:rPr>
+          <w:lang/>
+        </w:rPr>
+        <w:t>∈</w:t>
+      </w:r>
+      <w:r>
+        <w:t>[70,min(90,L−20)], L</w:t>
+      </w:r>
+      <w:r>
+        <w:rPr>
+          <w:lang/>
+        </w:rPr>
+        <w:t>∈</w:t>
+      </w:r>
+      <w:r>
+        <w:t>[max(90,l1+20),110], b1</w:t>
+      </w:r>
+      <w:r>
+        <w:rPr>
+          <w:lang/>
+        </w:rPr>
+        <w:t>∈</w:t>
+      </w:r>
+      <w:r>
+        <w:t>[60,min(80,B−40)], B</w:t>
+      </w:r>
+      <w:r>
+        <w:rPr>
+          <w:lang/>
+        </w:rPr>
+        <w:t>∈</w:t>
+      </w:r>
+      <w:r>
+        <w:t>[max(100,b1+40),120] и проверку при изменении любого связанного параметра без автоматической подмены введённых значений.</w:t>
       </w:r>
     </w:p>
   </w:comment>
-  <w:comment w:id="19" w:author="Ануар" w:date="2026-10-06T19:30:00Z" w:initials="А">
+  <w:comment w:id="14" w:author="Kalentyev Alexey" w:date="2026-10-07T11:30:00Z" w:initials="KA">
     <w:p>
       <w:pPr>
         <w:pStyle w:val="af0"/>
@@ -7408,11 +7140,11 @@
         <w:annotationRef/>
       </w:r>
       <w:r>
-        <w:t>+</w:t>
+        <w:t>Отделите числа от обозначений единиц неразрывным пробелом: «90 – 110 мм», «6 мм», «4 мм» и аналогично в остальных размерах. В п. 3.3.5 замените «24гб» на «24 ГБ».</w:t>
       </w:r>
     </w:p>
   </w:comment>
-  <w:comment w:id="22" w:author="Kalentyev Alexey" w:date="2026-09-16T11:31:00Z" w:initials="KA">
+  <w:comment w:id="15" w:author="Kalentyev Alexey" w:date="2026-10-07T11:31:00Z" w:initials="KA">
     <w:p>
       <w:pPr>
         <w:pStyle w:val="af0"/>
@@ -7424,11 +7156,11 @@
         <w:annotationRef/>
       </w:r>
       <w:r>
-        <w:t>Знаки препинания</w:t>
+        <w:t>Удалите отдельную строку с дефисом после параметра b2 и завершите перечень констант точкой.</w:t>
       </w:r>
     </w:p>
   </w:comment>
-  <w:comment w:id="23" w:author="Ануар" w:date="2026-10-06T19:55:00Z" w:initials="А">
+  <w:comment w:id="16" w:author="Kalentyev Alexey" w:date="2026-10-07T11:31:00Z" w:initials="KA">
     <w:p>
       <w:pPr>
         <w:pStyle w:val="af0"/>
@@ -7440,21 +7172,27 @@
         <w:annotationRef/>
       </w:r>
       <w:r>
-        <w:t>+</w:t>
+        <w:t>Отделите заголовки пунктов от предшествующего и последующего текста пустой строкой. Проверьте пп. 3.1.1–3.1.12, 3.2.1 и 3.3.1–3.3.7.</w:t>
       </w:r>
     </w:p>
   </w:comment>
-  <w:comment w:id="24" w:author="Kalentyev Alexey" w:date="2026-09-23T03:56:00Z" w:initials="KA">
-    <w:p>
-      <w:r>
+  <w:comment w:id="17" w:author="Kalentyev Alexey" w:date="2026-10-07T11:32:00Z" w:initials="KA">
+    <w:p>
+      <w:pPr>
+        <w:pStyle w:val="af0"/>
+      </w:pPr>
+      <w:r>
+        <w:rPr>
+          <w:rStyle w:val="af"/>
+        </w:rPr>
         <w:annotationRef/>
       </w:r>
       <w:r>
-        <w:t>Перенесите 3.1.2 вместе с последующим абзацем; аналогично проверьте 3.1.7 на странице 7. Заголовки остаются внизу листа, текст начинается на следующем.</w:t>
+        <w:t>Завершите формулировку: перечислите дополнительные требования к безопасности либо явно укажите, что они не предъявляются.</w:t>
       </w:r>
     </w:p>
   </w:comment>
-  <w:comment w:id="25" w:author="Ануар" w:date="2026-10-06T10:46:00Z" w:initials="А">
+  <w:comment w:id="19" w:author="Kalentyev Alexey" w:date="2026-10-07T11:32:00Z" w:initials="KA">
     <w:p>
       <w:pPr>
         <w:pStyle w:val="af0"/>
@@ -7466,11 +7204,11 @@
         <w:annotationRef/>
       </w:r>
       <w:r>
-        <w:t>+</w:t>
+        <w:t>Перенесите заголовок 3.2 на страницу с заголовком 3.2.1 и началом текста. Настройте сохранение всей последовательности заголовков с последующим абзацем.</w:t>
       </w:r>
     </w:p>
   </w:comment>
-  <w:comment w:id="26" w:author="Kalentyev Alexey" w:date="2026-09-16T11:31:00Z" w:initials="KA">
+  <w:comment w:id="23" w:author="Kalentyev Alexey" w:date="2026-10-07T11:33:00Z" w:initials="KA">
     <w:p>
       <w:pPr>
         <w:pStyle w:val="af0"/>
@@ -7482,11 +7220,11 @@
         <w:annotationRef/>
       </w:r>
       <w:r>
-        <w:t>?</w:t>
+        <w:t>Установите в ячейках таблицы одинарный межстрочный интервал. Увеличьте ширину первой графы, чтобы слово «Этап» не разрывалось. В подписи сохраните название плагина «Кронштейн для гитары» без изменения падежа внутри кавычек.</w:t>
       </w:r>
     </w:p>
   </w:comment>
-  <w:comment w:id="27" w:author="Ануар" w:date="2026-09-23T11:24:00Z" w:initials="А">
+  <w:comment w:id="24" w:author="Kalentyev Alexey" w:date="2026-10-07T11:33:00Z" w:initials="KA">
     <w:p>
       <w:pPr>
         <w:pStyle w:val="af0"/>
@@ -7498,179 +7236,7 @@
         <w:annotationRef/>
       </w:r>
       <w:r>
-        <w:t>+</w:t>
-      </w:r>
-    </w:p>
-  </w:comment>
-  <w:comment w:id="30" w:author="Kalentyev Alexey" w:date="2026-09-23T03:56:00Z" w:initials="KA">
-    <w:p>
-      <w:r>
-        <w:annotationRef/>
-      </w:r>
-      <w:r>
-        <w:t>Уточните точное обозначение целевой версии КОМПАС-3D и используемого API. Формулировка «версии 2026» не позволяет однозначно выбрать среду разработки и приемки.</w:t>
-      </w:r>
-    </w:p>
-  </w:comment>
-  <w:comment w:id="31" w:author="Ануар" w:date="2026-10-06T19:49:00Z" w:initials="А">
-    <w:p>
-      <w:pPr>
-        <w:pStyle w:val="af0"/>
-      </w:pPr>
-      <w:r>
-        <w:rPr>
-          <w:rStyle w:val="af"/>
-        </w:rPr>
-        <w:annotationRef/>
-      </w:r>
-      <w:r>
-        <w:t>+</w:t>
-      </w:r>
-    </w:p>
-  </w:comment>
-  <w:comment w:id="32" w:author="Kalentyev Alexey" w:date="2026-09-16T11:32:00Z" w:initials="KA">
-    <w:p>
-      <w:pPr>
-        <w:pStyle w:val="af0"/>
-      </w:pPr>
-      <w:r>
-        <w:rPr>
-          <w:rStyle w:val="af"/>
-        </w:rPr>
-        <w:annotationRef/>
-      </w:r>
-      <w:r>
-        <w:t>Маркерный список</w:t>
-      </w:r>
-    </w:p>
-  </w:comment>
-  <w:comment w:id="33" w:author="Ануар" w:date="2026-09-23T11:24:00Z" w:initials="А">
-    <w:p>
-      <w:pPr>
-        <w:pStyle w:val="af0"/>
-      </w:pPr>
-      <w:r>
-        <w:rPr>
-          <w:rStyle w:val="af"/>
-        </w:rPr>
-        <w:annotationRef/>
-      </w:r>
-      <w:r>
-        <w:t>+</w:t>
-      </w:r>
-    </w:p>
-  </w:comment>
-  <w:comment w:id="36" w:author="Kalentyev Alexey" w:date="2026-09-23T03:56:00Z" w:initials="KA">
-    <w:p>
-      <w:r>
-        <w:annotationRef/>
-      </w:r>
-      <w:r>
-        <w:t>В ячейке срока четвертого этапа оставьте дату завершения работ; удалите случайно вставленное «Модульные тесты».</w:t>
-      </w:r>
-    </w:p>
-  </w:comment>
-  <w:comment w:id="37" w:author="Ануар" w:date="2026-09-23T11:25:00Z" w:initials="А">
-    <w:p>
-      <w:pPr>
-        <w:pStyle w:val="af0"/>
-      </w:pPr>
-      <w:r>
-        <w:rPr>
-          <w:rStyle w:val="af"/>
-        </w:rPr>
-        <w:annotationRef/>
-      </w:r>
-      <w:r>
-        <w:t>+</w:t>
-      </w:r>
-    </w:p>
-  </w:comment>
-  <w:comment w:id="41" w:author="Kalentyev Alexey" w:date="2026-09-23T03:56:00Z" w:initials="KA">
-    <w:p>
-      <w:r>
-        <w:annotationRef/>
-      </w:r>
-      <w:r>
-        <w:t>Укажите конкретные конструктивные требования из выбранного стандарта или другого исходного документа, которые используются для кронштейна: размеры, минимальные толщины и условия размещения отверстий. Обоснуйте применимость ГОСТ 16371-2014 к выбранной детали.</w:t>
-      </w:r>
-      <w:r>
-        <w:br/>
-        <w:t>В ТЗ приведено название стандарта на мебель, но не показано, откуда взяты 20 мм задней зоны и 20 мм боковых стенок и как стандарт ограничивает модель. Само название стандарта не доказывает его неприменимость; требуется связь с конструкцией.</w:t>
-      </w:r>
-    </w:p>
-  </w:comment>
-  <w:comment w:id="42" w:author="Ануар" w:date="2026-10-07T01:37:00Z" w:initials="А">
-    <w:p>
-      <w:pPr>
-        <w:pStyle w:val="af0"/>
-      </w:pPr>
-      <w:r>
-        <w:rPr>
-          <w:rStyle w:val="af"/>
-        </w:rPr>
-        <w:annotationRef/>
-      </w:r>
-      <w:r>
-        <w:t>Я думаю его убрать</w:t>
-      </w:r>
-    </w:p>
-  </w:comment>
-  <w:comment w:id="43" w:author="Ануар" w:date="2026-10-07T01:37:00Z" w:initials="А">
-    <w:p>
-      <w:pPr>
-        <w:pStyle w:val="af0"/>
-      </w:pPr>
-      <w:r>
-        <w:rPr>
-          <w:rStyle w:val="af"/>
-        </w:rPr>
-        <w:annotationRef/>
-      </w:r>
-    </w:p>
-  </w:comment>
-  <w:comment w:id="44" w:author="Ануар" w:date="2026-10-07T09:19:00Z" w:initials="А">
-    <w:p>
-      <w:pPr>
-        <w:pStyle w:val="af0"/>
-      </w:pPr>
-      <w:r>
-        <w:rPr>
-          <w:rStyle w:val="af"/>
-        </w:rPr>
-        <w:annotationRef/>
-      </w:r>
-    </w:p>
-  </w:comment>
-  <w:comment w:id="49" w:author="Kalentyev Alexey" w:date="2026-09-16T11:33:00Z" w:initials="KA">
-    <w:p>
-      <w:pPr>
-        <w:pStyle w:val="af0"/>
-      </w:pPr>
-      <w:r>
-        <w:rPr>
-          <w:rStyle w:val="af"/>
-        </w:rPr>
-        <w:annotationRef/>
-      </w:r>
-      <w:r>
-        <w:t>Висячая строка</w:t>
-      </w:r>
-    </w:p>
-  </w:comment>
-  <w:comment w:id="50" w:author="Ануар" w:date="2026-09-23T11:25:00Z" w:initials="А">
-    <w:p>
-      <w:pPr>
-        <w:pStyle w:val="af0"/>
-      </w:pPr>
-      <w:r>
-        <w:rPr>
-          <w:rStyle w:val="af"/>
-        </w:rPr>
-        <w:annotationRef/>
-      </w:r>
-      <w:r>
-        <w:t>+</w:t>
+        <w:t>Удалите строку «Томск 2026» после таблицы 4.1.</w:t>
       </w:r>
     </w:p>
   </w:comment>
@@ -7679,106 +7245,49 @@
 
 <file path=word/commentsExtended.xml><?xml version="1.0" encoding="utf-8"?>
 <w15:commentsEx xmlns:wpc="http://schemas.microsoft.com/office/word/2010/wordprocessingCanvas" xmlns:cx="http://schemas.microsoft.com/office/drawing/2014/chartex" xmlns:cx1="http://schemas.microsoft.com/office/drawing/2015/9/8/chartex" xmlns:cx2="http://schemas.microsoft.com/office/drawing/2015/10/21/chartex" xmlns:cx3="http://schemas.microsoft.com/office/drawing/2016/5/9/chartex" xmlns:cx4="http://schemas.microsoft.com/office/drawing/2016/5/10/chartex" xmlns:cx5="http://schemas.microsoft.com/office/drawing/2016/5/11/chartex" xmlns:cx6="http://schemas.microsoft.com/office/drawing/2016/5/12/chartex" xmlns:cx7="http://schemas.microsoft.com/office/drawing/2016/5/13/chartex" xmlns:cx8="http://schemas.microsoft.com/office/drawing/2016/5/14/chartex" xmlns:mc="http://schemas.openxmlformats.org/markup-compatibility/2006" xmlns:aink="http://schemas.microsoft.com/office/drawing/2016/ink" xmlns:am3d="http://schemas.microsoft.com/office/drawing/2017/model3d" xmlns:o="urn:schemas-microsoft-com:office:office" xmlns:oel="http://schemas.microsoft.com/office/2019/extlst" xmlns:r="http://schemas.openxmlformats.org/officeDocument/2006/relationships" xmlns:m="http://schemas.openxmlformats.org/officeDocument/2006/math" xmlns:v="urn:schemas-microsoft-com:vml" xmlns:wp14="http://schemas.microsoft.com/office/word/2010/wordprocessingDrawing" xmlns:wp="http://schemas.openxmlformats.org/drawingml/2006/wordprocessingDrawing" xmlns:w10="urn:schemas-microsoft-com:office:word" xmlns:w="http://schemas.openxmlformats.org/wordprocessingml/2006/main" xmlns:w14="http://schemas.microsoft.com/office/word/2010/wordml" xmlns:w15="http://schemas.microsoft.com/office/word/2012/wordml" xmlns:w16cex="http://schemas.microsoft.com/office/word/2018/wordml/cex" xmlns:w16cid="http://schemas.microsoft.com/office/word/2016/wordml/cid" xmlns:w16="http://schemas.microsoft.com/office/word/2018/wordml" xmlns:w16du="http://schemas.microsoft.com/office/word/2023/wordml/word16du" xmlns:w16sdtdh="http://schemas.microsoft.com/office/word/2020/wordml/sdtdatahash" xmlns:w16sdtfl="http://schemas.microsoft.com/office/word/2024/wordml/sdtformatlock" xmlns:w16se="http://schemas.microsoft.com/office/word/2015/wordml/symex" xmlns:wpg="http://schemas.microsoft.com/office/word/2010/wordprocessingGroup" xmlns:wpi="http://schemas.microsoft.com/office/word/2010/wordprocessingInk" xmlns:wne="http://schemas.microsoft.com/office/word/2006/wordml" xmlns:wps="http://schemas.microsoft.com/office/word/2010/wordprocessingShape" mc:Ignorable="w14 w15 w16se w16cid w16 w16cex w16sdtdh w16sdtfl w16du wp14">
-  <w15:commentEx w15:paraId="113A252C" w15:done="0"/>
-  <w15:commentEx w15:paraId="24D9C8E0" w15:paraIdParent="113A252C" w15:done="0"/>
-  <w15:commentEx w15:paraId="5FA3C9DF" w15:done="0"/>
-  <w15:commentEx w15:paraId="5E4A5FF9" w15:paraIdParent="5FA3C9DF" w15:done="0"/>
-  <w15:commentEx w15:paraId="4829CDE7" w15:done="0"/>
-  <w15:commentEx w15:paraId="6B0669AE" w15:paraIdParent="4829CDE7" w15:done="0"/>
-  <w15:commentEx w15:paraId="5B657533" w15:done="0"/>
-  <w15:commentEx w15:paraId="77FEB8E2" w15:paraIdParent="5B657533" w15:done="0"/>
+  <w15:commentEx w15:paraId="660C3008" w15:done="0"/>
   <w15:commentEx w15:paraId="14C97614" w15:done="0"/>
   <w15:commentEx w15:paraId="1B4BF29D" w15:paraIdParent="14C97614" w15:done="0"/>
-  <w15:commentEx w15:paraId="662FE4DC" w15:done="0"/>
-  <w15:commentEx w15:paraId="10F27876" w15:paraIdParent="662FE4DC" w15:done="0"/>
-  <w15:commentEx w15:paraId="44012A95" w15:done="0"/>
-  <w15:commentEx w15:paraId="2FD9065C" w15:paraIdParent="44012A95" w15:done="0"/>
-  <w15:commentEx w15:paraId="30BC8ABD" w15:done="0"/>
-  <w15:commentEx w15:paraId="23703479" w15:paraIdParent="30BC8ABD" w15:done="0"/>
-  <w15:commentEx w15:paraId="24161A6B" w15:done="0"/>
-  <w15:commentEx w15:paraId="2A7A656D" w15:paraIdParent="24161A6B" w15:done="0"/>
-  <w15:commentEx w15:paraId="6077CF3B" w15:done="0"/>
-  <w15:commentEx w15:paraId="70FB7EB6" w15:paraIdParent="6077CF3B" w15:done="0"/>
-  <w15:commentEx w15:paraId="415BB62A" w15:done="0"/>
-  <w15:commentEx w15:paraId="453CB89B" w15:paraIdParent="415BB62A" w15:done="0"/>
-  <w15:commentEx w15:paraId="41E7A9B4" w15:done="0"/>
-  <w15:commentEx w15:paraId="4D2789DD" w15:paraIdParent="41E7A9B4" w15:done="0"/>
-  <w15:commentEx w15:paraId="63FCCC02" w15:done="0"/>
-  <w15:commentEx w15:paraId="2B880F95" w15:paraIdParent="63FCCC02" w15:done="0"/>
-  <w15:commentEx w15:paraId="79726BAE" w15:paraIdParent="63FCCC02" w15:done="0"/>
-  <w15:commentEx w15:paraId="7E97C75E" w15:paraIdParent="63FCCC02" w15:done="0"/>
-  <w15:commentEx w15:paraId="51E741EB" w15:done="0"/>
-  <w15:commentEx w15:paraId="73116B38" w15:paraIdParent="51E741EB" w15:done="0"/>
+  <w15:commentEx w15:paraId="0B5ABF10" w15:paraIdParent="14C97614" w15:done="0"/>
+  <w15:commentEx w15:paraId="1B142231" w15:done="0"/>
+  <w15:commentEx w15:paraId="31A6ACBE" w15:done="0"/>
+  <w15:commentEx w15:paraId="3A1980E9" w15:done="0"/>
+  <w15:commentEx w15:paraId="36D0C529" w15:done="0"/>
+  <w15:commentEx w15:paraId="2BD1A544" w15:done="0"/>
+  <w15:commentEx w15:paraId="6308056F" w15:done="0"/>
+  <w15:commentEx w15:paraId="53DE196E" w15:done="0"/>
 </w15:commentsEx>
 </file>
 
 <file path=word/commentsExtensible.xml><?xml version="1.0" encoding="utf-8"?>
 <w16cex:commentsExtensible xmlns:wpc="http://schemas.microsoft.com/office/word/2010/wordprocessingCanvas" xmlns:cx="http://schemas.microsoft.com/office/drawing/2014/chartex" xmlns:cx1="http://schemas.microsoft.com/office/drawing/2015/9/8/chartex" xmlns:cx2="http://schemas.microsoft.com/office/drawing/2015/10/21/chartex" xmlns:cx3="http://schemas.microsoft.com/office/drawing/2016/5/9/chartex" xmlns:cx4="http://schemas.microsoft.com/office/drawing/2016/5/10/chartex" xmlns:cx5="http://schemas.microsoft.com/office/drawing/2016/5/11/chartex" xmlns:cx6="http://schemas.microsoft.com/office/drawing/2016/5/12/chartex" xmlns:cx7="http://schemas.microsoft.com/office/drawing/2016/5/13/chartex" xmlns:cx8="http://schemas.microsoft.com/office/drawing/2016/5/14/chartex" xmlns:cr="http://schemas.microsoft.com/office/comments/2020/reactions" xmlns:mc="http://schemas.openxmlformats.org/markup-compatibility/2006" xmlns:aink="http://schemas.microsoft.com/office/drawing/2016/ink" xmlns:am3d="http://schemas.microsoft.com/office/drawing/2017/model3d" xmlns:o="urn:schemas-microsoft-com:office:office" xmlns:oel="http://schemas.microsoft.com/office/2019/extlst" xmlns:r="http://schemas.openxmlformats.org/officeDocument/2006/relationships" xmlns:m="http://schemas.openxmlformats.org/officeDocument/2006/math" xmlns:v="urn:schemas-microsoft-com:vml" xmlns:wp14="http://schemas.microsoft.com/office/word/2010/wordprocessingDrawing" xmlns:wp="http://schemas.openxmlformats.org/drawingml/2006/wordprocessingDrawing" xmlns:w10="urn:schemas-microsoft-com:office:word" xmlns:w="http://schemas.openxmlformats.org/wordprocessingml/2006/main" xmlns:w14="http://schemas.microsoft.com/office/word/2010/wordml" xmlns:w15="http://schemas.microsoft.com/office/word/2012/wordml" xmlns:w16cex="http://schemas.microsoft.com/office/word/2018/wordml/cex" xmlns:w16cid="http://schemas.microsoft.com/office/word/2016/wordml/cid" xmlns:w16="http://schemas.microsoft.com/office/word/2018/wordml" xmlns:w16du="http://schemas.microsoft.com/office/word/2023/wordml/word16du" xmlns:w16sdtdh="http://schemas.microsoft.com/office/word/2020/wordml/sdtdatahash" xmlns:w16sdtfl="http://schemas.microsoft.com/office/word/2024/wordml/sdtformatlock" xmlns:w16se="http://schemas.microsoft.com/office/word/2015/wordml/symex" xmlns:wpg="http://schemas.microsoft.com/office/word/2010/wordprocessingGroup" xmlns:wpi="http://schemas.microsoft.com/office/word/2010/wordprocessingInk" xmlns:wne="http://schemas.microsoft.com/office/word/2006/wordml" xmlns:wps="http://schemas.microsoft.com/office/word/2010/wordprocessingShape" mc:Ignorable="w14 w15 w16se w16cid w16 w16cex w16sdtdh w16sdtfl cr w16du wp14">
-  <w16cex:commentExtensible w16cex:durableId="151B5100" w16cex:dateUtc="2026-09-23T03:56:00Z"/>
-  <w16cex:commentExtensible w16cex:durableId="46156C2D" w16cex:dateUtc="2026-10-06T12:31:00Z"/>
-  <w16cex:commentExtensible w16cex:durableId="268F1B40" w16cex:dateUtc="2026-09-23T03:56:00Z"/>
-  <w16cex:commentExtensible w16cex:durableId="6DB1E84A" w16cex:dateUtc="2026-10-06T10:38:00Z"/>
-  <w16cex:commentExtensible w16cex:durableId="4E4612D7" w16cex:dateUtc="2026-09-16T04:30:00Z"/>
-  <w16cex:commentExtensible w16cex:durableId="0342C3C9" w16cex:dateUtc="2026-10-06T12:31:00Z"/>
-  <w16cex:commentExtensible w16cex:durableId="00CA86E4" w16cex:dateUtc="2026-09-23T03:56:00Z"/>
-  <w16cex:commentExtensible w16cex:durableId="08D62AFA" w16cex:dateUtc="2026-10-06T18:16:00Z"/>
+  <w16cex:commentExtensible w16cex:durableId="5E21962B" w16cex:dateUtc="2026-10-07T04:30:00Z"/>
   <w16cex:commentExtensible w16cex:durableId="217F8712" w16cex:dateUtc="2026-09-23T03:56:00Z"/>
   <w16cex:commentExtensible w16cex:durableId="15FDE724" w16cex:dateUtc="2026-10-06T03:39:00Z"/>
-  <w16cex:commentExtensible w16cex:durableId="29B3131D" w16cex:dateUtc="2026-09-23T03:56:00Z"/>
-  <w16cex:commentExtensible w16cex:durableId="32C84E6F" w16cex:dateUtc="2026-10-06T12:30:00Z"/>
-  <w16cex:commentExtensible w16cex:durableId="68483B9E" w16cex:dateUtc="2026-09-16T04:31:00Z"/>
-  <w16cex:commentExtensible w16cex:durableId="416D1DB7" w16cex:dateUtc="2026-10-06T12:55:00Z"/>
-  <w16cex:commentExtensible w16cex:durableId="46EA216C" w16cex:dateUtc="2026-09-23T03:56:00Z"/>
-  <w16cex:commentExtensible w16cex:durableId="2E01B84D" w16cex:dateUtc="2026-10-06T03:46:00Z"/>
-  <w16cex:commentExtensible w16cex:durableId="7FB9675E" w16cex:dateUtc="2026-09-16T04:31:00Z"/>
-  <w16cex:commentExtensible w16cex:durableId="082AEB55" w16cex:dateUtc="2026-09-23T04:24:00Z"/>
-  <w16cex:commentExtensible w16cex:durableId="6D669E91" w16cex:dateUtc="2026-09-23T03:56:00Z"/>
-  <w16cex:commentExtensible w16cex:durableId="528FD0F1" w16cex:dateUtc="2026-10-06T12:49:00Z"/>
-  <w16cex:commentExtensible w16cex:durableId="2D387B39" w16cex:dateUtc="2026-09-16T04:32:00Z"/>
-  <w16cex:commentExtensible w16cex:durableId="75B66C36" w16cex:dateUtc="2026-09-23T04:24:00Z"/>
-  <w16cex:commentExtensible w16cex:durableId="751B1218" w16cex:dateUtc="2026-09-23T03:56:00Z"/>
-  <w16cex:commentExtensible w16cex:durableId="6037D2CE" w16cex:dateUtc="2026-09-23T04:25:00Z"/>
-  <w16cex:commentExtensible w16cex:durableId="227E8C9F" w16cex:dateUtc="2026-09-23T03:56:00Z"/>
-  <w16cex:commentExtensible w16cex:durableId="26DCB5BB" w16cex:dateUtc="2026-10-06T18:37:00Z"/>
-  <w16cex:commentExtensible w16cex:durableId="1C95B092" w16cex:dateUtc="2026-10-06T18:37:00Z"/>
-  <w16cex:commentExtensible w16cex:durableId="7CA6941C" w16cex:dateUtc="2026-10-07T02:19:00Z"/>
-  <w16cex:commentExtensible w16cex:durableId="4BE9DC1F" w16cex:dateUtc="2026-09-16T04:33:00Z"/>
-  <w16cex:commentExtensible w16cex:durableId="0D849F7B" w16cex:dateUtc="2026-09-23T04:25:00Z"/>
+  <w16cex:commentExtensible w16cex:durableId="2E608D3F" w16cex:dateUtc="2026-10-07T04:34:00Z"/>
+  <w16cex:commentExtensible w16cex:durableId="2E0D59E7" w16cex:dateUtc="2026-10-07T04:30:00Z"/>
+  <w16cex:commentExtensible w16cex:durableId="3F39003C" w16cex:dateUtc="2026-10-07T04:31:00Z"/>
+  <w16cex:commentExtensible w16cex:durableId="71CDDA25" w16cex:dateUtc="2026-10-07T04:31:00Z"/>
+  <w16cex:commentExtensible w16cex:durableId="252F1E42" w16cex:dateUtc="2026-10-07T04:32:00Z"/>
+  <w16cex:commentExtensible w16cex:durableId="4FDC037D" w16cex:dateUtc="2026-10-07T04:32:00Z"/>
+  <w16cex:commentExtensible w16cex:durableId="28559C3E" w16cex:dateUtc="2026-10-07T04:33:00Z"/>
+  <w16cex:commentExtensible w16cex:durableId="49587E2A" w16cex:dateUtc="2026-10-07T04:33:00Z"/>
 </w16cex:commentsExtensible>
 </file>
 
 <file path=word/commentsIds.xml><?xml version="1.0" encoding="utf-8"?>
 <w16cid:commentsIds xmlns:wpc="http://schemas.microsoft.com/office/word/2010/wordprocessingCanvas" xmlns:cx="http://schemas.microsoft.com/office/drawing/2014/chartex" xmlns:cx1="http://schemas.microsoft.com/office/drawing/2015/9/8/chartex" xmlns:cx2="http://schemas.microsoft.com/office/drawing/2015/10/21/chartex" xmlns:cx3="http://schemas.microsoft.com/office/drawing/2016/5/9/chartex" xmlns:cx4="http://schemas.microsoft.com/office/drawing/2016/5/10/chartex" xmlns:cx5="http://schemas.microsoft.com/office/drawing/2016/5/11/chartex" xmlns:cx6="http://schemas.microsoft.com/office/drawing/2016/5/12/chartex" xmlns:cx7="http://schemas.microsoft.com/office/drawing/2016/5/13/chartex" xmlns:cx8="http://schemas.microsoft.com/office/drawing/2016/5/14/chartex" xmlns:mc="http://schemas.openxmlformats.org/markup-compatibility/2006" xmlns:aink="http://schemas.microsoft.com/office/drawing/2016/ink" xmlns:am3d="http://schemas.microsoft.com/office/drawing/2017/model3d" xmlns:o="urn:schemas-microsoft-com:office:office" xmlns:oel="http://schemas.microsoft.com/office/2019/extlst" xmlns:r="http://schemas.openxmlformats.org/officeDocument/2006/relationships" xmlns:m="http://schemas.openxmlformats.org/officeDocument/2006/math" xmlns:v="urn:schemas-microsoft-com:vml" xmlns:wp14="http://schemas.microsoft.com/office/word/2010/wordprocessingDrawing" xmlns:wp="http://schemas.openxmlformats.org/drawingml/2006/wordprocessingDrawing" xmlns:w10="urn:schemas-microsoft-com:office:word" xmlns:w="http://schemas.openxmlformats.org/wordprocessingml/2006/main" xmlns:w14="http://schemas.microsoft.com/office/word/2010/wordml" xmlns:w15="http://schemas.microsoft.com/office/word/2012/wordml" xmlns:w16cex="http://schemas.microsoft.com/office/word/2018/wordml/cex" xmlns:w16cid="http://schemas.microsoft.com/office/word/2016/wordml/cid" xmlns:w16="http://schemas.microsoft.com/office/word/2018/wordml" xmlns:w16du="http://schemas.microsoft.com/office/word/2023/wordml/word16du" xmlns:w16sdtdh="http://schemas.microsoft.com/office/word/2020/wordml/sdtdatahash" xmlns:w16sdtfl="http://schemas.microsoft.com/office/word/2024/wordml/sdtformatlock" xmlns:w16se="http://schemas.microsoft.com/office/word/2015/wordml/symex" xmlns:wpg="http://schemas.microsoft.com/office/word/2010/wordprocessingGroup" xmlns:wpi="http://schemas.microsoft.com/office/word/2010/wordprocessingInk" xmlns:wne="http://schemas.microsoft.com/office/word/2006/wordml" xmlns:wps="http://schemas.microsoft.com/office/word/2010/wordprocessingShape" mc:Ignorable="w14 w15 w16se w16cid w16 w16cex w16sdtdh w16sdtfl w16du wp14">
-  <w16cid:commentId w16cid:paraId="113A252C" w16cid:durableId="151B5100"/>
-  <w16cid:commentId w16cid:paraId="24D9C8E0" w16cid:durableId="46156C2D"/>
-  <w16cid:commentId w16cid:paraId="5FA3C9DF" w16cid:durableId="268F1B40"/>
-  <w16cid:commentId w16cid:paraId="5E4A5FF9" w16cid:durableId="6DB1E84A"/>
-  <w16cid:commentId w16cid:paraId="4829CDE7" w16cid:durableId="4E4612D7"/>
-  <w16cid:commentId w16cid:paraId="6B0669AE" w16cid:durableId="0342C3C9"/>
-  <w16cid:commentId w16cid:paraId="5B657533" w16cid:durableId="00CA86E4"/>
-  <w16cid:commentId w16cid:paraId="77FEB8E2" w16cid:durableId="08D62AFA"/>
+  <w16cid:commentId w16cid:paraId="660C3008" w16cid:durableId="5E21962B"/>
   <w16cid:commentId w16cid:paraId="14C97614" w16cid:durableId="217F8712"/>
   <w16cid:commentId w16cid:paraId="1B4BF29D" w16cid:durableId="15FDE724"/>
-  <w16cid:commentId w16cid:paraId="662FE4DC" w16cid:durableId="29B3131D"/>
-  <w16cid:commentId w16cid:paraId="10F27876" w16cid:durableId="32C84E6F"/>
-  <w16cid:commentId w16cid:paraId="44012A95" w16cid:durableId="68483B9E"/>
-  <w16cid:commentId w16cid:paraId="2FD9065C" w16cid:durableId="416D1DB7"/>
-  <w16cid:commentId w16cid:paraId="30BC8ABD" w16cid:durableId="46EA216C"/>
-  <w16cid:commentId w16cid:paraId="23703479" w16cid:durableId="2E01B84D"/>
-  <w16cid:commentId w16cid:paraId="24161A6B" w16cid:durableId="7FB9675E"/>
-  <w16cid:commentId w16cid:paraId="2A7A656D" w16cid:durableId="082AEB55"/>
-  <w16cid:commentId w16cid:paraId="6077CF3B" w16cid:durableId="6D669E91"/>
-  <w16cid:commentId w16cid:paraId="70FB7EB6" w16cid:durableId="528FD0F1"/>
-  <w16cid:commentId w16cid:paraId="415BB62A" w16cid:durableId="2D387B39"/>
-  <w16cid:commentId w16cid:paraId="453CB89B" w16cid:durableId="75B66C36"/>
-  <w16cid:commentId w16cid:paraId="41E7A9B4" w16cid:durableId="751B1218"/>
-  <w16cid:commentId w16cid:paraId="4D2789DD" w16cid:durableId="6037D2CE"/>
-  <w16cid:commentId w16cid:paraId="63FCCC02" w16cid:durableId="227E8C9F"/>
-  <w16cid:commentId w16cid:paraId="2B880F95" w16cid:durableId="26DCB5BB"/>
-  <w16cid:commentId w16cid:paraId="79726BAE" w16cid:durableId="1C95B092"/>
-  <w16cid:commentId w16cid:paraId="7E97C75E" w16cid:durableId="7CA6941C"/>
-  <w16cid:commentId w16cid:paraId="51E741EB" w16cid:durableId="4BE9DC1F"/>
-  <w16cid:commentId w16cid:paraId="73116B38" w16cid:durableId="0D849F7B"/>
+  <w16cid:commentId w16cid:paraId="0B5ABF10" w16cid:durableId="2E608D3F"/>
+  <w16cid:commentId w16cid:paraId="1B142231" w16cid:durableId="2E0D59E7"/>
+  <w16cid:commentId w16cid:paraId="31A6ACBE" w16cid:durableId="3F39003C"/>
+  <w16cid:commentId w16cid:paraId="3A1980E9" w16cid:durableId="71CDDA25"/>
+  <w16cid:commentId w16cid:paraId="36D0C529" w16cid:durableId="252F1E42"/>
+  <w16cid:commentId w16cid:paraId="2BD1A544" w16cid:durableId="4FDC037D"/>
+  <w16cid:commentId w16cid:paraId="6308056F" w16cid:durableId="28559C3E"/>
+  <w16cid:commentId w16cid:paraId="53DE196E" w16cid:durableId="49587E2A"/>
 </w16cid:commentsIds>
 </file>
 
